--- a/docs/Carnet-Business-Case.docx
+++ b/docs/Carnet-Business-Case.docx
@@ -11862,6 +11862,336 @@
           <w:sz w:val="21"/>
         </w:rPr>
         <w:t>+1 514 553 4360</w:t>
+      </w:r>
+    </w:p>
+    <w:p>
+      <w:pPr>
+        <w:pStyle w:val="Heading1"/>
+      </w:pPr>
+      <w:r>
+        <w:rPr>
+          <w:color w:val="1A4D52"/>
+        </w:rPr>
+        <w:t>13  Build status</w:t>
+      </w:r>
+    </w:p>
+    <w:p>
+      <w:pPr>
+        <w:spacing w:after="160"/>
+      </w:pPr>
+      <w:r>
+        <w:rPr>
+          <w:i/>
+          <w:color w:val="535E60"/>
+          <w:sz w:val="21"/>
+        </w:rPr>
+        <w:t>Counted from the repository on 10 September 2026. This section is generated by infra/scripts/update-business-case.py and rewritten each time the product changes. Everything above it is written by hand.</w:t>
+      </w:r>
+    </w:p>
+    <w:tbl>
+      <w:tblPr>
+        <w:tblStyle w:val="LightGrid-Accent1"/>
+        <w:tblW w:type="auto" w:w="0"/>
+        <w:tblLook w:firstColumn="1" w:firstRow="1" w:lastColumn="0" w:lastRow="0" w:noHBand="0" w:noVBand="1" w:val="04A0"/>
+      </w:tblPr>
+      <w:tblGrid>
+        <w:gridCol w:w="4759"/>
+        <w:gridCol w:w="4759"/>
+      </w:tblGrid>
+      <w:tr>
+        <w:tc>
+          <w:tcPr>
+            <w:tcW w:type="dxa" w:w="4759"/>
+          </w:tcPr>
+          <w:p>
+            <w:r>
+              <w:t>Measure</w:t>
+            </w:r>
+          </w:p>
+        </w:tc>
+        <w:tc>
+          <w:tcPr>
+            <w:tcW w:type="dxa" w:w="4759"/>
+          </w:tcPr>
+          <w:p>
+            <w:r>
+              <w:t>Now</w:t>
+            </w:r>
+          </w:p>
+        </w:tc>
+      </w:tr>
+      <w:tr>
+        <w:tc>
+          <w:tcPr>
+            <w:tcW w:type="dxa" w:w="4759"/>
+          </w:tcPr>
+          <w:p>
+            <w:r>
+              <w:t>Pages in the application</w:t>
+            </w:r>
+          </w:p>
+        </w:tc>
+        <w:tc>
+          <w:tcPr>
+            <w:tcW w:type="dxa" w:w="4759"/>
+          </w:tcPr>
+          <w:p>
+            <w:pPr>
+              <w:jc w:val="right"/>
+            </w:pPr>
+            <w:r>
+              <w:t>49</w:t>
+            </w:r>
+          </w:p>
+        </w:tc>
+      </w:tr>
+      <w:tr>
+        <w:tc>
+          <w:tcPr>
+            <w:tcW w:type="dxa" w:w="4759"/>
+          </w:tcPr>
+          <w:p>
+            <w:r>
+              <w:t>Database tables</w:t>
+            </w:r>
+          </w:p>
+        </w:tc>
+        <w:tc>
+          <w:tcPr>
+            <w:tcW w:type="dxa" w:w="4759"/>
+          </w:tcPr>
+          <w:p>
+            <w:pPr>
+              <w:jc w:val="right"/>
+            </w:pPr>
+            <w:r>
+              <w:t>99</w:t>
+            </w:r>
+          </w:p>
+        </w:tc>
+      </w:tr>
+      <w:tr>
+        <w:tc>
+          <w:tcPr>
+            <w:tcW w:type="dxa" w:w="4759"/>
+          </w:tcPr>
+          <w:p>
+            <w:r>
+              <w:t>Domain tests</w:t>
+            </w:r>
+          </w:p>
+        </w:tc>
+        <w:tc>
+          <w:tcPr>
+            <w:tcW w:type="dxa" w:w="4759"/>
+          </w:tcPr>
+          <w:p>
+            <w:pPr>
+              <w:jc w:val="right"/>
+            </w:pPr>
+            <w:r>
+              <w:t>708</w:t>
+            </w:r>
+          </w:p>
+        </w:tc>
+      </w:tr>
+      <w:tr>
+        <w:tc>
+          <w:tcPr>
+            <w:tcW w:type="dxa" w:w="4759"/>
+          </w:tcPr>
+          <w:p>
+            <w:r>
+              <w:t>Database invariant probes</w:t>
+            </w:r>
+          </w:p>
+        </w:tc>
+        <w:tc>
+          <w:tcPr>
+            <w:tcW w:type="dxa" w:w="4759"/>
+          </w:tcPr>
+          <w:p>
+            <w:pPr>
+              <w:jc w:val="right"/>
+            </w:pPr>
+            <w:r>
+              <w:t>11</w:t>
+            </w:r>
+          </w:p>
+        </w:tc>
+      </w:tr>
+      <w:tr>
+        <w:tc>
+          <w:tcPr>
+            <w:tcW w:type="dxa" w:w="4759"/>
+          </w:tcPr>
+          <w:p>
+            <w:r>
+              <w:t>Functional requirements</w:t>
+            </w:r>
+          </w:p>
+        </w:tc>
+        <w:tc>
+          <w:tcPr>
+            <w:tcW w:type="dxa" w:w="4759"/>
+          </w:tcPr>
+          <w:p>
+            <w:pPr>
+              <w:jc w:val="right"/>
+            </w:pPr>
+            <w:r>
+              <w:t>247</w:t>
+            </w:r>
+          </w:p>
+        </w:tc>
+      </w:tr>
+      <w:tr>
+        <w:tc>
+          <w:tcPr>
+            <w:tcW w:type="dxa" w:w="4759"/>
+          </w:tcPr>
+          <w:p>
+            <w:r>
+              <w:t>Capabilities built</w:t>
+            </w:r>
+          </w:p>
+        </w:tc>
+        <w:tc>
+          <w:tcPr>
+            <w:tcW w:type="dxa" w:w="4759"/>
+          </w:tcPr>
+          <w:p>
+            <w:pPr>
+              <w:jc w:val="right"/>
+            </w:pPr>
+            <w:r>
+              <w:t>42 of 83</w:t>
+            </w:r>
+          </w:p>
+        </w:tc>
+      </w:tr>
+      <w:tr>
+        <w:tc>
+          <w:tcPr>
+            <w:tcW w:type="dxa" w:w="4759"/>
+          </w:tcPr>
+          <w:p>
+            <w:r>
+              <w:t>Capabilities partial</w:t>
+            </w:r>
+          </w:p>
+        </w:tc>
+        <w:tc>
+          <w:tcPr>
+            <w:tcW w:type="dxa" w:w="4759"/>
+          </w:tcPr>
+          <w:p>
+            <w:pPr>
+              <w:jc w:val="right"/>
+            </w:pPr>
+            <w:r>
+              <w:t>10</w:t>
+            </w:r>
+          </w:p>
+        </w:tc>
+      </w:tr>
+      <w:tr>
+        <w:tc>
+          <w:tcPr>
+            <w:tcW w:type="dxa" w:w="4759"/>
+          </w:tcPr>
+          <w:p>
+            <w:r>
+              <w:t>Capabilities not yet built</w:t>
+            </w:r>
+          </w:p>
+        </w:tc>
+        <w:tc>
+          <w:tcPr>
+            <w:tcW w:type="dxa" w:w="4759"/>
+          </w:tcPr>
+          <w:p>
+            <w:pPr>
+              <w:jc w:val="right"/>
+            </w:pPr>
+            <w:r>
+              <w:t>31</w:t>
+            </w:r>
+          </w:p>
+        </w:tc>
+      </w:tr>
+    </w:tbl>
+    <w:p/>
+    <w:p>
+      <w:pPr>
+        <w:pStyle w:val="Heading3"/>
+      </w:pPr>
+      <w:r>
+        <w:rPr>
+          <w:color w:val="1A4D52"/>
+        </w:rPr>
+        <w:t>What is complete</w:t>
+      </w:r>
+    </w:p>
+    <w:p>
+      <w:pPr>
+        <w:spacing w:after="160"/>
+      </w:pPr>
+      <w:r>
+        <w:rPr>
+          <w:i w:val="0"/>
+          <w:color w:val="535E60"/>
+          <w:sz w:val="21"/>
+        </w:rPr>
+        <w:t>Jobs and the diary, customers and vehicles, the tamper-evident passport, estimates approved line by line, invoicing and payments, inventory with weighted average cost, purchasing with three-way match, a double-entry ledger posting from the work itself, bank reconciliation and period close, people with dated pay rates and productivity, multiple sites with stock transfers, counter sales, expenses, the automation engine, CRM with per-channel consent, the customer portal, and outbound messaging.</w:t>
+      </w:r>
+    </w:p>
+    <w:p>
+      <w:pPr>
+        <w:pStyle w:val="Heading3"/>
+      </w:pPr>
+      <w:r>
+        <w:rPr>
+          <w:color w:val="1A4D52"/>
+        </w:rPr>
+        <w:t>What is deliberately absent</w:t>
+      </w:r>
+    </w:p>
+    <w:p>
+      <w:pPr>
+        <w:spacing w:after="160"/>
+      </w:pPr>
+      <w:r>
+        <w:rPr>
+          <w:i w:val="0"/>
+          <w:color w:val="535E60"/>
+          <w:sz w:val="21"/>
+        </w:rPr>
+        <w:t>Card payment waits on a payment provider. Payroll export waits on a named target format. Parts fitment waits on a data source, because guessing it puts wrong parts on cars. Suggesting a diagnosis from symptoms waits on a corpus that does not exist yet, and a confident wrong suggestion on a braking fault is not a small error. Each of these is absent rather than approximated, on the grounds that a feature nobody can trust is worse than one that is honestly missing.</w:t>
+      </w:r>
+    </w:p>
+    <w:p>
+      <w:pPr>
+        <w:pStyle w:val="Heading3"/>
+      </w:pPr>
+      <w:r>
+        <w:rPr>
+          <w:color w:val="1A4D52"/>
+        </w:rPr>
+        <w:t>What is scheduled</w:t>
+      </w:r>
+    </w:p>
+    <w:p>
+      <w:pPr>
+        <w:spacing w:after="160"/>
+      </w:pPr>
+      <w:r>
+        <w:rPr>
+          <w:i w:val="0"/>
+          <w:color w:val="535E60"/>
+          <w:sz w:val="21"/>
+        </w:rPr>
+        <w:t>Phases 7 to 12, ordered by what a workshop loses each day without them. The digital vehicle inspection is first: six tables already exist and no interface does, and an inspection is what turns a booked oil change into approved brake work. Then the calendar and the bay board, then warranty and fleet, then reviews and loyalty and the inbound inbox, then the remaining accounting gaps, and last the owner command centre.</w:t>
       </w:r>
     </w:p>
     <w:sectPr>

--- a/docs/Carnet-Business-Case.docx
+++ b/docs/Carnet-Business-Case.docx
@@ -11590,222 +11590,6 @@
         <w:t>SIGNATURES</w:t>
       </w:r>
     </w:p>
-    <w:tbl>
-      <w:tblPr>
-        <w:tblStyle w:val="TableGrid"/>
-        <w:tblW w:type="auto" w:w="0"/>
-        <w:jc w:val="left"/>
-        <w:tblLayout w:type="autofit"/>
-        <w:tblLook w:firstColumn="1" w:firstRow="1" w:lastColumn="0" w:lastRow="0" w:noHBand="0" w:noVBand="1" w:val="04A0"/>
-      </w:tblPr>
-      <w:tblGrid>
-        <w:gridCol w:w="2379"/>
-        <w:gridCol w:w="2379"/>
-        <w:gridCol w:w="2379"/>
-        <w:gridCol w:w="2379"/>
-      </w:tblGrid>
-      <w:tr>
-        <w:tc>
-          <w:tcPr>
-            <w:tcW w:type="dxa" w:w="1701"/>
-            <w:shd w:val="clear" w:fill="ECEFF0"/>
-          </w:tcPr>
-          <w:p>
-            <w:r/>
-            <w:r>
-              <w:rPr>
-                <w:rFonts w:ascii="Arial" w:hAnsi="Arial"/>
-                <w:b/>
-                <w:color w:val="0D3B3F"/>
-                <w:sz w:val="15"/>
-              </w:rPr>
-              <w:t>PARTY</w:t>
-            </w:r>
-          </w:p>
-        </w:tc>
-        <w:tc>
-          <w:tcPr>
-            <w:tcW w:type="dxa" w:w="2835"/>
-            <w:shd w:val="clear" w:fill="ECEFF0"/>
-          </w:tcPr>
-          <w:p>
-            <w:r/>
-            <w:r>
-              <w:rPr>
-                <w:rFonts w:ascii="Arial" w:hAnsi="Arial"/>
-                <w:b/>
-                <w:color w:val="0D3B3F"/>
-                <w:sz w:val="15"/>
-              </w:rPr>
-              <w:t>NAME</w:t>
-            </w:r>
-          </w:p>
-        </w:tc>
-        <w:tc>
-          <w:tcPr>
-            <w:tcW w:type="dxa" w:w="2835"/>
-            <w:shd w:val="clear" w:fill="ECEFF0"/>
-          </w:tcPr>
-          <w:p>
-            <w:r/>
-            <w:r>
-              <w:rPr>
-                <w:rFonts w:ascii="Arial" w:hAnsi="Arial"/>
-                <w:b/>
-                <w:color w:val="0D3B3F"/>
-                <w:sz w:val="15"/>
-              </w:rPr>
-              <w:t>SIGNATURE</w:t>
-            </w:r>
-          </w:p>
-        </w:tc>
-        <w:tc>
-          <w:tcPr>
-            <w:tcW w:type="dxa" w:w="1701"/>
-            <w:shd w:val="clear" w:fill="ECEFF0"/>
-          </w:tcPr>
-          <w:p>
-            <w:r/>
-            <w:r>
-              <w:rPr>
-                <w:rFonts w:ascii="Arial" w:hAnsi="Arial"/>
-                <w:b/>
-                <w:color w:val="0D3B3F"/>
-                <w:sz w:val="15"/>
-              </w:rPr>
-              <w:t>DATE</w:t>
-            </w:r>
-          </w:p>
-        </w:tc>
-      </w:tr>
-      <w:tr>
-        <w:tc>
-          <w:tcPr>
-            <w:tcW w:type="dxa" w:w="1701"/>
-          </w:tcPr>
-          <w:p>
-            <w:r/>
-            <w:r>
-              <w:rPr>
-                <w:rFonts w:ascii="Georgia" w:hAnsi="Georgia"/>
-                <w:color w:val="101718"/>
-                <w:sz w:val="18"/>
-              </w:rPr>
-              <w:t>Client</w:t>
-            </w:r>
-          </w:p>
-        </w:tc>
-        <w:tc>
-          <w:tcPr>
-            <w:tcW w:type="dxa" w:w="2835"/>
-          </w:tcPr>
-          <w:p>
-            <w:r/>
-            <w:r>
-              <w:rPr>
-                <w:rFonts w:ascii="Georgia" w:hAnsi="Georgia"/>
-                <w:color w:val="101718"/>
-                <w:sz w:val="18"/>
-              </w:rPr>
-            </w:r>
-          </w:p>
-        </w:tc>
-        <w:tc>
-          <w:tcPr>
-            <w:tcW w:type="dxa" w:w="2835"/>
-          </w:tcPr>
-          <w:p>
-            <w:r/>
-            <w:r>
-              <w:rPr>
-                <w:rFonts w:ascii="Georgia" w:hAnsi="Georgia"/>
-                <w:color w:val="101718"/>
-                <w:sz w:val="18"/>
-              </w:rPr>
-            </w:r>
-          </w:p>
-        </w:tc>
-        <w:tc>
-          <w:tcPr>
-            <w:tcW w:type="dxa" w:w="1701"/>
-          </w:tcPr>
-          <w:p>
-            <w:r/>
-            <w:r>
-              <w:rPr>
-                <w:rFonts w:ascii="Georgia" w:hAnsi="Georgia"/>
-                <w:color w:val="101718"/>
-                <w:sz w:val="18"/>
-              </w:rPr>
-            </w:r>
-          </w:p>
-        </w:tc>
-      </w:tr>
-      <w:tr>
-        <w:tc>
-          <w:tcPr>
-            <w:tcW w:type="dxa" w:w="1701"/>
-          </w:tcPr>
-          <w:p>
-            <w:r/>
-            <w:r>
-              <w:rPr>
-                <w:rFonts w:ascii="Georgia" w:hAnsi="Georgia"/>
-                <w:color w:val="101718"/>
-                <w:sz w:val="18"/>
-              </w:rPr>
-              <w:t>Supplier</w:t>
-            </w:r>
-          </w:p>
-        </w:tc>
-        <w:tc>
-          <w:tcPr>
-            <w:tcW w:type="dxa" w:w="2835"/>
-          </w:tcPr>
-          <w:p>
-            <w:r/>
-            <w:r>
-              <w:rPr>
-                <w:rFonts w:ascii="Georgia" w:hAnsi="Georgia"/>
-                <w:color w:val="101718"/>
-                <w:sz w:val="18"/>
-              </w:rPr>
-              <w:t>Amr Hefny</w:t>
-            </w:r>
-          </w:p>
-        </w:tc>
-        <w:tc>
-          <w:tcPr>
-            <w:tcW w:type="dxa" w:w="2835"/>
-          </w:tcPr>
-          <w:p>
-            <w:r/>
-            <w:r>
-              <w:rPr>
-                <w:rFonts w:ascii="Georgia" w:hAnsi="Georgia"/>
-                <w:color w:val="101718"/>
-                <w:sz w:val="18"/>
-              </w:rPr>
-            </w:r>
-          </w:p>
-        </w:tc>
-        <w:tc>
-          <w:tcPr>
-            <w:tcW w:type="dxa" w:w="1701"/>
-          </w:tcPr>
-          <w:p>
-            <w:r/>
-            <w:r>
-              <w:rPr>
-                <w:rFonts w:ascii="Georgia" w:hAnsi="Georgia"/>
-                <w:color w:val="101718"/>
-                <w:sz w:val="18"/>
-              </w:rPr>
-            </w:r>
-          </w:p>
-        </w:tc>
-      </w:tr>
-    </w:tbl>
     <w:p>
       <w:pPr>
         <w:spacing w:after="80"/>
@@ -11940,7 +11724,7 @@
               <w:jc w:val="right"/>
             </w:pPr>
             <w:r>
-              <w:t>49</w:t>
+              <w:t>55</w:t>
             </w:r>
           </w:p>
         </w:tc>
@@ -11990,7 +11774,7 @@
               <w:jc w:val="right"/>
             </w:pPr>
             <w:r>
-              <w:t>708</w:t>
+              <w:t>730</w:t>
             </w:r>
           </w:p>
         </w:tc>
@@ -12015,7 +11799,7 @@
               <w:jc w:val="right"/>
             </w:pPr>
             <w:r>
-              <w:t>11</w:t>
+              <w:t>13</w:t>
             </w:r>
           </w:p>
         </w:tc>
@@ -12065,7 +11849,7 @@
               <w:jc w:val="right"/>
             </w:pPr>
             <w:r>
-              <w:t>42 of 83</w:t>
+              <w:t>48 of 83</w:t>
             </w:r>
           </w:p>
         </w:tc>
@@ -12090,7 +11874,7 @@
               <w:jc w:val="right"/>
             </w:pPr>
             <w:r>
-              <w:t>10</w:t>
+              <w:t>8</w:t>
             </w:r>
           </w:p>
         </w:tc>
@@ -12115,7 +11899,7 @@
               <w:jc w:val="right"/>
             </w:pPr>
             <w:r>
-              <w:t>31</w:t>
+              <w:t>27</w:t>
             </w:r>
           </w:p>
         </w:tc>

--- a/docs/Carnet-Business-Case.docx
+++ b/docs/Carnet-Business-Case.docx
@@ -10901,276 +10901,6 @@
         <w:t>ASSUMPTIONS UNDER TEST</w:t>
       </w:r>
     </w:p>
-    <w:tbl>
-      <w:tblPr>
-        <w:tblStyle w:val="TableGrid"/>
-        <w:tblW w:type="auto" w:w="0"/>
-        <w:jc w:val="left"/>
-        <w:tblLayout w:type="autofit"/>
-        <w:tblLook w:firstColumn="1" w:firstRow="1" w:lastColumn="0" w:lastRow="0" w:noHBand="0" w:noVBand="1" w:val="04A0"/>
-      </w:tblPr>
-      <w:tblGrid>
-        <w:gridCol w:w="3173"/>
-        <w:gridCol w:w="3173"/>
-        <w:gridCol w:w="3173"/>
-      </w:tblGrid>
-      <w:tr>
-        <w:tc>
-          <w:tcPr>
-            <w:tcW w:type="dxa" w:w="3118"/>
-            <w:shd w:val="clear" w:fill="ECEFF0"/>
-          </w:tcPr>
-          <w:p>
-            <w:r/>
-            <w:r>
-              <w:rPr>
-                <w:rFonts w:ascii="Arial" w:hAnsi="Arial"/>
-                <w:b/>
-                <w:color w:val="0D3B3F"/>
-                <w:sz w:val="15"/>
-              </w:rPr>
-              <w:t>ASSUMPTION</w:t>
-            </w:r>
-          </w:p>
-        </w:tc>
-        <w:tc>
-          <w:tcPr>
-            <w:tcW w:type="dxa" w:w="3402"/>
-            <w:shd w:val="clear" w:fill="ECEFF0"/>
-          </w:tcPr>
-          <w:p>
-            <w:r/>
-            <w:r>
-              <w:rPr>
-                <w:rFonts w:ascii="Arial" w:hAnsi="Arial"/>
-                <w:b/>
-                <w:color w:val="0D3B3F"/>
-                <w:sz w:val="15"/>
-              </w:rPr>
-              <w:t>IF FALSE</w:t>
-            </w:r>
-          </w:p>
-        </w:tc>
-        <w:tc>
-          <w:tcPr>
-            <w:tcW w:type="dxa" w:w="2551"/>
-            <w:shd w:val="clear" w:fill="ECEFF0"/>
-          </w:tcPr>
-          <w:p>
-            <w:r/>
-            <w:r>
-              <w:rPr>
-                <w:rFonts w:ascii="Arial" w:hAnsi="Arial"/>
-                <w:b/>
-                <w:color w:val="0D3B3F"/>
-                <w:sz w:val="15"/>
-              </w:rPr>
-              <w:t>DETECTED BY</w:t>
-            </w:r>
-          </w:p>
-        </w:tc>
-      </w:tr>
-      <w:tr>
-        <w:tc>
-          <w:tcPr>
-            <w:tcW w:type="dxa" w:w="3118"/>
-          </w:tcPr>
-          <w:p>
-            <w:r/>
-            <w:r>
-              <w:rPr>
-                <w:rFonts w:ascii="Georgia" w:hAnsi="Georgia"/>
-                <w:color w:val="101718"/>
-                <w:sz w:val="18"/>
-              </w:rPr>
-              <w:t>Workshops pay a premium for integrated accounting</w:t>
-            </w:r>
-          </w:p>
-        </w:tc>
-        <w:tc>
-          <w:tcPr>
-            <w:tcW w:type="dxa" w:w="3402"/>
-          </w:tcPr>
-          <w:p>
-            <w:r/>
-            <w:r>
-              <w:rPr>
-                <w:rFonts w:ascii="Georgia" w:hAnsi="Georgia"/>
-                <w:color w:val="101718"/>
-                <w:sz w:val="18"/>
-              </w:rPr>
-              <w:t>Compress to one GBP 45 tier and compete on the passport alone</w:t>
-            </w:r>
-          </w:p>
-        </w:tc>
-        <w:tc>
-          <w:tcPr>
-            <w:tcW w:type="dxa" w:w="2551"/>
-          </w:tcPr>
-          <w:p>
-            <w:r/>
-            <w:r>
-              <w:rPr>
-                <w:rFonts w:ascii="Georgia" w:hAnsi="Georgia"/>
-                <w:color w:val="101718"/>
-                <w:sz w:val="18"/>
-              </w:rPr>
-              <w:t>Design-partner pricing validation, week 20</w:t>
-            </w:r>
-          </w:p>
-        </w:tc>
-      </w:tr>
-      <w:tr>
-        <w:tc>
-          <w:tcPr>
-            <w:tcW w:type="dxa" w:w="3118"/>
-          </w:tcPr>
-          <w:p>
-            <w:r/>
-            <w:r>
-              <w:rPr>
-                <w:rFonts w:ascii="Georgia" w:hAnsi="Georgia"/>
-                <w:color w:val="101718"/>
-                <w:sz w:val="18"/>
-              </w:rPr>
-              <w:t>Local density achievable at reasonable acquisition cost</w:t>
-            </w:r>
-          </w:p>
-        </w:tc>
-        <w:tc>
-          <w:tcPr>
-            <w:tcW w:type="dxa" w:w="3402"/>
-          </w:tcPr>
-          <w:p>
-            <w:r/>
-            <w:r>
-              <w:rPr>
-                <w:rFonts w:ascii="Georgia" w:hAnsi="Georgia"/>
-                <w:color w:val="101718"/>
-                <w:sz w:val="18"/>
-              </w:rPr>
-              <w:t>The network effect never ignites; we are a workshop SaaS with a nice feature</w:t>
-            </w:r>
-          </w:p>
-        </w:tc>
-        <w:tc>
-          <w:tcPr>
-            <w:tcW w:type="dxa" w:w="2551"/>
-          </w:tcPr>
-          <w:p>
-            <w:r/>
-            <w:r>
-              <w:rPr>
-                <w:rFonts w:ascii="Georgia" w:hAnsi="Georgia"/>
-                <w:color w:val="101718"/>
-                <w:sz w:val="18"/>
-              </w:rPr>
-              <w:t>Density tracking, months 5 to 12</w:t>
-            </w:r>
-          </w:p>
-        </w:tc>
-      </w:tr>
-      <w:tr>
-        <w:tc>
-          <w:tcPr>
-            <w:tcW w:type="dxa" w:w="3118"/>
-          </w:tcPr>
-          <w:p>
-            <w:r/>
-            <w:r>
-              <w:rPr>
-                <w:rFonts w:ascii="Georgia" w:hAnsi="Georgia"/>
-                <w:color w:val="101718"/>
-                <w:sz w:val="18"/>
-              </w:rPr>
-              <w:t>Buyers pay for a report when free share links exist</w:t>
-            </w:r>
-          </w:p>
-        </w:tc>
-        <w:tc>
-          <w:tcPr>
-            <w:tcW w:type="dxa" w:w="3402"/>
-          </w:tcPr>
-          <w:p>
-            <w:r/>
-            <w:r>
-              <w:rPr>
-                <w:rFonts w:ascii="Georgia" w:hAnsi="Georgia"/>
-                <w:color w:val="101718"/>
-                <w:sz w:val="18"/>
-              </w:rPr>
-              <w:t>Passport revenue never materialises; the moat is defensive only</w:t>
-            </w:r>
-          </w:p>
-        </w:tc>
-        <w:tc>
-          <w:tcPr>
-            <w:tcW w:type="dxa" w:w="2551"/>
-          </w:tcPr>
-          <w:p>
-            <w:r/>
-            <w:r>
-              <w:rPr>
-                <w:rFonts w:ascii="Georgia" w:hAnsi="Georgia"/>
-                <w:color w:val="101718"/>
-                <w:sz w:val="18"/>
-              </w:rPr>
-              <w:t>First paid cohort, month 18</w:t>
-            </w:r>
-          </w:p>
-        </w:tc>
-      </w:tr>
-      <w:tr>
-        <w:tc>
-          <w:tcPr>
-            <w:tcW w:type="dxa" w:w="3118"/>
-          </w:tcPr>
-          <w:p>
-            <w:r/>
-            <w:r>
-              <w:rPr>
-                <w:rFonts w:ascii="Georgia" w:hAnsi="Georgia"/>
-                <w:color w:val="101718"/>
-                <w:sz w:val="18"/>
-              </w:rPr>
-              <w:t>Workshops are not hostile to data portability</w:t>
-            </w:r>
-          </w:p>
-        </w:tc>
-        <w:tc>
-          <w:tcPr>
-            <w:tcW w:type="dxa" w:w="3402"/>
-          </w:tcPr>
-          <w:p>
-            <w:r/>
-            <w:r>
-              <w:rPr>
-                <w:rFonts w:ascii="Georgia" w:hAnsi="Georgia"/>
-                <w:color w:val="101718"/>
-                <w:sz w:val="18"/>
-              </w:rPr>
-              <w:t>Adoption stalls on principle rather than product</w:t>
-            </w:r>
-          </w:p>
-        </w:tc>
-        <w:tc>
-          <w:tcPr>
-            <w:tcW w:type="dxa" w:w="2551"/>
-          </w:tcPr>
-          <w:p>
-            <w:r/>
-            <w:r>
-              <w:rPr>
-                <w:rFonts w:ascii="Georgia" w:hAnsi="Georgia"/>
-                <w:color w:val="101718"/>
-                <w:sz w:val="18"/>
-              </w:rPr>
-              <w:t>Design-partner interviews, week 6</w:t>
-            </w:r>
-          </w:p>
-        </w:tc>
-      </w:tr>
-    </w:tbl>
     <w:p>
       <w:pPr>
         <w:spacing w:after="80"/>
@@ -11849,7 +11579,7 @@
               <w:jc w:val="right"/>
             </w:pPr>
             <w:r>
-              <w:t>48 of 83</w:t>
+              <w:t>49 of 83</w:t>
             </w:r>
           </w:p>
         </w:tc>
@@ -11899,7 +11629,7 @@
               <w:jc w:val="right"/>
             </w:pPr>
             <w:r>
-              <w:t>27</w:t>
+              <w:t>26</w:t>
             </w:r>
           </w:p>
         </w:tc>

--- a/docs/Carnet-Business-Case.docx
+++ b/docs/Carnet-Business-Case.docx
@@ -10453,425 +10453,6 @@
         <w:t>PRINCIPAL RISKS</w:t>
       </w:r>
     </w:p>
-    <w:tbl>
-      <w:tblPr>
-        <w:tblStyle w:val="TableGrid"/>
-        <w:tblW w:type="auto" w:w="0"/>
-        <w:jc w:val="left"/>
-        <w:tblLayout w:type="autofit"/>
-        <w:tblLook w:firstColumn="1" w:firstRow="1" w:lastColumn="0" w:lastRow="0" w:noHBand="0" w:noVBand="1" w:val="04A0"/>
-      </w:tblPr>
-      <w:tblGrid>
-        <w:gridCol w:w="2379"/>
-        <w:gridCol w:w="2379"/>
-        <w:gridCol w:w="2379"/>
-        <w:gridCol w:w="2379"/>
-      </w:tblGrid>
-      <w:tr>
-        <w:tc>
-          <w:tcPr>
-            <w:tcW w:type="dxa" w:w="680"/>
-            <w:shd w:val="clear" w:fill="ECEFF0"/>
-          </w:tcPr>
-          <w:p>
-            <w:r/>
-            <w:r>
-              <w:rPr>
-                <w:rFonts w:ascii="Arial" w:hAnsi="Arial"/>
-                <w:b/>
-                <w:color w:val="0D3B3F"/>
-                <w:sz w:val="15"/>
-              </w:rPr>
-              <w:t>#</w:t>
-            </w:r>
-          </w:p>
-        </w:tc>
-        <w:tc>
-          <w:tcPr>
-            <w:tcW w:type="dxa" w:w="3005"/>
-            <w:shd w:val="clear" w:fill="ECEFF0"/>
-          </w:tcPr>
-          <w:p>
-            <w:r/>
-            <w:r>
-              <w:rPr>
-                <w:rFonts w:ascii="Arial" w:hAnsi="Arial"/>
-                <w:b/>
-                <w:color w:val="0D3B3F"/>
-                <w:sz w:val="15"/>
-              </w:rPr>
-              <w:t>RISK</w:t>
-            </w:r>
-          </w:p>
-        </w:tc>
-        <w:tc>
-          <w:tcPr>
-            <w:tcW w:type="dxa" w:w="1134"/>
-            <w:shd w:val="clear" w:fill="ECEFF0"/>
-          </w:tcPr>
-          <w:p>
-            <w:r/>
-            <w:r>
-              <w:rPr>
-                <w:rFonts w:ascii="Arial" w:hAnsi="Arial"/>
-                <w:b/>
-                <w:color w:val="0D3B3F"/>
-                <w:sz w:val="15"/>
-              </w:rPr>
-              <w:t>IMPACT</w:t>
-            </w:r>
-          </w:p>
-        </w:tc>
-        <w:tc>
-          <w:tcPr>
-            <w:tcW w:type="dxa" w:w="4252"/>
-            <w:shd w:val="clear" w:fill="ECEFF0"/>
-          </w:tcPr>
-          <w:p>
-            <w:r/>
-            <w:r>
-              <w:rPr>
-                <w:rFonts w:ascii="Arial" w:hAnsi="Arial"/>
-                <w:b/>
-                <w:color w:val="0D3B3F"/>
-                <w:sz w:val="15"/>
-              </w:rPr>
-              <w:t>MITIGATION</w:t>
-            </w:r>
-          </w:p>
-        </w:tc>
-      </w:tr>
-      <w:tr>
-        <w:tc>
-          <w:tcPr>
-            <w:tcW w:type="dxa" w:w="680"/>
-          </w:tcPr>
-          <w:p>
-            <w:r/>
-            <w:r>
-              <w:rPr>
-                <w:rFonts w:ascii="Georgia" w:hAnsi="Georgia"/>
-                <w:color w:val="101718"/>
-                <w:sz w:val="18"/>
-              </w:rPr>
-              <w:t>R1</w:t>
-            </w:r>
-          </w:p>
-        </w:tc>
-        <w:tc>
-          <w:tcPr>
-            <w:tcW w:type="dxa" w:w="3005"/>
-          </w:tcPr>
-          <w:p>
-            <w:r/>
-            <w:r>
-              <w:rPr>
-                <w:rFonts w:ascii="Georgia" w:hAnsi="Georgia"/>
-                <w:color w:val="101718"/>
-                <w:sz w:val="18"/>
-              </w:rPr>
-              <w:t>Technicians do not adopt the shop-floor interface. Data quality collapses and the passport is worthless.</w:t>
-            </w:r>
-          </w:p>
-        </w:tc>
-        <w:tc>
-          <w:tcPr>
-            <w:tcW w:type="dxa" w:w="1134"/>
-          </w:tcPr>
-          <w:p>
-            <w:r/>
-            <w:r>
-              <w:rPr>
-                <w:rFonts w:ascii="Georgia" w:hAnsi="Georgia"/>
-                <w:color w:val="101718"/>
-                <w:sz w:val="18"/>
-              </w:rPr>
-              <w:t>Critical</w:t>
-            </w:r>
-          </w:p>
-        </w:tc>
-        <w:tc>
-          <w:tcPr>
-            <w:tcW w:type="dxa" w:w="4252"/>
-          </w:tcPr>
-          <w:p>
-            <w:r/>
-            <w:r>
-              <w:rPr>
-                <w:rFonts w:ascii="Georgia" w:hAnsi="Georgia"/>
-                <w:color w:val="101718"/>
-                <w:sz w:val="18"/>
-              </w:rPr>
-              <w:t>Design partners from week 3. Usability testing on real tablets, in a real workshop, with gloves on, before Phase 1 acceptance.</w:t>
-            </w:r>
-          </w:p>
-        </w:tc>
-      </w:tr>
-      <w:tr>
-        <w:tc>
-          <w:tcPr>
-            <w:tcW w:type="dxa" w:w="680"/>
-          </w:tcPr>
-          <w:p>
-            <w:r/>
-            <w:r>
-              <w:rPr>
-                <w:rFonts w:ascii="Georgia" w:hAnsi="Georgia"/>
-                <w:color w:val="101718"/>
-                <w:sz w:val="18"/>
-              </w:rPr>
-              <w:t>R2</w:t>
-            </w:r>
-          </w:p>
-        </w:tc>
-        <w:tc>
-          <w:tcPr>
-            <w:tcW w:type="dxa" w:w="3005"/>
-          </w:tcPr>
-          <w:p>
-            <w:r/>
-            <w:r>
-              <w:rPr>
-                <w:rFonts w:ascii="Georgia" w:hAnsi="Georgia"/>
-                <w:color w:val="101718"/>
-                <w:sz w:val="18"/>
-              </w:rPr>
-              <w:t>Accounting correctness defects. A ledger that does not balance destroys trust irrecoverably.</w:t>
-            </w:r>
-          </w:p>
-        </w:tc>
-        <w:tc>
-          <w:tcPr>
-            <w:tcW w:type="dxa" w:w="1134"/>
-          </w:tcPr>
-          <w:p>
-            <w:r/>
-            <w:r>
-              <w:rPr>
-                <w:rFonts w:ascii="Georgia" w:hAnsi="Georgia"/>
-                <w:color w:val="101718"/>
-                <w:sz w:val="18"/>
-              </w:rPr>
-              <w:t>Critical</w:t>
-            </w:r>
-          </w:p>
-        </w:tc>
-        <w:tc>
-          <w:tcPr>
-            <w:tcW w:type="dxa" w:w="4252"/>
-          </w:tcPr>
-          <w:p>
-            <w:r/>
-            <w:r>
-              <w:rPr>
-                <w:rFonts w:ascii="Georgia" w:hAnsi="Georgia"/>
-                <w:color w:val="101718"/>
-                <w:sz w:val="18"/>
-              </w:rPr>
-              <w:t>Double-entry invariants enforced in the database, not only in code. No unbalanced journal can post. External accountant review before Phase 3 acceptance.</w:t>
-            </w:r>
-          </w:p>
-        </w:tc>
-      </w:tr>
-      <w:tr>
-        <w:tc>
-          <w:tcPr>
-            <w:tcW w:type="dxa" w:w="680"/>
-          </w:tcPr>
-          <w:p>
-            <w:r/>
-            <w:r>
-              <w:rPr>
-                <w:rFonts w:ascii="Georgia" w:hAnsi="Georgia"/>
-                <w:color w:val="101718"/>
-                <w:sz w:val="18"/>
-              </w:rPr>
-              <w:t>R3</w:t>
-            </w:r>
-          </w:p>
-        </w:tc>
-        <w:tc>
-          <w:tcPr>
-            <w:tcW w:type="dxa" w:w="3005"/>
-          </w:tcPr>
-          <w:p>
-            <w:r/>
-            <w:r>
-              <w:rPr>
-                <w:rFonts w:ascii="Georgia" w:hAnsi="Georgia"/>
-                <w:color w:val="101718"/>
-                <w:sz w:val="18"/>
-              </w:rPr>
-              <w:t>Cold start. Passports stay empty long enough that the differentiator never materialises.</w:t>
-            </w:r>
-          </w:p>
-        </w:tc>
-        <w:tc>
-          <w:tcPr>
-            <w:tcW w:type="dxa" w:w="1134"/>
-          </w:tcPr>
-          <w:p>
-            <w:r/>
-            <w:r>
-              <w:rPr>
-                <w:rFonts w:ascii="Georgia" w:hAnsi="Georgia"/>
-                <w:color w:val="101718"/>
-                <w:sz w:val="18"/>
-              </w:rPr>
-              <w:t>High</w:t>
-            </w:r>
-          </w:p>
-        </w:tc>
-        <w:tc>
-          <w:tcPr>
-            <w:tcW w:type="dxa" w:w="4252"/>
-          </w:tcPr>
-          <w:p>
-            <w:r/>
-            <w:r>
-              <w:rPr>
-                <w:rFonts w:ascii="Georgia" w:hAnsi="Georgia"/>
-                <w:color w:val="101718"/>
-                <w:sz w:val="18"/>
-              </w:rPr>
-              <w:t>Phase 1 already writes passport events. Coverage measured from day one. Revenue share designed in from the start rather than retrofitted.</w:t>
-            </w:r>
-          </w:p>
-        </w:tc>
-      </w:tr>
-      <w:tr>
-        <w:tc>
-          <w:tcPr>
-            <w:tcW w:type="dxa" w:w="680"/>
-          </w:tcPr>
-          <w:p>
-            <w:r/>
-            <w:r>
-              <w:rPr>
-                <w:rFonts w:ascii="Georgia" w:hAnsi="Georgia"/>
-                <w:color w:val="101718"/>
-                <w:sz w:val="18"/>
-              </w:rPr>
-              <w:t>R4</w:t>
-            </w:r>
-          </w:p>
-        </w:tc>
-        <w:tc>
-          <w:tcPr>
-            <w:tcW w:type="dxa" w:w="3005"/>
-          </w:tcPr>
-          <w:p>
-            <w:r/>
-            <w:r>
-              <w:rPr>
-                <w:rFonts w:ascii="Georgia" w:hAnsi="Georgia"/>
-                <w:color w:val="101718"/>
-                <w:sz w:val="18"/>
-              </w:rPr>
-              <w:t>Scope expansion into general ERP. The word ERP attracts unbounded requirements.</w:t>
-            </w:r>
-          </w:p>
-        </w:tc>
-        <w:tc>
-          <w:tcPr>
-            <w:tcW w:type="dxa" w:w="1134"/>
-          </w:tcPr>
-          <w:p>
-            <w:r/>
-            <w:r>
-              <w:rPr>
-                <w:rFonts w:ascii="Georgia" w:hAnsi="Georgia"/>
-                <w:color w:val="101718"/>
-                <w:sz w:val="18"/>
-              </w:rPr>
-              <w:t>High</w:t>
-            </w:r>
-          </w:p>
-        </w:tc>
-        <w:tc>
-          <w:tcPr>
-            <w:tcW w:type="dxa" w:w="4252"/>
-          </w:tcPr>
-          <w:p>
-            <w:r/>
-            <w:r>
-              <w:rPr>
-                <w:rFonts w:ascii="Georgia" w:hAnsi="Georgia"/>
-                <w:color w:val="101718"/>
-                <w:sz w:val="18"/>
-              </w:rPr>
-              <w:t>Explicit written exclusions. Anything off the roadmap requires a change request with cost and schedule impact.</w:t>
-            </w:r>
-          </w:p>
-        </w:tc>
-      </w:tr>
-      <w:tr>
-        <w:tc>
-          <w:tcPr>
-            <w:tcW w:type="dxa" w:w="680"/>
-          </w:tcPr>
-          <w:p>
-            <w:r/>
-            <w:r>
-              <w:rPr>
-                <w:rFonts w:ascii="Georgia" w:hAnsi="Georgia"/>
-                <w:color w:val="101718"/>
-                <w:sz w:val="18"/>
-              </w:rPr>
-              <w:t>R5</w:t>
-            </w:r>
-          </w:p>
-        </w:tc>
-        <w:tc>
-          <w:tcPr>
-            <w:tcW w:type="dxa" w:w="3005"/>
-          </w:tcPr>
-          <w:p>
-            <w:r/>
-            <w:r>
-              <w:rPr>
-                <w:rFonts w:ascii="Georgia" w:hAnsi="Georgia"/>
-                <w:color w:val="101718"/>
-                <w:sz w:val="18"/>
-              </w:rPr>
-              <w:t>Data protection exposure. We hold personal data plus a vehicle's complete history.</w:t>
-            </w:r>
-          </w:p>
-        </w:tc>
-        <w:tc>
-          <w:tcPr>
-            <w:tcW w:type="dxa" w:w="1134"/>
-          </w:tcPr>
-          <w:p>
-            <w:r/>
-            <w:r>
-              <w:rPr>
-                <w:rFonts w:ascii="Georgia" w:hAnsi="Georgia"/>
-                <w:color w:val="101718"/>
-                <w:sz w:val="18"/>
-              </w:rPr>
-              <w:t>Critical</w:t>
-            </w:r>
-          </w:p>
-        </w:tc>
-        <w:tc>
-          <w:tcPr>
-            <w:tcW w:type="dxa" w:w="4252"/>
-          </w:tcPr>
-          <w:p>
-            <w:r/>
-            <w:r>
-              <w:rPr>
-                <w:rFonts w:ascii="Georgia" w:hAnsi="Georgia"/>
-                <w:color w:val="101718"/>
-                <w:sz w:val="18"/>
-              </w:rPr>
-              <w:t>Tenant isolation enforced at the data-access layer rather than by convention. Documented security model. Penetration test before general availability.</w:t>
-            </w:r>
-          </w:p>
-        </w:tc>
-      </w:tr>
-    </w:tbl>
     <w:p>
       <w:pPr>
         <w:spacing w:after="80"/>
@@ -11454,7 +11035,7 @@
               <w:jc w:val="right"/>
             </w:pPr>
             <w:r>
-              <w:t>55</w:t>
+              <w:t>56</w:t>
             </w:r>
           </w:p>
         </w:tc>
@@ -11504,7 +11085,7 @@
               <w:jc w:val="right"/>
             </w:pPr>
             <w:r>
-              <w:t>730</w:t>
+              <w:t>750</w:t>
             </w:r>
           </w:p>
         </w:tc>
@@ -11529,7 +11110,7 @@
               <w:jc w:val="right"/>
             </w:pPr>
             <w:r>
-              <w:t>13</w:t>
+              <w:t>14</w:t>
             </w:r>
           </w:p>
         </w:tc>
@@ -11554,7 +11135,7 @@
               <w:jc w:val="right"/>
             </w:pPr>
             <w:r>
-              <w:t>247</w:t>
+              <w:t>269</w:t>
             </w:r>
           </w:p>
         </w:tc>
@@ -11579,7 +11160,7 @@
               <w:jc w:val="right"/>
             </w:pPr>
             <w:r>
-              <w:t>49 of 83</w:t>
+              <w:t>60 of 83</w:t>
             </w:r>
           </w:p>
         </w:tc>
@@ -11604,7 +11185,7 @@
               <w:jc w:val="right"/>
             </w:pPr>
             <w:r>
-              <w:t>8</w:t>
+              <w:t>5</w:t>
             </w:r>
           </w:p>
         </w:tc>
@@ -11629,7 +11210,7 @@
               <w:jc w:val="right"/>
             </w:pPr>
             <w:r>
-              <w:t>26</w:t>
+              <w:t>18</w:t>
             </w:r>
           </w:p>
         </w:tc>

--- a/docs/Carnet-Business-Case.docx
+++ b/docs/Carnet-Business-Case.docx
@@ -10261,49 +10261,6 @@
         <w:spacing w:after="80"/>
       </w:pPr>
     </w:p>
-    <w:tbl>
-      <w:tblPr>
-        <w:tblStyle w:val="TableGrid"/>
-        <w:tblW w:type="auto" w:w="0"/>
-        <w:tblLook w:firstColumn="1" w:firstRow="1" w:lastColumn="0" w:lastRow="0" w:noHBand="0" w:noVBand="1" w:val="04A0"/>
-      </w:tblPr>
-      <w:tblGrid>
-        <w:gridCol w:w="9518"/>
-      </w:tblGrid>
-      <w:tr>
-        <w:tc>
-          <w:tcPr>
-            <w:tcW w:type="dxa" w:w="9518"/>
-            <w:shd w:val="clear" w:fill="F4ECDC"/>
-          </w:tcPr>
-          <w:p>
-            <w:pPr>
-              <w:spacing w:after="60"/>
-            </w:pPr>
-            <w:r/>
-            <w:r>
-              <w:rPr>
-                <w:rFonts w:ascii="Arial" w:hAnsi="Arial"/>
-                <w:b/>
-                <w:color w:val="9A6D24"/>
-                <w:sz w:val="15"/>
-              </w:rPr>
-              <w:t>THE FRAGILE ASSUMPTION</w:t>
-            </w:r>
-          </w:p>
-          <w:p>
-            <w:r>
-              <w:rPr>
-                <w:rFonts w:ascii="Georgia" w:hAnsi="Georgia"/>
-                <w:color w:val="101718"/>
-                <w:sz w:val="19"/>
-              </w:rPr>
-              <w:t>That ratio is high because assumed annual churn is 12%. A workshop that has put its diary, its history and its ledger into a system does not casually leave, but this is an assumption until measured, and it is the single number most capable of making the model wrong.</w:t>
-            </w:r>
-          </w:p>
-        </w:tc>
-      </w:tr>
-    </w:tbl>
     <w:p>
       <w:pPr>
         <w:spacing w:after="80"/>
@@ -11035,7 +10992,7 @@
               <w:jc w:val="right"/>
             </w:pPr>
             <w:r>
-              <w:t>56</w:t>
+              <w:t>59</w:t>
             </w:r>
           </w:p>
         </w:tc>
@@ -11060,7 +11017,7 @@
               <w:jc w:val="right"/>
             </w:pPr>
             <w:r>
-              <w:t>99</w:t>
+              <w:t>101</w:t>
             </w:r>
           </w:p>
         </w:tc>
@@ -11085,7 +11042,7 @@
               <w:jc w:val="right"/>
             </w:pPr>
             <w:r>
-              <w:t>750</w:t>
+              <w:t>767</w:t>
             </w:r>
           </w:p>
         </w:tc>
@@ -11110,7 +11067,7 @@
               <w:jc w:val="right"/>
             </w:pPr>
             <w:r>
-              <w:t>14</w:t>
+              <w:t>15</w:t>
             </w:r>
           </w:p>
         </w:tc>
@@ -11135,7 +11092,7 @@
               <w:jc w:val="right"/>
             </w:pPr>
             <w:r>
-              <w:t>269</w:t>
+              <w:t>278</w:t>
             </w:r>
           </w:p>
         </w:tc>
@@ -11160,7 +11117,7 @@
               <w:jc w:val="right"/>
             </w:pPr>
             <w:r>
-              <w:t>60 of 83</w:t>
+              <w:t>77 of 97</w:t>
             </w:r>
           </w:p>
         </w:tc>
@@ -11185,7 +11142,7 @@
               <w:jc w:val="right"/>
             </w:pPr>
             <w:r>
-              <w:t>5</w:t>
+              <w:t>4</w:t>
             </w:r>
           </w:p>
         </w:tc>
@@ -11210,7 +11167,7 @@
               <w:jc w:val="right"/>
             </w:pPr>
             <w:r>
-              <w:t>18</w:t>
+              <w:t>16</w:t>
             </w:r>
           </w:p>
         </w:tc>

--- a/docs/Carnet-Business-Case.docx
+++ b/docs/Carnet-Business-Case.docx
@@ -9967,295 +9967,6 @@
         <w:t>UNIT ECONOMICS</w:t>
       </w:r>
     </w:p>
-    <w:tbl>
-      <w:tblPr>
-        <w:tblStyle w:val="TableGrid"/>
-        <w:tblW w:type="auto" w:w="0"/>
-        <w:jc w:val="left"/>
-        <w:tblLayout w:type="autofit"/>
-        <w:tblLook w:firstColumn="1" w:firstRow="1" w:lastColumn="0" w:lastRow="0" w:noHBand="0" w:noVBand="1" w:val="04A0"/>
-      </w:tblPr>
-      <w:tblGrid>
-        <w:gridCol w:w="4759"/>
-        <w:gridCol w:w="4759"/>
-      </w:tblGrid>
-      <w:tr>
-        <w:tc>
-          <w:tcPr>
-            <w:tcW w:type="dxa" w:w="4535"/>
-            <w:shd w:val="clear" w:fill="ECEFF0"/>
-          </w:tcPr>
-          <w:p>
-            <w:r/>
-            <w:r>
-              <w:rPr>
-                <w:rFonts w:ascii="Arial" w:hAnsi="Arial"/>
-                <w:b/>
-                <w:color w:val="0D3B3F"/>
-                <w:sz w:val="15"/>
-              </w:rPr>
-              <w:t>MEASURE</w:t>
-            </w:r>
-          </w:p>
-        </w:tc>
-        <w:tc>
-          <w:tcPr>
-            <w:tcW w:type="dxa" w:w="4535"/>
-            <w:shd w:val="clear" w:fill="ECEFF0"/>
-          </w:tcPr>
-          <w:p>
-            <w:r/>
-            <w:r>
-              <w:rPr>
-                <w:rFonts w:ascii="Arial" w:hAnsi="Arial"/>
-                <w:b/>
-                <w:color w:val="0D3B3F"/>
-                <w:sz w:val="15"/>
-              </w:rPr>
-              <w:t>VALUE</w:t>
-            </w:r>
-          </w:p>
-        </w:tc>
-      </w:tr>
-      <w:tr>
-        <w:tc>
-          <w:tcPr>
-            <w:tcW w:type="dxa" w:w="4535"/>
-          </w:tcPr>
-          <w:p>
-            <w:r/>
-            <w:r>
-              <w:rPr>
-                <w:rFonts w:ascii="Georgia" w:hAnsi="Georgia"/>
-                <w:color w:val="101718"/>
-                <w:sz w:val="18"/>
-              </w:rPr>
-              <w:t>ARPA</w:t>
-            </w:r>
-          </w:p>
-        </w:tc>
-        <w:tc>
-          <w:tcPr>
-            <w:tcW w:type="dxa" w:w="4535"/>
-          </w:tcPr>
-          <w:p>
-            <w:r/>
-            <w:r>
-              <w:rPr>
-                <w:rFonts w:ascii="Georgia" w:hAnsi="Georgia"/>
-                <w:color w:val="101718"/>
-                <w:sz w:val="18"/>
-              </w:rPr>
-              <w:t>GBP 4,968 per year</w:t>
-            </w:r>
-          </w:p>
-        </w:tc>
-      </w:tr>
-      <w:tr>
-        <w:tc>
-          <w:tcPr>
-            <w:tcW w:type="dxa" w:w="4535"/>
-          </w:tcPr>
-          <w:p>
-            <w:r/>
-            <w:r>
-              <w:rPr>
-                <w:rFonts w:ascii="Georgia" w:hAnsi="Georgia"/>
-                <w:color w:val="101718"/>
-                <w:sz w:val="18"/>
-              </w:rPr>
-              <w:t>Gross margin</w:t>
-            </w:r>
-          </w:p>
-        </w:tc>
-        <w:tc>
-          <w:tcPr>
-            <w:tcW w:type="dxa" w:w="4535"/>
-          </w:tcPr>
-          <w:p>
-            <w:r/>
-            <w:r>
-              <w:rPr>
-                <w:rFonts w:ascii="Georgia" w:hAnsi="Georgia"/>
-                <w:color w:val="101718"/>
-                <w:sz w:val="18"/>
-              </w:rPr>
-              <w:t>82%</w:t>
-            </w:r>
-          </w:p>
-        </w:tc>
-      </w:tr>
-      <w:tr>
-        <w:tc>
-          <w:tcPr>
-            <w:tcW w:type="dxa" w:w="4535"/>
-          </w:tcPr>
-          <w:p>
-            <w:r/>
-            <w:r>
-              <w:rPr>
-                <w:rFonts w:ascii="Georgia" w:hAnsi="Georgia"/>
-                <w:color w:val="101718"/>
-                <w:sz w:val="18"/>
-              </w:rPr>
-              <w:t>Customer acquisition cost</w:t>
-            </w:r>
-          </w:p>
-        </w:tc>
-        <w:tc>
-          <w:tcPr>
-            <w:tcW w:type="dxa" w:w="4535"/>
-          </w:tcPr>
-          <w:p>
-            <w:r/>
-            <w:r>
-              <w:rPr>
-                <w:rFonts w:ascii="Georgia" w:hAnsi="Georgia"/>
-                <w:color w:val="101718"/>
-                <w:sz w:val="18"/>
-              </w:rPr>
-              <w:t>GBP 1,400</w:t>
-            </w:r>
-          </w:p>
-        </w:tc>
-      </w:tr>
-      <w:tr>
-        <w:tc>
-          <w:tcPr>
-            <w:tcW w:type="dxa" w:w="4535"/>
-          </w:tcPr>
-          <w:p>
-            <w:r/>
-            <w:r>
-              <w:rPr>
-                <w:rFonts w:ascii="Georgia" w:hAnsi="Georgia"/>
-                <w:color w:val="101718"/>
-                <w:sz w:val="18"/>
-              </w:rPr>
-              <w:t>CAC payback</w:t>
-            </w:r>
-          </w:p>
-        </w:tc>
-        <w:tc>
-          <w:tcPr>
-            <w:tcW w:type="dxa" w:w="4535"/>
-          </w:tcPr>
-          <w:p>
-            <w:r/>
-            <w:r>
-              <w:rPr>
-                <w:rFonts w:ascii="Georgia" w:hAnsi="Georgia"/>
-                <w:color w:val="101718"/>
-                <w:sz w:val="18"/>
-              </w:rPr>
-              <w:t>4.1 months</w:t>
-            </w:r>
-          </w:p>
-        </w:tc>
-      </w:tr>
-      <w:tr>
-        <w:tc>
-          <w:tcPr>
-            <w:tcW w:type="dxa" w:w="4535"/>
-          </w:tcPr>
-          <w:p>
-            <w:r/>
-            <w:r>
-              <w:rPr>
-                <w:rFonts w:ascii="Georgia" w:hAnsi="Georgia"/>
-                <w:color w:val="101718"/>
-                <w:sz w:val="18"/>
-              </w:rPr>
-              <w:t>Assumed annual churn</w:t>
-            </w:r>
-          </w:p>
-        </w:tc>
-        <w:tc>
-          <w:tcPr>
-            <w:tcW w:type="dxa" w:w="4535"/>
-          </w:tcPr>
-          <w:p>
-            <w:r/>
-            <w:r>
-              <w:rPr>
-                <w:rFonts w:ascii="Georgia" w:hAnsi="Georgia"/>
-                <w:color w:val="101718"/>
-                <w:sz w:val="18"/>
-              </w:rPr>
-              <w:t>12%</w:t>
-            </w:r>
-          </w:p>
-        </w:tc>
-      </w:tr>
-      <w:tr>
-        <w:tc>
-          <w:tcPr>
-            <w:tcW w:type="dxa" w:w="4535"/>
-          </w:tcPr>
-          <w:p>
-            <w:r/>
-            <w:r>
-              <w:rPr>
-                <w:rFonts w:ascii="Georgia" w:hAnsi="Georgia"/>
-                <w:color w:val="101718"/>
-                <w:sz w:val="18"/>
-              </w:rPr>
-              <w:t>Lifetime value</w:t>
-            </w:r>
-          </w:p>
-        </w:tc>
-        <w:tc>
-          <w:tcPr>
-            <w:tcW w:type="dxa" w:w="4535"/>
-          </w:tcPr>
-          <w:p>
-            <w:r/>
-            <w:r>
-              <w:rPr>
-                <w:rFonts w:ascii="Georgia" w:hAnsi="Georgia"/>
-                <w:color w:val="101718"/>
-                <w:sz w:val="18"/>
-              </w:rPr>
-              <w:t>GBP 33,800</w:t>
-            </w:r>
-          </w:p>
-        </w:tc>
-      </w:tr>
-      <w:tr>
-        <w:tc>
-          <w:tcPr>
-            <w:tcW w:type="dxa" w:w="4535"/>
-          </w:tcPr>
-          <w:p>
-            <w:r/>
-            <w:r>
-              <w:rPr>
-                <w:rFonts w:ascii="Georgia" w:hAnsi="Georgia"/>
-                <w:color w:val="101718"/>
-                <w:sz w:val="18"/>
-              </w:rPr>
-              <w:t>LTV to CAC</w:t>
-            </w:r>
-          </w:p>
-        </w:tc>
-        <w:tc>
-          <w:tcPr>
-            <w:tcW w:type="dxa" w:w="4535"/>
-          </w:tcPr>
-          <w:p>
-            <w:r/>
-            <w:r>
-              <w:rPr>
-                <w:rFonts w:ascii="Georgia" w:hAnsi="Georgia"/>
-                <w:color w:val="101718"/>
-                <w:sz w:val="18"/>
-              </w:rPr>
-              <w:t>24 : 1</w:t>
-            </w:r>
-          </w:p>
-        </w:tc>
-      </w:tr>
-    </w:tbl>
     <w:p>
       <w:pPr>
         <w:spacing w:after="80"/>
@@ -10937,7 +10648,7 @@
           <w:color w:val="535E60"/>
           <w:sz w:val="21"/>
         </w:rPr>
-        <w:t>Counted from the repository on 10 September 2026. This section is generated by infra/scripts/update-business-case.py and rewritten each time the product changes. Everything above it is written by hand.</w:t>
+        <w:t>Counted from the repository on 11 September 2026. This section is generated by infra/scripts/update-business-case.py and rewritten each time the product changes. Everything above it is written by hand.</w:t>
       </w:r>
     </w:p>
     <w:tbl>
@@ -10992,7 +10703,7 @@
               <w:jc w:val="right"/>
             </w:pPr>
             <w:r>
-              <w:t>59</w:t>
+              <w:t>60</w:t>
             </w:r>
           </w:p>
         </w:tc>
@@ -11042,7 +10753,7 @@
               <w:jc w:val="right"/>
             </w:pPr>
             <w:r>
-              <w:t>767</w:t>
+              <w:t>800</w:t>
             </w:r>
           </w:p>
         </w:tc>
@@ -11067,7 +10778,7 @@
               <w:jc w:val="right"/>
             </w:pPr>
             <w:r>
-              <w:t>15</w:t>
+              <w:t>16</w:t>
             </w:r>
           </w:p>
         </w:tc>
@@ -11092,7 +10803,7 @@
               <w:jc w:val="right"/>
             </w:pPr>
             <w:r>
-              <w:t>278</w:t>
+              <w:t>288</w:t>
             </w:r>
           </w:p>
         </w:tc>
@@ -11117,7 +10828,7 @@
               <w:jc w:val="right"/>
             </w:pPr>
             <w:r>
-              <w:t>77 of 97</w:t>
+              <w:t>81 of 100</w:t>
             </w:r>
           </w:p>
         </w:tc>
@@ -11142,7 +10853,7 @@
               <w:jc w:val="right"/>
             </w:pPr>
             <w:r>
-              <w:t>4</w:t>
+              <w:t>3</w:t>
             </w:r>
           </w:p>
         </w:tc>

--- a/docs/Carnet-Business-Case.docx
+++ b/docs/Carnet-Business-Case.docx
@@ -9347,226 +9347,6 @@
         <w:t>WORKSHOP SUBSCRIPTION, PER BAY PER MONTH</w:t>
       </w:r>
     </w:p>
-    <w:tbl>
-      <w:tblPr>
-        <w:tblStyle w:val="TableGrid"/>
-        <w:tblW w:type="auto" w:w="0"/>
-        <w:jc w:val="left"/>
-        <w:tblLayout w:type="autofit"/>
-        <w:tblLook w:firstColumn="1" w:firstRow="1" w:lastColumn="0" w:lastRow="0" w:noHBand="0" w:noVBand="1" w:val="04A0"/>
-      </w:tblPr>
-      <w:tblGrid>
-        <w:gridCol w:w="3173"/>
-        <w:gridCol w:w="3173"/>
-        <w:gridCol w:w="3173"/>
-      </w:tblGrid>
-      <w:tr>
-        <w:tc>
-          <w:tcPr>
-            <w:tcW w:type="dxa" w:w="1701"/>
-            <w:shd w:val="clear" w:fill="ECEFF0"/>
-          </w:tcPr>
-          <w:p>
-            <w:r/>
-            <w:r>
-              <w:rPr>
-                <w:rFonts w:ascii="Arial" w:hAnsi="Arial"/>
-                <w:b/>
-                <w:color w:val="0D3B3F"/>
-                <w:sz w:val="15"/>
-              </w:rPr>
-              <w:t>TIER</w:t>
-            </w:r>
-          </w:p>
-        </w:tc>
-        <w:tc>
-          <w:tcPr>
-            <w:tcW w:type="dxa" w:w="1417"/>
-            <w:shd w:val="clear" w:fill="ECEFF0"/>
-          </w:tcPr>
-          <w:p>
-            <w:r/>
-            <w:r>
-              <w:rPr>
-                <w:rFonts w:ascii="Arial" w:hAnsi="Arial"/>
-                <w:b/>
-                <w:color w:val="0D3B3F"/>
-                <w:sz w:val="15"/>
-              </w:rPr>
-              <w:t>PRICE</w:t>
-            </w:r>
-          </w:p>
-        </w:tc>
-        <w:tc>
-          <w:tcPr>
-            <w:tcW w:type="dxa" w:w="5953"/>
-            <w:shd w:val="clear" w:fill="ECEFF0"/>
-          </w:tcPr>
-          <w:p>
-            <w:r/>
-            <w:r>
-              <w:rPr>
-                <w:rFonts w:ascii="Arial" w:hAnsi="Arial"/>
-                <w:b/>
-                <w:color w:val="0D3B3F"/>
-                <w:sz w:val="15"/>
-              </w:rPr>
-              <w:t>INCLUDES</w:t>
-            </w:r>
-          </w:p>
-        </w:tc>
-      </w:tr>
-      <w:tr>
-        <w:tc>
-          <w:tcPr>
-            <w:tcW w:type="dxa" w:w="1701"/>
-          </w:tcPr>
-          <w:p>
-            <w:r/>
-            <w:r>
-              <w:rPr>
-                <w:rFonts w:ascii="Georgia" w:hAnsi="Georgia"/>
-                <w:color w:val="101718"/>
-                <w:sz w:val="18"/>
-              </w:rPr>
-              <w:t>Core</w:t>
-            </w:r>
-          </w:p>
-        </w:tc>
-        <w:tc>
-          <w:tcPr>
-            <w:tcW w:type="dxa" w:w="1417"/>
-          </w:tcPr>
-          <w:p>
-            <w:r/>
-            <w:r>
-              <w:rPr>
-                <w:rFonts w:ascii="Georgia" w:hAnsi="Georgia"/>
-                <w:color w:val="101718"/>
-                <w:sz w:val="18"/>
-              </w:rPr>
-              <w:t>GBP 39</w:t>
-            </w:r>
-          </w:p>
-        </w:tc>
-        <w:tc>
-          <w:tcPr>
-            <w:tcW w:type="dxa" w:w="5953"/>
-          </w:tcPr>
-          <w:p>
-            <w:r/>
-            <w:r>
-              <w:rPr>
-                <w:rFonts w:ascii="Georgia" w:hAnsi="Georgia"/>
-                <w:color w:val="101718"/>
-                <w:sz w:val="18"/>
-              </w:rPr>
-              <w:t>Diary, jobs, customers, vehicles, inspections, estimates, invoicing, technician interface, customer portal, passport writing</w:t>
-            </w:r>
-          </w:p>
-        </w:tc>
-      </w:tr>
-      <w:tr>
-        <w:tc>
-          <w:tcPr>
-            <w:tcW w:type="dxa" w:w="1701"/>
-          </w:tcPr>
-          <w:p>
-            <w:r/>
-            <w:r>
-              <w:rPr>
-                <w:rFonts w:ascii="Georgia" w:hAnsi="Georgia"/>
-                <w:color w:val="101718"/>
-                <w:sz w:val="18"/>
-              </w:rPr>
-              <w:t>Complete</w:t>
-            </w:r>
-          </w:p>
-        </w:tc>
-        <w:tc>
-          <w:tcPr>
-            <w:tcW w:type="dxa" w:w="1417"/>
-          </w:tcPr>
-          <w:p>
-            <w:r/>
-            <w:r>
-              <w:rPr>
-                <w:rFonts w:ascii="Georgia" w:hAnsi="Georgia"/>
-                <w:color w:val="101718"/>
-                <w:sz w:val="18"/>
-              </w:rPr>
-              <w:t>GBP 69</w:t>
-            </w:r>
-          </w:p>
-        </w:tc>
-        <w:tc>
-          <w:tcPr>
-            <w:tcW w:type="dxa" w:w="5953"/>
-          </w:tcPr>
-          <w:p>
-            <w:r/>
-            <w:r>
-              <w:rPr>
-                <w:rFonts w:ascii="Georgia" w:hAnsi="Georgia"/>
-                <w:color w:val="101718"/>
-                <w:sz w:val="18"/>
-              </w:rPr>
-              <w:t>Core plus inventory, purchasing, suppliers, general ledger, financial statements, job profitability</w:t>
-            </w:r>
-          </w:p>
-        </w:tc>
-      </w:tr>
-      <w:tr>
-        <w:tc>
-          <w:tcPr>
-            <w:tcW w:type="dxa" w:w="1701"/>
-          </w:tcPr>
-          <w:p>
-            <w:r/>
-            <w:r>
-              <w:rPr>
-                <w:rFonts w:ascii="Georgia" w:hAnsi="Georgia"/>
-                <w:color w:val="101718"/>
-                <w:sz w:val="18"/>
-              </w:rPr>
-              <w:t>Group</w:t>
-            </w:r>
-          </w:p>
-        </w:tc>
-        <w:tc>
-          <w:tcPr>
-            <w:tcW w:type="dxa" w:w="1417"/>
-          </w:tcPr>
-          <w:p>
-            <w:r/>
-            <w:r>
-              <w:rPr>
-                <w:rFonts w:ascii="Georgia" w:hAnsi="Georgia"/>
-                <w:color w:val="101718"/>
-                <w:sz w:val="18"/>
-              </w:rPr>
-              <w:t>GBP 99</w:t>
-            </w:r>
-          </w:p>
-        </w:tc>
-        <w:tc>
-          <w:tcPr>
-            <w:tcW w:type="dxa" w:w="5953"/>
-          </w:tcPr>
-          <w:p>
-            <w:r/>
-            <w:r>
-              <w:rPr>
-                <w:rFonts w:ascii="Georgia" w:hAnsi="Georgia"/>
-                <w:color w:val="101718"/>
-                <w:sz w:val="18"/>
-              </w:rPr>
-              <w:t>Complete plus multi-location, consolidated reporting, stock transfer, commissions, priority support</w:t>
-            </w:r>
-          </w:p>
-        </w:tc>
-      </w:tr>
-    </w:tbl>
     <w:p>
       <w:pPr>
         <w:spacing w:after="80"/>
@@ -9603,326 +9383,6 @@
         <w:t>PASSPORT PRICING</w:t>
       </w:r>
     </w:p>
-    <w:tbl>
-      <w:tblPr>
-        <w:tblStyle w:val="TableGrid"/>
-        <w:tblW w:type="auto" w:w="0"/>
-        <w:jc w:val="left"/>
-        <w:tblLayout w:type="autofit"/>
-        <w:tblLook w:firstColumn="1" w:firstRow="1" w:lastColumn="0" w:lastRow="0" w:noHBand="0" w:noVBand="1" w:val="04A0"/>
-      </w:tblPr>
-      <w:tblGrid>
-        <w:gridCol w:w="3173"/>
-        <w:gridCol w:w="3173"/>
-        <w:gridCol w:w="3173"/>
-      </w:tblGrid>
-      <w:tr>
-        <w:tc>
-          <w:tcPr>
-            <w:tcW w:type="dxa" w:w="3685"/>
-            <w:shd w:val="clear" w:fill="ECEFF0"/>
-          </w:tcPr>
-          <w:p>
-            <w:r/>
-            <w:r>
-              <w:rPr>
-                <w:rFonts w:ascii="Arial" w:hAnsi="Arial"/>
-                <w:b/>
-                <w:color w:val="0D3B3F"/>
-                <w:sz w:val="15"/>
-              </w:rPr>
-              <w:t>PRODUCT</w:t>
-            </w:r>
-          </w:p>
-        </w:tc>
-        <w:tc>
-          <w:tcPr>
-            <w:tcW w:type="dxa" w:w="2268"/>
-            <w:shd w:val="clear" w:fill="ECEFF0"/>
-          </w:tcPr>
-          <w:p>
-            <w:r/>
-            <w:r>
-              <w:rPr>
-                <w:rFonts w:ascii="Arial" w:hAnsi="Arial"/>
-                <w:b/>
-                <w:color w:val="0D3B3F"/>
-                <w:sz w:val="15"/>
-              </w:rPr>
-              <w:t>PRICE</w:t>
-            </w:r>
-          </w:p>
-        </w:tc>
-        <w:tc>
-          <w:tcPr>
-            <w:tcW w:type="dxa" w:w="3118"/>
-            <w:shd w:val="clear" w:fill="ECEFF0"/>
-          </w:tcPr>
-          <w:p>
-            <w:r/>
-            <w:r>
-              <w:rPr>
-                <w:rFonts w:ascii="Arial" w:hAnsi="Arial"/>
-                <w:b/>
-                <w:color w:val="0D3B3F"/>
-                <w:sz w:val="15"/>
-              </w:rPr>
-              <w:t>BUYER</w:t>
-            </w:r>
-          </w:p>
-        </w:tc>
-      </w:tr>
-      <w:tr>
-        <w:tc>
-          <w:tcPr>
-            <w:tcW w:type="dxa" w:w="3685"/>
-          </w:tcPr>
-          <w:p>
-            <w:r/>
-            <w:r>
-              <w:rPr>
-                <w:rFonts w:ascii="Georgia" w:hAnsi="Georgia"/>
-                <w:color w:val="101718"/>
-                <w:sz w:val="18"/>
-              </w:rPr>
-              <w:t>Owner access to their own vehicles</w:t>
-            </w:r>
-          </w:p>
-        </w:tc>
-        <w:tc>
-          <w:tcPr>
-            <w:tcW w:type="dxa" w:w="2268"/>
-          </w:tcPr>
-          <w:p>
-            <w:r/>
-            <w:r>
-              <w:rPr>
-                <w:rFonts w:ascii="Georgia" w:hAnsi="Georgia"/>
-                <w:color w:val="101718"/>
-                <w:sz w:val="18"/>
-              </w:rPr>
-              <w:t>Free</w:t>
-            </w:r>
-          </w:p>
-        </w:tc>
-        <w:tc>
-          <w:tcPr>
-            <w:tcW w:type="dxa" w:w="3118"/>
-          </w:tcPr>
-          <w:p>
-            <w:r/>
-            <w:r>
-              <w:rPr>
-                <w:rFonts w:ascii="Georgia" w:hAnsi="Georgia"/>
-                <w:color w:val="101718"/>
-                <w:sz w:val="18"/>
-              </w:rPr>
-              <w:t>Every owner, permanently</w:t>
-            </w:r>
-          </w:p>
-        </w:tc>
-      </w:tr>
-      <w:tr>
-        <w:tc>
-          <w:tcPr>
-            <w:tcW w:type="dxa" w:w="3685"/>
-          </w:tcPr>
-          <w:p>
-            <w:r/>
-            <w:r>
-              <w:rPr>
-                <w:rFonts w:ascii="Georgia" w:hAnsi="Georgia"/>
-                <w:color w:val="101718"/>
-                <w:sz w:val="18"/>
-              </w:rPr>
-              <w:t>Share link to a prospective buyer</w:t>
-            </w:r>
-          </w:p>
-        </w:tc>
-        <w:tc>
-          <w:tcPr>
-            <w:tcW w:type="dxa" w:w="2268"/>
-          </w:tcPr>
-          <w:p>
-            <w:r/>
-            <w:r>
-              <w:rPr>
-                <w:rFonts w:ascii="Georgia" w:hAnsi="Georgia"/>
-                <w:color w:val="101718"/>
-                <w:sz w:val="18"/>
-              </w:rPr>
-              <w:t>Free</w:t>
-            </w:r>
-          </w:p>
-        </w:tc>
-        <w:tc>
-          <w:tcPr>
-            <w:tcW w:type="dxa" w:w="3118"/>
-          </w:tcPr>
-          <w:p>
-            <w:r/>
-            <w:r>
-              <w:rPr>
-                <w:rFonts w:ascii="Georgia" w:hAnsi="Georgia"/>
-                <w:color w:val="101718"/>
-                <w:sz w:val="18"/>
-              </w:rPr>
-              <w:t>Seller</w:t>
-            </w:r>
-          </w:p>
-        </w:tc>
-      </w:tr>
-      <w:tr>
-        <w:tc>
-          <w:tcPr>
-            <w:tcW w:type="dxa" w:w="3685"/>
-          </w:tcPr>
-          <w:p>
-            <w:r/>
-            <w:r>
-              <w:rPr>
-                <w:rFonts w:ascii="Georgia" w:hAnsi="Georgia"/>
-                <w:color w:val="101718"/>
-                <w:sz w:val="18"/>
-              </w:rPr>
-              <w:t>Verified buyer report</w:t>
-            </w:r>
-          </w:p>
-        </w:tc>
-        <w:tc>
-          <w:tcPr>
-            <w:tcW w:type="dxa" w:w="2268"/>
-          </w:tcPr>
-          <w:p>
-            <w:r/>
-            <w:r>
-              <w:rPr>
-                <w:rFonts w:ascii="Georgia" w:hAnsi="Georgia"/>
-                <w:color w:val="101718"/>
-                <w:sz w:val="18"/>
-              </w:rPr>
-              <w:t>GBP 14.99</w:t>
-            </w:r>
-          </w:p>
-        </w:tc>
-        <w:tc>
-          <w:tcPr>
-            <w:tcW w:type="dxa" w:w="3118"/>
-          </w:tcPr>
-          <w:p>
-            <w:r/>
-            <w:r>
-              <w:rPr>
-                <w:rFonts w:ascii="Georgia" w:hAnsi="Georgia"/>
-                <w:color w:val="101718"/>
-                <w:sz w:val="18"/>
-              </w:rPr>
-              <w:t>Private buyer</w:t>
-            </w:r>
-          </w:p>
-        </w:tc>
-      </w:tr>
-      <w:tr>
-        <w:tc>
-          <w:tcPr>
-            <w:tcW w:type="dxa" w:w="3685"/>
-          </w:tcPr>
-          <w:p>
-            <w:r/>
-            <w:r>
-              <w:rPr>
-                <w:rFonts w:ascii="Georgia" w:hAnsi="Georgia"/>
-                <w:color w:val="101718"/>
-                <w:sz w:val="18"/>
-              </w:rPr>
-              <w:t>Trade seat, unlimited reports</w:t>
-            </w:r>
-          </w:p>
-        </w:tc>
-        <w:tc>
-          <w:tcPr>
-            <w:tcW w:type="dxa" w:w="2268"/>
-          </w:tcPr>
-          <w:p>
-            <w:r/>
-            <w:r>
-              <w:rPr>
-                <w:rFonts w:ascii="Georgia" w:hAnsi="Georgia"/>
-                <w:color w:val="101718"/>
-                <w:sz w:val="18"/>
-              </w:rPr>
-              <w:t>GBP 99/month</w:t>
-            </w:r>
-          </w:p>
-        </w:tc>
-        <w:tc>
-          <w:tcPr>
-            <w:tcW w:type="dxa" w:w="3118"/>
-          </w:tcPr>
-          <w:p>
-            <w:r/>
-            <w:r>
-              <w:rPr>
-                <w:rFonts w:ascii="Georgia" w:hAnsi="Georgia"/>
-                <w:color w:val="101718"/>
-                <w:sz w:val="18"/>
-              </w:rPr>
-              <w:t>Used-car dealers</w:t>
-            </w:r>
-          </w:p>
-        </w:tc>
-      </w:tr>
-      <w:tr>
-        <w:tc>
-          <w:tcPr>
-            <w:tcW w:type="dxa" w:w="3685"/>
-          </w:tcPr>
-          <w:p>
-            <w:r/>
-            <w:r>
-              <w:rPr>
-                <w:rFonts w:ascii="Georgia" w:hAnsi="Georgia"/>
-                <w:color w:val="101718"/>
-                <w:sz w:val="18"/>
-              </w:rPr>
-              <w:t>API access</w:t>
-            </w:r>
-          </w:p>
-        </w:tc>
-        <w:tc>
-          <w:tcPr>
-            <w:tcW w:type="dxa" w:w="2268"/>
-          </w:tcPr>
-          <w:p>
-            <w:r/>
-            <w:r>
-              <w:rPr>
-                <w:rFonts w:ascii="Georgia" w:hAnsi="Georgia"/>
-                <w:color w:val="101718"/>
-                <w:sz w:val="18"/>
-              </w:rPr>
-              <w:t>Volume-priced</w:t>
-            </w:r>
-          </w:p>
-        </w:tc>
-        <w:tc>
-          <w:tcPr>
-            <w:tcW w:type="dxa" w:w="3118"/>
-          </w:tcPr>
-          <w:p>
-            <w:r/>
-            <w:r>
-              <w:rPr>
-                <w:rFonts w:ascii="Georgia" w:hAnsi="Georgia"/>
-                <w:color w:val="101718"/>
-                <w:sz w:val="18"/>
-              </w:rPr>
-              <w:t>Insurers, auctions, finance</w:t>
-            </w:r>
-          </w:p>
-        </w:tc>
-      </w:tr>
-    </w:tbl>
     <w:p>
       <w:pPr>
         <w:spacing w:after="80"/>
@@ -10703,7 +10163,7 @@
               <w:jc w:val="right"/>
             </w:pPr>
             <w:r>
-              <w:t>60</w:t>
+              <w:t>64</w:t>
             </w:r>
           </w:p>
         </w:tc>
@@ -10753,7 +10213,7 @@
               <w:jc w:val="right"/>
             </w:pPr>
             <w:r>
-              <w:t>800</w:t>
+              <w:t>823</w:t>
             </w:r>
           </w:p>
         </w:tc>
@@ -10778,7 +10238,7 @@
               <w:jc w:val="right"/>
             </w:pPr>
             <w:r>
-              <w:t>16</w:t>
+              <w:t>17</w:t>
             </w:r>
           </w:p>
         </w:tc>
@@ -10803,7 +10263,7 @@
               <w:jc w:val="right"/>
             </w:pPr>
             <w:r>
-              <w:t>288</w:t>
+              <w:t>296</w:t>
             </w:r>
           </w:p>
         </w:tc>
@@ -10828,7 +10288,7 @@
               <w:jc w:val="right"/>
             </w:pPr>
             <w:r>
-              <w:t>81 of 100</w:t>
+              <w:t>85 of 104</w:t>
             </w:r>
           </w:p>
         </w:tc>

--- a/docs/Carnet-Business-Case.docx
+++ b/docs/Carnet-Business-Case.docx
@@ -8824,326 +8824,6 @@
         <w:t>PAYMENT AGAINST MILESTONES</w:t>
       </w:r>
     </w:p>
-    <w:tbl>
-      <w:tblPr>
-        <w:tblStyle w:val="TableGrid"/>
-        <w:tblW w:type="auto" w:w="0"/>
-        <w:jc w:val="left"/>
-        <w:tblLayout w:type="autofit"/>
-        <w:tblLook w:firstColumn="1" w:firstRow="1" w:lastColumn="0" w:lastRow="0" w:noHBand="0" w:noVBand="1" w:val="04A0"/>
-      </w:tblPr>
-      <w:tblGrid>
-        <w:gridCol w:w="3173"/>
-        <w:gridCol w:w="3173"/>
-        <w:gridCol w:w="3173"/>
-      </w:tblGrid>
-      <w:tr>
-        <w:tc>
-          <w:tcPr>
-            <w:tcW w:type="dxa" w:w="2551"/>
-            <w:shd w:val="clear" w:fill="ECEFF0"/>
-          </w:tcPr>
-          <w:p>
-            <w:r/>
-            <w:r>
-              <w:rPr>
-                <w:rFonts w:ascii="Arial" w:hAnsi="Arial"/>
-                <w:b/>
-                <w:color w:val="0D3B3F"/>
-                <w:sz w:val="15"/>
-              </w:rPr>
-              <w:t>MILESTONE</w:t>
-            </w:r>
-          </w:p>
-        </w:tc>
-        <w:tc>
-          <w:tcPr>
-            <w:tcW w:type="dxa" w:w="5102"/>
-            <w:shd w:val="clear" w:fill="ECEFF0"/>
-          </w:tcPr>
-          <w:p>
-            <w:r/>
-            <w:r>
-              <w:rPr>
-                <w:rFonts w:ascii="Arial" w:hAnsi="Arial"/>
-                <w:b/>
-                <w:color w:val="0D3B3F"/>
-                <w:sz w:val="15"/>
-              </w:rPr>
-              <w:t>TRIGGER</w:t>
-            </w:r>
-          </w:p>
-        </w:tc>
-        <w:tc>
-          <w:tcPr>
-            <w:tcW w:type="dxa" w:w="1417"/>
-            <w:shd w:val="clear" w:fill="ECEFF0"/>
-          </w:tcPr>
-          <w:p>
-            <w:r/>
-            <w:r>
-              <w:rPr>
-                <w:rFonts w:ascii="Arial" w:hAnsi="Arial"/>
-                <w:b/>
-                <w:color w:val="0D3B3F"/>
-                <w:sz w:val="15"/>
-              </w:rPr>
-              <w:t>SHARE</w:t>
-            </w:r>
-          </w:p>
-        </w:tc>
-      </w:tr>
-      <w:tr>
-        <w:tc>
-          <w:tcPr>
-            <w:tcW w:type="dxa" w:w="2551"/>
-          </w:tcPr>
-          <w:p>
-            <w:r/>
-            <w:r>
-              <w:rPr>
-                <w:rFonts w:ascii="Georgia" w:hAnsi="Georgia"/>
-                <w:color w:val="101718"/>
-                <w:sz w:val="18"/>
-              </w:rPr>
-              <w:t>Mobilisation</w:t>
-            </w:r>
-          </w:p>
-        </w:tc>
-        <w:tc>
-          <w:tcPr>
-            <w:tcW w:type="dxa" w:w="5102"/>
-          </w:tcPr>
-          <w:p>
-            <w:r/>
-            <w:r>
-              <w:rPr>
-                <w:rFonts w:ascii="Georgia" w:hAnsi="Georgia"/>
-                <w:color w:val="101718"/>
-                <w:sz w:val="18"/>
-              </w:rPr>
-              <w:t>Contract signature</w:t>
-            </w:r>
-          </w:p>
-        </w:tc>
-        <w:tc>
-          <w:tcPr>
-            <w:tcW w:type="dxa" w:w="1417"/>
-          </w:tcPr>
-          <w:p>
-            <w:r/>
-            <w:r>
-              <w:rPr>
-                <w:rFonts w:ascii="Georgia" w:hAnsi="Georgia"/>
-                <w:color w:val="101718"/>
-                <w:sz w:val="18"/>
-              </w:rPr>
-              <w:t>15%</w:t>
-            </w:r>
-          </w:p>
-        </w:tc>
-      </w:tr>
-      <w:tr>
-        <w:tc>
-          <w:tcPr>
-            <w:tcW w:type="dxa" w:w="2551"/>
-          </w:tcPr>
-          <w:p>
-            <w:r/>
-            <w:r>
-              <w:rPr>
-                <w:rFonts w:ascii="Georgia" w:hAnsi="Georgia"/>
-                <w:color w:val="101718"/>
-                <w:sz w:val="18"/>
-              </w:rPr>
-              <w:t>Phase 1 acceptance</w:t>
-            </w:r>
-          </w:p>
-        </w:tc>
-        <w:tc>
-          <w:tcPr>
-            <w:tcW w:type="dxa" w:w="5102"/>
-          </w:tcPr>
-          <w:p>
-            <w:r/>
-            <w:r>
-              <w:rPr>
-                <w:rFonts w:ascii="Georgia" w:hAnsi="Georgia"/>
-                <w:color w:val="101718"/>
-                <w:sz w:val="18"/>
-              </w:rPr>
-              <w:t>Workshop Core demonstrated against acceptance criteria</w:t>
-            </w:r>
-          </w:p>
-        </w:tc>
-        <w:tc>
-          <w:tcPr>
-            <w:tcW w:type="dxa" w:w="1417"/>
-          </w:tcPr>
-          <w:p>
-            <w:r/>
-            <w:r>
-              <w:rPr>
-                <w:rFonts w:ascii="Georgia" w:hAnsi="Georgia"/>
-                <w:color w:val="101718"/>
-                <w:sz w:val="18"/>
-              </w:rPr>
-              <w:t>30%</w:t>
-            </w:r>
-          </w:p>
-        </w:tc>
-      </w:tr>
-      <w:tr>
-        <w:tc>
-          <w:tcPr>
-            <w:tcW w:type="dxa" w:w="2551"/>
-          </w:tcPr>
-          <w:p>
-            <w:r/>
-            <w:r>
-              <w:rPr>
-                <w:rFonts w:ascii="Georgia" w:hAnsi="Georgia"/>
-                <w:color w:val="101718"/>
-                <w:sz w:val="18"/>
-              </w:rPr>
-              <w:t>Phase 2 acceptance</w:t>
-            </w:r>
-          </w:p>
-        </w:tc>
-        <w:tc>
-          <w:tcPr>
-            <w:tcW w:type="dxa" w:w="5102"/>
-          </w:tcPr>
-          <w:p>
-            <w:r/>
-            <w:r>
-              <w:rPr>
-                <w:rFonts w:ascii="Georgia" w:hAnsi="Georgia"/>
-                <w:color w:val="101718"/>
-                <w:sz w:val="18"/>
-              </w:rPr>
-              <w:t>Inventory and Procurement accepted</w:t>
-            </w:r>
-          </w:p>
-        </w:tc>
-        <w:tc>
-          <w:tcPr>
-            <w:tcW w:type="dxa" w:w="1417"/>
-          </w:tcPr>
-          <w:p>
-            <w:r/>
-            <w:r>
-              <w:rPr>
-                <w:rFonts w:ascii="Georgia" w:hAnsi="Georgia"/>
-                <w:color w:val="101718"/>
-                <w:sz w:val="18"/>
-              </w:rPr>
-              <w:t>25%</w:t>
-            </w:r>
-          </w:p>
-        </w:tc>
-      </w:tr>
-      <w:tr>
-        <w:tc>
-          <w:tcPr>
-            <w:tcW w:type="dxa" w:w="2551"/>
-          </w:tcPr>
-          <w:p>
-            <w:r/>
-            <w:r>
-              <w:rPr>
-                <w:rFonts w:ascii="Georgia" w:hAnsi="Georgia"/>
-                <w:color w:val="101718"/>
-                <w:sz w:val="18"/>
-              </w:rPr>
-              <w:t>Phase 3 acceptance</w:t>
-            </w:r>
-          </w:p>
-        </w:tc>
-        <w:tc>
-          <w:tcPr>
-            <w:tcW w:type="dxa" w:w="5102"/>
-          </w:tcPr>
-          <w:p>
-            <w:r/>
-            <w:r>
-              <w:rPr>
-                <w:rFonts w:ascii="Georgia" w:hAnsi="Georgia"/>
-                <w:color w:val="101718"/>
-                <w:sz w:val="18"/>
-              </w:rPr>
-              <w:t>Finance and ERP accepted</w:t>
-            </w:r>
-          </w:p>
-        </w:tc>
-        <w:tc>
-          <w:tcPr>
-            <w:tcW w:type="dxa" w:w="1417"/>
-          </w:tcPr>
-          <w:p>
-            <w:r/>
-            <w:r>
-              <w:rPr>
-                <w:rFonts w:ascii="Georgia" w:hAnsi="Georgia"/>
-                <w:color w:val="101718"/>
-                <w:sz w:val="18"/>
-              </w:rPr>
-              <w:t>25%</w:t>
-            </w:r>
-          </w:p>
-        </w:tc>
-      </w:tr>
-      <w:tr>
-        <w:tc>
-          <w:tcPr>
-            <w:tcW w:type="dxa" w:w="2551"/>
-          </w:tcPr>
-          <w:p>
-            <w:r/>
-            <w:r>
-              <w:rPr>
-                <w:rFonts w:ascii="Georgia" w:hAnsi="Georgia"/>
-                <w:color w:val="101718"/>
-                <w:sz w:val="18"/>
-              </w:rPr>
-              <w:t>Warranty release</w:t>
-            </w:r>
-          </w:p>
-        </w:tc>
-        <w:tc>
-          <w:tcPr>
-            <w:tcW w:type="dxa" w:w="5102"/>
-          </w:tcPr>
-          <w:p>
-            <w:r/>
-            <w:r>
-              <w:rPr>
-                <w:rFonts w:ascii="Georgia" w:hAnsi="Georgia"/>
-                <w:color w:val="101718"/>
-                <w:sz w:val="18"/>
-              </w:rPr>
-              <w:t>30 days after Phase 3 acceptance</w:t>
-            </w:r>
-          </w:p>
-        </w:tc>
-        <w:tc>
-          <w:tcPr>
-            <w:tcW w:type="dxa" w:w="1417"/>
-          </w:tcPr>
-          <w:p>
-            <w:r/>
-            <w:r>
-              <w:rPr>
-                <w:rFonts w:ascii="Georgia" w:hAnsi="Georgia"/>
-                <w:color w:val="101718"/>
-                <w:sz w:val="18"/>
-              </w:rPr>
-              <w:t>5%</w:t>
-            </w:r>
-          </w:p>
-        </w:tc>
-      </w:tr>
-    </w:tbl>
     <w:p>
       <w:pPr>
         <w:spacing w:after="80"/>
@@ -10163,7 +9843,7 @@
               <w:jc w:val="right"/>
             </w:pPr>
             <w:r>
-              <w:t>64</w:t>
+              <w:t>68</w:t>
             </w:r>
           </w:p>
         </w:tc>
@@ -10188,7 +9868,7 @@
               <w:jc w:val="right"/>
             </w:pPr>
             <w:r>
-              <w:t>101</w:t>
+              <w:t>105</w:t>
             </w:r>
           </w:p>
         </w:tc>
@@ -10213,7 +9893,7 @@
               <w:jc w:val="right"/>
             </w:pPr>
             <w:r>
-              <w:t>823</w:t>
+              <w:t>856</w:t>
             </w:r>
           </w:p>
         </w:tc>
@@ -10238,7 +9918,7 @@
               <w:jc w:val="right"/>
             </w:pPr>
             <w:r>
-              <w:t>17</w:t>
+              <w:t>18</w:t>
             </w:r>
           </w:p>
         </w:tc>
@@ -10263,7 +9943,7 @@
               <w:jc w:val="right"/>
             </w:pPr>
             <w:r>
-              <w:t>296</w:t>
+              <w:t>306</w:t>
             </w:r>
           </w:p>
         </w:tc>
@@ -10288,7 +9968,7 @@
               <w:jc w:val="right"/>
             </w:pPr>
             <w:r>
-              <w:t>85 of 104</w:t>
+              <w:t>94 of 114</w:t>
             </w:r>
           </w:p>
         </w:tc>
@@ -10338,7 +10018,7 @@
               <w:jc w:val="right"/>
             </w:pPr>
             <w:r>
-              <w:t>16</w:t>
+              <w:t>17</w:t>
             </w:r>
           </w:p>
         </w:tc>

--- a/docs/Carnet-Business-Case.docx
+++ b/docs/Carnet-Business-Case.docx
@@ -8528,273 +8528,6 @@
         <w:t>KEY DATES AND GATES</w:t>
       </w:r>
     </w:p>
-    <w:tbl>
-      <w:tblPr>
-        <w:tblStyle w:val="TableGrid"/>
-        <w:tblW w:type="auto" w:w="0"/>
-        <w:jc w:val="left"/>
-        <w:tblLayout w:type="autofit"/>
-        <w:tblLook w:firstColumn="1" w:firstRow="1" w:lastColumn="0" w:lastRow="0" w:noHBand="0" w:noVBand="1" w:val="04A0"/>
-      </w:tblPr>
-      <w:tblGrid>
-        <w:gridCol w:w="4759"/>
-        <w:gridCol w:w="4759"/>
-      </w:tblGrid>
-      <w:tr>
-        <w:tc>
-          <w:tcPr>
-            <w:tcW w:type="dxa" w:w="1134"/>
-            <w:shd w:val="clear" w:fill="ECEFF0"/>
-          </w:tcPr>
-          <w:p>
-            <w:r/>
-            <w:r>
-              <w:rPr>
-                <w:rFonts w:ascii="Arial" w:hAnsi="Arial"/>
-                <w:b/>
-                <w:color w:val="0D3B3F"/>
-                <w:sz w:val="15"/>
-              </w:rPr>
-              <w:t>WEEK</w:t>
-            </w:r>
-          </w:p>
-        </w:tc>
-        <w:tc>
-          <w:tcPr>
-            <w:tcW w:type="dxa" w:w="7937"/>
-            <w:shd w:val="clear" w:fill="ECEFF0"/>
-          </w:tcPr>
-          <w:p>
-            <w:r/>
-            <w:r>
-              <w:rPr>
-                <w:rFonts w:ascii="Arial" w:hAnsi="Arial"/>
-                <w:b/>
-                <w:color w:val="0D3B3F"/>
-                <w:sz w:val="15"/>
-              </w:rPr>
-              <w:t>MILESTONE</w:t>
-            </w:r>
-          </w:p>
-        </w:tc>
-      </w:tr>
-      <w:tr>
-        <w:tc>
-          <w:tcPr>
-            <w:tcW w:type="dxa" w:w="1134"/>
-          </w:tcPr>
-          <w:p>
-            <w:r/>
-            <w:r>
-              <w:rPr>
-                <w:rFonts w:ascii="Georgia" w:hAnsi="Georgia"/>
-                <w:color w:val="101718"/>
-                <w:sz w:val="18"/>
-              </w:rPr>
-              <w:t>2</w:t>
-            </w:r>
-          </w:p>
-        </w:tc>
-        <w:tc>
-          <w:tcPr>
-            <w:tcW w:type="dxa" w:w="7937"/>
-          </w:tcPr>
-          <w:p>
-            <w:r/>
-            <w:r>
-              <w:rPr>
-                <w:rFonts w:ascii="Georgia" w:hAnsi="Georgia"/>
-                <w:color w:val="101718"/>
-                <w:sz w:val="18"/>
-              </w:rPr>
-              <w:t>Design system approved; domain model reviewed with design partners</w:t>
-            </w:r>
-          </w:p>
-        </w:tc>
-      </w:tr>
-      <w:tr>
-        <w:tc>
-          <w:tcPr>
-            <w:tcW w:type="dxa" w:w="1134"/>
-          </w:tcPr>
-          <w:p>
-            <w:r/>
-            <w:r>
-              <w:rPr>
-                <w:rFonts w:ascii="Georgia" w:hAnsi="Georgia"/>
-                <w:color w:val="101718"/>
-                <w:sz w:val="18"/>
-              </w:rPr>
-              <w:t>4</w:t>
-            </w:r>
-          </w:p>
-        </w:tc>
-        <w:tc>
-          <w:tcPr>
-            <w:tcW w:type="dxa" w:w="7937"/>
-          </w:tcPr>
-          <w:p>
-            <w:r/>
-            <w:r>
-              <w:rPr>
-                <w:rFonts w:ascii="Georgia" w:hAnsi="Georgia"/>
-                <w:color w:val="101718"/>
-                <w:sz w:val="18"/>
-              </w:rPr>
-              <w:t>Architecture and data model signed off; walking skeleton deployed</w:t>
-            </w:r>
-          </w:p>
-        </w:tc>
-      </w:tr>
-      <w:tr>
-        <w:tc>
-          <w:tcPr>
-            <w:tcW w:type="dxa" w:w="1134"/>
-            <w:shd w:val="clear" w:fill="E2ECEC"/>
-          </w:tcPr>
-          <w:p>
-            <w:r/>
-            <w:r>
-              <w:rPr>
-                <w:rFonts w:ascii="Georgia" w:hAnsi="Georgia"/>
-                <w:b/>
-                <w:color w:val="101718"/>
-                <w:sz w:val="18"/>
-              </w:rPr>
-              <w:t>10</w:t>
-            </w:r>
-          </w:p>
-        </w:tc>
-        <w:tc>
-          <w:tcPr>
-            <w:tcW w:type="dxa" w:w="7937"/>
-            <w:shd w:val="clear" w:fill="E2ECEC"/>
-          </w:tcPr>
-          <w:p>
-            <w:r/>
-            <w:r>
-              <w:rPr>
-                <w:rFonts w:ascii="Georgia" w:hAnsi="Georgia"/>
-                <w:b w:val="0"/>
-                <w:color w:val="101718"/>
-                <w:sz w:val="18"/>
-              </w:rPr>
-              <w:t>Phase 1 accepted — MVP live with design partners</w:t>
-            </w:r>
-          </w:p>
-        </w:tc>
-      </w:tr>
-      <w:tr>
-        <w:tc>
-          <w:tcPr>
-            <w:tcW w:type="dxa" w:w="1134"/>
-          </w:tcPr>
-          <w:p>
-            <w:r/>
-            <w:r>
-              <w:rPr>
-                <w:rFonts w:ascii="Georgia" w:hAnsi="Georgia"/>
-                <w:color w:val="101718"/>
-                <w:sz w:val="18"/>
-              </w:rPr>
-              <w:t>18</w:t>
-            </w:r>
-          </w:p>
-        </w:tc>
-        <w:tc>
-          <w:tcPr>
-            <w:tcW w:type="dxa" w:w="7937"/>
-          </w:tcPr>
-          <w:p>
-            <w:r/>
-            <w:r>
-              <w:rPr>
-                <w:rFonts w:ascii="Georgia" w:hAnsi="Georgia"/>
-                <w:color w:val="101718"/>
-                <w:sz w:val="18"/>
-              </w:rPr>
-              <w:t>Phase 2 accepted</w:t>
-            </w:r>
-          </w:p>
-        </w:tc>
-      </w:tr>
-      <w:tr>
-        <w:tc>
-          <w:tcPr>
-            <w:tcW w:type="dxa" w:w="1134"/>
-            <w:shd w:val="clear" w:fill="E2ECEC"/>
-          </w:tcPr>
-          <w:p>
-            <w:r/>
-            <w:r>
-              <w:rPr>
-                <w:rFonts w:ascii="Georgia" w:hAnsi="Georgia"/>
-                <w:b/>
-                <w:color w:val="101718"/>
-                <w:sz w:val="18"/>
-              </w:rPr>
-              <w:t>20</w:t>
-            </w:r>
-          </w:p>
-        </w:tc>
-        <w:tc>
-          <w:tcPr>
-            <w:tcW w:type="dxa" w:w="7937"/>
-            <w:shd w:val="clear" w:fill="E2ECEC"/>
-          </w:tcPr>
-          <w:p>
-            <w:r/>
-            <w:r>
-              <w:rPr>
-                <w:rFonts w:ascii="Georgia" w:hAnsi="Georgia"/>
-                <w:b w:val="0"/>
-                <w:color w:val="101718"/>
-                <w:sz w:val="18"/>
-              </w:rPr>
-              <w:t>First paying customer; pricing validated</w:t>
-            </w:r>
-          </w:p>
-        </w:tc>
-      </w:tr>
-      <w:tr>
-        <w:tc>
-          <w:tcPr>
-            <w:tcW w:type="dxa" w:w="1134"/>
-            <w:shd w:val="clear" w:fill="E2ECEC"/>
-          </w:tcPr>
-          <w:p>
-            <w:r/>
-            <w:r>
-              <w:rPr>
-                <w:rFonts w:ascii="Georgia" w:hAnsi="Georgia"/>
-                <w:b/>
-                <w:color w:val="101718"/>
-                <w:sz w:val="18"/>
-              </w:rPr>
-              <w:t>28</w:t>
-            </w:r>
-          </w:p>
-        </w:tc>
-        <w:tc>
-          <w:tcPr>
-            <w:tcW w:type="dxa" w:w="7937"/>
-            <w:shd w:val="clear" w:fill="E2ECEC"/>
-          </w:tcPr>
-          <w:p>
-            <w:r/>
-            <w:r>
-              <w:rPr>
-                <w:rFonts w:ascii="Georgia" w:hAnsi="Georgia"/>
-                <w:b w:val="0"/>
-                <w:color w:val="101718"/>
-                <w:sz w:val="18"/>
-              </w:rPr>
-              <w:t>Phase 3 accepted — commercially complete platform</w:t>
-            </w:r>
-          </w:p>
-        </w:tc>
-      </w:tr>
-    </w:tbl>
     <w:p>
       <w:pPr>
         <w:spacing w:after="80"/>
@@ -9843,7 +9576,7 @@
               <w:jc w:val="right"/>
             </w:pPr>
             <w:r>
-              <w:t>68</w:t>
+              <w:t>69</w:t>
             </w:r>
           </w:p>
         </w:tc>
@@ -9868,7 +9601,7 @@
               <w:jc w:val="right"/>
             </w:pPr>
             <w:r>
-              <w:t>105</w:t>
+              <w:t>106</w:t>
             </w:r>
           </w:p>
         </w:tc>
@@ -9893,7 +9626,7 @@
               <w:jc w:val="right"/>
             </w:pPr>
             <w:r>
-              <w:t>856</w:t>
+              <w:t>894</w:t>
             </w:r>
           </w:p>
         </w:tc>
@@ -9918,7 +9651,7 @@
               <w:jc w:val="right"/>
             </w:pPr>
             <w:r>
-              <w:t>18</w:t>
+              <w:t>19</w:t>
             </w:r>
           </w:p>
         </w:tc>
@@ -9943,7 +9676,7 @@
               <w:jc w:val="right"/>
             </w:pPr>
             <w:r>
-              <w:t>306</w:t>
+              <w:t>314</w:t>
             </w:r>
           </w:p>
         </w:tc>
@@ -9968,7 +9701,7 @@
               <w:jc w:val="right"/>
             </w:pPr>
             <w:r>
-              <w:t>94 of 114</w:t>
+              <w:t>104 of 125</w:t>
             </w:r>
           </w:p>
         </w:tc>
@@ -10018,7 +9751,7 @@
               <w:jc w:val="right"/>
             </w:pPr>
             <w:r>
-              <w:t>17</w:t>
+              <w:t>18</w:t>
             </w:r>
           </w:p>
         </w:tc>

--- a/docs/Carnet-Business-Case.docx
+++ b/docs/Carnet-Business-Case.docx
@@ -7999,491 +7999,6 @@
         <w:t>TEAM SHAPE, PEAK 4.2 FTE</w:t>
       </w:r>
     </w:p>
-    <w:tbl>
-      <w:tblPr>
-        <w:tblStyle w:val="TableGrid"/>
-        <w:tblW w:type="auto" w:w="0"/>
-        <w:jc w:val="left"/>
-        <w:tblLayout w:type="autofit"/>
-        <w:tblLook w:firstColumn="1" w:firstRow="1" w:lastColumn="0" w:lastRow="0" w:noHBand="0" w:noVBand="1" w:val="04A0"/>
-      </w:tblPr>
-      <w:tblGrid>
-        <w:gridCol w:w="2379"/>
-        <w:gridCol w:w="2379"/>
-        <w:gridCol w:w="2379"/>
-        <w:gridCol w:w="2379"/>
-      </w:tblGrid>
-      <w:tr>
-        <w:tc>
-          <w:tcPr>
-            <w:tcW w:type="dxa" w:w="2551"/>
-            <w:shd w:val="clear" w:fill="ECEFF0"/>
-          </w:tcPr>
-          <w:p>
-            <w:r/>
-            <w:r>
-              <w:rPr>
-                <w:rFonts w:ascii="Arial" w:hAnsi="Arial"/>
-                <w:b/>
-                <w:color w:val="0D3B3F"/>
-                <w:sz w:val="15"/>
-              </w:rPr>
-              <w:t>ROLE</w:t>
-            </w:r>
-          </w:p>
-        </w:tc>
-        <w:tc>
-          <w:tcPr>
-            <w:tcW w:type="dxa" w:w="850"/>
-            <w:shd w:val="clear" w:fill="ECEFF0"/>
-          </w:tcPr>
-          <w:p>
-            <w:r/>
-            <w:r>
-              <w:rPr>
-                <w:rFonts w:ascii="Arial" w:hAnsi="Arial"/>
-                <w:b/>
-                <w:color w:val="0D3B3F"/>
-                <w:sz w:val="15"/>
-              </w:rPr>
-              <w:t>FTE</w:t>
-            </w:r>
-          </w:p>
-        </w:tc>
-        <w:tc>
-          <w:tcPr>
-            <w:tcW w:type="dxa" w:w="1020"/>
-            <w:shd w:val="clear" w:fill="ECEFF0"/>
-          </w:tcPr>
-          <w:p>
-            <w:r/>
-            <w:r>
-              <w:rPr>
-                <w:rFonts w:ascii="Arial" w:hAnsi="Arial"/>
-                <w:b/>
-                <w:color w:val="0D3B3F"/>
-                <w:sz w:val="15"/>
-              </w:rPr>
-              <w:t>WEEKS</w:t>
-            </w:r>
-          </w:p>
-        </w:tc>
-        <w:tc>
-          <w:tcPr>
-            <w:tcW w:type="dxa" w:w="4649"/>
-            <w:shd w:val="clear" w:fill="ECEFF0"/>
-          </w:tcPr>
-          <w:p>
-            <w:r/>
-            <w:r>
-              <w:rPr>
-                <w:rFonts w:ascii="Arial" w:hAnsi="Arial"/>
-                <w:b/>
-                <w:color w:val="0D3B3F"/>
-                <w:sz w:val="15"/>
-              </w:rPr>
-              <w:t>RESPONSIBILITY</w:t>
-            </w:r>
-          </w:p>
-        </w:tc>
-      </w:tr>
-      <w:tr>
-        <w:tc>
-          <w:tcPr>
-            <w:tcW w:type="dxa" w:w="2551"/>
-          </w:tcPr>
-          <w:p>
-            <w:r/>
-            <w:r>
-              <w:rPr>
-                <w:rFonts w:ascii="Georgia" w:hAnsi="Georgia"/>
-                <w:color w:val="101718"/>
-                <w:sz w:val="18"/>
-              </w:rPr>
-              <w:t>Tech lead / architect</w:t>
-            </w:r>
-          </w:p>
-        </w:tc>
-        <w:tc>
-          <w:tcPr>
-            <w:tcW w:type="dxa" w:w="850"/>
-          </w:tcPr>
-          <w:p>
-            <w:r/>
-            <w:r>
-              <w:rPr>
-                <w:rFonts w:ascii="Georgia" w:hAnsi="Georgia"/>
-                <w:color w:val="101718"/>
-                <w:sz w:val="18"/>
-              </w:rPr>
-              <w:t>1.0</w:t>
-            </w:r>
-          </w:p>
-        </w:tc>
-        <w:tc>
-          <w:tcPr>
-            <w:tcW w:type="dxa" w:w="1020"/>
-          </w:tcPr>
-          <w:p>
-            <w:r/>
-            <w:r>
-              <w:rPr>
-                <w:rFonts w:ascii="Georgia" w:hAnsi="Georgia"/>
-                <w:color w:val="101718"/>
-                <w:sz w:val="18"/>
-              </w:rPr>
-              <w:t>28</w:t>
-            </w:r>
-          </w:p>
-        </w:tc>
-        <w:tc>
-          <w:tcPr>
-            <w:tcW w:type="dxa" w:w="4649"/>
-          </w:tcPr>
-          <w:p>
-            <w:r/>
-            <w:r>
-              <w:rPr>
-                <w:rFonts w:ascii="Georgia" w:hAnsi="Georgia"/>
-                <w:color w:val="101718"/>
-                <w:sz w:val="18"/>
-              </w:rPr>
-              <w:t>Domain model, architecture, review, the hard parts</w:t>
-            </w:r>
-          </w:p>
-        </w:tc>
-      </w:tr>
-      <w:tr>
-        <w:tc>
-          <w:tcPr>
-            <w:tcW w:type="dxa" w:w="2551"/>
-          </w:tcPr>
-          <w:p>
-            <w:r/>
-            <w:r>
-              <w:rPr>
-                <w:rFonts w:ascii="Georgia" w:hAnsi="Georgia"/>
-                <w:color w:val="101718"/>
-                <w:sz w:val="18"/>
-              </w:rPr>
-              <w:t>Senior full-stack engineer</w:t>
-            </w:r>
-          </w:p>
-        </w:tc>
-        <w:tc>
-          <w:tcPr>
-            <w:tcW w:type="dxa" w:w="850"/>
-          </w:tcPr>
-          <w:p>
-            <w:r/>
-            <w:r>
-              <w:rPr>
-                <w:rFonts w:ascii="Georgia" w:hAnsi="Georgia"/>
-                <w:color w:val="101718"/>
-                <w:sz w:val="18"/>
-              </w:rPr>
-              <w:t>1.0</w:t>
-            </w:r>
-          </w:p>
-        </w:tc>
-        <w:tc>
-          <w:tcPr>
-            <w:tcW w:type="dxa" w:w="1020"/>
-          </w:tcPr>
-          <w:p>
-            <w:r/>
-            <w:r>
-              <w:rPr>
-                <w:rFonts w:ascii="Georgia" w:hAnsi="Georgia"/>
-                <w:color w:val="101718"/>
-                <w:sz w:val="18"/>
-              </w:rPr>
-              <w:t>28</w:t>
-            </w:r>
-          </w:p>
-        </w:tc>
-        <w:tc>
-          <w:tcPr>
-            <w:tcW w:type="dxa" w:w="4649"/>
-          </w:tcPr>
-          <w:p>
-            <w:r/>
-            <w:r>
-              <w:rPr>
-                <w:rFonts w:ascii="Georgia" w:hAnsi="Georgia"/>
-                <w:color w:val="101718"/>
-                <w:sz w:val="18"/>
-              </w:rPr>
-              <w:t>Feature delivery across the stack</w:t>
-            </w:r>
-          </w:p>
-        </w:tc>
-      </w:tr>
-      <w:tr>
-        <w:tc>
-          <w:tcPr>
-            <w:tcW w:type="dxa" w:w="2551"/>
-          </w:tcPr>
-          <w:p>
-            <w:r/>
-            <w:r>
-              <w:rPr>
-                <w:rFonts w:ascii="Georgia" w:hAnsi="Georgia"/>
-                <w:color w:val="101718"/>
-                <w:sz w:val="18"/>
-              </w:rPr>
-              <w:t>Full-stack engineer</w:t>
-            </w:r>
-          </w:p>
-        </w:tc>
-        <w:tc>
-          <w:tcPr>
-            <w:tcW w:type="dxa" w:w="850"/>
-          </w:tcPr>
-          <w:p>
-            <w:r/>
-            <w:r>
-              <w:rPr>
-                <w:rFonts w:ascii="Georgia" w:hAnsi="Georgia"/>
-                <w:color w:val="101718"/>
-                <w:sz w:val="18"/>
-              </w:rPr>
-              <w:t>1.0</w:t>
-            </w:r>
-          </w:p>
-        </w:tc>
-        <w:tc>
-          <w:tcPr>
-            <w:tcW w:type="dxa" w:w="1020"/>
-          </w:tcPr>
-          <w:p>
-            <w:r/>
-            <w:r>
-              <w:rPr>
-                <w:rFonts w:ascii="Georgia" w:hAnsi="Georgia"/>
-                <w:color w:val="101718"/>
-                <w:sz w:val="18"/>
-              </w:rPr>
-              <w:t>24</w:t>
-            </w:r>
-          </w:p>
-        </w:tc>
-        <w:tc>
-          <w:tcPr>
-            <w:tcW w:type="dxa" w:w="4649"/>
-          </w:tcPr>
-          <w:p>
-            <w:r/>
-            <w:r>
-              <w:rPr>
-                <w:rFonts w:ascii="Georgia" w:hAnsi="Georgia"/>
-                <w:color w:val="101718"/>
-                <w:sz w:val="18"/>
-              </w:rPr>
-              <w:t>Feature delivery, from week 5</w:t>
-            </w:r>
-          </w:p>
-        </w:tc>
-      </w:tr>
-      <w:tr>
-        <w:tc>
-          <w:tcPr>
-            <w:tcW w:type="dxa" w:w="2551"/>
-          </w:tcPr>
-          <w:p>
-            <w:r/>
-            <w:r>
-              <w:rPr>
-                <w:rFonts w:ascii="Georgia" w:hAnsi="Georgia"/>
-                <w:color w:val="101718"/>
-                <w:sz w:val="18"/>
-              </w:rPr>
-              <w:t>Product designer</w:t>
-            </w:r>
-          </w:p>
-        </w:tc>
-        <w:tc>
-          <w:tcPr>
-            <w:tcW w:type="dxa" w:w="850"/>
-          </w:tcPr>
-          <w:p>
-            <w:r/>
-            <w:r>
-              <w:rPr>
-                <w:rFonts w:ascii="Georgia" w:hAnsi="Georgia"/>
-                <w:color w:val="101718"/>
-                <w:sz w:val="18"/>
-              </w:rPr>
-              <w:t>0.5</w:t>
-            </w:r>
-          </w:p>
-        </w:tc>
-        <w:tc>
-          <w:tcPr>
-            <w:tcW w:type="dxa" w:w="1020"/>
-          </w:tcPr>
-          <w:p>
-            <w:r/>
-            <w:r>
-              <w:rPr>
-                <w:rFonts w:ascii="Georgia" w:hAnsi="Georgia"/>
-                <w:color w:val="101718"/>
-                <w:sz w:val="18"/>
-              </w:rPr>
-              <w:t>20</w:t>
-            </w:r>
-          </w:p>
-        </w:tc>
-        <w:tc>
-          <w:tcPr>
-            <w:tcW w:type="dxa" w:w="4649"/>
-          </w:tcPr>
-          <w:p>
-            <w:r/>
-            <w:r>
-              <w:rPr>
-                <w:rFonts w:ascii="Georgia" w:hAnsi="Georgia"/>
-                <w:color w:val="101718"/>
-                <w:sz w:val="18"/>
-              </w:rPr>
-              <w:t>Design system, screen design, usability testing</w:t>
-            </w:r>
-          </w:p>
-        </w:tc>
-      </w:tr>
-      <w:tr>
-        <w:tc>
-          <w:tcPr>
-            <w:tcW w:type="dxa" w:w="2551"/>
-          </w:tcPr>
-          <w:p>
-            <w:r/>
-            <w:r>
-              <w:rPr>
-                <w:rFonts w:ascii="Georgia" w:hAnsi="Georgia"/>
-                <w:color w:val="101718"/>
-                <w:sz w:val="18"/>
-              </w:rPr>
-              <w:t>QA engineer</w:t>
-            </w:r>
-          </w:p>
-        </w:tc>
-        <w:tc>
-          <w:tcPr>
-            <w:tcW w:type="dxa" w:w="850"/>
-          </w:tcPr>
-          <w:p>
-            <w:r/>
-            <w:r>
-              <w:rPr>
-                <w:rFonts w:ascii="Georgia" w:hAnsi="Georgia"/>
-                <w:color w:val="101718"/>
-                <w:sz w:val="18"/>
-              </w:rPr>
-              <w:t>0.5</w:t>
-            </w:r>
-          </w:p>
-        </w:tc>
-        <w:tc>
-          <w:tcPr>
-            <w:tcW w:type="dxa" w:w="1020"/>
-          </w:tcPr>
-          <w:p>
-            <w:r/>
-            <w:r>
-              <w:rPr>
-                <w:rFonts w:ascii="Georgia" w:hAnsi="Georgia"/>
-                <w:color w:val="101718"/>
-                <w:sz w:val="18"/>
-              </w:rPr>
-              <w:t>22</w:t>
-            </w:r>
-          </w:p>
-        </w:tc>
-        <w:tc>
-          <w:tcPr>
-            <w:tcW w:type="dxa" w:w="4649"/>
-          </w:tcPr>
-          <w:p>
-            <w:r/>
-            <w:r>
-              <w:rPr>
-                <w:rFonts w:ascii="Georgia" w:hAnsi="Georgia"/>
-                <w:color w:val="101718"/>
-                <w:sz w:val="18"/>
-              </w:rPr>
-              <w:t>Test strategy, automation, exploratory testing</w:t>
-            </w:r>
-          </w:p>
-        </w:tc>
-      </w:tr>
-      <w:tr>
-        <w:tc>
-          <w:tcPr>
-            <w:tcW w:type="dxa" w:w="2551"/>
-          </w:tcPr>
-          <w:p>
-            <w:r/>
-            <w:r>
-              <w:rPr>
-                <w:rFonts w:ascii="Georgia" w:hAnsi="Georgia"/>
-                <w:color w:val="101718"/>
-                <w:sz w:val="18"/>
-              </w:rPr>
-              <w:t>Product owner</w:t>
-            </w:r>
-          </w:p>
-        </w:tc>
-        <w:tc>
-          <w:tcPr>
-            <w:tcW w:type="dxa" w:w="850"/>
-          </w:tcPr>
-          <w:p>
-            <w:r/>
-            <w:r>
-              <w:rPr>
-                <w:rFonts w:ascii="Georgia" w:hAnsi="Georgia"/>
-                <w:color w:val="101718"/>
-                <w:sz w:val="18"/>
-              </w:rPr>
-              <w:t>0.2</w:t>
-            </w:r>
-          </w:p>
-        </w:tc>
-        <w:tc>
-          <w:tcPr>
-            <w:tcW w:type="dxa" w:w="1020"/>
-          </w:tcPr>
-          <w:p>
-            <w:r/>
-            <w:r>
-              <w:rPr>
-                <w:rFonts w:ascii="Georgia" w:hAnsi="Georgia"/>
-                <w:color w:val="101718"/>
-                <w:sz w:val="18"/>
-              </w:rPr>
-              <w:t>28</w:t>
-            </w:r>
-          </w:p>
-        </w:tc>
-        <w:tc>
-          <w:tcPr>
-            <w:tcW w:type="dxa" w:w="4649"/>
-          </w:tcPr>
-          <w:p>
-            <w:r/>
-            <w:r>
-              <w:rPr>
-                <w:rFonts w:ascii="Georgia" w:hAnsi="Georgia"/>
-                <w:color w:val="101718"/>
-                <w:sz w:val="18"/>
-              </w:rPr>
-              <w:t>Prioritisation, acceptance, design partners</w:t>
-            </w:r>
-          </w:p>
-        </w:tc>
-      </w:tr>
-    </w:tbl>
     <w:p>
       <w:pPr>
         <w:spacing w:after="80"/>
@@ -9576,7 +9091,7 @@
               <w:jc w:val="right"/>
             </w:pPr>
             <w:r>
-              <w:t>69</w:t>
+              <w:t>70</w:t>
             </w:r>
           </w:p>
         </w:tc>
@@ -9601,7 +9116,7 @@
               <w:jc w:val="right"/>
             </w:pPr>
             <w:r>
-              <w:t>106</w:t>
+              <w:t>107</w:t>
             </w:r>
           </w:p>
         </w:tc>
@@ -9626,7 +9141,7 @@
               <w:jc w:val="right"/>
             </w:pPr>
             <w:r>
-              <w:t>894</w:t>
+              <w:t>920</w:t>
             </w:r>
           </w:p>
         </w:tc>
@@ -9651,7 +9166,7 @@
               <w:jc w:val="right"/>
             </w:pPr>
             <w:r>
-              <w:t>19</w:t>
+              <w:t>20</w:t>
             </w:r>
           </w:p>
         </w:tc>
@@ -9676,7 +9191,7 @@
               <w:jc w:val="right"/>
             </w:pPr>
             <w:r>
-              <w:t>314</w:t>
+              <w:t>323</w:t>
             </w:r>
           </w:p>
         </w:tc>
@@ -9701,7 +9216,7 @@
               <w:jc w:val="right"/>
             </w:pPr>
             <w:r>
-              <w:t>104 of 125</w:t>
+              <w:t>109 of 130</w:t>
             </w:r>
           </w:p>
         </w:tc>

--- a/docs/Carnet-Business-Case.docx
+++ b/docs/Carnet-Business-Case.docx
@@ -7520,441 +7520,6 @@
         <w:t>DELIVERY PHASES</w:t>
       </w:r>
     </w:p>
-    <w:tbl>
-      <w:tblPr>
-        <w:tblStyle w:val="TableGrid"/>
-        <w:tblW w:type="auto" w:w="0"/>
-        <w:jc w:val="left"/>
-        <w:tblLayout w:type="autofit"/>
-        <w:tblLook w:firstColumn="1" w:firstRow="1" w:lastColumn="0" w:lastRow="0" w:noHBand="0" w:noVBand="1" w:val="04A0"/>
-      </w:tblPr>
-      <w:tblGrid>
-        <w:gridCol w:w="2379"/>
-        <w:gridCol w:w="2379"/>
-        <w:gridCol w:w="2379"/>
-        <w:gridCol w:w="2379"/>
-      </w:tblGrid>
-      <w:tr>
-        <w:tc>
-          <w:tcPr>
-            <w:tcW w:type="dxa" w:w="2268"/>
-            <w:shd w:val="clear" w:fill="ECEFF0"/>
-          </w:tcPr>
-          <w:p>
-            <w:r/>
-            <w:r>
-              <w:rPr>
-                <w:rFonts w:ascii="Arial" w:hAnsi="Arial"/>
-                <w:b/>
-                <w:color w:val="0D3B3F"/>
-                <w:sz w:val="15"/>
-              </w:rPr>
-              <w:t>PHASE</w:t>
-            </w:r>
-          </w:p>
-        </w:tc>
-        <w:tc>
-          <w:tcPr>
-            <w:tcW w:type="dxa" w:w="3969"/>
-            <w:shd w:val="clear" w:fill="ECEFF0"/>
-          </w:tcPr>
-          <w:p>
-            <w:r/>
-            <w:r>
-              <w:rPr>
-                <w:rFonts w:ascii="Arial" w:hAnsi="Arial"/>
-                <w:b/>
-                <w:color w:val="0D3B3F"/>
-                <w:sz w:val="15"/>
-              </w:rPr>
-              <w:t>SCOPE</w:t>
-            </w:r>
-          </w:p>
-        </w:tc>
-        <w:tc>
-          <w:tcPr>
-            <w:tcW w:type="dxa" w:w="1020"/>
-            <w:shd w:val="clear" w:fill="ECEFF0"/>
-          </w:tcPr>
-          <w:p>
-            <w:r/>
-            <w:r>
-              <w:rPr>
-                <w:rFonts w:ascii="Arial" w:hAnsi="Arial"/>
-                <w:b/>
-                <w:color w:val="0D3B3F"/>
-                <w:sz w:val="15"/>
-              </w:rPr>
-              <w:t>WEEKS</w:t>
-            </w:r>
-          </w:p>
-        </w:tc>
-        <w:tc>
-          <w:tcPr>
-            <w:tcW w:type="dxa" w:w="1814"/>
-            <w:shd w:val="clear" w:fill="ECEFF0"/>
-          </w:tcPr>
-          <w:p>
-            <w:r/>
-            <w:r>
-              <w:rPr>
-                <w:rFonts w:ascii="Arial" w:hAnsi="Arial"/>
-                <w:b/>
-                <w:color w:val="0D3B3F"/>
-                <w:sz w:val="15"/>
-              </w:rPr>
-              <w:t>ESTIMATE</w:t>
-            </w:r>
-          </w:p>
-        </w:tc>
-      </w:tr>
-      <w:tr>
-        <w:tc>
-          <w:tcPr>
-            <w:tcW w:type="dxa" w:w="2268"/>
-          </w:tcPr>
-          <w:p>
-            <w:r/>
-            <w:r>
-              <w:rPr>
-                <w:rFonts w:ascii="Georgia" w:hAnsi="Georgia"/>
-                <w:color w:val="101718"/>
-                <w:sz w:val="18"/>
-              </w:rPr>
-              <w:t>1  Workshop Core</w:t>
-            </w:r>
-          </w:p>
-        </w:tc>
-        <w:tc>
-          <w:tcPr>
-            <w:tcW w:type="dxa" w:w="3969"/>
-          </w:tcPr>
-          <w:p>
-            <w:r/>
-            <w:r>
-              <w:rPr>
-                <w:rFonts w:ascii="Georgia" w:hAnsi="Georgia"/>
-                <w:color w:val="101718"/>
-                <w:sz w:val="18"/>
-              </w:rPr>
-              <w:t>Tenancy, customers, vehicles, passport ledger, diary, jobs, inspections, estimates, approval, invoicing, technician interface, portal, dashboard</w:t>
-            </w:r>
-          </w:p>
-        </w:tc>
-        <w:tc>
-          <w:tcPr>
-            <w:tcW w:type="dxa" w:w="1020"/>
-          </w:tcPr>
-          <w:p>
-            <w:r/>
-            <w:r>
-              <w:rPr>
-                <w:rFonts w:ascii="Georgia" w:hAnsi="Georgia"/>
-                <w:color w:val="101718"/>
-                <w:sz w:val="18"/>
-              </w:rPr>
-              <w:t>10</w:t>
-            </w:r>
-          </w:p>
-        </w:tc>
-        <w:tc>
-          <w:tcPr>
-            <w:tcW w:type="dxa" w:w="1814"/>
-          </w:tcPr>
-          <w:p>
-            <w:r/>
-            <w:r>
-              <w:rPr>
-                <w:rFonts w:ascii="Georgia" w:hAnsi="Georgia"/>
-                <w:color w:val="101718"/>
-                <w:sz w:val="18"/>
-              </w:rPr>
-              <w:t>GBP 93,500</w:t>
-            </w:r>
-          </w:p>
-        </w:tc>
-      </w:tr>
-      <w:tr>
-        <w:tc>
-          <w:tcPr>
-            <w:tcW w:type="dxa" w:w="2268"/>
-          </w:tcPr>
-          <w:p>
-            <w:r/>
-            <w:r>
-              <w:rPr>
-                <w:rFonts w:ascii="Georgia" w:hAnsi="Georgia"/>
-                <w:color w:val="101718"/>
-                <w:sz w:val="18"/>
-              </w:rPr>
-              <w:t>2  Inventory and Procurement</w:t>
-            </w:r>
-          </w:p>
-        </w:tc>
-        <w:tc>
-          <w:tcPr>
-            <w:tcW w:type="dxa" w:w="3969"/>
-          </w:tcPr>
-          <w:p>
-            <w:r/>
-            <w:r>
-              <w:rPr>
-                <w:rFonts w:ascii="Georgia" w:hAnsi="Georgia"/>
-                <w:color w:val="101718"/>
-                <w:sz w:val="18"/>
-              </w:rPr>
-              <w:t>Parts, warehouses, stock movements, reservation against jobs, reorder detection, purchase requests and approval, orders, receiving, supplier bills</w:t>
-            </w:r>
-          </w:p>
-        </w:tc>
-        <w:tc>
-          <w:tcPr>
-            <w:tcW w:type="dxa" w:w="1020"/>
-          </w:tcPr>
-          <w:p>
-            <w:r/>
-            <w:r>
-              <w:rPr>
-                <w:rFonts w:ascii="Georgia" w:hAnsi="Georgia"/>
-                <w:color w:val="101718"/>
-                <w:sz w:val="18"/>
-              </w:rPr>
-              <w:t>8</w:t>
-            </w:r>
-          </w:p>
-        </w:tc>
-        <w:tc>
-          <w:tcPr>
-            <w:tcW w:type="dxa" w:w="1814"/>
-          </w:tcPr>
-          <w:p>
-            <w:r/>
-            <w:r>
-              <w:rPr>
-                <w:rFonts w:ascii="Georgia" w:hAnsi="Georgia"/>
-                <w:color w:val="101718"/>
-                <w:sz w:val="18"/>
-              </w:rPr>
-              <w:t>GBP 93,500</w:t>
-            </w:r>
-          </w:p>
-        </w:tc>
-      </w:tr>
-      <w:tr>
-        <w:tc>
-          <w:tcPr>
-            <w:tcW w:type="dxa" w:w="2268"/>
-          </w:tcPr>
-          <w:p>
-            <w:r/>
-            <w:r>
-              <w:rPr>
-                <w:rFonts w:ascii="Georgia" w:hAnsi="Georgia"/>
-                <w:color w:val="101718"/>
-                <w:sz w:val="18"/>
-              </w:rPr>
-              <w:t>3  Finance and ERP</w:t>
-            </w:r>
-          </w:p>
-        </w:tc>
-        <w:tc>
-          <w:tcPr>
-            <w:tcW w:type="dxa" w:w="3969"/>
-          </w:tcPr>
-          <w:p>
-            <w:r/>
-            <w:r>
-              <w:rPr>
-                <w:rFonts w:ascii="Georgia" w:hAnsi="Georgia"/>
-                <w:color w:val="101718"/>
-                <w:sz w:val="18"/>
-              </w:rPr>
-              <w:t>Chart of accounts, general ledger, automatic posting, receivables and payables, expenses, tax, periods, financial statements, profitability</w:t>
-            </w:r>
-          </w:p>
-        </w:tc>
-        <w:tc>
-          <w:tcPr>
-            <w:tcW w:type="dxa" w:w="1020"/>
-          </w:tcPr>
-          <w:p>
-            <w:r/>
-            <w:r>
-              <w:rPr>
-                <w:rFonts w:ascii="Georgia" w:hAnsi="Georgia"/>
-                <w:color w:val="101718"/>
-                <w:sz w:val="18"/>
-              </w:rPr>
-              <w:t>10</w:t>
-            </w:r>
-          </w:p>
-        </w:tc>
-        <w:tc>
-          <w:tcPr>
-            <w:tcW w:type="dxa" w:w="1814"/>
-          </w:tcPr>
-          <w:p>
-            <w:r/>
-            <w:r>
-              <w:rPr>
-                <w:rFonts w:ascii="Georgia" w:hAnsi="Georgia"/>
-                <w:color w:val="101718"/>
-                <w:sz w:val="18"/>
-              </w:rPr>
-              <w:t>GBP 115,500</w:t>
-            </w:r>
-          </w:p>
-        </w:tc>
-      </w:tr>
-      <w:tr>
-        <w:tc>
-          <w:tcPr>
-            <w:tcW w:type="dxa" w:w="2268"/>
-            <w:shd w:val="clear" w:fill="E2ECEC"/>
-          </w:tcPr>
-          <w:p>
-            <w:r/>
-            <w:r>
-              <w:rPr>
-                <w:rFonts w:ascii="Georgia" w:hAnsi="Georgia"/>
-                <w:b/>
-                <w:color w:val="101718"/>
-                <w:sz w:val="18"/>
-              </w:rPr>
-              <w:t>Build subtotal</w:t>
-            </w:r>
-          </w:p>
-        </w:tc>
-        <w:tc>
-          <w:tcPr>
-            <w:tcW w:type="dxa" w:w="3969"/>
-            <w:shd w:val="clear" w:fill="E2ECEC"/>
-          </w:tcPr>
-          <w:p>
-            <w:r/>
-            <w:r>
-              <w:rPr>
-                <w:rFonts w:ascii="Georgia" w:hAnsi="Georgia"/>
-                <w:b w:val="0"/>
-                <w:color w:val="101718"/>
-                <w:sz w:val="18"/>
-              </w:rPr>
-              <w:t>110 person-weeks</w:t>
-            </w:r>
-          </w:p>
-        </w:tc>
-        <w:tc>
-          <w:tcPr>
-            <w:tcW w:type="dxa" w:w="1020"/>
-            <w:shd w:val="clear" w:fill="E2ECEC"/>
-          </w:tcPr>
-          <w:p>
-            <w:r/>
-            <w:r>
-              <w:rPr>
-                <w:rFonts w:ascii="Georgia" w:hAnsi="Georgia"/>
-                <w:b w:val="0"/>
-                <w:color w:val="101718"/>
-                <w:sz w:val="18"/>
-              </w:rPr>
-              <w:t>28</w:t>
-            </w:r>
-          </w:p>
-        </w:tc>
-        <w:tc>
-          <w:tcPr>
-            <w:tcW w:type="dxa" w:w="1814"/>
-            <w:shd w:val="clear" w:fill="E2ECEC"/>
-          </w:tcPr>
-          <w:p>
-            <w:r/>
-            <w:r>
-              <w:rPr>
-                <w:rFonts w:ascii="Georgia" w:hAnsi="Georgia"/>
-                <w:b w:val="0"/>
-                <w:color w:val="101718"/>
-                <w:sz w:val="18"/>
-              </w:rPr>
-              <w:t>GBP 302,500</w:t>
-            </w:r>
-          </w:p>
-        </w:tc>
-      </w:tr>
-      <w:tr>
-        <w:tc>
-          <w:tcPr>
-            <w:tcW w:type="dxa" w:w="2268"/>
-            <w:shd w:val="clear" w:fill="E2ECEC"/>
-          </w:tcPr>
-          <w:p>
-            <w:r/>
-            <w:r>
-              <w:rPr>
-                <w:rFonts w:ascii="Georgia" w:hAnsi="Georgia"/>
-                <w:b/>
-                <w:color w:val="101718"/>
-                <w:sz w:val="18"/>
-              </w:rPr>
-              <w:t>Contingency at 15%</w:t>
-            </w:r>
-          </w:p>
-        </w:tc>
-        <w:tc>
-          <w:tcPr>
-            <w:tcW w:type="dxa" w:w="3969"/>
-            <w:shd w:val="clear" w:fill="E2ECEC"/>
-          </w:tcPr>
-          <w:p>
-            <w:r/>
-            <w:r>
-              <w:rPr>
-                <w:rFonts w:ascii="Georgia" w:hAnsi="Georgia"/>
-                <w:b w:val="0"/>
-                <w:color w:val="101718"/>
-                <w:sz w:val="18"/>
-              </w:rPr>
-              <w:t>Held, released on evidence</w:t>
-            </w:r>
-          </w:p>
-        </w:tc>
-        <w:tc>
-          <w:tcPr>
-            <w:tcW w:type="dxa" w:w="1020"/>
-            <w:shd w:val="clear" w:fill="E2ECEC"/>
-          </w:tcPr>
-          <w:p>
-            <w:r/>
-            <w:r>
-              <w:rPr>
-                <w:rFonts w:ascii="Georgia" w:hAnsi="Georgia"/>
-                <w:b w:val="0"/>
-                <w:color w:val="101718"/>
-                <w:sz w:val="18"/>
-              </w:rPr>
-              <w:t>—</w:t>
-            </w:r>
-          </w:p>
-        </w:tc>
-        <w:tc>
-          <w:tcPr>
-            <w:tcW w:type="dxa" w:w="1814"/>
-            <w:shd w:val="clear" w:fill="E2ECEC"/>
-          </w:tcPr>
-          <w:p>
-            <w:r/>
-            <w:r>
-              <w:rPr>
-                <w:rFonts w:ascii="Georgia" w:hAnsi="Georgia"/>
-                <w:b w:val="0"/>
-                <w:color w:val="101718"/>
-                <w:sz w:val="18"/>
-              </w:rPr>
-              <w:t>GBP 45,375</w:t>
-            </w:r>
-          </w:p>
-        </w:tc>
-      </w:tr>
-    </w:tbl>
     <w:p>
       <w:pPr>
         <w:spacing w:after="80"/>
@@ -9091,7 +8656,7 @@
               <w:jc w:val="right"/>
             </w:pPr>
             <w:r>
-              <w:t>70</w:t>
+              <w:t>74</w:t>
             </w:r>
           </w:p>
         </w:tc>
@@ -9116,7 +8681,7 @@
               <w:jc w:val="right"/>
             </w:pPr>
             <w:r>
-              <w:t>107</w:t>
+              <w:t>111</w:t>
             </w:r>
           </w:p>
         </w:tc>
@@ -9141,7 +8706,7 @@
               <w:jc w:val="right"/>
             </w:pPr>
             <w:r>
-              <w:t>920</w:t>
+              <w:t>974</w:t>
             </w:r>
           </w:p>
         </w:tc>
@@ -9166,7 +8731,7 @@
               <w:jc w:val="right"/>
             </w:pPr>
             <w:r>
-              <w:t>20</w:t>
+              <w:t>21</w:t>
             </w:r>
           </w:p>
         </w:tc>
@@ -9191,7 +8756,7 @@
               <w:jc w:val="right"/>
             </w:pPr>
             <w:r>
-              <w:t>323</w:t>
+              <w:t>337</w:t>
             </w:r>
           </w:p>
         </w:tc>
@@ -9216,7 +8781,7 @@
               <w:jc w:val="right"/>
             </w:pPr>
             <w:r>
-              <w:t>109 of 130</w:t>
+              <w:t>117 of 135</w:t>
             </w:r>
           </w:p>
         </w:tc>
@@ -9241,7 +8806,7 @@
               <w:jc w:val="right"/>
             </w:pPr>
             <w:r>
-              <w:t>3</w:t>
+              <w:t>2</w:t>
             </w:r>
           </w:p>
         </w:tc>
@@ -9266,7 +8831,7 @@
               <w:jc w:val="right"/>
             </w:pPr>
             <w:r>
-              <w:t>18</w:t>
+              <w:t>16</w:t>
             </w:r>
           </w:p>
         </w:tc>

--- a/docs/Carnet-Business-Case.docx
+++ b/docs/Carnet-Business-Case.docx
@@ -7035,426 +7035,6 @@
         <w:t>MVP SUCCESS METRICS</w:t>
       </w:r>
     </w:p>
-    <w:tbl>
-      <w:tblPr>
-        <w:tblStyle w:val="TableGrid"/>
-        <w:tblW w:type="auto" w:w="0"/>
-        <w:jc w:val="left"/>
-        <w:tblLayout w:type="autofit"/>
-        <w:tblLook w:firstColumn="1" w:firstRow="1" w:lastColumn="0" w:lastRow="0" w:noHBand="0" w:noVBand="1" w:val="04A0"/>
-      </w:tblPr>
-      <w:tblGrid>
-        <w:gridCol w:w="3173"/>
-        <w:gridCol w:w="3173"/>
-        <w:gridCol w:w="3173"/>
-      </w:tblGrid>
-      <w:tr>
-        <w:tc>
-          <w:tcPr>
-            <w:tcW w:type="dxa" w:w="3969"/>
-            <w:shd w:val="clear" w:fill="ECEFF0"/>
-          </w:tcPr>
-          <w:p>
-            <w:r/>
-            <w:r>
-              <w:rPr>
-                <w:rFonts w:ascii="Arial" w:hAnsi="Arial"/>
-                <w:b/>
-                <w:color w:val="0D3B3F"/>
-                <w:sz w:val="15"/>
-              </w:rPr>
-              <w:t>METRIC</w:t>
-            </w:r>
-          </w:p>
-        </w:tc>
-        <w:tc>
-          <w:tcPr>
-            <w:tcW w:type="dxa" w:w="2551"/>
-            <w:shd w:val="clear" w:fill="ECEFF0"/>
-          </w:tcPr>
-          <w:p>
-            <w:r/>
-            <w:r>
-              <w:rPr>
-                <w:rFonts w:ascii="Arial" w:hAnsi="Arial"/>
-                <w:b/>
-                <w:color w:val="0D3B3F"/>
-                <w:sz w:val="15"/>
-              </w:rPr>
-              <w:t>TARGET</w:t>
-            </w:r>
-          </w:p>
-        </w:tc>
-        <w:tc>
-          <w:tcPr>
-            <w:tcW w:type="dxa" w:w="2551"/>
-            <w:shd w:val="clear" w:fill="ECEFF0"/>
-          </w:tcPr>
-          <w:p>
-            <w:r/>
-            <w:r>
-              <w:rPr>
-                <w:rFonts w:ascii="Arial" w:hAnsi="Arial"/>
-                <w:b/>
-                <w:color w:val="0D3B3F"/>
-                <w:sz w:val="15"/>
-              </w:rPr>
-              <w:t>TESTS</w:t>
-            </w:r>
-          </w:p>
-        </w:tc>
-      </w:tr>
-      <w:tr>
-        <w:tc>
-          <w:tcPr>
-            <w:tcW w:type="dxa" w:w="3969"/>
-          </w:tcPr>
-          <w:p>
-            <w:r/>
-            <w:r>
-              <w:rPr>
-                <w:rFonts w:ascii="Georgia" w:hAnsi="Georgia"/>
-                <w:color w:val="101718"/>
-                <w:sz w:val="18"/>
-              </w:rPr>
-              <w:t>Inspection completion rate</w:t>
-            </w:r>
-          </w:p>
-        </w:tc>
-        <w:tc>
-          <w:tcPr>
-            <w:tcW w:type="dxa" w:w="2551"/>
-          </w:tcPr>
-          <w:p>
-            <w:r/>
-            <w:r>
-              <w:rPr>
-                <w:rFonts w:ascii="Georgia" w:hAnsi="Georgia"/>
-                <w:color w:val="101718"/>
-                <w:sz w:val="18"/>
-              </w:rPr>
-              <w:t>&gt; 60%</w:t>
-            </w:r>
-          </w:p>
-        </w:tc>
-        <w:tc>
-          <w:tcPr>
-            <w:tcW w:type="dxa" w:w="2551"/>
-          </w:tcPr>
-          <w:p>
-            <w:r/>
-            <w:r>
-              <w:rPr>
-                <w:rFonts w:ascii="Georgia" w:hAnsi="Georgia"/>
-                <w:color w:val="101718"/>
-                <w:sz w:val="18"/>
-              </w:rPr>
-              <w:t>H2</w:t>
-            </w:r>
-          </w:p>
-        </w:tc>
-      </w:tr>
-      <w:tr>
-        <w:tc>
-          <w:tcPr>
-            <w:tcW w:type="dxa" w:w="3969"/>
-          </w:tcPr>
-          <w:p>
-            <w:r/>
-            <w:r>
-              <w:rPr>
-                <w:rFonts w:ascii="Georgia" w:hAnsi="Georgia"/>
-                <w:color w:val="101718"/>
-                <w:sz w:val="18"/>
-              </w:rPr>
-              <w:t>Median inspection duration</w:t>
-            </w:r>
-          </w:p>
-        </w:tc>
-        <w:tc>
-          <w:tcPr>
-            <w:tcW w:type="dxa" w:w="2551"/>
-          </w:tcPr>
-          <w:p>
-            <w:r/>
-            <w:r>
-              <w:rPr>
-                <w:rFonts w:ascii="Georgia" w:hAnsi="Georgia"/>
-                <w:color w:val="101718"/>
-                <w:sz w:val="18"/>
-              </w:rPr>
-              <w:t>&lt; 4 minutes</w:t>
-            </w:r>
-          </w:p>
-        </w:tc>
-        <w:tc>
-          <w:tcPr>
-            <w:tcW w:type="dxa" w:w="2551"/>
-          </w:tcPr>
-          <w:p>
-            <w:r/>
-            <w:r>
-              <w:rPr>
-                <w:rFonts w:ascii="Georgia" w:hAnsi="Georgia"/>
-                <w:color w:val="101718"/>
-                <w:sz w:val="18"/>
-              </w:rPr>
-              <w:t>H2</w:t>
-            </w:r>
-          </w:p>
-        </w:tc>
-      </w:tr>
-      <w:tr>
-        <w:tc>
-          <w:tcPr>
-            <w:tcW w:type="dxa" w:w="3969"/>
-          </w:tcPr>
-          <w:p>
-            <w:r/>
-            <w:r>
-              <w:rPr>
-                <w:rFonts w:ascii="Georgia" w:hAnsi="Georgia"/>
-                <w:color w:val="101718"/>
-                <w:sz w:val="18"/>
-              </w:rPr>
-              <w:t>Estimates approved by link</w:t>
-            </w:r>
-          </w:p>
-        </w:tc>
-        <w:tc>
-          <w:tcPr>
-            <w:tcW w:type="dxa" w:w="2551"/>
-          </w:tcPr>
-          <w:p>
-            <w:r/>
-            <w:r>
-              <w:rPr>
-                <w:rFonts w:ascii="Georgia" w:hAnsi="Georgia"/>
-                <w:color w:val="101718"/>
-                <w:sz w:val="18"/>
-              </w:rPr>
-              <w:t>&gt; 40%</w:t>
-            </w:r>
-          </w:p>
-        </w:tc>
-        <w:tc>
-          <w:tcPr>
-            <w:tcW w:type="dxa" w:w="2551"/>
-          </w:tcPr>
-          <w:p>
-            <w:r/>
-            <w:r>
-              <w:rPr>
-                <w:rFonts w:ascii="Georgia" w:hAnsi="Georgia"/>
-                <w:color w:val="101718"/>
-                <w:sz w:val="18"/>
-              </w:rPr>
-              <w:t>H3</w:t>
-            </w:r>
-          </w:p>
-        </w:tc>
-      </w:tr>
-      <w:tr>
-        <w:tc>
-          <w:tcPr>
-            <w:tcW w:type="dxa" w:w="3969"/>
-          </w:tcPr>
-          <w:p>
-            <w:r/>
-            <w:r>
-              <w:rPr>
-                <w:rFonts w:ascii="Georgia" w:hAnsi="Georgia"/>
-                <w:color w:val="101718"/>
-                <w:sz w:val="18"/>
-              </w:rPr>
-              <w:t>Median send-to-decision time</w:t>
-            </w:r>
-          </w:p>
-        </w:tc>
-        <w:tc>
-          <w:tcPr>
-            <w:tcW w:type="dxa" w:w="2551"/>
-          </w:tcPr>
-          <w:p>
-            <w:r/>
-            <w:r>
-              <w:rPr>
-                <w:rFonts w:ascii="Georgia" w:hAnsi="Georgia"/>
-                <w:color w:val="101718"/>
-                <w:sz w:val="18"/>
-              </w:rPr>
-              <w:t>&lt; 4 hours</w:t>
-            </w:r>
-          </w:p>
-        </w:tc>
-        <w:tc>
-          <w:tcPr>
-            <w:tcW w:type="dxa" w:w="2551"/>
-          </w:tcPr>
-          <w:p>
-            <w:r/>
-            <w:r>
-              <w:rPr>
-                <w:rFonts w:ascii="Georgia" w:hAnsi="Georgia"/>
-                <w:color w:val="101718"/>
-                <w:sz w:val="18"/>
-              </w:rPr>
-              <w:t>H3</w:t>
-            </w:r>
-          </w:p>
-        </w:tc>
-      </w:tr>
-      <w:tr>
-        <w:tc>
-          <w:tcPr>
-            <w:tcW w:type="dxa" w:w="3969"/>
-          </w:tcPr>
-          <w:p>
-            <w:r/>
-            <w:r>
-              <w:rPr>
-                <w:rFonts w:ascii="Georgia" w:hAnsi="Georgia"/>
-                <w:color w:val="101718"/>
-                <w:sz w:val="18"/>
-              </w:rPr>
-              <w:t>Jobs per workshop per day</w:t>
-            </w:r>
-          </w:p>
-        </w:tc>
-        <w:tc>
-          <w:tcPr>
-            <w:tcW w:type="dxa" w:w="2551"/>
-          </w:tcPr>
-          <w:p>
-            <w:r/>
-            <w:r>
-              <w:rPr>
-                <w:rFonts w:ascii="Georgia" w:hAnsi="Georgia"/>
-                <w:color w:val="101718"/>
-                <w:sz w:val="18"/>
-              </w:rPr>
-              <w:t>&gt; 8</w:t>
-            </w:r>
-          </w:p>
-        </w:tc>
-        <w:tc>
-          <w:tcPr>
-            <w:tcW w:type="dxa" w:w="2551"/>
-          </w:tcPr>
-          <w:p>
-            <w:r/>
-            <w:r>
-              <w:rPr>
-                <w:rFonts w:ascii="Georgia" w:hAnsi="Georgia"/>
-                <w:color w:val="101718"/>
-                <w:sz w:val="18"/>
-              </w:rPr>
-              <w:t>H1</w:t>
-            </w:r>
-          </w:p>
-        </w:tc>
-      </w:tr>
-      <w:tr>
-        <w:tc>
-          <w:tcPr>
-            <w:tcW w:type="dxa" w:w="3969"/>
-          </w:tcPr>
-          <w:p>
-            <w:r/>
-            <w:r>
-              <w:rPr>
-                <w:rFonts w:ascii="Georgia" w:hAnsi="Georgia"/>
-                <w:color w:val="101718"/>
-                <w:sz w:val="18"/>
-              </w:rPr>
-              <w:t>Passport events per completed job</w:t>
-            </w:r>
-          </w:p>
-        </w:tc>
-        <w:tc>
-          <w:tcPr>
-            <w:tcW w:type="dxa" w:w="2551"/>
-          </w:tcPr>
-          <w:p>
-            <w:r/>
-            <w:r>
-              <w:rPr>
-                <w:rFonts w:ascii="Georgia" w:hAnsi="Georgia"/>
-                <w:color w:val="101718"/>
-                <w:sz w:val="18"/>
-              </w:rPr>
-              <w:t>&gt; 3</w:t>
-            </w:r>
-          </w:p>
-        </w:tc>
-        <w:tc>
-          <w:tcPr>
-            <w:tcW w:type="dxa" w:w="2551"/>
-          </w:tcPr>
-          <w:p>
-            <w:r/>
-            <w:r>
-              <w:rPr>
-                <w:rFonts w:ascii="Georgia" w:hAnsi="Georgia"/>
-                <w:color w:val="101718"/>
-                <w:sz w:val="18"/>
-              </w:rPr>
-              <w:t>Coverage</w:t>
-            </w:r>
-          </w:p>
-        </w:tc>
-      </w:tr>
-      <w:tr>
-        <w:tc>
-          <w:tcPr>
-            <w:tcW w:type="dxa" w:w="3969"/>
-          </w:tcPr>
-          <w:p>
-            <w:r/>
-            <w:r>
-              <w:rPr>
-                <w:rFonts w:ascii="Georgia" w:hAnsi="Georgia"/>
-                <w:color w:val="101718"/>
-                <w:sz w:val="18"/>
-              </w:rPr>
-              <w:t>Arrival to estimate sent</w:t>
-            </w:r>
-          </w:p>
-        </w:tc>
-        <w:tc>
-          <w:tcPr>
-            <w:tcW w:type="dxa" w:w="2551"/>
-          </w:tcPr>
-          <w:p>
-            <w:r/>
-            <w:r>
-              <w:rPr>
-                <w:rFonts w:ascii="Georgia" w:hAnsi="Georgia"/>
-                <w:color w:val="101718"/>
-                <w:sz w:val="18"/>
-              </w:rPr>
-              <w:t>&lt; 90 minutes</w:t>
-            </w:r>
-          </w:p>
-        </w:tc>
-        <w:tc>
-          <w:tcPr>
-            <w:tcW w:type="dxa" w:w="2551"/>
-          </w:tcPr>
-          <w:p>
-            <w:r/>
-            <w:r>
-              <w:rPr>
-                <w:rFonts w:ascii="Georgia" w:hAnsi="Georgia"/>
-                <w:color w:val="101718"/>
-                <w:sz w:val="18"/>
-              </w:rPr>
-              <w:t>Flow</w:t>
-            </w:r>
-          </w:p>
-        </w:tc>
-      </w:tr>
-    </w:tbl>
     <w:p>
       <w:pPr>
         <w:spacing w:after="80"/>
@@ -8656,7 +8236,7 @@
               <w:jc w:val="right"/>
             </w:pPr>
             <w:r>
-              <w:t>74</w:t>
+              <w:t>77</w:t>
             </w:r>
           </w:p>
         </w:tc>
@@ -8681,7 +8261,7 @@
               <w:jc w:val="right"/>
             </w:pPr>
             <w:r>
-              <w:t>111</w:t>
+              <w:t>112</w:t>
             </w:r>
           </w:p>
         </w:tc>
@@ -8706,7 +8286,7 @@
               <w:jc w:val="right"/>
             </w:pPr>
             <w:r>
-              <w:t>974</w:t>
+              <w:t>993</w:t>
             </w:r>
           </w:p>
         </w:tc>
@@ -8731,7 +8311,7 @@
               <w:jc w:val="right"/>
             </w:pPr>
             <w:r>
-              <w:t>21</w:t>
+              <w:t>22</w:t>
             </w:r>
           </w:p>
         </w:tc>
@@ -8756,7 +8336,7 @@
               <w:jc w:val="right"/>
             </w:pPr>
             <w:r>
-              <w:t>337</w:t>
+              <w:t>349</w:t>
             </w:r>
           </w:p>
         </w:tc>
@@ -8781,7 +8361,7 @@
               <w:jc w:val="right"/>
             </w:pPr>
             <w:r>
-              <w:t>117 of 135</w:t>
+              <w:t>123 of 142</w:t>
             </w:r>
           </w:p>
         </w:tc>
@@ -8831,7 +8411,7 @@
               <w:jc w:val="right"/>
             </w:pPr>
             <w:r>
-              <w:t>16</w:t>
+              <w:t>17</w:t>
             </w:r>
           </w:p>
         </w:tc>

--- a/docs/Carnet-Business-Case.docx
+++ b/docs/Carnet-Business-Case.docx
@@ -6369,524 +6369,11 @@
         <w:t>DELIBERATE EXCLUSIONS</w:t>
       </w:r>
     </w:p>
-    <w:tbl>
-      <w:tblPr>
-        <w:tblStyle w:val="TableGrid"/>
-        <w:tblW w:type="auto" w:w="0"/>
-        <w:jc w:val="left"/>
-        <w:tblLayout w:type="autofit"/>
-        <w:tblLook w:firstColumn="1" w:firstRow="1" w:lastColumn="0" w:lastRow="0" w:noHBand="0" w:noVBand="1" w:val="04A0"/>
-      </w:tblPr>
-      <w:tblGrid>
-        <w:gridCol w:w="3173"/>
-        <w:gridCol w:w="3173"/>
-        <w:gridCol w:w="3173"/>
-      </w:tblGrid>
-      <w:tr>
-        <w:tc>
-          <w:tcPr>
-            <w:tcW w:type="dxa" w:w="3118"/>
-            <w:shd w:val="clear" w:fill="ECEFF0"/>
-          </w:tcPr>
-          <w:p>
-            <w:r/>
-            <w:r>
-              <w:rPr>
-                <w:rFonts w:ascii="Arial" w:hAnsi="Arial"/>
-                <w:b/>
-                <w:color w:val="0D3B3F"/>
-                <w:sz w:val="15"/>
-              </w:rPr>
-              <w:t>EXCLUDED</w:t>
-            </w:r>
-          </w:p>
-        </w:tc>
-        <w:tc>
-          <w:tcPr>
-            <w:tcW w:type="dxa" w:w="1134"/>
-            <w:shd w:val="clear" w:fill="ECEFF0"/>
-          </w:tcPr>
-          <w:p>
-            <w:r/>
-            <w:r>
-              <w:rPr>
-                <w:rFonts w:ascii="Arial" w:hAnsi="Arial"/>
-                <w:b/>
-                <w:color w:val="0D3B3F"/>
-                <w:sz w:val="15"/>
-              </w:rPr>
-              <w:t>PHASE</w:t>
-            </w:r>
-          </w:p>
-        </w:tc>
-        <w:tc>
-          <w:tcPr>
-            <w:tcW w:type="dxa" w:w="4819"/>
-            <w:shd w:val="clear" w:fill="ECEFF0"/>
-          </w:tcPr>
-          <w:p>
-            <w:r/>
-            <w:r>
-              <w:rPr>
-                <w:rFonts w:ascii="Arial" w:hAnsi="Arial"/>
-                <w:b/>
-                <w:color w:val="0D3B3F"/>
-                <w:sz w:val="15"/>
-              </w:rPr>
-              <w:t>WHY DEFERRED</w:t>
-            </w:r>
-          </w:p>
-        </w:tc>
-      </w:tr>
-      <w:tr>
-        <w:tc>
-          <w:tcPr>
-            <w:tcW w:type="dxa" w:w="3118"/>
-          </w:tcPr>
-          <w:p>
-            <w:r/>
-            <w:r>
-              <w:rPr>
-                <w:rFonts w:ascii="Georgia" w:hAnsi="Georgia"/>
-                <w:color w:val="101718"/>
-                <w:sz w:val="18"/>
-              </w:rPr>
-              <w:t>Inventory and stock control</w:t>
-            </w:r>
-          </w:p>
-        </w:tc>
-        <w:tc>
-          <w:tcPr>
-            <w:tcW w:type="dxa" w:w="1134"/>
-          </w:tcPr>
-          <w:p>
-            <w:r/>
-            <w:r>
-              <w:rPr>
-                <w:rFonts w:ascii="Georgia" w:hAnsi="Georgia"/>
-                <w:color w:val="101718"/>
-                <w:sz w:val="18"/>
-              </w:rPr>
-              <w:t>2</w:t>
-            </w:r>
-          </w:p>
-        </w:tc>
-        <w:tc>
-          <w:tcPr>
-            <w:tcW w:type="dxa" w:w="4819"/>
-          </w:tcPr>
-          <w:p>
-            <w:r/>
-            <w:r>
-              <w:rPr>
-                <w:rFonts w:ascii="Georgia" w:hAnsi="Georgia"/>
-                <w:color w:val="101718"/>
-                <w:sz w:val="18"/>
-              </w:rPr>
-              <w:t>Jobs can name parts as text with a cost until then</w:t>
-            </w:r>
-          </w:p>
-        </w:tc>
-      </w:tr>
-      <w:tr>
-        <w:tc>
-          <w:tcPr>
-            <w:tcW w:type="dxa" w:w="3118"/>
-          </w:tcPr>
-          <w:p>
-            <w:r/>
-            <w:r>
-              <w:rPr>
-                <w:rFonts w:ascii="Georgia" w:hAnsi="Georgia"/>
-                <w:color w:val="101718"/>
-                <w:sz w:val="18"/>
-              </w:rPr>
-              <w:t>Purchase orders and suppliers</w:t>
-            </w:r>
-          </w:p>
-        </w:tc>
-        <w:tc>
-          <w:tcPr>
-            <w:tcW w:type="dxa" w:w="1134"/>
-          </w:tcPr>
-          <w:p>
-            <w:r/>
-            <w:r>
-              <w:rPr>
-                <w:rFonts w:ascii="Georgia" w:hAnsi="Georgia"/>
-                <w:color w:val="101718"/>
-                <w:sz w:val="18"/>
-              </w:rPr>
-              <w:t>2</w:t>
-            </w:r>
-          </w:p>
-        </w:tc>
-        <w:tc>
-          <w:tcPr>
-            <w:tcW w:type="dxa" w:w="4819"/>
-          </w:tcPr>
-          <w:p>
-            <w:r/>
-            <w:r>
-              <w:rPr>
-                <w:rFonts w:ascii="Georgia" w:hAnsi="Georgia"/>
-                <w:color w:val="101718"/>
-                <w:sz w:val="18"/>
-              </w:rPr>
-              <w:t>No stock, no purchasing</w:t>
-            </w:r>
-          </w:p>
-        </w:tc>
-      </w:tr>
-      <w:tr>
-        <w:tc>
-          <w:tcPr>
-            <w:tcW w:type="dxa" w:w="3118"/>
-          </w:tcPr>
-          <w:p>
-            <w:r/>
-            <w:r>
-              <w:rPr>
-                <w:rFonts w:ascii="Georgia" w:hAnsi="Georgia"/>
-                <w:color w:val="101718"/>
-                <w:sz w:val="18"/>
-              </w:rPr>
-              <w:t>General ledger and accounting</w:t>
-            </w:r>
-          </w:p>
-        </w:tc>
-        <w:tc>
-          <w:tcPr>
-            <w:tcW w:type="dxa" w:w="1134"/>
-          </w:tcPr>
-          <w:p>
-            <w:r/>
-            <w:r>
-              <w:rPr>
-                <w:rFonts w:ascii="Georgia" w:hAnsi="Georgia"/>
-                <w:color w:val="101718"/>
-                <w:sz w:val="18"/>
-              </w:rPr>
-              <w:t>3</w:t>
-            </w:r>
-          </w:p>
-        </w:tc>
-        <w:tc>
-          <w:tcPr>
-            <w:tcW w:type="dxa" w:w="4819"/>
-          </w:tcPr>
-          <w:p>
-            <w:r/>
-            <w:r>
-              <w:rPr>
-                <w:rFonts w:ascii="Georgia" w:hAnsi="Georgia"/>
-                <w:color w:val="101718"/>
-                <w:sz w:val="18"/>
-              </w:rPr>
-              <w:t>You cannot post what has not happened yet</w:t>
-            </w:r>
-          </w:p>
-        </w:tc>
-      </w:tr>
-      <w:tr>
-        <w:tc>
-          <w:tcPr>
-            <w:tcW w:type="dxa" w:w="3118"/>
-          </w:tcPr>
-          <w:p>
-            <w:r/>
-            <w:r>
-              <w:rPr>
-                <w:rFonts w:ascii="Georgia" w:hAnsi="Georgia"/>
-                <w:color w:val="101718"/>
-                <w:sz w:val="18"/>
-              </w:rPr>
-              <w:t>Payroll, HR, commissions</w:t>
-            </w:r>
-          </w:p>
-        </w:tc>
-        <w:tc>
-          <w:tcPr>
-            <w:tcW w:type="dxa" w:w="1134"/>
-          </w:tcPr>
-          <w:p>
-            <w:r/>
-            <w:r>
-              <w:rPr>
-                <w:rFonts w:ascii="Georgia" w:hAnsi="Georgia"/>
-                <w:color w:val="101718"/>
-                <w:sz w:val="18"/>
-              </w:rPr>
-              <w:t>4</w:t>
-            </w:r>
-          </w:p>
-        </w:tc>
-        <w:tc>
-          <w:tcPr>
-            <w:tcW w:type="dxa" w:w="4819"/>
-          </w:tcPr>
-          <w:p>
-            <w:r/>
-            <w:r>
-              <w:rPr>
-                <w:rFonts w:ascii="Georgia" w:hAnsi="Georgia"/>
-                <w:color w:val="101718"/>
-                <w:sz w:val="18"/>
-              </w:rPr>
-              <w:t>Regulatory variance, low differentiation</w:t>
-            </w:r>
-          </w:p>
-        </w:tc>
-      </w:tr>
-      <w:tr>
-        <w:tc>
-          <w:tcPr>
-            <w:tcW w:type="dxa" w:w="3118"/>
-          </w:tcPr>
-          <w:p>
-            <w:r/>
-            <w:r>
-              <w:rPr>
-                <w:rFonts w:ascii="Georgia" w:hAnsi="Georgia"/>
-                <w:color w:val="101718"/>
-                <w:sz w:val="18"/>
-              </w:rPr>
-              <w:t>Multi-location</w:t>
-            </w:r>
-          </w:p>
-        </w:tc>
-        <w:tc>
-          <w:tcPr>
-            <w:tcW w:type="dxa" w:w="1134"/>
-          </w:tcPr>
-          <w:p>
-            <w:r/>
-            <w:r>
-              <w:rPr>
-                <w:rFonts w:ascii="Georgia" w:hAnsi="Georgia"/>
-                <w:color w:val="101718"/>
-                <w:sz w:val="18"/>
-              </w:rPr>
-              <w:t>4</w:t>
-            </w:r>
-          </w:p>
-        </w:tc>
-        <w:tc>
-          <w:tcPr>
-            <w:tcW w:type="dxa" w:w="4819"/>
-          </w:tcPr>
-          <w:p>
-            <w:r/>
-            <w:r>
-              <w:rPr>
-                <w:rFonts w:ascii="Georgia" w:hAnsi="Georgia"/>
-                <w:color w:val="101718"/>
-                <w:sz w:val="18"/>
-              </w:rPr>
-              <w:t>One location proves the model first</w:t>
-            </w:r>
-          </w:p>
-        </w:tc>
-      </w:tr>
-      <w:tr>
-        <w:tc>
-          <w:tcPr>
-            <w:tcW w:type="dxa" w:w="3118"/>
-          </w:tcPr>
-          <w:p>
-            <w:r/>
-            <w:r>
-              <w:rPr>
-                <w:rFonts w:ascii="Georgia" w:hAnsi="Georgia"/>
-                <w:color w:val="101718"/>
-                <w:sz w:val="18"/>
-              </w:rPr>
-              <w:t>Point of sale, online self-booking</w:t>
-            </w:r>
-          </w:p>
-        </w:tc>
-        <w:tc>
-          <w:tcPr>
-            <w:tcW w:type="dxa" w:w="1134"/>
-          </w:tcPr>
-          <w:p>
-            <w:r/>
-            <w:r>
-              <w:rPr>
-                <w:rFonts w:ascii="Georgia" w:hAnsi="Georgia"/>
-                <w:color w:val="101718"/>
-                <w:sz w:val="18"/>
-              </w:rPr>
-              <w:t>5</w:t>
-            </w:r>
-          </w:p>
-        </w:tc>
-        <w:tc>
-          <w:tcPr>
-            <w:tcW w:type="dxa" w:w="4819"/>
-          </w:tcPr>
-          <w:p>
-            <w:r/>
-            <w:r>
-              <w:rPr>
-                <w:rFonts w:ascii="Georgia" w:hAnsi="Georgia"/>
-                <w:color w:val="101718"/>
-                <w:sz w:val="18"/>
-              </w:rPr>
-              <w:t>Not the wedge</w:t>
-            </w:r>
-          </w:p>
-        </w:tc>
-      </w:tr>
-      <w:tr>
-        <w:tc>
-          <w:tcPr>
-            <w:tcW w:type="dxa" w:w="3118"/>
-          </w:tcPr>
-          <w:p>
-            <w:r/>
-            <w:r>
-              <w:rPr>
-                <w:rFonts w:ascii="Georgia" w:hAnsi="Georgia"/>
-                <w:color w:val="101718"/>
-                <w:sz w:val="18"/>
-              </w:rPr>
-              <w:t>Native mobile apps</w:t>
-            </w:r>
-          </w:p>
-        </w:tc>
-        <w:tc>
-          <w:tcPr>
-            <w:tcW w:type="dxa" w:w="1134"/>
-          </w:tcPr>
-          <w:p>
-            <w:r/>
-            <w:r>
-              <w:rPr>
-                <w:rFonts w:ascii="Georgia" w:hAnsi="Georgia"/>
-                <w:color w:val="101718"/>
-                <w:sz w:val="18"/>
-              </w:rPr>
-              <w:t>5</w:t>
-            </w:r>
-          </w:p>
-        </w:tc>
-        <w:tc>
-          <w:tcPr>
-            <w:tcW w:type="dxa" w:w="4819"/>
-          </w:tcPr>
-          <w:p>
-            <w:r/>
-            <w:r>
-              <w:rPr>
-                <w:rFonts w:ascii="Georgia" w:hAnsi="Georgia"/>
-                <w:color w:val="101718"/>
-                <w:sz w:val="18"/>
-              </w:rPr>
-              <w:t>Responsive web is enough to test H2</w:t>
-            </w:r>
-          </w:p>
-        </w:tc>
-      </w:tr>
-      <w:tr>
-        <w:tc>
-          <w:tcPr>
-            <w:tcW w:type="dxa" w:w="3118"/>
-          </w:tcPr>
-          <w:p>
-            <w:r/>
-            <w:r>
-              <w:rPr>
-                <w:rFonts w:ascii="Georgia" w:hAnsi="Georgia"/>
-                <w:color w:val="101718"/>
-                <w:sz w:val="18"/>
-              </w:rPr>
-              <w:t>Forecasting, AI-assisted diagnosis</w:t>
-            </w:r>
-          </w:p>
-        </w:tc>
-        <w:tc>
-          <w:tcPr>
-            <w:tcW w:type="dxa" w:w="1134"/>
-          </w:tcPr>
-          <w:p>
-            <w:r/>
-            <w:r>
-              <w:rPr>
-                <w:rFonts w:ascii="Georgia" w:hAnsi="Georgia"/>
-                <w:color w:val="101718"/>
-                <w:sz w:val="18"/>
-              </w:rPr>
-              <w:t>6</w:t>
-            </w:r>
-          </w:p>
-        </w:tc>
-        <w:tc>
-          <w:tcPr>
-            <w:tcW w:type="dxa" w:w="4819"/>
-          </w:tcPr>
-          <w:p>
-            <w:r/>
-            <w:r>
-              <w:rPr>
-                <w:rFonts w:ascii="Georgia" w:hAnsi="Georgia"/>
-                <w:color w:val="101718"/>
-                <w:sz w:val="18"/>
-              </w:rPr>
-              <w:t>Requires a year of data that does not yet exist</w:t>
-            </w:r>
-          </w:p>
-        </w:tc>
-      </w:tr>
-    </w:tbl>
     <w:p>
       <w:pPr>
         <w:spacing w:after="80"/>
       </w:pPr>
     </w:p>
-    <w:tbl>
-      <w:tblPr>
-        <w:tblStyle w:val="TableGrid"/>
-        <w:tblW w:type="auto" w:w="0"/>
-        <w:tblLook w:firstColumn="1" w:firstRow="1" w:lastColumn="0" w:lastRow="0" w:noHBand="0" w:noVBand="1" w:val="04A0"/>
-      </w:tblPr>
-      <w:tblGrid>
-        <w:gridCol w:w="9518"/>
-      </w:tblGrid>
-      <w:tr>
-        <w:tc>
-          <w:tcPr>
-            <w:tcW w:type="dxa" w:w="9518"/>
-            <w:shd w:val="clear" w:fill="E2ECEC"/>
-          </w:tcPr>
-          <w:p>
-            <w:pPr>
-              <w:spacing w:after="60"/>
-            </w:pPr>
-            <w:r/>
-            <w:r>
-              <w:rPr>
-                <w:rFonts w:ascii="Arial" w:hAnsi="Arial"/>
-                <w:b/>
-                <w:color w:val="0D3B3F"/>
-                <w:sz w:val="15"/>
-              </w:rPr>
-              <w:t>THE ONE CONTENTIOUS INCLUSION</w:t>
-            </w:r>
-          </w:p>
-          <w:p>
-            <w:r>
-              <w:rPr>
-                <w:rFonts w:ascii="Georgia" w:hAnsi="Georgia"/>
-                <w:color w:val="101718"/>
-                <w:sz w:val="19"/>
-              </w:rPr>
-              <w:t>The passport earns nothing in year one and no customer asks for it. Cutting it would save roughly two weeks. We keep it because coverage cannot be backfilled — work not captured in week one is gone permanently — and because retrofitting an append-only ledger onto mutable operational tables is a rewrite, not a feature.</w:t>
-            </w:r>
-          </w:p>
-        </w:tc>
-      </w:tr>
-    </w:tbl>
     <w:p>
       <w:pPr>
         <w:spacing w:after="80"/>
@@ -8261,7 +7748,7 @@
               <w:jc w:val="right"/>
             </w:pPr>
             <w:r>
-              <w:t>112</w:t>
+              <w:t>114</w:t>
             </w:r>
           </w:p>
         </w:tc>
@@ -8286,7 +7773,7 @@
               <w:jc w:val="right"/>
             </w:pPr>
             <w:r>
-              <w:t>993</w:t>
+              <w:t>1,013</w:t>
             </w:r>
           </w:p>
         </w:tc>
@@ -8311,7 +7798,7 @@
               <w:jc w:val="right"/>
             </w:pPr>
             <w:r>
-              <w:t>22</w:t>
+              <w:t>23</w:t>
             </w:r>
           </w:p>
         </w:tc>
@@ -8336,7 +7823,7 @@
               <w:jc w:val="right"/>
             </w:pPr>
             <w:r>
-              <w:t>349</w:t>
+              <w:t>357</w:t>
             </w:r>
           </w:p>
         </w:tc>
@@ -8361,7 +7848,7 @@
               <w:jc w:val="right"/>
             </w:pPr>
             <w:r>
-              <w:t>123 of 142</w:t>
+              <w:t>127 of 146</w:t>
             </w:r>
           </w:p>
         </w:tc>

--- a/docs/Carnet-Business-Case.docx
+++ b/docs/Carnet-Business-Case.docx
@@ -6159,49 +6159,6 @@
         <w:spacing w:after="80"/>
       </w:pPr>
     </w:p>
-    <w:tbl>
-      <w:tblPr>
-        <w:tblStyle w:val="TableGrid"/>
-        <w:tblW w:type="auto" w:w="0"/>
-        <w:tblLook w:firstColumn="1" w:firstRow="1" w:lastColumn="0" w:lastRow="0" w:noHBand="0" w:noVBand="1" w:val="04A0"/>
-      </w:tblPr>
-      <w:tblGrid>
-        <w:gridCol w:w="9518"/>
-      </w:tblGrid>
-      <w:tr>
-        <w:tc>
-          <w:tcPr>
-            <w:tcW w:type="dxa" w:w="9518"/>
-            <w:shd w:val="clear" w:fill="F4ECDC"/>
-          </w:tcPr>
-          <w:p>
-            <w:pPr>
-              <w:spacing w:after="60"/>
-            </w:pPr>
-            <w:r/>
-            <w:r>
-              <w:rPr>
-                <w:rFonts w:ascii="Arial" w:hAnsi="Arial"/>
-                <w:b/>
-                <w:color w:val="9A6D24"/>
-                <w:sz w:val="15"/>
-              </w:rPr>
-              <w:t>THE LOAD-BEARING HYPOTHESIS</w:t>
-            </w:r>
-          </w:p>
-          <w:p>
-            <w:r>
-              <w:rPr>
-                <w:rFonts w:ascii="Georgia" w:hAnsi="Georgia"/>
-                <w:color w:val="101718"/>
-                <w:sz w:val="19"/>
-              </w:rPr>
-              <w:t>H2 matters most. If technicians do not record, the passport is empty, and without the passport this is just another workshop system. If H2 fails we stop and redesign the shop-floor interface before building anything else.</w:t>
-            </w:r>
-          </w:p>
-        </w:tc>
-      </w:tr>
-    </w:tbl>
     <w:p>
       <w:pPr>
         <w:spacing w:after="80"/>
@@ -7668,7 +7625,7 @@
           <w:color w:val="535E60"/>
           <w:sz w:val="21"/>
         </w:rPr>
-        <w:t>Counted from the repository on 11 September 2026. This section is generated by infra/scripts/update-business-case.py and rewritten each time the product changes. Everything above it is written by hand.</w:t>
+        <w:t>Counted from the repository on 14 September 2026. This section is generated by infra/scripts/update-business-case.py and rewritten each time the product changes. Everything above it is written by hand.</w:t>
       </w:r>
     </w:p>
     <w:tbl>
@@ -7723,7 +7680,7 @@
               <w:jc w:val="right"/>
             </w:pPr>
             <w:r>
-              <w:t>77</w:t>
+              <w:t>98</w:t>
             </w:r>
           </w:p>
         </w:tc>
@@ -7748,7 +7705,7 @@
               <w:jc w:val="right"/>
             </w:pPr>
             <w:r>
-              <w:t>114</w:t>
+              <w:t>125</w:t>
             </w:r>
           </w:p>
         </w:tc>
@@ -7773,7 +7730,7 @@
               <w:jc w:val="right"/>
             </w:pPr>
             <w:r>
-              <w:t>1,013</w:t>
+              <w:t>0</w:t>
             </w:r>
           </w:p>
         </w:tc>
@@ -7798,7 +7755,7 @@
               <w:jc w:val="right"/>
             </w:pPr>
             <w:r>
-              <w:t>23</w:t>
+              <w:t>39</w:t>
             </w:r>
           </w:p>
         </w:tc>
@@ -7823,7 +7780,7 @@
               <w:jc w:val="right"/>
             </w:pPr>
             <w:r>
-              <w:t>357</w:t>
+              <w:t>465</w:t>
             </w:r>
           </w:p>
         </w:tc>
@@ -7848,7 +7805,7 @@
               <w:jc w:val="right"/>
             </w:pPr>
             <w:r>
-              <w:t>127 of 146</w:t>
+              <w:t>155 of 186</w:t>
             </w:r>
           </w:p>
         </w:tc>
@@ -7873,7 +7830,7 @@
               <w:jc w:val="right"/>
             </w:pPr>
             <w:r>
-              <w:t>2</w:t>
+              <w:t>4</w:t>
             </w:r>
           </w:p>
         </w:tc>
@@ -7898,7 +7855,7 @@
               <w:jc w:val="right"/>
             </w:pPr>
             <w:r>
-              <w:t>17</w:t>
+              <w:t>26</w:t>
             </w:r>
           </w:p>
         </w:tc>

--- a/docs/Carnet-Business-Case.docx
+++ b/docs/Carnet-Business-Case.docx
@@ -5928,232 +5928,6 @@
         <w:t>WHAT THE MVP IS ACTUALLY TESTING</w:t>
       </w:r>
     </w:p>
-    <w:tbl>
-      <w:tblPr>
-        <w:tblStyle w:val="TableGrid"/>
-        <w:tblW w:type="auto" w:w="0"/>
-        <w:jc w:val="left"/>
-        <w:tblLayout w:type="autofit"/>
-        <w:tblLook w:firstColumn="1" w:firstRow="1" w:lastColumn="0" w:lastRow="0" w:noHBand="0" w:noVBand="1" w:val="04A0"/>
-      </w:tblPr>
-      <w:tblGrid>
-        <w:gridCol w:w="3173"/>
-        <w:gridCol w:w="3173"/>
-        <w:gridCol w:w="3173"/>
-      </w:tblGrid>
-      <w:tr>
-        <w:tc>
-          <w:tcPr>
-            <w:tcW w:type="dxa" w:w="850"/>
-            <w:shd w:val="clear" w:fill="ECEFF0"/>
-          </w:tcPr>
-          <w:p>
-            <w:r/>
-            <w:r>
-              <w:rPr>
-                <w:rFonts w:ascii="Arial" w:hAnsi="Arial"/>
-                <w:b/>
-                <w:color w:val="0D3B3F"/>
-                <w:sz w:val="15"/>
-              </w:rPr>
-              <w:t>#</w:t>
-            </w:r>
-          </w:p>
-        </w:tc>
-        <w:tc>
-          <w:tcPr>
-            <w:tcW w:type="dxa" w:w="3969"/>
-            <w:shd w:val="clear" w:fill="ECEFF0"/>
-          </w:tcPr>
-          <w:p>
-            <w:r/>
-            <w:r>
-              <w:rPr>
-                <w:rFonts w:ascii="Arial" w:hAnsi="Arial"/>
-                <w:b/>
-                <w:color w:val="0D3B3F"/>
-                <w:sz w:val="15"/>
-              </w:rPr>
-              <w:t>HYPOTHESIS</w:t>
-            </w:r>
-          </w:p>
-        </w:tc>
-        <w:tc>
-          <w:tcPr>
-            <w:tcW w:type="dxa" w:w="4252"/>
-            <w:shd w:val="clear" w:fill="ECEFF0"/>
-          </w:tcPr>
-          <w:p>
-            <w:r/>
-            <w:r>
-              <w:rPr>
-                <w:rFonts w:ascii="Arial" w:hAnsi="Arial"/>
-                <w:b/>
-                <w:color w:val="0D3B3F"/>
-                <w:sz w:val="15"/>
-              </w:rPr>
-              <w:t>FAILS IF</w:t>
-            </w:r>
-          </w:p>
-        </w:tc>
-      </w:tr>
-      <w:tr>
-        <w:tc>
-          <w:tcPr>
-            <w:tcW w:type="dxa" w:w="850"/>
-          </w:tcPr>
-          <w:p>
-            <w:r/>
-            <w:r>
-              <w:rPr>
-                <w:rFonts w:ascii="Georgia" w:hAnsi="Georgia"/>
-                <w:color w:val="101718"/>
-                <w:sz w:val="18"/>
-              </w:rPr>
-              <w:t>H1</w:t>
-            </w:r>
-          </w:p>
-        </w:tc>
-        <w:tc>
-          <w:tcPr>
-            <w:tcW w:type="dxa" w:w="3969"/>
-          </w:tcPr>
-          <w:p>
-            <w:r/>
-            <w:r>
-              <w:rPr>
-                <w:rFonts w:ascii="Georgia" w:hAnsi="Georgia"/>
-                <w:color w:val="101718"/>
-                <w:sz w:val="18"/>
-              </w:rPr>
-              <w:t>A workshop will run its entire day in Carnet in preference to what it uses now</w:t>
-            </w:r>
-          </w:p>
-        </w:tc>
-        <w:tc>
-          <w:tcPr>
-            <w:tcW w:type="dxa" w:w="4252"/>
-          </w:tcPr>
-          <w:p>
-            <w:r/>
-            <w:r>
-              <w:rPr>
-                <w:rFonts w:ascii="Georgia" w:hAnsi="Georgia"/>
-                <w:color w:val="101718"/>
-                <w:sz w:val="18"/>
-              </w:rPr>
-              <w:t>They keep a paper diary or spreadsheet alongside it</w:t>
-            </w:r>
-          </w:p>
-        </w:tc>
-      </w:tr>
-      <w:tr>
-        <w:tc>
-          <w:tcPr>
-            <w:tcW w:type="dxa" w:w="850"/>
-            <w:shd w:val="clear" w:fill="E2ECEC"/>
-          </w:tcPr>
-          <w:p>
-            <w:r/>
-            <w:r>
-              <w:rPr>
-                <w:rFonts w:ascii="Georgia" w:hAnsi="Georgia"/>
-                <w:b/>
-                <w:color w:val="101718"/>
-                <w:sz w:val="18"/>
-              </w:rPr>
-              <w:t>H2</w:t>
-            </w:r>
-          </w:p>
-        </w:tc>
-        <w:tc>
-          <w:tcPr>
-            <w:tcW w:type="dxa" w:w="3969"/>
-            <w:shd w:val="clear" w:fill="E2ECEC"/>
-          </w:tcPr>
-          <w:p>
-            <w:r/>
-            <w:r>
-              <w:rPr>
-                <w:rFonts w:ascii="Georgia" w:hAnsi="Georgia"/>
-                <w:b w:val="0"/>
-                <w:color w:val="101718"/>
-                <w:sz w:val="18"/>
-              </w:rPr>
-              <w:t>Technicians will genuinely record inspection results on a tablet</w:t>
-            </w:r>
-          </w:p>
-        </w:tc>
-        <w:tc>
-          <w:tcPr>
-            <w:tcW w:type="dxa" w:w="4252"/>
-            <w:shd w:val="clear" w:fill="E2ECEC"/>
-          </w:tcPr>
-          <w:p>
-            <w:r/>
-            <w:r>
-              <w:rPr>
-                <w:rFonts w:ascii="Georgia" w:hAnsi="Georgia"/>
-                <w:b w:val="0"/>
-                <w:color w:val="101718"/>
-                <w:sz w:val="18"/>
-              </w:rPr>
-              <w:t>Under 60% of jobs get a completed inspection, or the median exceeds four minutes</w:t>
-            </w:r>
-          </w:p>
-        </w:tc>
-      </w:tr>
-      <w:tr>
-        <w:tc>
-          <w:tcPr>
-            <w:tcW w:type="dxa" w:w="850"/>
-          </w:tcPr>
-          <w:p>
-            <w:r/>
-            <w:r>
-              <w:rPr>
-                <w:rFonts w:ascii="Georgia" w:hAnsi="Georgia"/>
-                <w:color w:val="101718"/>
-                <w:sz w:val="18"/>
-              </w:rPr>
-              <w:t>H3</w:t>
-            </w:r>
-          </w:p>
-        </w:tc>
-        <w:tc>
-          <w:tcPr>
-            <w:tcW w:type="dxa" w:w="3969"/>
-          </w:tcPr>
-          <w:p>
-            <w:r/>
-            <w:r>
-              <w:rPr>
-                <w:rFonts w:ascii="Georgia" w:hAnsi="Georgia"/>
-                <w:color w:val="101718"/>
-                <w:sz w:val="18"/>
-              </w:rPr>
-              <w:t>Customers will approve estimates on a phone rather than by telephone</w:t>
-            </w:r>
-          </w:p>
-        </w:tc>
-        <w:tc>
-          <w:tcPr>
-            <w:tcW w:type="dxa" w:w="4252"/>
-          </w:tcPr>
-          <w:p>
-            <w:r/>
-            <w:r>
-              <w:rPr>
-                <w:rFonts w:ascii="Georgia" w:hAnsi="Georgia"/>
-                <w:color w:val="101718"/>
-                <w:sz w:val="18"/>
-              </w:rPr>
-              <w:t>Under 40% approved by link, or advisors keep phoning anyway</w:t>
-            </w:r>
-          </w:p>
-        </w:tc>
-      </w:tr>
-    </w:tbl>
     <w:p>
       <w:pPr>
         <w:spacing w:after="80"/>
@@ -7780,7 +7554,7 @@
               <w:jc w:val="right"/>
             </w:pPr>
             <w:r>
-              <w:t>465</w:t>
+              <w:t>472</w:t>
             </w:r>
           </w:p>
         </w:tc>
@@ -7805,7 +7579,7 @@
               <w:jc w:val="right"/>
             </w:pPr>
             <w:r>
-              <w:t>155 of 186</w:t>
+              <w:t>157 of 187</w:t>
             </w:r>
           </w:p>
         </w:tc>
@@ -7855,7 +7629,7 @@
               <w:jc w:val="right"/>
             </w:pPr>
             <w:r>
-              <w:t>26</w:t>
+              <w:t>25</w:t>
             </w:r>
           </w:p>
         </w:tc>

--- a/docs/Carnet-Business-Case.docx
+++ b/docs/Carnet-Business-Case.docx
@@ -4699,1092 +4699,6 @@
         <w:t>CARNET AGAINST A VERIFIED INCUMBENT</w:t>
       </w:r>
     </w:p>
-    <w:tbl>
-      <w:tblPr>
-        <w:tblStyle w:val="TableGrid"/>
-        <w:tblW w:type="auto" w:w="0"/>
-        <w:jc w:val="left"/>
-        <w:tblLayout w:type="autofit"/>
-        <w:tblLook w:firstColumn="1" w:firstRow="1" w:lastColumn="0" w:lastRow="0" w:noHBand="0" w:noVBand="1" w:val="04A0"/>
-      </w:tblPr>
-      <w:tblGrid>
-        <w:gridCol w:w="3173"/>
-        <w:gridCol w:w="3173"/>
-        <w:gridCol w:w="3173"/>
-      </w:tblGrid>
-      <w:tr>
-        <w:tc>
-          <w:tcPr>
-            <w:tcW w:type="dxa" w:w="4535"/>
-            <w:shd w:val="clear" w:fill="ECEFF0"/>
-          </w:tcPr>
-          <w:p>
-            <w:r/>
-            <w:r>
-              <w:rPr>
-                <w:rFonts w:ascii="Arial" w:hAnsi="Arial"/>
-                <w:b/>
-                <w:color w:val="0D3B3F"/>
-                <w:sz w:val="15"/>
-              </w:rPr>
-              <w:t>CAPABILITY</w:t>
-            </w:r>
-          </w:p>
-        </w:tc>
-        <w:tc>
-          <w:tcPr>
-            <w:tcW w:type="dxa" w:w="1701"/>
-            <w:shd w:val="clear" w:fill="ECEFF0"/>
-          </w:tcPr>
-          <w:p>
-            <w:r/>
-            <w:r>
-              <w:rPr>
-                <w:rFonts w:ascii="Arial" w:hAnsi="Arial"/>
-                <w:b/>
-                <w:color w:val="0D3B3F"/>
-                <w:sz w:val="15"/>
-              </w:rPr>
-              <w:t>INCUMBENT</w:t>
-            </w:r>
-          </w:p>
-        </w:tc>
-        <w:tc>
-          <w:tcPr>
-            <w:tcW w:type="dxa" w:w="2835"/>
-            <w:shd w:val="clear" w:fill="ECEFF0"/>
-          </w:tcPr>
-          <w:p>
-            <w:r/>
-            <w:r>
-              <w:rPr>
-                <w:rFonts w:ascii="Arial" w:hAnsi="Arial"/>
-                <w:b/>
-                <w:color w:val="0D3B3F"/>
-                <w:sz w:val="15"/>
-              </w:rPr>
-              <w:t>CARNET</w:t>
-            </w:r>
-          </w:p>
-        </w:tc>
-      </w:tr>
-      <w:tr>
-        <w:tc>
-          <w:tcPr>
-            <w:tcW w:type="dxa" w:w="4535"/>
-          </w:tcPr>
-          <w:p>
-            <w:r/>
-            <w:r>
-              <w:rPr>
-                <w:rFonts w:ascii="Georgia" w:hAnsi="Georgia"/>
-                <w:color w:val="101718"/>
-                <w:sz w:val="18"/>
-              </w:rPr>
-              <w:t>Booking diary, day / week / month</w:t>
-            </w:r>
-          </w:p>
-        </w:tc>
-        <w:tc>
-          <w:tcPr>
-            <w:tcW w:type="dxa" w:w="1701"/>
-          </w:tcPr>
-          <w:p>
-            <w:r/>
-            <w:r>
-              <w:rPr>
-                <w:rFonts w:ascii="Georgia" w:hAnsi="Georgia"/>
-                <w:color w:val="101718"/>
-                <w:sz w:val="18"/>
-              </w:rPr>
-              <w:t>Yes</w:t>
-            </w:r>
-          </w:p>
-        </w:tc>
-        <w:tc>
-          <w:tcPr>
-            <w:tcW w:type="dxa" w:w="2835"/>
-          </w:tcPr>
-          <w:p>
-            <w:r/>
-            <w:r>
-              <w:rPr>
-                <w:rFonts w:ascii="Georgia" w:hAnsi="Georgia"/>
-                <w:color w:val="101718"/>
-                <w:sz w:val="18"/>
-              </w:rPr>
-              <w:t>Yes, plus bay and technician lanes</w:t>
-            </w:r>
-          </w:p>
-        </w:tc>
-      </w:tr>
-      <w:tr>
-        <w:tc>
-          <w:tcPr>
-            <w:tcW w:type="dxa" w:w="4535"/>
-          </w:tcPr>
-          <w:p>
-            <w:r/>
-            <w:r>
-              <w:rPr>
-                <w:rFonts w:ascii="Georgia" w:hAnsi="Georgia"/>
-                <w:color w:val="101718"/>
-                <w:sz w:val="18"/>
-              </w:rPr>
-              <w:t>Job management, types, tags, follow-ups</w:t>
-            </w:r>
-          </w:p>
-        </w:tc>
-        <w:tc>
-          <w:tcPr>
-            <w:tcW w:type="dxa" w:w="1701"/>
-          </w:tcPr>
-          <w:p>
-            <w:r/>
-            <w:r>
-              <w:rPr>
-                <w:rFonts w:ascii="Georgia" w:hAnsi="Georgia"/>
-                <w:color w:val="101718"/>
-                <w:sz w:val="18"/>
-              </w:rPr>
-              <w:t>Yes</w:t>
-            </w:r>
-          </w:p>
-        </w:tc>
-        <w:tc>
-          <w:tcPr>
-            <w:tcW w:type="dxa" w:w="2835"/>
-          </w:tcPr>
-          <w:p>
-            <w:r/>
-            <w:r>
-              <w:rPr>
-                <w:rFonts w:ascii="Georgia" w:hAnsi="Georgia"/>
-                <w:color w:val="101718"/>
-                <w:sz w:val="18"/>
-              </w:rPr>
-              <w:t>Yes, as an explicit state machine</w:t>
-            </w:r>
-          </w:p>
-        </w:tc>
-      </w:tr>
-      <w:tr>
-        <w:tc>
-          <w:tcPr>
-            <w:tcW w:type="dxa" w:w="4535"/>
-          </w:tcPr>
-          <w:p>
-            <w:r/>
-            <w:r>
-              <w:rPr>
-                <w:rFonts w:ascii="Georgia" w:hAnsi="Georgia"/>
-                <w:color w:val="101718"/>
-                <w:sz w:val="18"/>
-              </w:rPr>
-              <w:t>Customers, vehicles, VIN lookup</w:t>
-            </w:r>
-          </w:p>
-        </w:tc>
-        <w:tc>
-          <w:tcPr>
-            <w:tcW w:type="dxa" w:w="1701"/>
-          </w:tcPr>
-          <w:p>
-            <w:r/>
-            <w:r>
-              <w:rPr>
-                <w:rFonts w:ascii="Georgia" w:hAnsi="Georgia"/>
-                <w:color w:val="101718"/>
-                <w:sz w:val="18"/>
-              </w:rPr>
-              <w:t>Yes</w:t>
-            </w:r>
-          </w:p>
-        </w:tc>
-        <w:tc>
-          <w:tcPr>
-            <w:tcW w:type="dxa" w:w="2835"/>
-          </w:tcPr>
-          <w:p>
-            <w:r/>
-            <w:r>
-              <w:rPr>
-                <w:rFonts w:ascii="Georgia" w:hAnsi="Georgia"/>
-                <w:color w:val="101718"/>
-                <w:sz w:val="18"/>
-              </w:rPr>
-              <w:t>Yes</w:t>
-            </w:r>
-          </w:p>
-        </w:tc>
-      </w:tr>
-      <w:tr>
-        <w:tc>
-          <w:tcPr>
-            <w:tcW w:type="dxa" w:w="4535"/>
-          </w:tcPr>
-          <w:p>
-            <w:r/>
-            <w:r>
-              <w:rPr>
-                <w:rFonts w:ascii="Georgia" w:hAnsi="Georgia"/>
-                <w:color w:val="101718"/>
-                <w:sz w:val="18"/>
-              </w:rPr>
-              <w:t>Invoicing and quoting</w:t>
-            </w:r>
-          </w:p>
-        </w:tc>
-        <w:tc>
-          <w:tcPr>
-            <w:tcW w:type="dxa" w:w="1701"/>
-          </w:tcPr>
-          <w:p>
-            <w:r/>
-            <w:r>
-              <w:rPr>
-                <w:rFonts w:ascii="Georgia" w:hAnsi="Georgia"/>
-                <w:color w:val="101718"/>
-                <w:sz w:val="18"/>
-              </w:rPr>
-              <w:t>Yes</w:t>
-            </w:r>
-          </w:p>
-        </w:tc>
-        <w:tc>
-          <w:tcPr>
-            <w:tcW w:type="dxa" w:w="2835"/>
-          </w:tcPr>
-          <w:p>
-            <w:r/>
-            <w:r>
-              <w:rPr>
-                <w:rFonts w:ascii="Georgia" w:hAnsi="Georgia"/>
-                <w:color w:val="101718"/>
-                <w:sz w:val="18"/>
-              </w:rPr>
-              <w:t>Yes</w:t>
-            </w:r>
-          </w:p>
-        </w:tc>
-      </w:tr>
-      <w:tr>
-        <w:tc>
-          <w:tcPr>
-            <w:tcW w:type="dxa" w:w="4535"/>
-          </w:tcPr>
-          <w:p>
-            <w:r/>
-            <w:r>
-              <w:rPr>
-                <w:rFonts w:ascii="Georgia" w:hAnsi="Georgia"/>
-                <w:color w:val="101718"/>
-                <w:sz w:val="18"/>
-              </w:rPr>
-              <w:t>Stock control and reordering</w:t>
-            </w:r>
-          </w:p>
-        </w:tc>
-        <w:tc>
-          <w:tcPr>
-            <w:tcW w:type="dxa" w:w="1701"/>
-          </w:tcPr>
-          <w:p>
-            <w:r/>
-            <w:r>
-              <w:rPr>
-                <w:rFonts w:ascii="Georgia" w:hAnsi="Georgia"/>
-                <w:color w:val="101718"/>
-                <w:sz w:val="18"/>
-              </w:rPr>
-              <w:t>Yes</w:t>
-            </w:r>
-          </w:p>
-        </w:tc>
-        <w:tc>
-          <w:tcPr>
-            <w:tcW w:type="dxa" w:w="2835"/>
-          </w:tcPr>
-          <w:p>
-            <w:r/>
-            <w:r>
-              <w:rPr>
-                <w:rFonts w:ascii="Georgia" w:hAnsi="Georgia"/>
-                <w:color w:val="101718"/>
-                <w:sz w:val="18"/>
-              </w:rPr>
-              <w:t>Yes, with job reservation</w:t>
-            </w:r>
-          </w:p>
-        </w:tc>
-      </w:tr>
-      <w:tr>
-        <w:tc>
-          <w:tcPr>
-            <w:tcW w:type="dxa" w:w="4535"/>
-          </w:tcPr>
-          <w:p>
-            <w:r/>
-            <w:r>
-              <w:rPr>
-                <w:rFonts w:ascii="Georgia" w:hAnsi="Georgia"/>
-                <w:color w:val="101718"/>
-                <w:sz w:val="18"/>
-              </w:rPr>
-              <w:t>Suppliers and bills</w:t>
-            </w:r>
-          </w:p>
-        </w:tc>
-        <w:tc>
-          <w:tcPr>
-            <w:tcW w:type="dxa" w:w="1701"/>
-          </w:tcPr>
-          <w:p>
-            <w:r/>
-            <w:r>
-              <w:rPr>
-                <w:rFonts w:ascii="Georgia" w:hAnsi="Georgia"/>
-                <w:color w:val="101718"/>
-                <w:sz w:val="18"/>
-              </w:rPr>
-              <w:t>Yes</w:t>
-            </w:r>
-          </w:p>
-        </w:tc>
-        <w:tc>
-          <w:tcPr>
-            <w:tcW w:type="dxa" w:w="2835"/>
-          </w:tcPr>
-          <w:p>
-            <w:r/>
-            <w:r>
-              <w:rPr>
-                <w:rFonts w:ascii="Georgia" w:hAnsi="Georgia"/>
-                <w:color w:val="101718"/>
-                <w:sz w:val="18"/>
-              </w:rPr>
-              <w:t>Yes, with approval workflow</w:t>
-            </w:r>
-          </w:p>
-        </w:tc>
-      </w:tr>
-      <w:tr>
-        <w:tc>
-          <w:tcPr>
-            <w:tcW w:type="dxa" w:w="4535"/>
-          </w:tcPr>
-          <w:p>
-            <w:r/>
-            <w:r>
-              <w:rPr>
-                <w:rFonts w:ascii="Georgia" w:hAnsi="Georgia"/>
-                <w:color w:val="101718"/>
-                <w:sz w:val="18"/>
-              </w:rPr>
-              <w:t>Service scheduling and reminders</w:t>
-            </w:r>
-          </w:p>
-        </w:tc>
-        <w:tc>
-          <w:tcPr>
-            <w:tcW w:type="dxa" w:w="1701"/>
-          </w:tcPr>
-          <w:p>
-            <w:r/>
-            <w:r>
-              <w:rPr>
-                <w:rFonts w:ascii="Georgia" w:hAnsi="Georgia"/>
-                <w:color w:val="101718"/>
-                <w:sz w:val="18"/>
-              </w:rPr>
-              <w:t>Yes</w:t>
-            </w:r>
-          </w:p>
-        </w:tc>
-        <w:tc>
-          <w:tcPr>
-            <w:tcW w:type="dxa" w:w="2835"/>
-          </w:tcPr>
-          <w:p>
-            <w:r/>
-            <w:r>
-              <w:rPr>
-                <w:rFonts w:ascii="Georgia" w:hAnsi="Georgia"/>
-                <w:color w:val="101718"/>
-                <w:sz w:val="18"/>
-              </w:rPr>
-              <w:t>Yes, time and mileage projected</w:t>
-            </w:r>
-          </w:p>
-        </w:tc>
-      </w:tr>
-      <w:tr>
-        <w:tc>
-          <w:tcPr>
-            <w:tcW w:type="dxa" w:w="4535"/>
-          </w:tcPr>
-          <w:p>
-            <w:r/>
-            <w:r>
-              <w:rPr>
-                <w:rFonts w:ascii="Georgia" w:hAnsi="Georgia"/>
-                <w:color w:val="101718"/>
-                <w:sz w:val="18"/>
-              </w:rPr>
-              <w:t>Timesheets, reporting, multi-site, POS</w:t>
-            </w:r>
-          </w:p>
-        </w:tc>
-        <w:tc>
-          <w:tcPr>
-            <w:tcW w:type="dxa" w:w="1701"/>
-          </w:tcPr>
-          <w:p>
-            <w:r/>
-            <w:r>
-              <w:rPr>
-                <w:rFonts w:ascii="Georgia" w:hAnsi="Georgia"/>
-                <w:color w:val="101718"/>
-                <w:sz w:val="18"/>
-              </w:rPr>
-              <w:t>Yes</w:t>
-            </w:r>
-          </w:p>
-        </w:tc>
-        <w:tc>
-          <w:tcPr>
-            <w:tcW w:type="dxa" w:w="2835"/>
-          </w:tcPr>
-          <w:p>
-            <w:r/>
-            <w:r>
-              <w:rPr>
-                <w:rFonts w:ascii="Georgia" w:hAnsi="Georgia"/>
-                <w:color w:val="101718"/>
-                <w:sz w:val="18"/>
-              </w:rPr>
-              <w:t>Yes / phased</w:t>
-            </w:r>
-          </w:p>
-        </w:tc>
-      </w:tr>
-      <w:tr>
-        <w:tc>
-          <w:tcPr>
-            <w:tcW w:type="dxa" w:w="4535"/>
-            <w:shd w:val="clear" w:fill="E2ECEC"/>
-          </w:tcPr>
-          <w:p>
-            <w:r/>
-            <w:r>
-              <w:rPr>
-                <w:rFonts w:ascii="Georgia" w:hAnsi="Georgia"/>
-                <w:b/>
-                <w:color w:val="101718"/>
-                <w:sz w:val="18"/>
-              </w:rPr>
-              <w:t>Structured digital vehicle inspection</w:t>
-            </w:r>
-          </w:p>
-        </w:tc>
-        <w:tc>
-          <w:tcPr>
-            <w:tcW w:type="dxa" w:w="1701"/>
-            <w:shd w:val="clear" w:fill="E2ECEC"/>
-          </w:tcPr>
-          <w:p>
-            <w:r/>
-            <w:r>
-              <w:rPr>
-                <w:rFonts w:ascii="Georgia" w:hAnsi="Georgia"/>
-                <w:b w:val="0"/>
-                <w:color w:val="101718"/>
-                <w:sz w:val="18"/>
-              </w:rPr>
-              <w:t>No</w:t>
-            </w:r>
-          </w:p>
-        </w:tc>
-        <w:tc>
-          <w:tcPr>
-            <w:tcW w:type="dxa" w:w="2835"/>
-            <w:shd w:val="clear" w:fill="E2ECEC"/>
-          </w:tcPr>
-          <w:p>
-            <w:r/>
-            <w:r>
-              <w:rPr>
-                <w:rFonts w:ascii="Georgia" w:hAnsi="Georgia"/>
-                <w:b w:val="0"/>
-                <w:color w:val="101718"/>
-                <w:sz w:val="18"/>
-              </w:rPr>
-              <w:t>Yes</w:t>
-            </w:r>
-          </w:p>
-        </w:tc>
-      </w:tr>
-      <w:tr>
-        <w:tc>
-          <w:tcPr>
-            <w:tcW w:type="dxa" w:w="4535"/>
-            <w:shd w:val="clear" w:fill="E2ECEC"/>
-          </w:tcPr>
-          <w:p>
-            <w:r/>
-            <w:r>
-              <w:rPr>
-                <w:rFonts w:ascii="Georgia" w:hAnsi="Georgia"/>
-                <w:b/>
-                <w:color w:val="101718"/>
-                <w:sz w:val="18"/>
-              </w:rPr>
-              <w:t>Findings auto-generate the estimate</w:t>
-            </w:r>
-          </w:p>
-        </w:tc>
-        <w:tc>
-          <w:tcPr>
-            <w:tcW w:type="dxa" w:w="1701"/>
-            <w:shd w:val="clear" w:fill="E2ECEC"/>
-          </w:tcPr>
-          <w:p>
-            <w:r/>
-            <w:r>
-              <w:rPr>
-                <w:rFonts w:ascii="Georgia" w:hAnsi="Georgia"/>
-                <w:b w:val="0"/>
-                <w:color w:val="101718"/>
-                <w:sz w:val="18"/>
-              </w:rPr>
-              <w:t>No</w:t>
-            </w:r>
-          </w:p>
-        </w:tc>
-        <w:tc>
-          <w:tcPr>
-            <w:tcW w:type="dxa" w:w="2835"/>
-            <w:shd w:val="clear" w:fill="E2ECEC"/>
-          </w:tcPr>
-          <w:p>
-            <w:r/>
-            <w:r>
-              <w:rPr>
-                <w:rFonts w:ascii="Georgia" w:hAnsi="Georgia"/>
-                <w:b w:val="0"/>
-                <w:color w:val="101718"/>
-                <w:sz w:val="18"/>
-              </w:rPr>
-              <w:t>Yes</w:t>
-            </w:r>
-          </w:p>
-        </w:tc>
-      </w:tr>
-      <w:tr>
-        <w:tc>
-          <w:tcPr>
-            <w:tcW w:type="dxa" w:w="4535"/>
-            <w:shd w:val="clear" w:fill="E2ECEC"/>
-          </w:tcPr>
-          <w:p>
-            <w:r/>
-            <w:r>
-              <w:rPr>
-                <w:rFonts w:ascii="Georgia" w:hAnsi="Georgia"/>
-                <w:b/>
-                <w:color w:val="101718"/>
-                <w:sz w:val="18"/>
-              </w:rPr>
-              <w:t>Customer portal</w:t>
-            </w:r>
-          </w:p>
-        </w:tc>
-        <w:tc>
-          <w:tcPr>
-            <w:tcW w:type="dxa" w:w="1701"/>
-            <w:shd w:val="clear" w:fill="E2ECEC"/>
-          </w:tcPr>
-          <w:p>
-            <w:r/>
-            <w:r>
-              <w:rPr>
-                <w:rFonts w:ascii="Georgia" w:hAnsi="Georgia"/>
-                <w:b w:val="0"/>
-                <w:color w:val="101718"/>
-                <w:sz w:val="18"/>
-              </w:rPr>
-              <w:t>No</w:t>
-            </w:r>
-          </w:p>
-        </w:tc>
-        <w:tc>
-          <w:tcPr>
-            <w:tcW w:type="dxa" w:w="2835"/>
-            <w:shd w:val="clear" w:fill="E2ECEC"/>
-          </w:tcPr>
-          <w:p>
-            <w:r/>
-            <w:r>
-              <w:rPr>
-                <w:rFonts w:ascii="Georgia" w:hAnsi="Georgia"/>
-                <w:b w:val="0"/>
-                <w:color w:val="101718"/>
-                <w:sz w:val="18"/>
-              </w:rPr>
-              <w:t>Yes</w:t>
-            </w:r>
-          </w:p>
-        </w:tc>
-      </w:tr>
-      <w:tr>
-        <w:tc>
-          <w:tcPr>
-            <w:tcW w:type="dxa" w:w="4535"/>
-            <w:shd w:val="clear" w:fill="E2ECEC"/>
-          </w:tcPr>
-          <w:p>
-            <w:r/>
-            <w:r>
-              <w:rPr>
-                <w:rFonts w:ascii="Georgia" w:hAnsi="Georgia"/>
-                <w:b/>
-                <w:color w:val="101718"/>
-                <w:sz w:val="18"/>
-              </w:rPr>
-              <w:t>Approval by secure link, with audit trail</w:t>
-            </w:r>
-          </w:p>
-        </w:tc>
-        <w:tc>
-          <w:tcPr>
-            <w:tcW w:type="dxa" w:w="1701"/>
-            <w:shd w:val="clear" w:fill="E2ECEC"/>
-          </w:tcPr>
-          <w:p>
-            <w:r/>
-            <w:r>
-              <w:rPr>
-                <w:rFonts w:ascii="Georgia" w:hAnsi="Georgia"/>
-                <w:b w:val="0"/>
-                <w:color w:val="101718"/>
-                <w:sz w:val="18"/>
-              </w:rPr>
-              <w:t>No</w:t>
-            </w:r>
-          </w:p>
-        </w:tc>
-        <w:tc>
-          <w:tcPr>
-            <w:tcW w:type="dxa" w:w="2835"/>
-            <w:shd w:val="clear" w:fill="E2ECEC"/>
-          </w:tcPr>
-          <w:p>
-            <w:r/>
-            <w:r>
-              <w:rPr>
-                <w:rFonts w:ascii="Georgia" w:hAnsi="Georgia"/>
-                <w:b w:val="0"/>
-                <w:color w:val="101718"/>
-                <w:sz w:val="18"/>
-              </w:rPr>
-              <w:t>Yes</w:t>
-            </w:r>
-          </w:p>
-        </w:tc>
-      </w:tr>
-      <w:tr>
-        <w:tc>
-          <w:tcPr>
-            <w:tcW w:type="dxa" w:w="4535"/>
-            <w:shd w:val="clear" w:fill="E2ECEC"/>
-          </w:tcPr>
-          <w:p>
-            <w:r/>
-            <w:r>
-              <w:rPr>
-                <w:rFonts w:ascii="Georgia" w:hAnsi="Georgia"/>
-                <w:b/>
-                <w:color w:val="101718"/>
-                <w:sz w:val="18"/>
-              </w:rPr>
-              <w:t>Double-entry general ledger</w:t>
-            </w:r>
-          </w:p>
-        </w:tc>
-        <w:tc>
-          <w:tcPr>
-            <w:tcW w:type="dxa" w:w="1701"/>
-            <w:shd w:val="clear" w:fill="E2ECEC"/>
-          </w:tcPr>
-          <w:p>
-            <w:r/>
-            <w:r>
-              <w:rPr>
-                <w:rFonts w:ascii="Georgia" w:hAnsi="Georgia"/>
-                <w:b w:val="0"/>
-                <w:color w:val="101718"/>
-                <w:sz w:val="18"/>
-              </w:rPr>
-              <w:t>No</w:t>
-            </w:r>
-          </w:p>
-        </w:tc>
-        <w:tc>
-          <w:tcPr>
-            <w:tcW w:type="dxa" w:w="2835"/>
-            <w:shd w:val="clear" w:fill="E2ECEC"/>
-          </w:tcPr>
-          <w:p>
-            <w:r/>
-            <w:r>
-              <w:rPr>
-                <w:rFonts w:ascii="Georgia" w:hAnsi="Georgia"/>
-                <w:b w:val="0"/>
-                <w:color w:val="101718"/>
-                <w:sz w:val="18"/>
-              </w:rPr>
-              <w:t>Yes</w:t>
-            </w:r>
-          </w:p>
-        </w:tc>
-      </w:tr>
-      <w:tr>
-        <w:tc>
-          <w:tcPr>
-            <w:tcW w:type="dxa" w:w="4535"/>
-            <w:shd w:val="clear" w:fill="E2ECEC"/>
-          </w:tcPr>
-          <w:p>
-            <w:r/>
-            <w:r>
-              <w:rPr>
-                <w:rFonts w:ascii="Georgia" w:hAnsi="Georgia"/>
-                <w:b/>
-                <w:color w:val="101718"/>
-                <w:sz w:val="18"/>
-              </w:rPr>
-              <w:t>Job-level profitability</w:t>
-            </w:r>
-          </w:p>
-        </w:tc>
-        <w:tc>
-          <w:tcPr>
-            <w:tcW w:type="dxa" w:w="1701"/>
-            <w:shd w:val="clear" w:fill="E2ECEC"/>
-          </w:tcPr>
-          <w:p>
-            <w:r/>
-            <w:r>
-              <w:rPr>
-                <w:rFonts w:ascii="Georgia" w:hAnsi="Georgia"/>
-                <w:b w:val="0"/>
-                <w:color w:val="101718"/>
-                <w:sz w:val="18"/>
-              </w:rPr>
-              <w:t>No</w:t>
-            </w:r>
-          </w:p>
-        </w:tc>
-        <w:tc>
-          <w:tcPr>
-            <w:tcW w:type="dxa" w:w="2835"/>
-            <w:shd w:val="clear" w:fill="E2ECEC"/>
-          </w:tcPr>
-          <w:p>
-            <w:r/>
-            <w:r>
-              <w:rPr>
-                <w:rFonts w:ascii="Georgia" w:hAnsi="Georgia"/>
-                <w:b w:val="0"/>
-                <w:color w:val="101718"/>
-                <w:sz w:val="18"/>
-              </w:rPr>
-              <w:t>Yes</w:t>
-            </w:r>
-          </w:p>
-        </w:tc>
-      </w:tr>
-      <w:tr>
-        <w:tc>
-          <w:tcPr>
-            <w:tcW w:type="dxa" w:w="4535"/>
-            <w:shd w:val="clear" w:fill="E2ECEC"/>
-          </w:tcPr>
-          <w:p>
-            <w:r/>
-            <w:r>
-              <w:rPr>
-                <w:rFonts w:ascii="Georgia" w:hAnsi="Georgia"/>
-                <w:b/>
-                <w:color w:val="101718"/>
-                <w:sz w:val="18"/>
-              </w:rPr>
-              <w:t>Purchase approval workflow</w:t>
-            </w:r>
-          </w:p>
-        </w:tc>
-        <w:tc>
-          <w:tcPr>
-            <w:tcW w:type="dxa" w:w="1701"/>
-            <w:shd w:val="clear" w:fill="E2ECEC"/>
-          </w:tcPr>
-          <w:p>
-            <w:r/>
-            <w:r>
-              <w:rPr>
-                <w:rFonts w:ascii="Georgia" w:hAnsi="Georgia"/>
-                <w:b w:val="0"/>
-                <w:color w:val="101718"/>
-                <w:sz w:val="18"/>
-              </w:rPr>
-              <w:t>No</w:t>
-            </w:r>
-          </w:p>
-        </w:tc>
-        <w:tc>
-          <w:tcPr>
-            <w:tcW w:type="dxa" w:w="2835"/>
-            <w:shd w:val="clear" w:fill="E2ECEC"/>
-          </w:tcPr>
-          <w:p>
-            <w:r/>
-            <w:r>
-              <w:rPr>
-                <w:rFonts w:ascii="Georgia" w:hAnsi="Georgia"/>
-                <w:b w:val="0"/>
-                <w:color w:val="101718"/>
-                <w:sz w:val="18"/>
-              </w:rPr>
-              <w:t>Yes</w:t>
-            </w:r>
-          </w:p>
-        </w:tc>
-      </w:tr>
-      <w:tr>
-        <w:tc>
-          <w:tcPr>
-            <w:tcW w:type="dxa" w:w="4535"/>
-            <w:shd w:val="clear" w:fill="E2ECEC"/>
-          </w:tcPr>
-          <w:p>
-            <w:r/>
-            <w:r>
-              <w:rPr>
-                <w:rFonts w:ascii="Georgia" w:hAnsi="Georgia"/>
-                <w:b/>
-                <w:color w:val="101718"/>
-                <w:sz w:val="18"/>
-              </w:rPr>
-              <w:t>Portable history across workshops</w:t>
-            </w:r>
-          </w:p>
-        </w:tc>
-        <w:tc>
-          <w:tcPr>
-            <w:tcW w:type="dxa" w:w="1701"/>
-            <w:shd w:val="clear" w:fill="E2ECEC"/>
-          </w:tcPr>
-          <w:p>
-            <w:r/>
-            <w:r>
-              <w:rPr>
-                <w:rFonts w:ascii="Georgia" w:hAnsi="Georgia"/>
-                <w:b w:val="0"/>
-                <w:color w:val="101718"/>
-                <w:sz w:val="18"/>
-              </w:rPr>
-              <w:t>No</w:t>
-            </w:r>
-          </w:p>
-        </w:tc>
-        <w:tc>
-          <w:tcPr>
-            <w:tcW w:type="dxa" w:w="2835"/>
-            <w:shd w:val="clear" w:fill="E2ECEC"/>
-          </w:tcPr>
-          <w:p>
-            <w:r/>
-            <w:r>
-              <w:rPr>
-                <w:rFonts w:ascii="Georgia" w:hAnsi="Georgia"/>
-                <w:b w:val="0"/>
-                <w:color w:val="101718"/>
-                <w:sz w:val="18"/>
-              </w:rPr>
-              <w:t>Yes</w:t>
-            </w:r>
-          </w:p>
-        </w:tc>
-      </w:tr>
-      <w:tr>
-        <w:tc>
-          <w:tcPr>
-            <w:tcW w:type="dxa" w:w="4535"/>
-            <w:shd w:val="clear" w:fill="E2ECEC"/>
-          </w:tcPr>
-          <w:p>
-            <w:r/>
-            <w:r>
-              <w:rPr>
-                <w:rFonts w:ascii="Georgia" w:hAnsi="Georgia"/>
-                <w:b/>
-                <w:color w:val="101718"/>
-                <w:sz w:val="18"/>
-              </w:rPr>
-              <w:t>Tamper-evident event ledger</w:t>
-            </w:r>
-          </w:p>
-        </w:tc>
-        <w:tc>
-          <w:tcPr>
-            <w:tcW w:type="dxa" w:w="1701"/>
-            <w:shd w:val="clear" w:fill="E2ECEC"/>
-          </w:tcPr>
-          <w:p>
-            <w:r/>
-            <w:r>
-              <w:rPr>
-                <w:rFonts w:ascii="Georgia" w:hAnsi="Georgia"/>
-                <w:b w:val="0"/>
-                <w:color w:val="101718"/>
-                <w:sz w:val="18"/>
-              </w:rPr>
-              <w:t>No</w:t>
-            </w:r>
-          </w:p>
-        </w:tc>
-        <w:tc>
-          <w:tcPr>
-            <w:tcW w:type="dxa" w:w="2835"/>
-            <w:shd w:val="clear" w:fill="E2ECEC"/>
-          </w:tcPr>
-          <w:p>
-            <w:r/>
-            <w:r>
-              <w:rPr>
-                <w:rFonts w:ascii="Georgia" w:hAnsi="Georgia"/>
-                <w:b w:val="0"/>
-                <w:color w:val="101718"/>
-                <w:sz w:val="18"/>
-              </w:rPr>
-              <w:t>Yes</w:t>
-            </w:r>
-          </w:p>
-        </w:tc>
-      </w:tr>
-      <w:tr>
-        <w:tc>
-          <w:tcPr>
-            <w:tcW w:type="dxa" w:w="4535"/>
-            <w:shd w:val="clear" w:fill="E2ECEC"/>
-          </w:tcPr>
-          <w:p>
-            <w:r/>
-            <w:r>
-              <w:rPr>
-                <w:rFonts w:ascii="Georgia" w:hAnsi="Georgia"/>
-                <w:b/>
-                <w:color w:val="101718"/>
-                <w:sz w:val="18"/>
-              </w:rPr>
-              <w:t>Ownership transfer of history</w:t>
-            </w:r>
-          </w:p>
-        </w:tc>
-        <w:tc>
-          <w:tcPr>
-            <w:tcW w:type="dxa" w:w="1701"/>
-            <w:shd w:val="clear" w:fill="E2ECEC"/>
-          </w:tcPr>
-          <w:p>
-            <w:r/>
-            <w:r>
-              <w:rPr>
-                <w:rFonts w:ascii="Georgia" w:hAnsi="Georgia"/>
-                <w:b w:val="0"/>
-                <w:color w:val="101718"/>
-                <w:sz w:val="18"/>
-              </w:rPr>
-              <w:t>No</w:t>
-            </w:r>
-          </w:p>
-        </w:tc>
-        <w:tc>
-          <w:tcPr>
-            <w:tcW w:type="dxa" w:w="2835"/>
-            <w:shd w:val="clear" w:fill="E2ECEC"/>
-          </w:tcPr>
-          <w:p>
-            <w:r/>
-            <w:r>
-              <w:rPr>
-                <w:rFonts w:ascii="Georgia" w:hAnsi="Georgia"/>
-                <w:b w:val="0"/>
-                <w:color w:val="101718"/>
-                <w:sz w:val="18"/>
-              </w:rPr>
-              <w:t>Yes</w:t>
-            </w:r>
-          </w:p>
-        </w:tc>
-      </w:tr>
-      <w:tr>
-        <w:tc>
-          <w:tcPr>
-            <w:tcW w:type="dxa" w:w="4535"/>
-            <w:shd w:val="clear" w:fill="E2ECEC"/>
-          </w:tcPr>
-          <w:p>
-            <w:r/>
-            <w:r>
-              <w:rPr>
-                <w:rFonts w:ascii="Georgia" w:hAnsi="Georgia"/>
-                <w:b/>
-                <w:color w:val="101718"/>
-                <w:sz w:val="18"/>
-              </w:rPr>
-              <w:t>Owner-controlled disclosure</w:t>
-            </w:r>
-          </w:p>
-        </w:tc>
-        <w:tc>
-          <w:tcPr>
-            <w:tcW w:type="dxa" w:w="1701"/>
-            <w:shd w:val="clear" w:fill="E2ECEC"/>
-          </w:tcPr>
-          <w:p>
-            <w:r/>
-            <w:r>
-              <w:rPr>
-                <w:rFonts w:ascii="Georgia" w:hAnsi="Georgia"/>
-                <w:b w:val="0"/>
-                <w:color w:val="101718"/>
-                <w:sz w:val="18"/>
-              </w:rPr>
-              <w:t>No</w:t>
-            </w:r>
-          </w:p>
-        </w:tc>
-        <w:tc>
-          <w:tcPr>
-            <w:tcW w:type="dxa" w:w="2835"/>
-            <w:shd w:val="clear" w:fill="E2ECEC"/>
-          </w:tcPr>
-          <w:p>
-            <w:r/>
-            <w:r>
-              <w:rPr>
-                <w:rFonts w:ascii="Georgia" w:hAnsi="Georgia"/>
-                <w:b w:val="0"/>
-                <w:color w:val="101718"/>
-                <w:sz w:val="18"/>
-              </w:rPr>
-              <w:t>Yes</w:t>
-            </w:r>
-          </w:p>
-        </w:tc>
-      </w:tr>
-    </w:tbl>
     <w:p>
       <w:pPr>
         <w:spacing w:after="80"/>
@@ -7529,7 +6443,7 @@
               <w:jc w:val="right"/>
             </w:pPr>
             <w:r>
-              <w:t>39</w:t>
+              <w:t>40</w:t>
             </w:r>
           </w:p>
         </w:tc>
@@ -7554,7 +6468,7 @@
               <w:jc w:val="right"/>
             </w:pPr>
             <w:r>
-              <w:t>472</w:t>
+              <w:t>478</w:t>
             </w:r>
           </w:p>
         </w:tc>
@@ -7579,7 +6493,7 @@
               <w:jc w:val="right"/>
             </w:pPr>
             <w:r>
-              <w:t>157 of 187</w:t>
+              <w:t>158 of 187</w:t>
             </w:r>
           </w:p>
         </w:tc>
@@ -7629,7 +6543,7 @@
               <w:jc w:val="right"/>
             </w:pPr>
             <w:r>
-              <w:t>25</w:t>
+              <w:t>24</w:t>
             </w:r>
           </w:p>
         </w:tc>

--- a/docs/Carnet-Business-Case.docx
+++ b/docs/Carnet-Business-Case.docx
@@ -4385,276 +4385,6 @@
         <w:t>COMPETITIVE LANDSCAPE</w:t>
       </w:r>
     </w:p>
-    <w:tbl>
-      <w:tblPr>
-        <w:tblStyle w:val="TableGrid"/>
-        <w:tblW w:type="auto" w:w="0"/>
-        <w:jc w:val="left"/>
-        <w:tblLayout w:type="autofit"/>
-        <w:tblLook w:firstColumn="1" w:firstRow="1" w:lastColumn="0" w:lastRow="0" w:noHBand="0" w:noVBand="1" w:val="04A0"/>
-      </w:tblPr>
-      <w:tblGrid>
-        <w:gridCol w:w="3173"/>
-        <w:gridCol w:w="3173"/>
-        <w:gridCol w:w="3173"/>
-      </w:tblGrid>
-      <w:tr>
-        <w:tc>
-          <w:tcPr>
-            <w:tcW w:type="dxa" w:w="1984"/>
-            <w:shd w:val="clear" w:fill="ECEFF0"/>
-          </w:tcPr>
-          <w:p>
-            <w:r/>
-            <w:r>
-              <w:rPr>
-                <w:rFonts w:ascii="Arial" w:hAnsi="Arial"/>
-                <w:b/>
-                <w:color w:val="0D3B3F"/>
-                <w:sz w:val="15"/>
-              </w:rPr>
-              <w:t>CATEGORY</w:t>
-            </w:r>
-          </w:p>
-        </w:tc>
-        <w:tc>
-          <w:tcPr>
-            <w:tcW w:type="dxa" w:w="2551"/>
-            <w:shd w:val="clear" w:fill="ECEFF0"/>
-          </w:tcPr>
-          <w:p>
-            <w:r/>
-            <w:r>
-              <w:rPr>
-                <w:rFonts w:ascii="Arial" w:hAnsi="Arial"/>
-                <w:b/>
-                <w:color w:val="0D3B3F"/>
-                <w:sz w:val="15"/>
-              </w:rPr>
-              <w:t>EXAMPLES</w:t>
-            </w:r>
-          </w:p>
-        </w:tc>
-        <w:tc>
-          <w:tcPr>
-            <w:tcW w:type="dxa" w:w="4535"/>
-            <w:shd w:val="clear" w:fill="ECEFF0"/>
-          </w:tcPr>
-          <w:p>
-            <w:r/>
-            <w:r>
-              <w:rPr>
-                <w:rFonts w:ascii="Arial" w:hAnsi="Arial"/>
-                <w:b/>
-                <w:color w:val="0D3B3F"/>
-                <w:sz w:val="15"/>
-              </w:rPr>
-              <w:t>WHERE THEY LEAVE ROOM</w:t>
-            </w:r>
-          </w:p>
-        </w:tc>
-      </w:tr>
-      <w:tr>
-        <w:tc>
-          <w:tcPr>
-            <w:tcW w:type="dxa" w:w="1984"/>
-          </w:tcPr>
-          <w:p>
-            <w:r/>
-            <w:r>
-              <w:rPr>
-                <w:rFonts w:ascii="Georgia" w:hAnsi="Georgia"/>
-                <w:color w:val="101718"/>
-                <w:sz w:val="18"/>
-              </w:rPr>
-              <w:t>Workshop management</w:t>
-            </w:r>
-          </w:p>
-        </w:tc>
-        <w:tc>
-          <w:tcPr>
-            <w:tcW w:type="dxa" w:w="2551"/>
-          </w:tcPr>
-          <w:p>
-            <w:r/>
-            <w:r>
-              <w:rPr>
-                <w:rFonts w:ascii="Georgia" w:hAnsi="Georgia"/>
-                <w:color w:val="101718"/>
-                <w:sz w:val="18"/>
-              </w:rPr>
-              <w:t>MechanicDesk, Garage Hive, Tekmetric, Shopmonkey</w:t>
-            </w:r>
-          </w:p>
-        </w:tc>
-        <w:tc>
-          <w:tcPr>
-            <w:tcW w:type="dxa" w:w="4535"/>
-          </w:tcPr>
-          <w:p>
-            <w:r/>
-            <w:r>
-              <w:rPr>
-                <w:rFonts w:ascii="Georgia" w:hAnsi="Georgia"/>
-                <w:color w:val="101718"/>
-                <w:sz w:val="18"/>
-              </w:rPr>
-              <w:t>Data ends at the tenant boundary. Accounting is an export, not a ledger. The customer is a phone number, not a participant.</w:t>
-            </w:r>
-          </w:p>
-        </w:tc>
-      </w:tr>
-      <w:tr>
-        <w:tc>
-          <w:tcPr>
-            <w:tcW w:type="dxa" w:w="1984"/>
-          </w:tcPr>
-          <w:p>
-            <w:r/>
-            <w:r>
-              <w:rPr>
-                <w:rFonts w:ascii="Georgia" w:hAnsi="Georgia"/>
-                <w:color w:val="101718"/>
-                <w:sz w:val="18"/>
-              </w:rPr>
-              <w:t>Vehicle history reports</w:t>
-            </w:r>
-          </w:p>
-        </w:tc>
-        <w:tc>
-          <w:tcPr>
-            <w:tcW w:type="dxa" w:w="2551"/>
-          </w:tcPr>
-          <w:p>
-            <w:r/>
-            <w:r>
-              <w:rPr>
-                <w:rFonts w:ascii="Georgia" w:hAnsi="Georgia"/>
-                <w:color w:val="101718"/>
-                <w:sz w:val="18"/>
-              </w:rPr>
-              <w:t>Carfax, HPI, CarVertical</w:t>
-            </w:r>
-          </w:p>
-        </w:tc>
-        <w:tc>
-          <w:tcPr>
-            <w:tcW w:type="dxa" w:w="4535"/>
-          </w:tcPr>
-          <w:p>
-            <w:r/>
-            <w:r>
-              <w:rPr>
-                <w:rFonts w:ascii="Georgia" w:hAnsi="Georgia"/>
-                <w:color w:val="101718"/>
-                <w:sz w:val="18"/>
-              </w:rPr>
-              <w:t>Blind to independent-workshop maintenance, which is most maintenance. Read-only, with no relationship to the workshops generating the facts.</w:t>
-            </w:r>
-          </w:p>
-        </w:tc>
-      </w:tr>
-      <w:tr>
-        <w:tc>
-          <w:tcPr>
-            <w:tcW w:type="dxa" w:w="1984"/>
-          </w:tcPr>
-          <w:p>
-            <w:r/>
-            <w:r>
-              <w:rPr>
-                <w:rFonts w:ascii="Georgia" w:hAnsi="Georgia"/>
-                <w:color w:val="101718"/>
-                <w:sz w:val="18"/>
-              </w:rPr>
-              <w:t>Accounting packages</w:t>
-            </w:r>
-          </w:p>
-        </w:tc>
-        <w:tc>
-          <w:tcPr>
-            <w:tcW w:type="dxa" w:w="2551"/>
-          </w:tcPr>
-          <w:p>
-            <w:r/>
-            <w:r>
-              <w:rPr>
-                <w:rFonts w:ascii="Georgia" w:hAnsi="Georgia"/>
-                <w:color w:val="101718"/>
-                <w:sz w:val="18"/>
-              </w:rPr>
-              <w:t>Xero, QuickBooks</w:t>
-            </w:r>
-          </w:p>
-        </w:tc>
-        <w:tc>
-          <w:tcPr>
-            <w:tcW w:type="dxa" w:w="4535"/>
-          </w:tcPr>
-          <w:p>
-            <w:r/>
-            <w:r>
-              <w:rPr>
-                <w:rFonts w:ascii="Georgia" w:hAnsi="Georgia"/>
-                <w:color w:val="101718"/>
-                <w:sz w:val="18"/>
-              </w:rPr>
-              <w:t>Know nothing about a job, a part or a vehicle. Job profitability is manual.</w:t>
-            </w:r>
-          </w:p>
-        </w:tc>
-      </w:tr>
-      <w:tr>
-        <w:tc>
-          <w:tcPr>
-            <w:tcW w:type="dxa" w:w="1984"/>
-          </w:tcPr>
-          <w:p>
-            <w:r/>
-            <w:r>
-              <w:rPr>
-                <w:rFonts w:ascii="Georgia" w:hAnsi="Georgia"/>
-                <w:color w:val="101718"/>
-                <w:sz w:val="18"/>
-              </w:rPr>
-              <w:t>Franchised dealer DMS</w:t>
-            </w:r>
-          </w:p>
-        </w:tc>
-        <w:tc>
-          <w:tcPr>
-            <w:tcW w:type="dxa" w:w="2551"/>
-          </w:tcPr>
-          <w:p>
-            <w:r/>
-            <w:r>
-              <w:rPr>
-                <w:rFonts w:ascii="Georgia" w:hAnsi="Georgia"/>
-                <w:color w:val="101718"/>
-                <w:sz w:val="18"/>
-              </w:rPr>
-              <w:t>Keyloop, CDK</w:t>
-            </w:r>
-          </w:p>
-        </w:tc>
-        <w:tc>
-          <w:tcPr>
-            <w:tcW w:type="dxa" w:w="4535"/>
-          </w:tcPr>
-          <w:p>
-            <w:r/>
-            <w:r>
-              <w:rPr>
-                <w:rFonts w:ascii="Georgia" w:hAnsi="Georgia"/>
-                <w:color w:val="101718"/>
-                <w:sz w:val="18"/>
-              </w:rPr>
-              <w:t>Priced and shaped for dealer groups. Independents cannot buy or use them.</w:t>
-            </w:r>
-          </w:p>
-        </w:tc>
-      </w:tr>
-    </w:tbl>
     <w:p>
       <w:pPr>
         <w:spacing w:after="80"/>
@@ -6368,7 +6098,7 @@
               <w:jc w:val="right"/>
             </w:pPr>
             <w:r>
-              <w:t>98</w:t>
+              <w:t>99</w:t>
             </w:r>
           </w:p>
         </w:tc>
@@ -6393,7 +6123,7 @@
               <w:jc w:val="right"/>
             </w:pPr>
             <w:r>
-              <w:t>125</w:t>
+              <w:t>127</w:t>
             </w:r>
           </w:p>
         </w:tc>
@@ -6443,7 +6173,7 @@
               <w:jc w:val="right"/>
             </w:pPr>
             <w:r>
-              <w:t>40</w:t>
+              <w:t>41</w:t>
             </w:r>
           </w:p>
         </w:tc>
@@ -6468,7 +6198,7 @@
               <w:jc w:val="right"/>
             </w:pPr>
             <w:r>
-              <w:t>478</w:t>
+              <w:t>484</w:t>
             </w:r>
           </w:p>
         </w:tc>
@@ -6493,7 +6223,7 @@
               <w:jc w:val="right"/>
             </w:pPr>
             <w:r>
-              <w:t>158 of 187</w:t>
+              <w:t>160 of 187</w:t>
             </w:r>
           </w:p>
         </w:tc>
@@ -6543,7 +6273,7 @@
               <w:jc w:val="right"/>
             </w:pPr>
             <w:r>
-              <w:t>24</w:t>
+              <w:t>22</w:t>
             </w:r>
           </w:p>
         </w:tc>

--- a/docs/Carnet-Business-Case.docx
+++ b/docs/Carnet-Business-Case.docx
@@ -3953,332 +3953,6 @@
         <w:t>DEFENSIBILITY, ASSESSED CANDIDLY</w:t>
       </w:r>
     </w:p>
-    <w:tbl>
-      <w:tblPr>
-        <w:tblStyle w:val="TableGrid"/>
-        <w:tblW w:type="auto" w:w="0"/>
-        <w:jc w:val="left"/>
-        <w:tblLayout w:type="autofit"/>
-        <w:tblLook w:firstColumn="1" w:firstRow="1" w:lastColumn="0" w:lastRow="0" w:noHBand="0" w:noVBand="1" w:val="04A0"/>
-      </w:tblPr>
-      <w:tblGrid>
-        <w:gridCol w:w="3173"/>
-        <w:gridCol w:w="3173"/>
-        <w:gridCol w:w="3173"/>
-      </w:tblGrid>
-      <w:tr>
-        <w:tc>
-          <w:tcPr>
-            <w:tcW w:type="dxa" w:w="2551"/>
-            <w:shd w:val="clear" w:fill="ECEFF0"/>
-          </w:tcPr>
-          <w:p>
-            <w:r/>
-            <w:r>
-              <w:rPr>
-                <w:rFonts w:ascii="Arial" w:hAnsi="Arial"/>
-                <w:b/>
-                <w:color w:val="0D3B3F"/>
-                <w:sz w:val="15"/>
-              </w:rPr>
-              <w:t>ASSET</w:t>
-            </w:r>
-          </w:p>
-        </w:tc>
-        <w:tc>
-          <w:tcPr>
-            <w:tcW w:type="dxa" w:w="1984"/>
-            <w:shd w:val="clear" w:fill="ECEFF0"/>
-          </w:tcPr>
-          <w:p>
-            <w:r/>
-            <w:r>
-              <w:rPr>
-                <w:rFonts w:ascii="Arial" w:hAnsi="Arial"/>
-                <w:b/>
-                <w:color w:val="0D3B3F"/>
-                <w:sz w:val="15"/>
-              </w:rPr>
-              <w:t>COPYABLE?</w:t>
-            </w:r>
-          </w:p>
-        </w:tc>
-        <w:tc>
-          <w:tcPr>
-            <w:tcW w:type="dxa" w:w="4535"/>
-            <w:shd w:val="clear" w:fill="ECEFF0"/>
-          </w:tcPr>
-          <w:p>
-            <w:r/>
-            <w:r>
-              <w:rPr>
-                <w:rFonts w:ascii="Arial" w:hAnsi="Arial"/>
-                <w:b/>
-                <w:color w:val="0D3B3F"/>
-                <w:sz w:val="15"/>
-              </w:rPr>
-              <w:t>WHY</w:t>
-            </w:r>
-          </w:p>
-        </w:tc>
-      </w:tr>
-      <w:tr>
-        <w:tc>
-          <w:tcPr>
-            <w:tcW w:type="dxa" w:w="2551"/>
-          </w:tcPr>
-          <w:p>
-            <w:r/>
-            <w:r>
-              <w:rPr>
-                <w:rFonts w:ascii="Georgia" w:hAnsi="Georgia"/>
-                <w:color w:val="101718"/>
-                <w:sz w:val="18"/>
-              </w:rPr>
-              <w:t>Digital inspection module</w:t>
-            </w:r>
-          </w:p>
-        </w:tc>
-        <w:tc>
-          <w:tcPr>
-            <w:tcW w:type="dxa" w:w="1984"/>
-          </w:tcPr>
-          <w:p>
-            <w:r/>
-            <w:r>
-              <w:rPr>
-                <w:rFonts w:ascii="Georgia" w:hAnsi="Georgia"/>
-                <w:color w:val="101718"/>
-                <w:sz w:val="18"/>
-              </w:rPr>
-              <w:t>Yes, one quarter</w:t>
-            </w:r>
-          </w:p>
-        </w:tc>
-        <w:tc>
-          <w:tcPr>
-            <w:tcW w:type="dxa" w:w="4535"/>
-          </w:tcPr>
-          <w:p>
-            <w:r/>
-            <w:r>
-              <w:rPr>
-                <w:rFonts w:ascii="Georgia" w:hAnsi="Georgia"/>
-                <w:color w:val="101718"/>
-                <w:sz w:val="18"/>
-              </w:rPr>
-              <w:t>A well-understood feature</w:t>
-            </w:r>
-          </w:p>
-        </w:tc>
-      </w:tr>
-      <w:tr>
-        <w:tc>
-          <w:tcPr>
-            <w:tcW w:type="dxa" w:w="2551"/>
-          </w:tcPr>
-          <w:p>
-            <w:r/>
-            <w:r>
-              <w:rPr>
-                <w:rFonts w:ascii="Georgia" w:hAnsi="Georgia"/>
-                <w:color w:val="101718"/>
-                <w:sz w:val="18"/>
-              </w:rPr>
-              <w:t>Customer portal</w:t>
-            </w:r>
-          </w:p>
-        </w:tc>
-        <w:tc>
-          <w:tcPr>
-            <w:tcW w:type="dxa" w:w="1984"/>
-          </w:tcPr>
-          <w:p>
-            <w:r/>
-            <w:r>
-              <w:rPr>
-                <w:rFonts w:ascii="Georgia" w:hAnsi="Georgia"/>
-                <w:color w:val="101718"/>
-                <w:sz w:val="18"/>
-              </w:rPr>
-              <w:t>Yes, one quarter</w:t>
-            </w:r>
-          </w:p>
-        </w:tc>
-        <w:tc>
-          <w:tcPr>
-            <w:tcW w:type="dxa" w:w="4535"/>
-          </w:tcPr>
-          <w:p>
-            <w:r/>
-            <w:r>
-              <w:rPr>
-                <w:rFonts w:ascii="Georgia" w:hAnsi="Georgia"/>
-                <w:color w:val="101718"/>
-                <w:sz w:val="18"/>
-              </w:rPr>
-              <w:t>Same</w:t>
-            </w:r>
-          </w:p>
-        </w:tc>
-      </w:tr>
-      <w:tr>
-        <w:tc>
-          <w:tcPr>
-            <w:tcW w:type="dxa" w:w="2551"/>
-          </w:tcPr>
-          <w:p>
-            <w:r/>
-            <w:r>
-              <w:rPr>
-                <w:rFonts w:ascii="Georgia" w:hAnsi="Georgia"/>
-                <w:color w:val="101718"/>
-                <w:sz w:val="18"/>
-              </w:rPr>
-              <w:t>General ledger</w:t>
-            </w:r>
-          </w:p>
-        </w:tc>
-        <w:tc>
-          <w:tcPr>
-            <w:tcW w:type="dxa" w:w="1984"/>
-          </w:tcPr>
-          <w:p>
-            <w:r/>
-            <w:r>
-              <w:rPr>
-                <w:rFonts w:ascii="Georgia" w:hAnsi="Georgia"/>
-                <w:color w:val="101718"/>
-                <w:sz w:val="18"/>
-              </w:rPr>
-              <w:t>Yes, two quarters</w:t>
-            </w:r>
-          </w:p>
-        </w:tc>
-        <w:tc>
-          <w:tcPr>
-            <w:tcW w:type="dxa" w:w="4535"/>
-          </w:tcPr>
-          <w:p>
-            <w:r/>
-            <w:r>
-              <w:rPr>
-                <w:rFonts w:ascii="Georgia" w:hAnsi="Georgia"/>
-                <w:color w:val="101718"/>
-                <w:sz w:val="18"/>
-              </w:rPr>
-              <w:t>Harder, but bounded</w:t>
-            </w:r>
-          </w:p>
-        </w:tc>
-      </w:tr>
-      <w:tr>
-        <w:tc>
-          <w:tcPr>
-            <w:tcW w:type="dxa" w:w="2551"/>
-            <w:shd w:val="clear" w:fill="E2ECEC"/>
-          </w:tcPr>
-          <w:p>
-            <w:r/>
-            <w:r>
-              <w:rPr>
-                <w:rFonts w:ascii="Georgia" w:hAnsi="Georgia"/>
-                <w:b/>
-                <w:color w:val="101718"/>
-                <w:sz w:val="18"/>
-              </w:rPr>
-              <w:t>Vehicle history coverage</w:t>
-            </w:r>
-          </w:p>
-        </w:tc>
-        <w:tc>
-          <w:tcPr>
-            <w:tcW w:type="dxa" w:w="1984"/>
-            <w:shd w:val="clear" w:fill="E2ECEC"/>
-          </w:tcPr>
-          <w:p>
-            <w:r/>
-            <w:r>
-              <w:rPr>
-                <w:rFonts w:ascii="Georgia" w:hAnsi="Georgia"/>
-                <w:b w:val="0"/>
-                <w:color w:val="101718"/>
-                <w:sz w:val="18"/>
-              </w:rPr>
-              <w:t>No</w:t>
-            </w:r>
-          </w:p>
-        </w:tc>
-        <w:tc>
-          <w:tcPr>
-            <w:tcW w:type="dxa" w:w="4535"/>
-            <w:shd w:val="clear" w:fill="E2ECEC"/>
-          </w:tcPr>
-          <w:p>
-            <w:r/>
-            <w:r>
-              <w:rPr>
-                <w:rFonts w:ascii="Georgia" w:hAnsi="Georgia"/>
-                <w:b w:val="0"/>
-                <w:color w:val="101718"/>
-                <w:sz w:val="18"/>
-              </w:rPr>
-              <w:t>An accumulated record of work actually performed. A competitor starting today starts at zero and cannot backfill what was never captured.</w:t>
-            </w:r>
-          </w:p>
-        </w:tc>
-      </w:tr>
-      <w:tr>
-        <w:tc>
-          <w:tcPr>
-            <w:tcW w:type="dxa" w:w="2551"/>
-          </w:tcPr>
-          <w:p>
-            <w:r/>
-            <w:r>
-              <w:rPr>
-                <w:rFonts w:ascii="Georgia" w:hAnsi="Georgia"/>
-                <w:color w:val="101718"/>
-                <w:sz w:val="18"/>
-              </w:rPr>
-              <w:t>Contributor incentive</w:t>
-            </w:r>
-          </w:p>
-        </w:tc>
-        <w:tc>
-          <w:tcPr>
-            <w:tcW w:type="dxa" w:w="1984"/>
-          </w:tcPr>
-          <w:p>
-            <w:r/>
-            <w:r>
-              <w:rPr>
-                <w:rFonts w:ascii="Georgia" w:hAnsi="Georgia"/>
-                <w:color w:val="101718"/>
-                <w:sz w:val="18"/>
-              </w:rPr>
-              <w:t>Partly</w:t>
-            </w:r>
-          </w:p>
-        </w:tc>
-        <w:tc>
-          <w:tcPr>
-            <w:tcW w:type="dxa" w:w="4535"/>
-          </w:tcPr>
-          <w:p>
-            <w:r/>
-            <w:r>
-              <w:rPr>
-                <w:rFonts w:ascii="Georgia" w:hAnsi="Georgia"/>
-                <w:color w:val="101718"/>
-                <w:sz w:val="18"/>
-              </w:rPr>
-              <w:t>The mechanism is copyable; the installed base already contributing is not</w:t>
-            </w:r>
-          </w:p>
-        </w:tc>
-      </w:tr>
-    </w:tbl>
     <w:p>
       <w:pPr>
         <w:spacing w:after="80"/>
@@ -6098,7 +5772,7 @@
               <w:jc w:val="right"/>
             </w:pPr>
             <w:r>
-              <w:t>99</w:t>
+              <w:t>100</w:t>
             </w:r>
           </w:p>
         </w:tc>
@@ -6173,7 +5847,7 @@
               <w:jc w:val="right"/>
             </w:pPr>
             <w:r>
-              <w:t>41</w:t>
+              <w:t>42</w:t>
             </w:r>
           </w:p>
         </w:tc>
@@ -6198,7 +5872,7 @@
               <w:jc w:val="right"/>
             </w:pPr>
             <w:r>
-              <w:t>484</w:t>
+              <w:t>491</w:t>
             </w:r>
           </w:p>
         </w:tc>
@@ -6223,7 +5897,7 @@
               <w:jc w:val="right"/>
             </w:pPr>
             <w:r>
-              <w:t>160 of 187</w:t>
+              <w:t>162 of 187</w:t>
             </w:r>
           </w:p>
         </w:tc>
@@ -6248,7 +5922,7 @@
               <w:jc w:val="right"/>
             </w:pPr>
             <w:r>
-              <w:t>4</w:t>
+              <w:t>3</w:t>
             </w:r>
           </w:p>
         </w:tc>
@@ -6273,7 +5947,7 @@
               <w:jc w:val="right"/>
             </w:pPr>
             <w:r>
-              <w:t>22</w:t>
+              <w:t>21</w:t>
             </w:r>
           </w:p>
         </w:tc>

--- a/docs/Carnet-Business-Case.docx
+++ b/docs/Carnet-Business-Case.docx
@@ -3336,49 +3336,6 @@
         <w:spacing w:after="80"/>
       </w:pPr>
     </w:p>
-    <w:tbl>
-      <w:tblPr>
-        <w:tblStyle w:val="TableGrid"/>
-        <w:tblW w:type="auto" w:w="0"/>
-        <w:tblLook w:firstColumn="1" w:firstRow="1" w:lastColumn="0" w:lastRow="0" w:noHBand="0" w:noVBand="1" w:val="04A0"/>
-      </w:tblPr>
-      <w:tblGrid>
-        <w:gridCol w:w="9518"/>
-      </w:tblGrid>
-      <w:tr>
-        <w:tc>
-          <w:tcPr>
-            <w:tcW w:type="dxa" w:w="9518"/>
-            <w:shd w:val="clear" w:fill="F4ECDC"/>
-          </w:tcPr>
-          <w:p>
-            <w:pPr>
-              <w:spacing w:after="60"/>
-            </w:pPr>
-            <w:r/>
-            <w:r>
-              <w:rPr>
-                <w:rFonts w:ascii="Arial" w:hAnsi="Arial"/>
-                <w:b/>
-                <w:color w:val="9A6D24"/>
-                <w:sz w:val="15"/>
-              </w:rPr>
-              <w:t>WHY THIS IS HARDER THAN IT LOOKS</w:t>
-            </w:r>
-          </w:p>
-          <w:p>
-            <w:r>
-              <w:rPr>
-                <w:rFonts w:ascii="Georgia" w:hAnsi="Georgia"/>
-                <w:color w:val="101718"/>
-                <w:sz w:val="19"/>
-              </w:rPr>
-              <w:t>Labour is charged at book time and costed at clocked time. This job bills 4.5 hours and the technician actually took 5.2. Both figures are true, and both are needed. Systems that conflate them cannot measure profitability at all, which is exactly why most workshop owners cannot tell you which jobs lose money.</w:t>
-            </w:r>
-          </w:p>
-        </w:tc>
-      </w:tr>
-    </w:tbl>
     <w:p>
       <w:pPr>
         <w:spacing w:after="80"/>
@@ -3541,374 +3498,6 @@
         <w:t>DISTRIBUTION OF A SINGLE VERIFIED BUYER REPORT</w:t>
       </w:r>
     </w:p>
-    <w:tbl>
-      <w:tblPr>
-        <w:tblStyle w:val="TableGrid"/>
-        <w:tblW w:type="auto" w:w="0"/>
-        <w:jc w:val="left"/>
-        <w:tblLayout w:type="autofit"/>
-        <w:tblLook w:firstColumn="1" w:firstRow="1" w:lastColumn="0" w:lastRow="0" w:noHBand="0" w:noVBand="1" w:val="04A0"/>
-      </w:tblPr>
-      <w:tblGrid>
-        <w:gridCol w:w="3173"/>
-        <w:gridCol w:w="3173"/>
-        <w:gridCol w:w="3173"/>
-      </w:tblGrid>
-      <w:tr>
-        <w:tc>
-          <w:tcPr>
-            <w:tcW w:type="dxa" w:w="3969"/>
-            <w:shd w:val="clear" w:fill="ECEFF0"/>
-          </w:tcPr>
-          <w:p>
-            <w:r/>
-            <w:r>
-              <w:rPr>
-                <w:rFonts w:ascii="Arial" w:hAnsi="Arial"/>
-                <w:b/>
-                <w:color w:val="0D3B3F"/>
-                <w:sz w:val="15"/>
-              </w:rPr>
-              <w:t>LINE</w:t>
-            </w:r>
-          </w:p>
-        </w:tc>
-        <w:tc>
-          <w:tcPr>
-            <w:tcW w:type="dxa" w:w="2268"/>
-            <w:shd w:val="clear" w:fill="ECEFF0"/>
-          </w:tcPr>
-          <w:p>
-            <w:r/>
-            <w:r>
-              <w:rPr>
-                <w:rFonts w:ascii="Arial" w:hAnsi="Arial"/>
-                <w:b/>
-                <w:color w:val="0D3B3F"/>
-                <w:sz w:val="15"/>
-              </w:rPr>
-              <w:t>AMOUNT</w:t>
-            </w:r>
-          </w:p>
-        </w:tc>
-        <w:tc>
-          <w:tcPr>
-            <w:tcW w:type="dxa" w:w="2835"/>
-            <w:shd w:val="clear" w:fill="ECEFF0"/>
-          </w:tcPr>
-          <w:p>
-            <w:r/>
-            <w:r>
-              <w:rPr>
-                <w:rFonts w:ascii="Arial" w:hAnsi="Arial"/>
-                <w:b/>
-                <w:color w:val="0D3B3F"/>
-                <w:sz w:val="15"/>
-              </w:rPr>
-              <w:t>NOTE</w:t>
-            </w:r>
-          </w:p>
-        </w:tc>
-      </w:tr>
-      <w:tr>
-        <w:tc>
-          <w:tcPr>
-            <w:tcW w:type="dxa" w:w="3969"/>
-          </w:tcPr>
-          <w:p>
-            <w:r/>
-            <w:r>
-              <w:rPr>
-                <w:rFonts w:ascii="Georgia" w:hAnsi="Georgia"/>
-                <w:color w:val="101718"/>
-                <w:sz w:val="18"/>
-              </w:rPr>
-              <w:t>Report price</w:t>
-            </w:r>
-          </w:p>
-        </w:tc>
-        <w:tc>
-          <w:tcPr>
-            <w:tcW w:type="dxa" w:w="2268"/>
-          </w:tcPr>
-          <w:p>
-            <w:r/>
-            <w:r>
-              <w:rPr>
-                <w:rFonts w:ascii="Georgia" w:hAnsi="Georgia"/>
-                <w:color w:val="101718"/>
-                <w:sz w:val="18"/>
-              </w:rPr>
-              <w:t>GBP 14.99</w:t>
-            </w:r>
-          </w:p>
-        </w:tc>
-        <w:tc>
-          <w:tcPr>
-            <w:tcW w:type="dxa" w:w="2835"/>
-          </w:tcPr>
-          <w:p>
-            <w:r/>
-            <w:r>
-              <w:rPr>
-                <w:rFonts w:ascii="Georgia" w:hAnsi="Georgia"/>
-                <w:color w:val="101718"/>
-                <w:sz w:val="18"/>
-              </w:rPr>
-              <w:t>Paid by the buyer</w:t>
-            </w:r>
-          </w:p>
-        </w:tc>
-      </w:tr>
-      <w:tr>
-        <w:tc>
-          <w:tcPr>
-            <w:tcW w:type="dxa" w:w="3969"/>
-          </w:tcPr>
-          <w:p>
-            <w:r/>
-            <w:r>
-              <w:rPr>
-                <w:rFonts w:ascii="Georgia" w:hAnsi="Georgia"/>
-                <w:color w:val="101718"/>
-                <w:sz w:val="18"/>
-              </w:rPr>
-              <w:t>Processing and tax</w:t>
-            </w:r>
-          </w:p>
-        </w:tc>
-        <w:tc>
-          <w:tcPr>
-            <w:tcW w:type="dxa" w:w="2268"/>
-          </w:tcPr>
-          <w:p>
-            <w:r/>
-            <w:r>
-              <w:rPr>
-                <w:rFonts w:ascii="Georgia" w:hAnsi="Georgia"/>
-                <w:color w:val="101718"/>
-                <w:sz w:val="18"/>
-              </w:rPr>
-              <w:t>-GBP 1.20</w:t>
-            </w:r>
-          </w:p>
-        </w:tc>
-        <w:tc>
-          <w:tcPr>
-            <w:tcW w:type="dxa" w:w="2835"/>
-          </w:tcPr>
-          <w:p>
-            <w:r/>
-            <w:r>
-              <w:rPr>
-                <w:rFonts w:ascii="Georgia" w:hAnsi="Georgia"/>
-                <w:color w:val="101718"/>
-                <w:sz w:val="18"/>
-              </w:rPr>
-            </w:r>
-          </w:p>
-        </w:tc>
-      </w:tr>
-      <w:tr>
-        <w:tc>
-          <w:tcPr>
-            <w:tcW w:type="dxa" w:w="3969"/>
-          </w:tcPr>
-          <w:p>
-            <w:r/>
-            <w:r>
-              <w:rPr>
-                <w:rFonts w:ascii="Georgia" w:hAnsi="Georgia"/>
-                <w:color w:val="101718"/>
-                <w:sz w:val="18"/>
-              </w:rPr>
-              <w:t>Carnet, 70%</w:t>
-            </w:r>
-          </w:p>
-        </w:tc>
-        <w:tc>
-          <w:tcPr>
-            <w:tcW w:type="dxa" w:w="2268"/>
-          </w:tcPr>
-          <w:p>
-            <w:r/>
-            <w:r>
-              <w:rPr>
-                <w:rFonts w:ascii="Georgia" w:hAnsi="Georgia"/>
-                <w:color w:val="101718"/>
-                <w:sz w:val="18"/>
-              </w:rPr>
-              <w:t>GBP 9.65</w:t>
-            </w:r>
-          </w:p>
-        </w:tc>
-        <w:tc>
-          <w:tcPr>
-            <w:tcW w:type="dxa" w:w="2835"/>
-          </w:tcPr>
-          <w:p>
-            <w:r/>
-            <w:r>
-              <w:rPr>
-                <w:rFonts w:ascii="Georgia" w:hAnsi="Georgia"/>
-                <w:color w:val="101718"/>
-                <w:sz w:val="18"/>
-              </w:rPr>
-            </w:r>
-          </w:p>
-        </w:tc>
-      </w:tr>
-      <w:tr>
-        <w:tc>
-          <w:tcPr>
-            <w:tcW w:type="dxa" w:w="3969"/>
-          </w:tcPr>
-          <w:p>
-            <w:r/>
-            <w:r>
-              <w:rPr>
-                <w:rFonts w:ascii="Georgia" w:hAnsi="Georgia"/>
-                <w:color w:val="101718"/>
-                <w:sz w:val="18"/>
-              </w:rPr>
-              <w:t>Workshop A — 11 events, recent</w:t>
-            </w:r>
-          </w:p>
-        </w:tc>
-        <w:tc>
-          <w:tcPr>
-            <w:tcW w:type="dxa" w:w="2268"/>
-          </w:tcPr>
-          <w:p>
-            <w:r/>
-            <w:r>
-              <w:rPr>
-                <w:rFonts w:ascii="Georgia" w:hAnsi="Georgia"/>
-                <w:color w:val="101718"/>
-                <w:sz w:val="18"/>
-              </w:rPr>
-              <w:t>GBP 2.40</w:t>
-            </w:r>
-          </w:p>
-        </w:tc>
-        <w:tc>
-          <w:tcPr>
-            <w:tcW w:type="dxa" w:w="2835"/>
-          </w:tcPr>
-          <w:p>
-            <w:r/>
-            <w:r>
-              <w:rPr>
-                <w:rFonts w:ascii="Georgia" w:hAnsi="Georgia"/>
-                <w:color w:val="101718"/>
-                <w:sz w:val="18"/>
-              </w:rPr>
-              <w:t>Contributor pool</w:t>
-            </w:r>
-          </w:p>
-        </w:tc>
-      </w:tr>
-      <w:tr>
-        <w:tc>
-          <w:tcPr>
-            <w:tcW w:type="dxa" w:w="3969"/>
-          </w:tcPr>
-          <w:p>
-            <w:r/>
-            <w:r>
-              <w:rPr>
-                <w:rFonts w:ascii="Georgia" w:hAnsi="Georgia"/>
-                <w:color w:val="101718"/>
-                <w:sz w:val="18"/>
-              </w:rPr>
-              <w:t>Workshop B — 5 events</w:t>
-            </w:r>
-          </w:p>
-        </w:tc>
-        <w:tc>
-          <w:tcPr>
-            <w:tcW w:type="dxa" w:w="2268"/>
-          </w:tcPr>
-          <w:p>
-            <w:r/>
-            <w:r>
-              <w:rPr>
-                <w:rFonts w:ascii="Georgia" w:hAnsi="Georgia"/>
-                <w:color w:val="101718"/>
-                <w:sz w:val="18"/>
-              </w:rPr>
-              <w:t>GBP 1.09</w:t>
-            </w:r>
-          </w:p>
-        </w:tc>
-        <w:tc>
-          <w:tcPr>
-            <w:tcW w:type="dxa" w:w="2835"/>
-          </w:tcPr>
-          <w:p>
-            <w:r/>
-            <w:r>
-              <w:rPr>
-                <w:rFonts w:ascii="Georgia" w:hAnsi="Georgia"/>
-                <w:color w:val="101718"/>
-                <w:sz w:val="18"/>
-              </w:rPr>
-              <w:t>Contributor pool</w:t>
-            </w:r>
-          </w:p>
-        </w:tc>
-      </w:tr>
-      <w:tr>
-        <w:tc>
-          <w:tcPr>
-            <w:tcW w:type="dxa" w:w="3969"/>
-          </w:tcPr>
-          <w:p>
-            <w:r/>
-            <w:r>
-              <w:rPr>
-                <w:rFonts w:ascii="Georgia" w:hAnsi="Georgia"/>
-                <w:color w:val="101718"/>
-                <w:sz w:val="18"/>
-              </w:rPr>
-              <w:t>Workshop C — 2 events, older</w:t>
-            </w:r>
-          </w:p>
-        </w:tc>
-        <w:tc>
-          <w:tcPr>
-            <w:tcW w:type="dxa" w:w="2268"/>
-          </w:tcPr>
-          <w:p>
-            <w:r/>
-            <w:r>
-              <w:rPr>
-                <w:rFonts w:ascii="Georgia" w:hAnsi="Georgia"/>
-                <w:color w:val="101718"/>
-                <w:sz w:val="18"/>
-              </w:rPr>
-              <w:t>GBP 0.65</w:t>
-            </w:r>
-          </w:p>
-        </w:tc>
-        <w:tc>
-          <w:tcPr>
-            <w:tcW w:type="dxa" w:w="2835"/>
-          </w:tcPr>
-          <w:p>
-            <w:r/>
-            <w:r>
-              <w:rPr>
-                <w:rFonts w:ascii="Georgia" w:hAnsi="Georgia"/>
-                <w:color w:val="101718"/>
-                <w:sz w:val="18"/>
-              </w:rPr>
-              <w:t>Contributor pool</w:t>
-            </w:r>
-          </w:p>
-        </w:tc>
-      </w:tr>
-    </w:tbl>
     <w:p>
       <w:pPr>
         <w:spacing w:after="80"/>
@@ -5772,7 +5361,7 @@
               <w:jc w:val="right"/>
             </w:pPr>
             <w:r>
-              <w:t>100</w:t>
+              <w:t>102</w:t>
             </w:r>
           </w:p>
         </w:tc>
@@ -5797,7 +5386,7 @@
               <w:jc w:val="right"/>
             </w:pPr>
             <w:r>
-              <w:t>127</w:t>
+              <w:t>128</w:t>
             </w:r>
           </w:p>
         </w:tc>
@@ -5847,7 +5436,7 @@
               <w:jc w:val="right"/>
             </w:pPr>
             <w:r>
-              <w:t>42</w:t>
+              <w:t>43</w:t>
             </w:r>
           </w:p>
         </w:tc>
@@ -5872,7 +5461,7 @@
               <w:jc w:val="right"/>
             </w:pPr>
             <w:r>
-              <w:t>491</w:t>
+              <w:t>498</w:t>
             </w:r>
           </w:p>
         </w:tc>
@@ -5897,7 +5486,7 @@
               <w:jc w:val="right"/>
             </w:pPr>
             <w:r>
-              <w:t>162 of 187</w:t>
+              <w:t>163 of 187</w:t>
             </w:r>
           </w:p>
         </w:tc>
@@ -5922,7 +5511,7 @@
               <w:jc w:val="right"/>
             </w:pPr>
             <w:r>
-              <w:t>3</w:t>
+              <w:t>4</w:t>
             </w:r>
           </w:p>
         </w:tc>
@@ -5947,7 +5536,7 @@
               <w:jc w:val="right"/>
             </w:pPr>
             <w:r>
-              <w:t>21</w:t>
+              <w:t>19</w:t>
             </w:r>
           </w:p>
         </w:tc>

--- a/docs/Carnet-Business-Case.docx
+++ b/docs/Carnet-Business-Case.docx
@@ -2830,507 +2830,6 @@
         <w:t>WORKED EXAMPLE — A BRAKE REPAIR</w:t>
       </w:r>
     </w:p>
-    <w:tbl>
-      <w:tblPr>
-        <w:tblStyle w:val="TableGrid"/>
-        <w:tblW w:type="auto" w:w="0"/>
-        <w:jc w:val="left"/>
-        <w:tblLayout w:type="autofit"/>
-        <w:tblLook w:firstColumn="1" w:firstRow="1" w:lastColumn="0" w:lastRow="0" w:noHBand="0" w:noVBand="1" w:val="04A0"/>
-      </w:tblPr>
-      <w:tblGrid>
-        <w:gridCol w:w="2379"/>
-        <w:gridCol w:w="2379"/>
-        <w:gridCol w:w="2379"/>
-        <w:gridCol w:w="2379"/>
-      </w:tblGrid>
-      <w:tr>
-        <w:tc>
-          <w:tcPr>
-            <w:tcW w:type="dxa" w:w="3969"/>
-            <w:shd w:val="clear" w:fill="ECEFF0"/>
-          </w:tcPr>
-          <w:p>
-            <w:r/>
-            <w:r>
-              <w:rPr>
-                <w:rFonts w:ascii="Arial" w:hAnsi="Arial"/>
-                <w:b/>
-                <w:color w:val="0D3B3F"/>
-                <w:sz w:val="15"/>
-              </w:rPr>
-              <w:t>LINE</w:t>
-            </w:r>
-          </w:p>
-        </w:tc>
-        <w:tc>
-          <w:tcPr>
-            <w:tcW w:type="dxa" w:w="1701"/>
-            <w:shd w:val="clear" w:fill="ECEFF0"/>
-          </w:tcPr>
-          <w:p>
-            <w:r/>
-            <w:r>
-              <w:rPr>
-                <w:rFonts w:ascii="Arial" w:hAnsi="Arial"/>
-                <w:b/>
-                <w:color w:val="0D3B3F"/>
-                <w:sz w:val="15"/>
-              </w:rPr>
-              <w:t>CHARGED</w:t>
-            </w:r>
-          </w:p>
-        </w:tc>
-        <w:tc>
-          <w:tcPr>
-            <w:tcW w:type="dxa" w:w="1701"/>
-            <w:shd w:val="clear" w:fill="ECEFF0"/>
-          </w:tcPr>
-          <w:p>
-            <w:r/>
-            <w:r>
-              <w:rPr>
-                <w:rFonts w:ascii="Arial" w:hAnsi="Arial"/>
-                <w:b/>
-                <w:color w:val="0D3B3F"/>
-                <w:sz w:val="15"/>
-              </w:rPr>
-              <w:t>COST</w:t>
-            </w:r>
-          </w:p>
-        </w:tc>
-        <w:tc>
-          <w:tcPr>
-            <w:tcW w:type="dxa" w:w="1701"/>
-            <w:shd w:val="clear" w:fill="ECEFF0"/>
-          </w:tcPr>
-          <w:p>
-            <w:r/>
-            <w:r>
-              <w:rPr>
-                <w:rFonts w:ascii="Arial" w:hAnsi="Arial"/>
-                <w:b/>
-                <w:color w:val="0D3B3F"/>
-                <w:sz w:val="15"/>
-              </w:rPr>
-              <w:t>MARGIN</w:t>
-            </w:r>
-          </w:p>
-        </w:tc>
-      </w:tr>
-      <w:tr>
-        <w:tc>
-          <w:tcPr>
-            <w:tcW w:type="dxa" w:w="3969"/>
-          </w:tcPr>
-          <w:p>
-            <w:r/>
-            <w:r>
-              <w:rPr>
-                <w:rFonts w:ascii="Georgia" w:hAnsi="Georgia"/>
-                <w:color w:val="101718"/>
-                <w:sz w:val="18"/>
-              </w:rPr>
-              <w:t>Brake inspection, 1.0 h</w:t>
-            </w:r>
-          </w:p>
-        </w:tc>
-        <w:tc>
-          <w:tcPr>
-            <w:tcW w:type="dxa" w:w="1701"/>
-          </w:tcPr>
-          <w:p>
-            <w:r/>
-            <w:r>
-              <w:rPr>
-                <w:rFonts w:ascii="Georgia" w:hAnsi="Georgia"/>
-                <w:color w:val="101718"/>
-                <w:sz w:val="18"/>
-              </w:rPr>
-              <w:t>95.00</w:t>
-            </w:r>
-          </w:p>
-        </w:tc>
-        <w:tc>
-          <w:tcPr>
-            <w:tcW w:type="dxa" w:w="1701"/>
-          </w:tcPr>
-          <w:p>
-            <w:r/>
-            <w:r>
-              <w:rPr>
-                <w:rFonts w:ascii="Georgia" w:hAnsi="Georgia"/>
-                <w:color w:val="101718"/>
-                <w:sz w:val="18"/>
-              </w:rPr>
-              <w:t>38.00</w:t>
-            </w:r>
-          </w:p>
-        </w:tc>
-        <w:tc>
-          <w:tcPr>
-            <w:tcW w:type="dxa" w:w="1701"/>
-          </w:tcPr>
-          <w:p>
-            <w:r/>
-            <w:r>
-              <w:rPr>
-                <w:rFonts w:ascii="Georgia" w:hAnsi="Georgia"/>
-                <w:color w:val="101718"/>
-                <w:sz w:val="18"/>
-              </w:rPr>
-              <w:t>57.00</w:t>
-            </w:r>
-          </w:p>
-        </w:tc>
-      </w:tr>
-      <w:tr>
-        <w:tc>
-          <w:tcPr>
-            <w:tcW w:type="dxa" w:w="3969"/>
-          </w:tcPr>
-          <w:p>
-            <w:r/>
-            <w:r>
-              <w:rPr>
-                <w:rFonts w:ascii="Georgia" w:hAnsi="Georgia"/>
-                <w:color w:val="101718"/>
-                <w:sz w:val="18"/>
-              </w:rPr>
-              <w:t>Brake replacement, 3.5 h</w:t>
-            </w:r>
-          </w:p>
-        </w:tc>
-        <w:tc>
-          <w:tcPr>
-            <w:tcW w:type="dxa" w:w="1701"/>
-          </w:tcPr>
-          <w:p>
-            <w:r/>
-            <w:r>
-              <w:rPr>
-                <w:rFonts w:ascii="Georgia" w:hAnsi="Georgia"/>
-                <w:color w:val="101718"/>
-                <w:sz w:val="18"/>
-              </w:rPr>
-              <w:t>332.50</w:t>
-            </w:r>
-          </w:p>
-        </w:tc>
-        <w:tc>
-          <w:tcPr>
-            <w:tcW w:type="dxa" w:w="1701"/>
-          </w:tcPr>
-          <w:p>
-            <w:r/>
-            <w:r>
-              <w:rPr>
-                <w:rFonts w:ascii="Georgia" w:hAnsi="Georgia"/>
-                <w:color w:val="101718"/>
-                <w:sz w:val="18"/>
-              </w:rPr>
-              <w:t>133.00</w:t>
-            </w:r>
-          </w:p>
-        </w:tc>
-        <w:tc>
-          <w:tcPr>
-            <w:tcW w:type="dxa" w:w="1701"/>
-          </w:tcPr>
-          <w:p>
-            <w:r/>
-            <w:r>
-              <w:rPr>
-                <w:rFonts w:ascii="Georgia" w:hAnsi="Georgia"/>
-                <w:color w:val="101718"/>
-                <w:sz w:val="18"/>
-              </w:rPr>
-              <w:t>199.50</w:t>
-            </w:r>
-          </w:p>
-        </w:tc>
-      </w:tr>
-      <w:tr>
-        <w:tc>
-          <w:tcPr>
-            <w:tcW w:type="dxa" w:w="3969"/>
-          </w:tcPr>
-          <w:p>
-            <w:r/>
-            <w:r>
-              <w:rPr>
-                <w:rFonts w:ascii="Georgia" w:hAnsi="Georgia"/>
-                <w:color w:val="101718"/>
-                <w:sz w:val="18"/>
-              </w:rPr>
-              <w:t>Brake pads</w:t>
-            </w:r>
-          </w:p>
-        </w:tc>
-        <w:tc>
-          <w:tcPr>
-            <w:tcW w:type="dxa" w:w="1701"/>
-          </w:tcPr>
-          <w:p>
-            <w:r/>
-            <w:r>
-              <w:rPr>
-                <w:rFonts w:ascii="Georgia" w:hAnsi="Georgia"/>
-                <w:color w:val="101718"/>
-                <w:sz w:val="18"/>
-              </w:rPr>
-              <w:t>420.00</w:t>
-            </w:r>
-          </w:p>
-        </w:tc>
-        <w:tc>
-          <w:tcPr>
-            <w:tcW w:type="dxa" w:w="1701"/>
-          </w:tcPr>
-          <w:p>
-            <w:r/>
-            <w:r>
-              <w:rPr>
-                <w:rFonts w:ascii="Georgia" w:hAnsi="Georgia"/>
-                <w:color w:val="101718"/>
-                <w:sz w:val="18"/>
-              </w:rPr>
-              <w:t>252.00</w:t>
-            </w:r>
-          </w:p>
-        </w:tc>
-        <w:tc>
-          <w:tcPr>
-            <w:tcW w:type="dxa" w:w="1701"/>
-          </w:tcPr>
-          <w:p>
-            <w:r/>
-            <w:r>
-              <w:rPr>
-                <w:rFonts w:ascii="Georgia" w:hAnsi="Georgia"/>
-                <w:color w:val="101718"/>
-                <w:sz w:val="18"/>
-              </w:rPr>
-              <w:t>168.00</w:t>
-            </w:r>
-          </w:p>
-        </w:tc>
-      </w:tr>
-      <w:tr>
-        <w:tc>
-          <w:tcPr>
-            <w:tcW w:type="dxa" w:w="3969"/>
-          </w:tcPr>
-          <w:p>
-            <w:r/>
-            <w:r>
-              <w:rPr>
-                <w:rFonts w:ascii="Georgia" w:hAnsi="Georgia"/>
-                <w:color w:val="101718"/>
-                <w:sz w:val="18"/>
-              </w:rPr>
-              <w:t>Brake discs</w:t>
-            </w:r>
-          </w:p>
-        </w:tc>
-        <w:tc>
-          <w:tcPr>
-            <w:tcW w:type="dxa" w:w="1701"/>
-          </w:tcPr>
-          <w:p>
-            <w:r/>
-            <w:r>
-              <w:rPr>
-                <w:rFonts w:ascii="Georgia" w:hAnsi="Georgia"/>
-                <w:color w:val="101718"/>
-                <w:sz w:val="18"/>
-              </w:rPr>
-              <w:t>410.00</w:t>
-            </w:r>
-          </w:p>
-        </w:tc>
-        <w:tc>
-          <w:tcPr>
-            <w:tcW w:type="dxa" w:w="1701"/>
-          </w:tcPr>
-          <w:p>
-            <w:r/>
-            <w:r>
-              <w:rPr>
-                <w:rFonts w:ascii="Georgia" w:hAnsi="Georgia"/>
-                <w:color w:val="101718"/>
-                <w:sz w:val="18"/>
-              </w:rPr>
-              <w:t>246.00</w:t>
-            </w:r>
-          </w:p>
-        </w:tc>
-        <w:tc>
-          <w:tcPr>
-            <w:tcW w:type="dxa" w:w="1701"/>
-          </w:tcPr>
-          <w:p>
-            <w:r/>
-            <w:r>
-              <w:rPr>
-                <w:rFonts w:ascii="Georgia" w:hAnsi="Georgia"/>
-                <w:color w:val="101718"/>
-                <w:sz w:val="18"/>
-              </w:rPr>
-              <w:t>164.00</w:t>
-            </w:r>
-          </w:p>
-        </w:tc>
-      </w:tr>
-      <w:tr>
-        <w:tc>
-          <w:tcPr>
-            <w:tcW w:type="dxa" w:w="3969"/>
-            <w:shd w:val="clear" w:fill="E2ECEC"/>
-          </w:tcPr>
-          <w:p>
-            <w:r/>
-            <w:r>
-              <w:rPr>
-                <w:rFonts w:ascii="Georgia" w:hAnsi="Georgia"/>
-                <w:b/>
-                <w:color w:val="101718"/>
-                <w:sz w:val="18"/>
-              </w:rPr>
-              <w:t>Net, before tax</w:t>
-            </w:r>
-          </w:p>
-        </w:tc>
-        <w:tc>
-          <w:tcPr>
-            <w:tcW w:type="dxa" w:w="1701"/>
-            <w:shd w:val="clear" w:fill="E2ECEC"/>
-          </w:tcPr>
-          <w:p>
-            <w:r/>
-            <w:r>
-              <w:rPr>
-                <w:rFonts w:ascii="Georgia" w:hAnsi="Georgia"/>
-                <w:b w:val="0"/>
-                <w:color w:val="101718"/>
-                <w:sz w:val="18"/>
-              </w:rPr>
-              <w:t>1,257.50</w:t>
-            </w:r>
-          </w:p>
-        </w:tc>
-        <w:tc>
-          <w:tcPr>
-            <w:tcW w:type="dxa" w:w="1701"/>
-            <w:shd w:val="clear" w:fill="E2ECEC"/>
-          </w:tcPr>
-          <w:p>
-            <w:r/>
-            <w:r>
-              <w:rPr>
-                <w:rFonts w:ascii="Georgia" w:hAnsi="Georgia"/>
-                <w:b w:val="0"/>
-                <w:color w:val="101718"/>
-                <w:sz w:val="18"/>
-              </w:rPr>
-              <w:t>669.00</w:t>
-            </w:r>
-          </w:p>
-        </w:tc>
-        <w:tc>
-          <w:tcPr>
-            <w:tcW w:type="dxa" w:w="1701"/>
-            <w:shd w:val="clear" w:fill="E2ECEC"/>
-          </w:tcPr>
-          <w:p>
-            <w:r/>
-            <w:r>
-              <w:rPr>
-                <w:rFonts w:ascii="Georgia" w:hAnsi="Georgia"/>
-                <w:b w:val="0"/>
-                <w:color w:val="101718"/>
-                <w:sz w:val="18"/>
-              </w:rPr>
-              <w:t>588.50</w:t>
-            </w:r>
-          </w:p>
-        </w:tc>
-      </w:tr>
-      <w:tr>
-        <w:tc>
-          <w:tcPr>
-            <w:tcW w:type="dxa" w:w="3969"/>
-            <w:shd w:val="clear" w:fill="E2ECEC"/>
-          </w:tcPr>
-          <w:p>
-            <w:r/>
-            <w:r>
-              <w:rPr>
-                <w:rFonts w:ascii="Georgia" w:hAnsi="Georgia"/>
-                <w:b/>
-                <w:color w:val="101718"/>
-                <w:sz w:val="18"/>
-              </w:rPr>
-              <w:t>Gross margin</w:t>
-            </w:r>
-          </w:p>
-        </w:tc>
-        <w:tc>
-          <w:tcPr>
-            <w:tcW w:type="dxa" w:w="1701"/>
-            <w:shd w:val="clear" w:fill="E2ECEC"/>
-          </w:tcPr>
-          <w:p>
-            <w:r/>
-            <w:r>
-              <w:rPr>
-                <w:rFonts w:ascii="Georgia" w:hAnsi="Georgia"/>
-                <w:b w:val="0"/>
-                <w:color w:val="101718"/>
-                <w:sz w:val="18"/>
-              </w:rPr>
-              <w:t>—</w:t>
-            </w:r>
-          </w:p>
-        </w:tc>
-        <w:tc>
-          <w:tcPr>
-            <w:tcW w:type="dxa" w:w="1701"/>
-            <w:shd w:val="clear" w:fill="E2ECEC"/>
-          </w:tcPr>
-          <w:p>
-            <w:r/>
-            <w:r>
-              <w:rPr>
-                <w:rFonts w:ascii="Georgia" w:hAnsi="Georgia"/>
-                <w:b w:val="0"/>
-                <w:color w:val="101718"/>
-                <w:sz w:val="18"/>
-              </w:rPr>
-              <w:t>—</w:t>
-            </w:r>
-          </w:p>
-        </w:tc>
-        <w:tc>
-          <w:tcPr>
-            <w:tcW w:type="dxa" w:w="1701"/>
-            <w:shd w:val="clear" w:fill="E2ECEC"/>
-          </w:tcPr>
-          <w:p>
-            <w:r/>
-            <w:r>
-              <w:rPr>
-                <w:rFonts w:ascii="Georgia" w:hAnsi="Georgia"/>
-                <w:b w:val="0"/>
-                <w:color w:val="101718"/>
-                <w:sz w:val="18"/>
-              </w:rPr>
-              <w:t>46.8%</w:t>
-            </w:r>
-          </w:p>
-        </w:tc>
-      </w:tr>
-    </w:tbl>
     <w:p>
       <w:pPr>
         <w:spacing w:after="80"/>

--- a/docs/Carnet-Business-Case.docx
+++ b/docs/Carnet-Business-Case.docx
@@ -2210,582 +2210,6 @@
         <w:t>END-TO-END WORKFLOW</w:t>
       </w:r>
     </w:p>
-    <w:tbl>
-      <w:tblPr>
-        <w:tblStyle w:val="TableGrid"/>
-        <w:tblW w:type="auto" w:w="0"/>
-        <w:jc w:val="left"/>
-        <w:tblLayout w:type="autofit"/>
-        <w:tblLook w:firstColumn="1" w:firstRow="1" w:lastColumn="0" w:lastRow="0" w:noHBand="0" w:noVBand="1" w:val="04A0"/>
-      </w:tblPr>
-      <w:tblGrid>
-        <w:gridCol w:w="3173"/>
-        <w:gridCol w:w="3173"/>
-        <w:gridCol w:w="3173"/>
-      </w:tblGrid>
-      <w:tr>
-        <w:tc>
-          <w:tcPr>
-            <w:tcW w:type="dxa" w:w="2041"/>
-            <w:shd w:val="clear" w:fill="ECEFF0"/>
-          </w:tcPr>
-          <w:p>
-            <w:r/>
-            <w:r>
-              <w:rPr>
-                <w:rFonts w:ascii="Arial" w:hAnsi="Arial"/>
-                <w:b/>
-                <w:color w:val="0D3B3F"/>
-                <w:sz w:val="15"/>
-              </w:rPr>
-              <w:t>STEP</w:t>
-            </w:r>
-          </w:p>
-        </w:tc>
-        <w:tc>
-          <w:tcPr>
-            <w:tcW w:type="dxa" w:w="2494"/>
-            <w:shd w:val="clear" w:fill="ECEFF0"/>
-          </w:tcPr>
-          <w:p>
-            <w:r/>
-            <w:r>
-              <w:rPr>
-                <w:rFonts w:ascii="Arial" w:hAnsi="Arial"/>
-                <w:b/>
-                <w:color w:val="0D3B3F"/>
-                <w:sz w:val="15"/>
-              </w:rPr>
-              <w:t>WHO</w:t>
-            </w:r>
-          </w:p>
-        </w:tc>
-        <w:tc>
-          <w:tcPr>
-            <w:tcW w:type="dxa" w:w="4535"/>
-            <w:shd w:val="clear" w:fill="ECEFF0"/>
-          </w:tcPr>
-          <w:p>
-            <w:r/>
-            <w:r>
-              <w:rPr>
-                <w:rFonts w:ascii="Arial" w:hAnsi="Arial"/>
-                <w:b/>
-                <w:color w:val="0D3B3F"/>
-                <w:sz w:val="15"/>
-              </w:rPr>
-              <w:t>CONTRIBUTES TO THE PASSPORT</w:t>
-            </w:r>
-          </w:p>
-        </w:tc>
-      </w:tr>
-      <w:tr>
-        <w:tc>
-          <w:tcPr>
-            <w:tcW w:type="dxa" w:w="2041"/>
-          </w:tcPr>
-          <w:p>
-            <w:r/>
-            <w:r>
-              <w:rPr>
-                <w:rFonts w:ascii="Georgia" w:hAnsi="Georgia"/>
-                <w:color w:val="101718"/>
-                <w:sz w:val="18"/>
-              </w:rPr>
-              <w:t>Booking</w:t>
-            </w:r>
-          </w:p>
-        </w:tc>
-        <w:tc>
-          <w:tcPr>
-            <w:tcW w:type="dxa" w:w="2494"/>
-          </w:tcPr>
-          <w:p>
-            <w:r/>
-            <w:r>
-              <w:rPr>
-                <w:rFonts w:ascii="Georgia" w:hAnsi="Georgia"/>
-                <w:color w:val="101718"/>
-                <w:sz w:val="18"/>
-              </w:rPr>
-              <w:t>Service advisor</w:t>
-            </w:r>
-          </w:p>
-        </w:tc>
-        <w:tc>
-          <w:tcPr>
-            <w:tcW w:type="dxa" w:w="4535"/>
-          </w:tcPr>
-          <w:p>
-            <w:r/>
-            <w:r>
-              <w:rPr>
-                <w:rFonts w:ascii="Georgia" w:hAnsi="Georgia"/>
-                <w:color w:val="101718"/>
-                <w:sz w:val="18"/>
-              </w:rPr>
-              <w:t>—</w:t>
-            </w:r>
-          </w:p>
-        </w:tc>
-      </w:tr>
-      <w:tr>
-        <w:tc>
-          <w:tcPr>
-            <w:tcW w:type="dxa" w:w="2041"/>
-          </w:tcPr>
-          <w:p>
-            <w:r/>
-            <w:r>
-              <w:rPr>
-                <w:rFonts w:ascii="Georgia" w:hAnsi="Georgia"/>
-                <w:color w:val="101718"/>
-                <w:sz w:val="18"/>
-              </w:rPr>
-              <w:t>Vehicle received</w:t>
-            </w:r>
-          </w:p>
-        </w:tc>
-        <w:tc>
-          <w:tcPr>
-            <w:tcW w:type="dxa" w:w="2494"/>
-          </w:tcPr>
-          <w:p>
-            <w:r/>
-            <w:r>
-              <w:rPr>
-                <w:rFonts w:ascii="Georgia" w:hAnsi="Georgia"/>
-                <w:color w:val="101718"/>
-                <w:sz w:val="18"/>
-              </w:rPr>
-              <w:t>Service advisor</w:t>
-            </w:r>
-          </w:p>
-        </w:tc>
-        <w:tc>
-          <w:tcPr>
-            <w:tcW w:type="dxa" w:w="4535"/>
-          </w:tcPr>
-          <w:p>
-            <w:r/>
-            <w:r>
-              <w:rPr>
-                <w:rFonts w:ascii="Georgia" w:hAnsi="Georgia"/>
-                <w:color w:val="101718"/>
-                <w:sz w:val="18"/>
-              </w:rPr>
-              <w:t>Odometer reading</w:t>
-            </w:r>
-          </w:p>
-        </w:tc>
-      </w:tr>
-      <w:tr>
-        <w:tc>
-          <w:tcPr>
-            <w:tcW w:type="dxa" w:w="2041"/>
-          </w:tcPr>
-          <w:p>
-            <w:r/>
-            <w:r>
-              <w:rPr>
-                <w:rFonts w:ascii="Georgia" w:hAnsi="Georgia"/>
-                <w:color w:val="101718"/>
-                <w:sz w:val="18"/>
-              </w:rPr>
-              <w:t>Inspection</w:t>
-            </w:r>
-          </w:p>
-        </w:tc>
-        <w:tc>
-          <w:tcPr>
-            <w:tcW w:type="dxa" w:w="2494"/>
-          </w:tcPr>
-          <w:p>
-            <w:r/>
-            <w:r>
-              <w:rPr>
-                <w:rFonts w:ascii="Georgia" w:hAnsi="Georgia"/>
-                <w:color w:val="101718"/>
-                <w:sz w:val="18"/>
-              </w:rPr>
-              <w:t>Technician, on a tablet</w:t>
-            </w:r>
-          </w:p>
-        </w:tc>
-        <w:tc>
-          <w:tcPr>
-            <w:tcW w:type="dxa" w:w="4535"/>
-          </w:tcPr>
-          <w:p>
-            <w:r/>
-            <w:r>
-              <w:rPr>
-                <w:rFonts w:ascii="Georgia" w:hAnsi="Georgia"/>
-                <w:color w:val="101718"/>
-                <w:sz w:val="18"/>
-              </w:rPr>
-              <w:t>Checklist results, measurements, photographs</w:t>
-            </w:r>
-          </w:p>
-        </w:tc>
-      </w:tr>
-      <w:tr>
-        <w:tc>
-          <w:tcPr>
-            <w:tcW w:type="dxa" w:w="2041"/>
-          </w:tcPr>
-          <w:p>
-            <w:r/>
-            <w:r>
-              <w:rPr>
-                <w:rFonts w:ascii="Georgia" w:hAnsi="Georgia"/>
-                <w:color w:val="101718"/>
-                <w:sz w:val="18"/>
-              </w:rPr>
-              <w:t>Estimate</w:t>
-            </w:r>
-          </w:p>
-        </w:tc>
-        <w:tc>
-          <w:tcPr>
-            <w:tcW w:type="dxa" w:w="2494"/>
-          </w:tcPr>
-          <w:p>
-            <w:r/>
-            <w:r>
-              <w:rPr>
-                <w:rFonts w:ascii="Georgia" w:hAnsi="Georgia"/>
-                <w:color w:val="101718"/>
-                <w:sz w:val="18"/>
-              </w:rPr>
-              <w:t>Generated from findings</w:t>
-            </w:r>
-          </w:p>
-        </w:tc>
-        <w:tc>
-          <w:tcPr>
-            <w:tcW w:type="dxa" w:w="4535"/>
-          </w:tcPr>
-          <w:p>
-            <w:r/>
-            <w:r>
-              <w:rPr>
-                <w:rFonts w:ascii="Georgia" w:hAnsi="Georgia"/>
-                <w:color w:val="101718"/>
-                <w:sz w:val="18"/>
-              </w:rPr>
-              <w:t>—</w:t>
-            </w:r>
-          </w:p>
-        </w:tc>
-      </w:tr>
-      <w:tr>
-        <w:tc>
-          <w:tcPr>
-            <w:tcW w:type="dxa" w:w="2041"/>
-          </w:tcPr>
-          <w:p>
-            <w:r/>
-            <w:r>
-              <w:rPr>
-                <w:rFonts w:ascii="Georgia" w:hAnsi="Georgia"/>
-                <w:color w:val="101718"/>
-                <w:sz w:val="18"/>
-              </w:rPr>
-              <w:t>Approval</w:t>
-            </w:r>
-          </w:p>
-        </w:tc>
-        <w:tc>
-          <w:tcPr>
-            <w:tcW w:type="dxa" w:w="2494"/>
-          </w:tcPr>
-          <w:p>
-            <w:r/>
-            <w:r>
-              <w:rPr>
-                <w:rFonts w:ascii="Georgia" w:hAnsi="Georgia"/>
-                <w:color w:val="101718"/>
-                <w:sz w:val="18"/>
-              </w:rPr>
-              <w:t>Customer, on a phone</w:t>
-            </w:r>
-          </w:p>
-        </w:tc>
-        <w:tc>
-          <w:tcPr>
-            <w:tcW w:type="dxa" w:w="4535"/>
-          </w:tcPr>
-          <w:p>
-            <w:r/>
-            <w:r>
-              <w:rPr>
-                <w:rFonts w:ascii="Georgia" w:hAnsi="Georgia"/>
-                <w:color w:val="101718"/>
-                <w:sz w:val="18"/>
-              </w:rPr>
-              <w:t>—</w:t>
-            </w:r>
-          </w:p>
-        </w:tc>
-      </w:tr>
-      <w:tr>
-        <w:tc>
-          <w:tcPr>
-            <w:tcW w:type="dxa" w:w="2041"/>
-          </w:tcPr>
-          <w:p>
-            <w:r/>
-            <w:r>
-              <w:rPr>
-                <w:rFonts w:ascii="Georgia" w:hAnsi="Georgia"/>
-                <w:color w:val="101718"/>
-                <w:sz w:val="18"/>
-              </w:rPr>
-              <w:t>Repair</w:t>
-            </w:r>
-          </w:p>
-        </w:tc>
-        <w:tc>
-          <w:tcPr>
-            <w:tcW w:type="dxa" w:w="2494"/>
-          </w:tcPr>
-          <w:p>
-            <w:r/>
-            <w:r>
-              <w:rPr>
-                <w:rFonts w:ascii="Georgia" w:hAnsi="Georgia"/>
-                <w:color w:val="101718"/>
-                <w:sz w:val="18"/>
-              </w:rPr>
-              <w:t>Technician</w:t>
-            </w:r>
-          </w:p>
-        </w:tc>
-        <w:tc>
-          <w:tcPr>
-            <w:tcW w:type="dxa" w:w="4535"/>
-          </w:tcPr>
-          <w:p>
-            <w:r/>
-            <w:r>
-              <w:rPr>
-                <w:rFonts w:ascii="Georgia" w:hAnsi="Georgia"/>
-                <w:color w:val="101718"/>
-                <w:sz w:val="18"/>
-              </w:rPr>
-              <w:t>Work performed, hours, diagnosis</w:t>
-            </w:r>
-          </w:p>
-        </w:tc>
-      </w:tr>
-      <w:tr>
-        <w:tc>
-          <w:tcPr>
-            <w:tcW w:type="dxa" w:w="2041"/>
-          </w:tcPr>
-          <w:p>
-            <w:r/>
-            <w:r>
-              <w:rPr>
-                <w:rFonts w:ascii="Georgia" w:hAnsi="Georgia"/>
-                <w:color w:val="101718"/>
-                <w:sz w:val="18"/>
-              </w:rPr>
-              <w:t>Parts fitted</w:t>
-            </w:r>
-          </w:p>
-        </w:tc>
-        <w:tc>
-          <w:tcPr>
-            <w:tcW w:type="dxa" w:w="2494"/>
-          </w:tcPr>
-          <w:p>
-            <w:r/>
-            <w:r>
-              <w:rPr>
-                <w:rFonts w:ascii="Georgia" w:hAnsi="Georgia"/>
-                <w:color w:val="101718"/>
-                <w:sz w:val="18"/>
-              </w:rPr>
-              <w:t>Technician</w:t>
-            </w:r>
-          </w:p>
-        </w:tc>
-        <w:tc>
-          <w:tcPr>
-            <w:tcW w:type="dxa" w:w="4535"/>
-          </w:tcPr>
-          <w:p>
-            <w:r/>
-            <w:r>
-              <w:rPr>
-                <w:rFonts w:ascii="Georgia" w:hAnsi="Georgia"/>
-                <w:color w:val="101718"/>
-                <w:sz w:val="18"/>
-              </w:rPr>
-              <w:t>One entry per part, with part number</w:t>
-            </w:r>
-          </w:p>
-        </w:tc>
-      </w:tr>
-      <w:tr>
-        <w:tc>
-          <w:tcPr>
-            <w:tcW w:type="dxa" w:w="2041"/>
-          </w:tcPr>
-          <w:p>
-            <w:r/>
-            <w:r>
-              <w:rPr>
-                <w:rFonts w:ascii="Georgia" w:hAnsi="Georgia"/>
-                <w:color w:val="101718"/>
-                <w:sz w:val="18"/>
-              </w:rPr>
-              <w:t>Quality check</w:t>
-            </w:r>
-          </w:p>
-        </w:tc>
-        <w:tc>
-          <w:tcPr>
-            <w:tcW w:type="dxa" w:w="2494"/>
-          </w:tcPr>
-          <w:p>
-            <w:r/>
-            <w:r>
-              <w:rPr>
-                <w:rFonts w:ascii="Georgia" w:hAnsi="Georgia"/>
-                <w:color w:val="101718"/>
-                <w:sz w:val="18"/>
-              </w:rPr>
-              <w:t>Manager</w:t>
-            </w:r>
-          </w:p>
-        </w:tc>
-        <w:tc>
-          <w:tcPr>
-            <w:tcW w:type="dxa" w:w="4535"/>
-          </w:tcPr>
-          <w:p>
-            <w:r/>
-            <w:r>
-              <w:rPr>
-                <w:rFonts w:ascii="Georgia" w:hAnsi="Georgia"/>
-                <w:color w:val="101718"/>
-                <w:sz w:val="18"/>
-              </w:rPr>
-              <w:t>—</w:t>
-            </w:r>
-          </w:p>
-        </w:tc>
-      </w:tr>
-      <w:tr>
-        <w:tc>
-          <w:tcPr>
-            <w:tcW w:type="dxa" w:w="2041"/>
-          </w:tcPr>
-          <w:p>
-            <w:r/>
-            <w:r>
-              <w:rPr>
-                <w:rFonts w:ascii="Georgia" w:hAnsi="Georgia"/>
-                <w:color w:val="101718"/>
-                <w:sz w:val="18"/>
-              </w:rPr>
-              <w:t>Invoice and payment</w:t>
-            </w:r>
-          </w:p>
-        </w:tc>
-        <w:tc>
-          <w:tcPr>
-            <w:tcW w:type="dxa" w:w="2494"/>
-          </w:tcPr>
-          <w:p>
-            <w:r/>
-            <w:r>
-              <w:rPr>
-                <w:rFonts w:ascii="Georgia" w:hAnsi="Georgia"/>
-                <w:color w:val="101718"/>
-                <w:sz w:val="18"/>
-              </w:rPr>
-              <w:t>Service advisor</w:t>
-            </w:r>
-          </w:p>
-        </w:tc>
-        <w:tc>
-          <w:tcPr>
-            <w:tcW w:type="dxa" w:w="4535"/>
-          </w:tcPr>
-          <w:p>
-            <w:r/>
-            <w:r>
-              <w:rPr>
-                <w:rFonts w:ascii="Georgia" w:hAnsi="Georgia"/>
-                <w:color w:val="101718"/>
-                <w:sz w:val="18"/>
-              </w:rPr>
-              <w:t>—</w:t>
-            </w:r>
-          </w:p>
-        </w:tc>
-      </w:tr>
-      <w:tr>
-        <w:tc>
-          <w:tcPr>
-            <w:tcW w:type="dxa" w:w="2041"/>
-            <w:shd w:val="clear" w:fill="E2ECEC"/>
-          </w:tcPr>
-          <w:p>
-            <w:r/>
-            <w:r>
-              <w:rPr>
-                <w:rFonts w:ascii="Georgia" w:hAnsi="Georgia"/>
-                <w:b/>
-                <w:color w:val="101718"/>
-                <w:sz w:val="18"/>
-              </w:rPr>
-              <w:t>Job completed</w:t>
-            </w:r>
-          </w:p>
-        </w:tc>
-        <w:tc>
-          <w:tcPr>
-            <w:tcW w:type="dxa" w:w="2494"/>
-            <w:shd w:val="clear" w:fill="E2ECEC"/>
-          </w:tcPr>
-          <w:p>
-            <w:r/>
-            <w:r>
-              <w:rPr>
-                <w:rFonts w:ascii="Georgia" w:hAnsi="Georgia"/>
-                <w:b w:val="0"/>
-                <w:color w:val="101718"/>
-                <w:sz w:val="18"/>
-              </w:rPr>
-              <w:t>System</w:t>
-            </w:r>
-          </w:p>
-        </w:tc>
-        <w:tc>
-          <w:tcPr>
-            <w:tcW w:type="dxa" w:w="4535"/>
-            <w:shd w:val="clear" w:fill="E2ECEC"/>
-          </w:tcPr>
-          <w:p>
-            <w:r/>
-            <w:r>
-              <w:rPr>
-                <w:rFonts w:ascii="Georgia" w:hAnsi="Georgia"/>
-                <w:b w:val="0"/>
-                <w:color w:val="101718"/>
-                <w:sz w:val="18"/>
-              </w:rPr>
-              <w:t>All of the above written and chained, automatically</w:t>
-            </w:r>
-          </w:p>
-        </w:tc>
-      </w:tr>
-    </w:tbl>
     <w:p>
       <w:pPr>
         <w:spacing w:after="80"/>
@@ -4860,7 +4284,7 @@
               <w:jc w:val="right"/>
             </w:pPr>
             <w:r>
-              <w:t>102</w:t>
+              <w:t>104</w:t>
             </w:r>
           </w:p>
         </w:tc>
@@ -4985,7 +4409,7 @@
               <w:jc w:val="right"/>
             </w:pPr>
             <w:r>
-              <w:t>163 of 187</w:t>
+              <w:t>164 of 188</w:t>
             </w:r>
           </w:p>
         </w:tc>

--- a/docs/Carnet-Business-Case.docx
+++ b/docs/Carnet-Business-Case.docx
@@ -1668,445 +1668,11 @@
         <w:t>EVENT CATEGORIES ON THE VEHICLE TIMELINE</w:t>
       </w:r>
     </w:p>
-    <w:tbl>
-      <w:tblPr>
-        <w:tblStyle w:val="TableGrid"/>
-        <w:tblW w:type="auto" w:w="0"/>
-        <w:jc w:val="left"/>
-        <w:tblLayout w:type="autofit"/>
-        <w:tblLook w:firstColumn="1" w:firstRow="1" w:lastColumn="0" w:lastRow="0" w:noHBand="0" w:noVBand="1" w:val="04A0"/>
-      </w:tblPr>
-      <w:tblGrid>
-        <w:gridCol w:w="4759"/>
-        <w:gridCol w:w="4759"/>
-      </w:tblGrid>
-      <w:tr>
-        <w:tc>
-          <w:tcPr>
-            <w:tcW w:type="dxa" w:w="2268"/>
-            <w:shd w:val="clear" w:fill="ECEFF0"/>
-          </w:tcPr>
-          <w:p>
-            <w:r/>
-            <w:r>
-              <w:rPr>
-                <w:rFonts w:ascii="Arial" w:hAnsi="Arial"/>
-                <w:b/>
-                <w:color w:val="0D3B3F"/>
-                <w:sz w:val="15"/>
-              </w:rPr>
-              <w:t>CATEGORY</w:t>
-            </w:r>
-          </w:p>
-        </w:tc>
-        <w:tc>
-          <w:tcPr>
-            <w:tcW w:type="dxa" w:w="6803"/>
-            <w:shd w:val="clear" w:fill="ECEFF0"/>
-          </w:tcPr>
-          <w:p>
-            <w:r/>
-            <w:r>
-              <w:rPr>
-                <w:rFonts w:ascii="Arial" w:hAnsi="Arial"/>
-                <w:b/>
-                <w:color w:val="0D3B3F"/>
-                <w:sz w:val="15"/>
-              </w:rPr>
-              <w:t>WHAT IT ANSWERS</w:t>
-            </w:r>
-          </w:p>
-        </w:tc>
-      </w:tr>
-      <w:tr>
-        <w:tc>
-          <w:tcPr>
-            <w:tcW w:type="dxa" w:w="2268"/>
-          </w:tcPr>
-          <w:p>
-            <w:r/>
-            <w:r>
-              <w:rPr>
-                <w:rFonts w:ascii="Georgia" w:hAnsi="Georgia"/>
-                <w:color w:val="101718"/>
-                <w:sz w:val="18"/>
-              </w:rPr>
-              <w:t>Ownership</w:t>
-            </w:r>
-          </w:p>
-        </w:tc>
-        <w:tc>
-          <w:tcPr>
-            <w:tcW w:type="dxa" w:w="6803"/>
-          </w:tcPr>
-          <w:p>
-            <w:r/>
-            <w:r>
-              <w:rPr>
-                <w:rFonts w:ascii="Georgia" w:hAnsi="Georgia"/>
-                <w:color w:val="101718"/>
-                <w:sz w:val="18"/>
-              </w:rPr>
-              <w:t>Who held the vehicle, and for how long</w:t>
-            </w:r>
-          </w:p>
-        </w:tc>
-      </w:tr>
-      <w:tr>
-        <w:tc>
-          <w:tcPr>
-            <w:tcW w:type="dxa" w:w="2268"/>
-          </w:tcPr>
-          <w:p>
-            <w:r/>
-            <w:r>
-              <w:rPr>
-                <w:rFonts w:ascii="Georgia" w:hAnsi="Georgia"/>
-                <w:color w:val="101718"/>
-                <w:sz w:val="18"/>
-              </w:rPr>
-              <w:t>Mileage</w:t>
-            </w:r>
-          </w:p>
-        </w:tc>
-        <w:tc>
-          <w:tcPr>
-            <w:tcW w:type="dxa" w:w="6803"/>
-          </w:tcPr>
-          <w:p>
-            <w:r/>
-            <w:r>
-              <w:rPr>
-                <w:rFonts w:ascii="Georgia" w:hAnsi="Georgia"/>
-                <w:color w:val="101718"/>
-                <w:sz w:val="18"/>
-              </w:rPr>
-              <w:t>Every reading ever taken, checked for consistency</w:t>
-            </w:r>
-          </w:p>
-        </w:tc>
-      </w:tr>
-      <w:tr>
-        <w:tc>
-          <w:tcPr>
-            <w:tcW w:type="dxa" w:w="2268"/>
-          </w:tcPr>
-          <w:p>
-            <w:r/>
-            <w:r>
-              <w:rPr>
-                <w:rFonts w:ascii="Georgia" w:hAnsi="Georgia"/>
-                <w:color w:val="101718"/>
-                <w:sz w:val="18"/>
-              </w:rPr>
-              <w:t>Repairs</w:t>
-            </w:r>
-          </w:p>
-        </w:tc>
-        <w:tc>
-          <w:tcPr>
-            <w:tcW w:type="dxa" w:w="6803"/>
-          </w:tcPr>
-          <w:p>
-            <w:r/>
-            <w:r>
-              <w:rPr>
-                <w:rFonts w:ascii="Georgia" w:hAnsi="Georgia"/>
-                <w:color w:val="101718"/>
-                <w:sz w:val="18"/>
-              </w:rPr>
-              <w:t>What failed, what was done, by which workshop</w:t>
-            </w:r>
-          </w:p>
-        </w:tc>
-      </w:tr>
-      <w:tr>
-        <w:tc>
-          <w:tcPr>
-            <w:tcW w:type="dxa" w:w="2268"/>
-          </w:tcPr>
-          <w:p>
-            <w:r/>
-            <w:r>
-              <w:rPr>
-                <w:rFonts w:ascii="Georgia" w:hAnsi="Georgia"/>
-                <w:color w:val="101718"/>
-                <w:sz w:val="18"/>
-              </w:rPr>
-              <w:t>Parts</w:t>
-            </w:r>
-          </w:p>
-        </w:tc>
-        <w:tc>
-          <w:tcPr>
-            <w:tcW w:type="dxa" w:w="6803"/>
-          </w:tcPr>
-          <w:p>
-            <w:r/>
-            <w:r>
-              <w:rPr>
-                <w:rFonts w:ascii="Georgia" w:hAnsi="Georgia"/>
-                <w:color w:val="101718"/>
-                <w:sz w:val="18"/>
-              </w:rPr>
-              <w:t>Exactly which part number went in, and when</w:t>
-            </w:r>
-          </w:p>
-        </w:tc>
-      </w:tr>
-      <w:tr>
-        <w:tc>
-          <w:tcPr>
-            <w:tcW w:type="dxa" w:w="2268"/>
-          </w:tcPr>
-          <w:p>
-            <w:r/>
-            <w:r>
-              <w:rPr>
-                <w:rFonts w:ascii="Georgia" w:hAnsi="Georgia"/>
-                <w:color w:val="101718"/>
-                <w:sz w:val="18"/>
-              </w:rPr>
-              <w:t>Accidents</w:t>
-            </w:r>
-          </w:p>
-        </w:tc>
-        <w:tc>
-          <w:tcPr>
-            <w:tcW w:type="dxa" w:w="6803"/>
-          </w:tcPr>
-          <w:p>
-            <w:r/>
-            <w:r>
-              <w:rPr>
-                <w:rFonts w:ascii="Georgia" w:hAnsi="Georgia"/>
-                <w:color w:val="101718"/>
-                <w:sz w:val="18"/>
-              </w:rPr>
-              <w:t>Damage, assessment and repair</w:t>
-            </w:r>
-          </w:p>
-        </w:tc>
-      </w:tr>
-      <w:tr>
-        <w:tc>
-          <w:tcPr>
-            <w:tcW w:type="dxa" w:w="2268"/>
-          </w:tcPr>
-          <w:p>
-            <w:r/>
-            <w:r>
-              <w:rPr>
-                <w:rFonts w:ascii="Georgia" w:hAnsi="Georgia"/>
-                <w:color w:val="101718"/>
-                <w:sz w:val="18"/>
-              </w:rPr>
-              <w:t>Inspections</w:t>
-            </w:r>
-          </w:p>
-        </w:tc>
-        <w:tc>
-          <w:tcPr>
-            <w:tcW w:type="dxa" w:w="6803"/>
-          </w:tcPr>
-          <w:p>
-            <w:r/>
-            <w:r>
-              <w:rPr>
-                <w:rFonts w:ascii="Georgia" w:hAnsi="Georgia"/>
-                <w:color w:val="101718"/>
-                <w:sz w:val="18"/>
-              </w:rPr>
-              <w:t>Every checklist result, with photographs</w:t>
-            </w:r>
-          </w:p>
-        </w:tc>
-      </w:tr>
-      <w:tr>
-        <w:tc>
-          <w:tcPr>
-            <w:tcW w:type="dxa" w:w="2268"/>
-          </w:tcPr>
-          <w:p>
-            <w:r/>
-            <w:r>
-              <w:rPr>
-                <w:rFonts w:ascii="Georgia" w:hAnsi="Georgia"/>
-                <w:color w:val="101718"/>
-                <w:sz w:val="18"/>
-              </w:rPr>
-              <w:t>Tyres</w:t>
-            </w:r>
-          </w:p>
-        </w:tc>
-        <w:tc>
-          <w:tcPr>
-            <w:tcW w:type="dxa" w:w="6803"/>
-          </w:tcPr>
-          <w:p>
-            <w:r/>
-            <w:r>
-              <w:rPr>
-                <w:rFonts w:ascii="Georgia" w:hAnsi="Georgia"/>
-                <w:color w:val="101718"/>
-                <w:sz w:val="18"/>
-              </w:rPr>
-              <w:t>Fitted, rotated, replaced, with tread depths</w:t>
-            </w:r>
-          </w:p>
-        </w:tc>
-      </w:tr>
-      <w:tr>
-        <w:tc>
-          <w:tcPr>
-            <w:tcW w:type="dxa" w:w="2268"/>
-          </w:tcPr>
-          <w:p>
-            <w:r/>
-            <w:r>
-              <w:rPr>
-                <w:rFonts w:ascii="Georgia" w:hAnsi="Georgia"/>
-                <w:color w:val="101718"/>
-                <w:sz w:val="18"/>
-              </w:rPr>
-              <w:t>Recalls</w:t>
-            </w:r>
-          </w:p>
-        </w:tc>
-        <w:tc>
-          <w:tcPr>
-            <w:tcW w:type="dxa" w:w="6803"/>
-          </w:tcPr>
-          <w:p>
-            <w:r/>
-            <w:r>
-              <w:rPr>
-                <w:rFonts w:ascii="Georgia" w:hAnsi="Georgia"/>
-                <w:color w:val="101718"/>
-                <w:sz w:val="18"/>
-              </w:rPr>
-              <w:t>Campaign issued, and campaign performed</w:t>
-            </w:r>
-          </w:p>
-        </w:tc>
-      </w:tr>
-      <w:tr>
-        <w:tc>
-          <w:tcPr>
-            <w:tcW w:type="dxa" w:w="2268"/>
-          </w:tcPr>
-          <w:p>
-            <w:r/>
-            <w:r>
-              <w:rPr>
-                <w:rFonts w:ascii="Georgia" w:hAnsi="Georgia"/>
-                <w:color w:val="101718"/>
-                <w:sz w:val="18"/>
-              </w:rPr>
-              <w:t>Modifications</w:t>
-            </w:r>
-          </w:p>
-        </w:tc>
-        <w:tc>
-          <w:tcPr>
-            <w:tcW w:type="dxa" w:w="6803"/>
-          </w:tcPr>
-          <w:p>
-            <w:r/>
-            <w:r>
-              <w:rPr>
-                <w:rFonts w:ascii="Georgia" w:hAnsi="Georgia"/>
-                <w:color w:val="101718"/>
-                <w:sz w:val="18"/>
-              </w:rPr>
-              <w:t>What was changed from factory specification</w:t>
-            </w:r>
-          </w:p>
-        </w:tc>
-      </w:tr>
-      <w:tr>
-        <w:tc>
-          <w:tcPr>
-            <w:tcW w:type="dxa" w:w="2268"/>
-          </w:tcPr>
-          <w:p>
-            <w:r/>
-            <w:r>
-              <w:rPr>
-                <w:rFonts w:ascii="Georgia" w:hAnsi="Georgia"/>
-                <w:color w:val="101718"/>
-                <w:sz w:val="18"/>
-              </w:rPr>
-              <w:t>Maintenance</w:t>
-            </w:r>
-          </w:p>
-        </w:tc>
-        <w:tc>
-          <w:tcPr>
-            <w:tcW w:type="dxa" w:w="6803"/>
-          </w:tcPr>
-          <w:p>
-            <w:r/>
-            <w:r>
-              <w:rPr>
-                <w:rFonts w:ascii="Georgia" w:hAnsi="Georgia"/>
-                <w:color w:val="101718"/>
-                <w:sz w:val="18"/>
-              </w:rPr>
-              <w:t>Services performed against the schedule</w:t>
-            </w:r>
-          </w:p>
-        </w:tc>
-      </w:tr>
-    </w:tbl>
     <w:p>
       <w:pPr>
         <w:spacing w:after="80"/>
       </w:pPr>
     </w:p>
-    <w:tbl>
-      <w:tblPr>
-        <w:tblStyle w:val="TableGrid"/>
-        <w:tblW w:type="auto" w:w="0"/>
-        <w:tblLook w:firstColumn="1" w:firstRow="1" w:lastColumn="0" w:lastRow="0" w:noHBand="0" w:noVBand="1" w:val="04A0"/>
-      </w:tblPr>
-      <w:tblGrid>
-        <w:gridCol w:w="9518"/>
-      </w:tblGrid>
-      <w:tr>
-        <w:tc>
-          <w:tcPr>
-            <w:tcW w:type="dxa" w:w="9518"/>
-            <w:shd w:val="clear" w:fill="E2ECEC"/>
-          </w:tcPr>
-          <w:p>
-            <w:pPr>
-              <w:spacing w:after="60"/>
-            </w:pPr>
-            <w:r/>
-            <w:r>
-              <w:rPr>
-                <w:rFonts w:ascii="Arial" w:hAnsi="Arial"/>
-                <w:b/>
-                <w:color w:val="0D3B3F"/>
-                <w:sz w:val="15"/>
-              </w:rPr>
-              <w:t>DESIGN DECISION</w:t>
-            </w:r>
-          </w:p>
-          <w:p>
-            <w:r>
-              <w:rPr>
-                <w:rFonts w:ascii="Georgia" w:hAnsi="Georgia"/>
-                <w:color w:val="101718"/>
-                <w:sz w:val="19"/>
-              </w:rPr>
-              <w:t>A decreasing odometer reading is recorded and flagged, never rejected. The obvious implementation refuses an impossible reading. That implementation is wrong: a backwards odometer is either a clerical error or odometer fraud, and the second is precisely what a buyer most needs to see. Refusing the reading destroys the evidence.</w:t>
-            </w:r>
-          </w:p>
-        </w:tc>
-      </w:tr>
-    </w:tbl>
     <w:p>
       <w:pPr>
         <w:spacing w:after="80"/>
@@ -4284,7 +3850,7 @@
               <w:jc w:val="right"/>
             </w:pPr>
             <w:r>
-              <w:t>104</w:t>
+              <w:t>106</w:t>
             </w:r>
           </w:p>
         </w:tc>
@@ -4359,7 +3925,7 @@
               <w:jc w:val="right"/>
             </w:pPr>
             <w:r>
-              <w:t>43</w:t>
+              <w:t>44</w:t>
             </w:r>
           </w:p>
         </w:tc>
@@ -4384,7 +3950,7 @@
               <w:jc w:val="right"/>
             </w:pPr>
             <w:r>
-              <w:t>498</w:t>
+              <w:t>505</w:t>
             </w:r>
           </w:p>
         </w:tc>
@@ -4409,7 +3975,7 @@
               <w:jc w:val="right"/>
             </w:pPr>
             <w:r>
-              <w:t>164 of 188</w:t>
+              <w:t>165 of 189</w:t>
             </w:r>
           </w:p>
         </w:tc>

--- a/docs/Carnet-Business-Case.docx
+++ b/docs/Carnet-Business-Case.docx
@@ -1418,227 +1418,6 @@
         <w:t>THE TWO SURFACES</w:t>
       </w:r>
     </w:p>
-    <w:tbl>
-      <w:tblPr>
-        <w:tblStyle w:val="TableGrid"/>
-        <w:tblW w:type="auto" w:w="0"/>
-        <w:jc w:val="left"/>
-        <w:tblLayout w:type="autofit"/>
-        <w:tblLook w:firstColumn="1" w:firstRow="1" w:lastColumn="0" w:lastRow="0" w:noHBand="0" w:noVBand="1" w:val="04A0"/>
-      </w:tblPr>
-      <w:tblGrid>
-        <w:gridCol w:w="2379"/>
-        <w:gridCol w:w="2379"/>
-        <w:gridCol w:w="2379"/>
-        <w:gridCol w:w="2379"/>
-      </w:tblGrid>
-      <w:tr>
-        <w:tc>
-          <w:tcPr>
-            <w:tcW w:type="dxa" w:w="1814"/>
-            <w:shd w:val="clear" w:fill="ECEFF0"/>
-          </w:tcPr>
-          <w:p>
-            <w:r/>
-            <w:r>
-              <w:rPr>
-                <w:rFonts w:ascii="Arial" w:hAnsi="Arial"/>
-                <w:b/>
-                <w:color w:val="0D3B3F"/>
-                <w:sz w:val="15"/>
-              </w:rPr>
-              <w:t>SURFACE</w:t>
-            </w:r>
-          </w:p>
-        </w:tc>
-        <w:tc>
-          <w:tcPr>
-            <w:tcW w:type="dxa" w:w="2268"/>
-            <w:shd w:val="clear" w:fill="ECEFF0"/>
-          </w:tcPr>
-          <w:p>
-            <w:r/>
-            <w:r>
-              <w:rPr>
-                <w:rFonts w:ascii="Arial" w:hAnsi="Arial"/>
-                <w:b/>
-                <w:color w:val="0D3B3F"/>
-                <w:sz w:val="15"/>
-              </w:rPr>
-              <w:t>WHO USES IT</w:t>
-            </w:r>
-          </w:p>
-        </w:tc>
-        <w:tc>
-          <w:tcPr>
-            <w:tcW w:type="dxa" w:w="1020"/>
-            <w:shd w:val="clear" w:fill="ECEFF0"/>
-          </w:tcPr>
-          <w:p>
-            <w:r/>
-            <w:r>
-              <w:rPr>
-                <w:rFonts w:ascii="Arial" w:hAnsi="Arial"/>
-                <w:b/>
-                <w:color w:val="0D3B3F"/>
-                <w:sz w:val="15"/>
-              </w:rPr>
-              <w:t>PRICE</w:t>
-            </w:r>
-          </w:p>
-        </w:tc>
-        <w:tc>
-          <w:tcPr>
-            <w:tcW w:type="dxa" w:w="3969"/>
-            <w:shd w:val="clear" w:fill="ECEFF0"/>
-          </w:tcPr>
-          <w:p>
-            <w:r/>
-            <w:r>
-              <w:rPr>
-                <w:rFonts w:ascii="Arial" w:hAnsi="Arial"/>
-                <w:b/>
-                <w:color w:val="0D3B3F"/>
-                <w:sz w:val="15"/>
-              </w:rPr>
-              <w:t>WHAT IT IS</w:t>
-            </w:r>
-          </w:p>
-        </w:tc>
-      </w:tr>
-      <w:tr>
-        <w:tc>
-          <w:tcPr>
-            <w:tcW w:type="dxa" w:w="1814"/>
-          </w:tcPr>
-          <w:p>
-            <w:r/>
-            <w:r>
-              <w:rPr>
-                <w:rFonts w:ascii="Georgia" w:hAnsi="Georgia"/>
-                <w:color w:val="101718"/>
-                <w:sz w:val="18"/>
-              </w:rPr>
-              <w:t>Carnet Passport</w:t>
-            </w:r>
-          </w:p>
-        </w:tc>
-        <w:tc>
-          <w:tcPr>
-            <w:tcW w:type="dxa" w:w="2268"/>
-          </w:tcPr>
-          <w:p>
-            <w:r/>
-            <w:r>
-              <w:rPr>
-                <w:rFonts w:ascii="Georgia" w:hAnsi="Georgia"/>
-                <w:color w:val="101718"/>
-                <w:sz w:val="18"/>
-              </w:rPr>
-              <w:t>Owners, buyers, sellers, insurers</w:t>
-            </w:r>
-          </w:p>
-        </w:tc>
-        <w:tc>
-          <w:tcPr>
-            <w:tcW w:type="dxa" w:w="1020"/>
-          </w:tcPr>
-          <w:p>
-            <w:r/>
-            <w:r>
-              <w:rPr>
-                <w:rFonts w:ascii="Georgia" w:hAnsi="Georgia"/>
-                <w:color w:val="101718"/>
-                <w:sz w:val="18"/>
-              </w:rPr>
-              <w:t>Free</w:t>
-            </w:r>
-          </w:p>
-        </w:tc>
-        <w:tc>
-          <w:tcPr>
-            <w:tcW w:type="dxa" w:w="3969"/>
-          </w:tcPr>
-          <w:p>
-            <w:r/>
-            <w:r>
-              <w:rPr>
-                <w:rFonts w:ascii="Georgia" w:hAnsi="Georgia"/>
-                <w:color w:val="101718"/>
-                <w:sz w:val="18"/>
-              </w:rPr>
-              <w:t>The vehicle's permanent timeline. Keyed to VIN, not to an owner or a workshop. Append-only, tamper-evident, transfers on sale.</w:t>
-            </w:r>
-          </w:p>
-        </w:tc>
-      </w:tr>
-      <w:tr>
-        <w:tc>
-          <w:tcPr>
-            <w:tcW w:type="dxa" w:w="1814"/>
-          </w:tcPr>
-          <w:p>
-            <w:r/>
-            <w:r>
-              <w:rPr>
-                <w:rFonts w:ascii="Georgia" w:hAnsi="Georgia"/>
-                <w:color w:val="101718"/>
-                <w:sz w:val="18"/>
-              </w:rPr>
-              <w:t>Carnet Workshop</w:t>
-            </w:r>
-          </w:p>
-        </w:tc>
-        <w:tc>
-          <w:tcPr>
-            <w:tcW w:type="dxa" w:w="2268"/>
-          </w:tcPr>
-          <w:p>
-            <w:r/>
-            <w:r>
-              <w:rPr>
-                <w:rFonts w:ascii="Georgia" w:hAnsi="Georgia"/>
-                <w:color w:val="101718"/>
-                <w:sz w:val="18"/>
-              </w:rPr>
-              <w:t>Workshops, technicians, owners, bookkeepers</w:t>
-            </w:r>
-          </w:p>
-        </w:tc>
-        <w:tc>
-          <w:tcPr>
-            <w:tcW w:type="dxa" w:w="1020"/>
-          </w:tcPr>
-          <w:p>
-            <w:r/>
-            <w:r>
-              <w:rPr>
-                <w:rFonts w:ascii="Georgia" w:hAnsi="Georgia"/>
-                <w:color w:val="101718"/>
-                <w:sz w:val="18"/>
-              </w:rPr>
-              <w:t>Paid</w:t>
-            </w:r>
-          </w:p>
-        </w:tc>
-        <w:tc>
-          <w:tcPr>
-            <w:tcW w:type="dxa" w:w="3969"/>
-          </w:tcPr>
-          <w:p>
-            <w:r/>
-            <w:r>
-              <w:rPr>
-                <w:rFonts w:ascii="Georgia" w:hAnsi="Georgia"/>
-                <w:color w:val="101718"/>
-                <w:sz w:val="18"/>
-              </w:rPr>
-              <w:t>Booking, job, inspection, estimate, approval, parts, work, quality check, invoice, payment, ledger.</w:t>
-            </w:r>
-          </w:p>
-        </w:tc>
-      </w:tr>
-    </w:tbl>
     <w:p>
       <w:pPr>
         <w:spacing w:after="80"/>
@@ -3850,7 +3629,7 @@
               <w:jc w:val="right"/>
             </w:pPr>
             <w:r>
-              <w:t>106</w:t>
+              <w:t>107</w:t>
             </w:r>
           </w:p>
         </w:tc>
@@ -3925,7 +3704,7 @@
               <w:jc w:val="right"/>
             </w:pPr>
             <w:r>
-              <w:t>44</w:t>
+              <w:t>45</w:t>
             </w:r>
           </w:p>
         </w:tc>
@@ -3950,7 +3729,7 @@
               <w:jc w:val="right"/>
             </w:pPr>
             <w:r>
-              <w:t>505</w:t>
+              <w:t>508</w:t>
             </w:r>
           </w:p>
         </w:tc>
@@ -3975,7 +3754,7 @@
               <w:jc w:val="right"/>
             </w:pPr>
             <w:r>
-              <w:t>165 of 189</w:t>
+              <w:t>167 of 191</w:t>
             </w:r>
           </w:p>
         </w:tc>

--- a/docs/Carnet-Business-Case.docx
+++ b/docs/Carnet-Business-Case.docx
@@ -1054,227 +1054,6 @@
         <w:t>COST OF A FRAGMENTED RECORD</w:t>
       </w:r>
     </w:p>
-    <w:tbl>
-      <w:tblPr>
-        <w:tblStyle w:val="TableGrid"/>
-        <w:tblW w:type="auto" w:w="0"/>
-        <w:jc w:val="left"/>
-        <w:tblLayout w:type="autofit"/>
-        <w:tblLook w:firstColumn="1" w:firstRow="1" w:lastColumn="0" w:lastRow="0" w:noHBand="0" w:noVBand="1" w:val="04A0"/>
-      </w:tblPr>
-      <w:tblGrid>
-        <w:gridCol w:w="4759"/>
-        <w:gridCol w:w="4759"/>
-      </w:tblGrid>
-      <w:tr>
-        <w:tc>
-          <w:tcPr>
-            <w:tcW w:type="dxa" w:w="1984"/>
-            <w:shd w:val="clear" w:fill="ECEFF0"/>
-          </w:tcPr>
-          <w:p>
-            <w:r/>
-            <w:r>
-              <w:rPr>
-                <w:rFonts w:ascii="Arial" w:hAnsi="Arial"/>
-                <w:b/>
-                <w:color w:val="0D3B3F"/>
-                <w:sz w:val="15"/>
-              </w:rPr>
-              <w:t>PARTY</w:t>
-            </w:r>
-          </w:p>
-        </w:tc>
-        <w:tc>
-          <w:tcPr>
-            <w:tcW w:type="dxa" w:w="7087"/>
-            <w:shd w:val="clear" w:fill="ECEFF0"/>
-          </w:tcPr>
-          <w:p>
-            <w:r/>
-            <w:r>
-              <w:rPr>
-                <w:rFonts w:ascii="Arial" w:hAnsi="Arial"/>
-                <w:b/>
-                <w:color w:val="0D3B3F"/>
-                <w:sz w:val="15"/>
-              </w:rPr>
-              <w:t>WHAT IT COSTS THEM</w:t>
-            </w:r>
-          </w:p>
-        </w:tc>
-      </w:tr>
-      <w:tr>
-        <w:tc>
-          <w:tcPr>
-            <w:tcW w:type="dxa" w:w="1984"/>
-          </w:tcPr>
-          <w:p>
-            <w:r/>
-            <w:r>
-              <w:rPr>
-                <w:rFonts w:ascii="Georgia" w:hAnsi="Georgia"/>
-                <w:color w:val="101718"/>
-                <w:sz w:val="18"/>
-              </w:rPr>
-              <w:t>Buyer</w:t>
-            </w:r>
-          </w:p>
-        </w:tc>
-        <w:tc>
-          <w:tcPr>
-            <w:tcW w:type="dxa" w:w="7087"/>
-          </w:tcPr>
-          <w:p>
-            <w:r/>
-            <w:r>
-              <w:rPr>
-                <w:rFonts w:ascii="Georgia" w:hAnsi="Georgia"/>
-                <w:color w:val="101718"/>
-                <w:sz w:val="18"/>
-              </w:rPr>
-              <w:t>Pays for a car whose condition is unknowable. Odometer fraud, undisclosed accident damage, skipped cambelt intervals. Buys risk blind.</w:t>
-            </w:r>
-          </w:p>
-        </w:tc>
-      </w:tr>
-      <w:tr>
-        <w:tc>
-          <w:tcPr>
-            <w:tcW w:type="dxa" w:w="1984"/>
-          </w:tcPr>
-          <w:p>
-            <w:r/>
-            <w:r>
-              <w:rPr>
-                <w:rFonts w:ascii="Georgia" w:hAnsi="Georgia"/>
-                <w:color w:val="101718"/>
-                <w:sz w:val="18"/>
-              </w:rPr>
-              <w:t>Seller</w:t>
-            </w:r>
-          </w:p>
-        </w:tc>
-        <w:tc>
-          <w:tcPr>
-            <w:tcW w:type="dxa" w:w="7087"/>
-          </w:tcPr>
-          <w:p>
-            <w:r/>
-            <w:r>
-              <w:rPr>
-                <w:rFonts w:ascii="Georgia" w:hAnsi="Georgia"/>
-                <w:color w:val="101718"/>
-                <w:sz w:val="18"/>
-              </w:rPr>
-              <w:t>Cannot prove the thousands spent on diligent maintenance. A well-kept car sells for the same price as a neglected one.</w:t>
-            </w:r>
-          </w:p>
-        </w:tc>
-      </w:tr>
-      <w:tr>
-        <w:tc>
-          <w:tcPr>
-            <w:tcW w:type="dxa" w:w="1984"/>
-          </w:tcPr>
-          <w:p>
-            <w:r/>
-            <w:r>
-              <w:rPr>
-                <w:rFonts w:ascii="Georgia" w:hAnsi="Georgia"/>
-                <w:color w:val="101718"/>
-                <w:sz w:val="18"/>
-              </w:rPr>
-              <w:t>Workshop</w:t>
-            </w:r>
-          </w:p>
-        </w:tc>
-        <w:tc>
-          <w:tcPr>
-            <w:tcW w:type="dxa" w:w="7087"/>
-          </w:tcPr>
-          <w:p>
-            <w:r/>
-            <w:r>
-              <w:rPr>
-                <w:rFonts w:ascii="Georgia" w:hAnsi="Georgia"/>
-                <w:color w:val="101718"/>
-                <w:sz w:val="18"/>
-              </w:rPr>
-              <w:t>Every unfamiliar car is diagnosed from zero. Hours spent rediscovering facts somebody already established.</w:t>
-            </w:r>
-          </w:p>
-        </w:tc>
-      </w:tr>
-      <w:tr>
-        <w:tc>
-          <w:tcPr>
-            <w:tcW w:type="dxa" w:w="1984"/>
-          </w:tcPr>
-          <w:p>
-            <w:r/>
-            <w:r>
-              <w:rPr>
-                <w:rFonts w:ascii="Georgia" w:hAnsi="Georgia"/>
-                <w:color w:val="101718"/>
-                <w:sz w:val="18"/>
-              </w:rPr>
-              <w:t>Owner</w:t>
-            </w:r>
-          </w:p>
-        </w:tc>
-        <w:tc>
-          <w:tcPr>
-            <w:tcW w:type="dxa" w:w="7087"/>
-          </w:tcPr>
-          <w:p>
-            <w:r/>
-            <w:r>
-              <w:rPr>
-                <w:rFonts w:ascii="Georgia" w:hAnsi="Georgia"/>
-                <w:color w:val="101718"/>
-                <w:sz w:val="18"/>
-              </w:rPr>
-              <w:t>Cannot judge whether a quote is fair, having no record of what was already replaced. Pays twice for the same part more often than anyone admits.</w:t>
-            </w:r>
-          </w:p>
-        </w:tc>
-      </w:tr>
-      <w:tr>
-        <w:tc>
-          <w:tcPr>
-            <w:tcW w:type="dxa" w:w="1984"/>
-          </w:tcPr>
-          <w:p>
-            <w:r/>
-            <w:r>
-              <w:rPr>
-                <w:rFonts w:ascii="Georgia" w:hAnsi="Georgia"/>
-                <w:color w:val="101718"/>
-                <w:sz w:val="18"/>
-              </w:rPr>
-              <w:t>Insurer / OEM</w:t>
-            </w:r>
-          </w:p>
-        </w:tc>
-        <w:tc>
-          <w:tcPr>
-            <w:tcW w:type="dxa" w:w="7087"/>
-          </w:tcPr>
-          <w:p>
-            <w:r/>
-            <w:r>
-              <w:rPr>
-                <w:rFonts w:ascii="Georgia" w:hAnsi="Georgia"/>
-                <w:color w:val="101718"/>
-                <w:sz w:val="18"/>
-              </w:rPr>
-              <w:t>Recall campaigns reach a fraction of affected vehicles. Claims assessed on assertion rather than evidence.</w:t>
-            </w:r>
-          </w:p>
-        </w:tc>
-      </w:tr>
-    </w:tbl>
     <w:p>
       <w:pPr>
         <w:spacing w:after="80"/>
@@ -3629,7 +3408,7 @@
               <w:jc w:val="right"/>
             </w:pPr>
             <w:r>
-              <w:t>107</w:t>
+              <w:t>109</w:t>
             </w:r>
           </w:p>
         </w:tc>
@@ -3654,7 +3433,7 @@
               <w:jc w:val="right"/>
             </w:pPr>
             <w:r>
-              <w:t>128</w:t>
+              <w:t>129</w:t>
             </w:r>
           </w:p>
         </w:tc>
@@ -3704,7 +3483,7 @@
               <w:jc w:val="right"/>
             </w:pPr>
             <w:r>
-              <w:t>45</w:t>
+              <w:t>46</w:t>
             </w:r>
           </w:p>
         </w:tc>
@@ -3729,7 +3508,7 @@
               <w:jc w:val="right"/>
             </w:pPr>
             <w:r>
-              <w:t>508</w:t>
+              <w:t>514</w:t>
             </w:r>
           </w:p>
         </w:tc>
@@ -3754,7 +3533,7 @@
               <w:jc w:val="right"/>
             </w:pPr>
             <w:r>
-              <w:t>167 of 191</w:t>
+              <w:t>169 of 191</w:t>
             </w:r>
           </w:p>
         </w:tc>
@@ -3779,7 +3558,7 @@
               <w:jc w:val="right"/>
             </w:pPr>
             <w:r>
-              <w:t>4</w:t>
+              <w:t>3</w:t>
             </w:r>
           </w:p>
         </w:tc>
@@ -3804,7 +3583,7 @@
               <w:jc w:val="right"/>
             </w:pPr>
             <w:r>
-              <w:t>19</w:t>
+              <w:t>18</w:t>
             </w:r>
           </w:p>
         </w:tc>

--- a/docs/Carnet-Business-Case.docx
+++ b/docs/Carnet-Business-Case.docx
@@ -639,326 +639,6 @@
         <w:t>HEADLINE FIGURES</w:t>
       </w:r>
     </w:p>
-    <w:tbl>
-      <w:tblPr>
-        <w:tblStyle w:val="TableGrid"/>
-        <w:tblW w:type="auto" w:w="0"/>
-        <w:jc w:val="left"/>
-        <w:tblLayout w:type="autofit"/>
-        <w:tblLook w:firstColumn="1" w:firstRow="1" w:lastColumn="0" w:lastRow="0" w:noHBand="0" w:noVBand="1" w:val="04A0"/>
-      </w:tblPr>
-      <w:tblGrid>
-        <w:gridCol w:w="3173"/>
-        <w:gridCol w:w="3173"/>
-        <w:gridCol w:w="3173"/>
-      </w:tblGrid>
-      <w:tr>
-        <w:tc>
-          <w:tcPr>
-            <w:tcW w:type="dxa" w:w="2268"/>
-            <w:shd w:val="clear" w:fill="ECEFF0"/>
-          </w:tcPr>
-          <w:p>
-            <w:r/>
-            <w:r>
-              <w:rPr>
-                <w:rFonts w:ascii="Arial" w:hAnsi="Arial"/>
-                <w:b/>
-                <w:color w:val="0D3B3F"/>
-                <w:sz w:val="15"/>
-              </w:rPr>
-              <w:t>MEASURE</w:t>
-            </w:r>
-          </w:p>
-        </w:tc>
-        <w:tc>
-          <w:tcPr>
-            <w:tcW w:type="dxa" w:w="2551"/>
-            <w:shd w:val="clear" w:fill="ECEFF0"/>
-          </w:tcPr>
-          <w:p>
-            <w:r/>
-            <w:r>
-              <w:rPr>
-                <w:rFonts w:ascii="Arial" w:hAnsi="Arial"/>
-                <w:b/>
-                <w:color w:val="0D3B3F"/>
-                <w:sz w:val="15"/>
-              </w:rPr>
-              <w:t>VALUE</w:t>
-            </w:r>
-          </w:p>
-        </w:tc>
-        <w:tc>
-          <w:tcPr>
-            <w:tcW w:type="dxa" w:w="4252"/>
-            <w:shd w:val="clear" w:fill="ECEFF0"/>
-          </w:tcPr>
-          <w:p>
-            <w:r/>
-            <w:r>
-              <w:rPr>
-                <w:rFonts w:ascii="Arial" w:hAnsi="Arial"/>
-                <w:b/>
-                <w:color w:val="0D3B3F"/>
-                <w:sz w:val="15"/>
-              </w:rPr>
-              <w:t>NOTE</w:t>
-            </w:r>
-          </w:p>
-        </w:tc>
-      </w:tr>
-      <w:tr>
-        <w:tc>
-          <w:tcPr>
-            <w:tcW w:type="dxa" w:w="2268"/>
-          </w:tcPr>
-          <w:p>
-            <w:r/>
-            <w:r>
-              <w:rPr>
-                <w:rFonts w:ascii="Georgia" w:hAnsi="Georgia"/>
-                <w:color w:val="101718"/>
-                <w:sz w:val="18"/>
-              </w:rPr>
-              <w:t>Delivery</w:t>
-            </w:r>
-          </w:p>
-        </w:tc>
-        <w:tc>
-          <w:tcPr>
-            <w:tcW w:type="dxa" w:w="2551"/>
-          </w:tcPr>
-          <w:p>
-            <w:r/>
-            <w:r>
-              <w:rPr>
-                <w:rFonts w:ascii="Georgia" w:hAnsi="Georgia"/>
-                <w:color w:val="101718"/>
-                <w:sz w:val="18"/>
-              </w:rPr>
-              <w:t>28 weeks</w:t>
-            </w:r>
-          </w:p>
-        </w:tc>
-        <w:tc>
-          <w:tcPr>
-            <w:tcW w:type="dxa" w:w="4252"/>
-          </w:tcPr>
-          <w:p>
-            <w:r/>
-            <w:r>
-              <w:rPr>
-                <w:rFonts w:ascii="Georgia" w:hAnsi="Georgia"/>
-                <w:color w:val="101718"/>
-                <w:sz w:val="18"/>
-              </w:rPr>
-              <w:t>To a commercially complete platform</w:t>
-            </w:r>
-          </w:p>
-        </w:tc>
-      </w:tr>
-      <w:tr>
-        <w:tc>
-          <w:tcPr>
-            <w:tcW w:type="dxa" w:w="2268"/>
-          </w:tcPr>
-          <w:p>
-            <w:r/>
-            <w:r>
-              <w:rPr>
-                <w:rFonts w:ascii="Georgia" w:hAnsi="Georgia"/>
-                <w:color w:val="101718"/>
-                <w:sz w:val="18"/>
-              </w:rPr>
-              <w:t>Build cost</w:t>
-            </w:r>
-          </w:p>
-        </w:tc>
-        <w:tc>
-          <w:tcPr>
-            <w:tcW w:type="dxa" w:w="2551"/>
-          </w:tcPr>
-          <w:p>
-            <w:r/>
-            <w:r>
-              <w:rPr>
-                <w:rFonts w:ascii="Georgia" w:hAnsi="Georgia"/>
-                <w:color w:val="101718"/>
-                <w:sz w:val="18"/>
-              </w:rPr>
-              <w:t>GBP 302,500</w:t>
-            </w:r>
-          </w:p>
-        </w:tc>
-        <w:tc>
-          <w:tcPr>
-            <w:tcW w:type="dxa" w:w="4252"/>
-          </w:tcPr>
-          <w:p>
-            <w:r/>
-            <w:r>
-              <w:rPr>
-                <w:rFonts w:ascii="Georgia" w:hAnsi="Georgia"/>
-                <w:color w:val="101718"/>
-                <w:sz w:val="18"/>
-              </w:rPr>
-              <w:t>Phases 1 to 3, before contingency</w:t>
-            </w:r>
-          </w:p>
-        </w:tc>
-      </w:tr>
-      <w:tr>
-        <w:tc>
-          <w:tcPr>
-            <w:tcW w:type="dxa" w:w="2268"/>
-          </w:tcPr>
-          <w:p>
-            <w:r/>
-            <w:r>
-              <w:rPr>
-                <w:rFonts w:ascii="Georgia" w:hAnsi="Georgia"/>
-                <w:color w:val="101718"/>
-                <w:sz w:val="18"/>
-              </w:rPr>
-              <w:t>Proposal range</w:t>
-            </w:r>
-          </w:p>
-        </w:tc>
-        <w:tc>
-          <w:tcPr>
-            <w:tcW w:type="dxa" w:w="2551"/>
-          </w:tcPr>
-          <w:p>
-            <w:r/>
-            <w:r>
-              <w:rPr>
-                <w:rFonts w:ascii="Georgia" w:hAnsi="Georgia"/>
-                <w:color w:val="101718"/>
-                <w:sz w:val="18"/>
-              </w:rPr>
-              <w:t>GBP 268,000 – 312,000</w:t>
-            </w:r>
-          </w:p>
-        </w:tc>
-        <w:tc>
-          <w:tcPr>
-            <w:tcW w:type="dxa" w:w="4252"/>
-          </w:tcPr>
-          <w:p>
-            <w:r/>
-            <w:r>
-              <w:rPr>
-                <w:rFonts w:ascii="Georgia" w:hAnsi="Georgia"/>
-                <w:color w:val="101718"/>
-                <w:sz w:val="18"/>
-              </w:rPr>
-              <w:t>Excluding held contingency</w:t>
-            </w:r>
-          </w:p>
-        </w:tc>
-      </w:tr>
-      <w:tr>
-        <w:tc>
-          <w:tcPr>
-            <w:tcW w:type="dxa" w:w="2268"/>
-          </w:tcPr>
-          <w:p>
-            <w:r/>
-            <w:r>
-              <w:rPr>
-                <w:rFonts w:ascii="Georgia" w:hAnsi="Georgia"/>
-                <w:color w:val="101718"/>
-                <w:sz w:val="18"/>
-              </w:rPr>
-              <w:t>First revenue</w:t>
-            </w:r>
-          </w:p>
-        </w:tc>
-        <w:tc>
-          <w:tcPr>
-            <w:tcW w:type="dxa" w:w="2551"/>
-          </w:tcPr>
-          <w:p>
-            <w:r/>
-            <w:r>
-              <w:rPr>
-                <w:rFonts w:ascii="Georgia" w:hAnsi="Georgia"/>
-                <w:color w:val="101718"/>
-                <w:sz w:val="18"/>
-              </w:rPr>
-              <w:t>Week 20</w:t>
-            </w:r>
-          </w:p>
-        </w:tc>
-        <w:tc>
-          <w:tcPr>
-            <w:tcW w:type="dxa" w:w="4252"/>
-          </w:tcPr>
-          <w:p>
-            <w:r/>
-            <w:r>
-              <w:rPr>
-                <w:rFonts w:ascii="Georgia" w:hAnsi="Georgia"/>
-                <w:color w:val="101718"/>
-                <w:sz w:val="18"/>
-              </w:rPr>
-              <w:t>First paying customer</w:t>
-            </w:r>
-          </w:p>
-        </w:tc>
-      </w:tr>
-      <w:tr>
-        <w:tc>
-          <w:tcPr>
-            <w:tcW w:type="dxa" w:w="2268"/>
-          </w:tcPr>
-          <w:p>
-            <w:r/>
-            <w:r>
-              <w:rPr>
-                <w:rFonts w:ascii="Georgia" w:hAnsi="Georgia"/>
-                <w:color w:val="101718"/>
-                <w:sz w:val="18"/>
-              </w:rPr>
-              <w:t>Capability gaps</w:t>
-            </w:r>
-          </w:p>
-        </w:tc>
-        <w:tc>
-          <w:tcPr>
-            <w:tcW w:type="dxa" w:w="2551"/>
-          </w:tcPr>
-          <w:p>
-            <w:r/>
-            <w:r>
-              <w:rPr>
-                <w:rFonts w:ascii="Georgia" w:hAnsi="Georgia"/>
-                <w:color w:val="101718"/>
-                <w:sz w:val="18"/>
-              </w:rPr>
-              <w:t>11</w:t>
-            </w:r>
-          </w:p>
-        </w:tc>
-        <w:tc>
-          <w:tcPr>
-            <w:tcW w:type="dxa" w:w="4252"/>
-          </w:tcPr>
-          <w:p>
-            <w:r/>
-            <w:r>
-              <w:rPr>
-                <w:rFonts w:ascii="Georgia" w:hAnsi="Georgia"/>
-                <w:color w:val="101718"/>
-                <w:sz w:val="18"/>
-              </w:rPr>
-              <w:t>Where the verified incumbent has nothing</w:t>
-            </w:r>
-          </w:p>
-        </w:tc>
-      </w:tr>
-    </w:tbl>
     <w:p>
       <w:pPr>
         <w:spacing w:after="80"/>
@@ -3483,7 +3163,7 @@
               <w:jc w:val="right"/>
             </w:pPr>
             <w:r>
-              <w:t>46</w:t>
+              <w:t>47</w:t>
             </w:r>
           </w:p>
         </w:tc>
@@ -3508,7 +3188,7 @@
               <w:jc w:val="right"/>
             </w:pPr>
             <w:r>
-              <w:t>514</w:t>
+              <w:t>520</w:t>
             </w:r>
           </w:p>
         </w:tc>
@@ -3533,7 +3213,7 @@
               <w:jc w:val="right"/>
             </w:pPr>
             <w:r>
-              <w:t>169 of 191</w:t>
+              <w:t>175 of 197</w:t>
             </w:r>
           </w:p>
         </w:tc>

--- a/docs/Carnet-Business-Case.docx
+++ b/docs/Carnet-Business-Case.docx
@@ -525,49 +525,6 @@
         <w:t>, every day, by the mechanic doing the work. It goes into workshop management software and is buried inside one tenant, where it dies the moment the customer goes elsewhere.</w:t>
       </w:r>
     </w:p>
-    <w:tbl>
-      <w:tblPr>
-        <w:tblStyle w:val="TableGrid"/>
-        <w:tblW w:type="auto" w:w="0"/>
-        <w:tblLook w:firstColumn="1" w:firstRow="1" w:lastColumn="0" w:lastRow="0" w:noHBand="0" w:noVBand="1" w:val="04A0"/>
-      </w:tblPr>
-      <w:tblGrid>
-        <w:gridCol w:w="9518"/>
-      </w:tblGrid>
-      <w:tr>
-        <w:tc>
-          <w:tcPr>
-            <w:tcW w:type="dxa" w:w="9518"/>
-            <w:shd w:val="clear" w:fill="F4ECDC"/>
-          </w:tcPr>
-          <w:p>
-            <w:pPr>
-              <w:spacing w:after="60"/>
-            </w:pPr>
-            <w:r/>
-            <w:r>
-              <w:rPr>
-                <w:rFonts w:ascii="Arial" w:hAnsi="Arial"/>
-                <w:b/>
-                <w:color w:val="9A6D24"/>
-                <w:sz w:val="15"/>
-              </w:rPr>
-              <w:t>THE CENTRAL INSIGHT</w:t>
-            </w:r>
-          </w:p>
-          <w:p>
-            <w:r>
-              <w:rPr>
-                <w:rFonts w:ascii="Georgia" w:hAnsi="Georgia"/>
-                <w:color w:val="101718"/>
-                <w:sz w:val="19"/>
-              </w:rPr>
-              <w:t>Do not ask anyone to contribute vehicle history. Give workshops a genuinely better system for running their business, and let the history be the exhaust of them doing their ordinary work.</w:t>
-            </w:r>
-          </w:p>
-        </w:tc>
-      </w:tr>
-    </w:tbl>
     <w:p>
       <w:pPr>
         <w:spacing w:after="80"/>
@@ -3088,7 +3045,7 @@
               <w:jc w:val="right"/>
             </w:pPr>
             <w:r>
-              <w:t>109</w:t>
+              <w:t>111</w:t>
             </w:r>
           </w:p>
         </w:tc>
@@ -3113,7 +3070,7 @@
               <w:jc w:val="right"/>
             </w:pPr>
             <w:r>
-              <w:t>129</w:t>
+              <w:t>132</w:t>
             </w:r>
           </w:p>
         </w:tc>
@@ -3163,7 +3120,7 @@
               <w:jc w:val="right"/>
             </w:pPr>
             <w:r>
-              <w:t>47</w:t>
+              <w:t>48</w:t>
             </w:r>
           </w:p>
         </w:tc>
@@ -3188,7 +3145,7 @@
               <w:jc w:val="right"/>
             </w:pPr>
             <w:r>
-              <w:t>520</w:t>
+              <w:t>527</w:t>
             </w:r>
           </w:p>
         </w:tc>
@@ -3213,7 +3170,7 @@
               <w:jc w:val="right"/>
             </w:pPr>
             <w:r>
-              <w:t>175 of 197</w:t>
+              <w:t>179 of 196</w:t>
             </w:r>
           </w:p>
         </w:tc>
@@ -3263,7 +3220,7 @@
               <w:jc w:val="right"/>
             </w:pPr>
             <w:r>
-              <w:t>18</w:t>
+              <w:t>13</w:t>
             </w:r>
           </w:p>
         </w:tc>

--- a/docs/Carnet-Business-Case.docx
+++ b/docs/Carnet-Business-Case.docx
@@ -80,363 +80,6 @@
         <w:t xml:space="preserve"> rather than the owner or the garage. This document sets out the problem, the product, the competitive position, the minimum viable release and the commercial terms.</w:t>
       </w:r>
     </w:p>
-    <w:tbl>
-      <w:tblPr>
-        <w:tblStyle w:val="TableGrid"/>
-        <w:tblW w:type="auto" w:w="0"/>
-        <w:jc w:val="left"/>
-        <w:tblLayout w:type="autofit"/>
-        <w:tblLook w:firstColumn="1" w:firstRow="1" w:lastColumn="0" w:lastRow="0" w:noHBand="0" w:noVBand="1" w:val="04A0"/>
-      </w:tblPr>
-      <w:tblGrid>
-        <w:gridCol w:w="4759"/>
-        <w:gridCol w:w="4759"/>
-      </w:tblGrid>
-      <w:tr>
-        <w:tc>
-          <w:tcPr>
-            <w:tcW w:type="dxa" w:w="2551"/>
-            <w:shd w:val="clear" w:fill="ECEFF0"/>
-          </w:tcPr>
-          <w:p>
-            <w:r/>
-            <w:r>
-              <w:rPr>
-                <w:rFonts w:ascii="Arial" w:hAnsi="Arial"/>
-                <w:b/>
-                <w:color w:val="0D3B3F"/>
-                <w:sz w:val="15"/>
-              </w:rPr>
-              <w:t>FIELD</w:t>
-            </w:r>
-          </w:p>
-        </w:tc>
-        <w:tc>
-          <w:tcPr>
-            <w:tcW w:type="dxa" w:w="6520"/>
-            <w:shd w:val="clear" w:fill="ECEFF0"/>
-          </w:tcPr>
-          <w:p>
-            <w:r/>
-            <w:r>
-              <w:rPr>
-                <w:rFonts w:ascii="Arial" w:hAnsi="Arial"/>
-                <w:b/>
-                <w:color w:val="0D3B3F"/>
-                <w:sz w:val="15"/>
-              </w:rPr>
-              <w:t>DETAIL</w:t>
-            </w:r>
-          </w:p>
-        </w:tc>
-      </w:tr>
-      <w:tr>
-        <w:tc>
-          <w:tcPr>
-            <w:tcW w:type="dxa" w:w="2551"/>
-          </w:tcPr>
-          <w:p>
-            <w:r/>
-            <w:r>
-              <w:rPr>
-                <w:rFonts w:ascii="Georgia" w:hAnsi="Georgia"/>
-                <w:color w:val="101718"/>
-                <w:sz w:val="18"/>
-              </w:rPr>
-              <w:t>Prepared by</w:t>
-            </w:r>
-          </w:p>
-        </w:tc>
-        <w:tc>
-          <w:tcPr>
-            <w:tcW w:type="dxa" w:w="6520"/>
-          </w:tcPr>
-          <w:p>
-            <w:r/>
-            <w:r>
-              <w:rPr>
-                <w:rFonts w:ascii="Georgia" w:hAnsi="Georgia"/>
-                <w:color w:val="101718"/>
-                <w:sz w:val="18"/>
-              </w:rPr>
-              <w:t>Amr Hefny</w:t>
-            </w:r>
-          </w:p>
-        </w:tc>
-      </w:tr>
-      <w:tr>
-        <w:tc>
-          <w:tcPr>
-            <w:tcW w:type="dxa" w:w="2551"/>
-          </w:tcPr>
-          <w:p>
-            <w:r/>
-            <w:r>
-              <w:rPr>
-                <w:rFonts w:ascii="Georgia" w:hAnsi="Georgia"/>
-                <w:color w:val="101718"/>
-                <w:sz w:val="18"/>
-              </w:rPr>
-              <w:t>Email</w:t>
-            </w:r>
-          </w:p>
-        </w:tc>
-        <w:tc>
-          <w:tcPr>
-            <w:tcW w:type="dxa" w:w="6520"/>
-          </w:tcPr>
-          <w:p>
-            <w:r/>
-            <w:r>
-              <w:rPr>
-                <w:rFonts w:ascii="Georgia" w:hAnsi="Georgia"/>
-                <w:color w:val="101718"/>
-                <w:sz w:val="18"/>
-              </w:rPr>
-              <w:t>hefnyamr@rocketmail.com</w:t>
-            </w:r>
-          </w:p>
-        </w:tc>
-      </w:tr>
-      <w:tr>
-        <w:tc>
-          <w:tcPr>
-            <w:tcW w:type="dxa" w:w="2551"/>
-          </w:tcPr>
-          <w:p>
-            <w:r/>
-            <w:r>
-              <w:rPr>
-                <w:rFonts w:ascii="Georgia" w:hAnsi="Georgia"/>
-                <w:color w:val="101718"/>
-                <w:sz w:val="18"/>
-              </w:rPr>
-              <w:t>Telephone</w:t>
-            </w:r>
-          </w:p>
-        </w:tc>
-        <w:tc>
-          <w:tcPr>
-            <w:tcW w:type="dxa" w:w="6520"/>
-          </w:tcPr>
-          <w:p>
-            <w:r/>
-            <w:r>
-              <w:rPr>
-                <w:rFonts w:ascii="Georgia" w:hAnsi="Georgia"/>
-                <w:color w:val="101718"/>
-                <w:sz w:val="18"/>
-              </w:rPr>
-              <w:t>+1 514 553 4360</w:t>
-            </w:r>
-          </w:p>
-        </w:tc>
-      </w:tr>
-      <w:tr>
-        <w:tc>
-          <w:tcPr>
-            <w:tcW w:type="dxa" w:w="2551"/>
-          </w:tcPr>
-          <w:p>
-            <w:r/>
-            <w:r>
-              <w:rPr>
-                <w:rFonts w:ascii="Georgia" w:hAnsi="Georgia"/>
-                <w:color w:val="101718"/>
-                <w:sz w:val="18"/>
-              </w:rPr>
-              <w:t>Document owner</w:t>
-            </w:r>
-          </w:p>
-        </w:tc>
-        <w:tc>
-          <w:tcPr>
-            <w:tcW w:type="dxa" w:w="6520"/>
-          </w:tcPr>
-          <w:p>
-            <w:r/>
-            <w:r>
-              <w:rPr>
-                <w:rFonts w:ascii="Georgia" w:hAnsi="Georgia"/>
-                <w:color w:val="101718"/>
-                <w:sz w:val="18"/>
-              </w:rPr>
-              <w:t>Amr Hefny</w:t>
-            </w:r>
-          </w:p>
-        </w:tc>
-      </w:tr>
-      <w:tr>
-        <w:tc>
-          <w:tcPr>
-            <w:tcW w:type="dxa" w:w="2551"/>
-          </w:tcPr>
-          <w:p>
-            <w:r/>
-            <w:r>
-              <w:rPr>
-                <w:rFonts w:ascii="Georgia" w:hAnsi="Georgia"/>
-                <w:color w:val="101718"/>
-                <w:sz w:val="18"/>
-              </w:rPr>
-              <w:t>Version</w:t>
-            </w:r>
-          </w:p>
-        </w:tc>
-        <w:tc>
-          <w:tcPr>
-            <w:tcW w:type="dxa" w:w="6520"/>
-          </w:tcPr>
-          <w:p>
-            <w:r/>
-            <w:r>
-              <w:rPr>
-                <w:rFonts w:ascii="Georgia" w:hAnsi="Georgia"/>
-                <w:color w:val="101718"/>
-                <w:sz w:val="18"/>
-              </w:rPr>
-              <w:t>1.0</w:t>
-            </w:r>
-          </w:p>
-        </w:tc>
-      </w:tr>
-      <w:tr>
-        <w:tc>
-          <w:tcPr>
-            <w:tcW w:type="dxa" w:w="2551"/>
-          </w:tcPr>
-          <w:p>
-            <w:r/>
-            <w:r>
-              <w:rPr>
-                <w:rFonts w:ascii="Georgia" w:hAnsi="Georgia"/>
-                <w:color w:val="101718"/>
-                <w:sz w:val="18"/>
-              </w:rPr>
-              <w:t>Date</w:t>
-            </w:r>
-          </w:p>
-        </w:tc>
-        <w:tc>
-          <w:tcPr>
-            <w:tcW w:type="dxa" w:w="6520"/>
-          </w:tcPr>
-          <w:p>
-            <w:r/>
-            <w:r>
-              <w:rPr>
-                <w:rFonts w:ascii="Georgia" w:hAnsi="Georgia"/>
-                <w:color w:val="101718"/>
-                <w:sz w:val="18"/>
-              </w:rPr>
-              <w:t>9 September 2026</w:t>
-            </w:r>
-          </w:p>
-        </w:tc>
-      </w:tr>
-      <w:tr>
-        <w:tc>
-          <w:tcPr>
-            <w:tcW w:type="dxa" w:w="2551"/>
-          </w:tcPr>
-          <w:p>
-            <w:r/>
-            <w:r>
-              <w:rPr>
-                <w:rFonts w:ascii="Georgia" w:hAnsi="Georgia"/>
-                <w:color w:val="101718"/>
-                <w:sz w:val="18"/>
-              </w:rPr>
-              <w:t>Status</w:t>
-            </w:r>
-          </w:p>
-        </w:tc>
-        <w:tc>
-          <w:tcPr>
-            <w:tcW w:type="dxa" w:w="6520"/>
-          </w:tcPr>
-          <w:p>
-            <w:r/>
-            <w:r>
-              <w:rPr>
-                <w:rFonts w:ascii="Georgia" w:hAnsi="Georgia"/>
-                <w:color w:val="101718"/>
-                <w:sz w:val="18"/>
-              </w:rPr>
-              <w:t>For approval</w:t>
-            </w:r>
-          </w:p>
-        </w:tc>
-      </w:tr>
-      <w:tr>
-        <w:tc>
-          <w:tcPr>
-            <w:tcW w:type="dxa" w:w="2551"/>
-          </w:tcPr>
-          <w:p>
-            <w:r/>
-            <w:r>
-              <w:rPr>
-                <w:rFonts w:ascii="Georgia" w:hAnsi="Georgia"/>
-                <w:color w:val="101718"/>
-                <w:sz w:val="18"/>
-              </w:rPr>
-              <w:t>Repository</w:t>
-            </w:r>
-          </w:p>
-        </w:tc>
-        <w:tc>
-          <w:tcPr>
-            <w:tcW w:type="dxa" w:w="6520"/>
-          </w:tcPr>
-          <w:p>
-            <w:r/>
-            <w:r>
-              <w:rPr>
-                <w:rFonts w:ascii="Georgia" w:hAnsi="Georgia"/>
-                <w:color w:val="101718"/>
-                <w:sz w:val="18"/>
-              </w:rPr>
-              <w:t>vehicle-memory</w:t>
-            </w:r>
-          </w:p>
-        </w:tc>
-      </w:tr>
-      <w:tr>
-        <w:tc>
-          <w:tcPr>
-            <w:tcW w:type="dxa" w:w="2551"/>
-          </w:tcPr>
-          <w:p>
-            <w:r/>
-            <w:r>
-              <w:rPr>
-                <w:rFonts w:ascii="Georgia" w:hAnsi="Georgia"/>
-                <w:color w:val="101718"/>
-                <w:sz w:val="18"/>
-              </w:rPr>
-              <w:t>Classification</w:t>
-            </w:r>
-          </w:p>
-        </w:tc>
-        <w:tc>
-          <w:tcPr>
-            <w:tcW w:type="dxa" w:w="6520"/>
-          </w:tcPr>
-          <w:p>
-            <w:r/>
-            <w:r>
-              <w:rPr>
-                <w:rFonts w:ascii="Georgia" w:hAnsi="Georgia"/>
-                <w:color w:val="101718"/>
-                <w:sz w:val="18"/>
-              </w:rPr>
-              <w:t>Confidential</w:t>
-            </w:r>
-          </w:p>
-        </w:tc>
-      </w:tr>
-    </w:tbl>
     <w:p>
       <w:pPr>
         <w:spacing w:after="80"/>
@@ -3070,7 +2713,7 @@
               <w:jc w:val="right"/>
             </w:pPr>
             <w:r>
-              <w:t>132</w:t>
+              <w:t>135</w:t>
             </w:r>
           </w:p>
         </w:tc>
@@ -3120,7 +2763,7 @@
               <w:jc w:val="right"/>
             </w:pPr>
             <w:r>
-              <w:t>48</w:t>
+              <w:t>49</w:t>
             </w:r>
           </w:p>
         </w:tc>
@@ -3145,7 +2788,7 @@
               <w:jc w:val="right"/>
             </w:pPr>
             <w:r>
-              <w:t>527</w:t>
+              <w:t>534</w:t>
             </w:r>
           </w:p>
         </w:tc>
@@ -3170,7 +2813,7 @@
               <w:jc w:val="right"/>
             </w:pPr>
             <w:r>
-              <w:t>179 of 196</w:t>
+              <w:t>188 of 203</w:t>
             </w:r>
           </w:p>
         </w:tc>
@@ -3195,7 +2838,7 @@
               <w:jc w:val="right"/>
             </w:pPr>
             <w:r>
-              <w:t>3</w:t>
+              <w:t>2</w:t>
             </w:r>
           </w:p>
         </w:tc>
@@ -3220,7 +2863,7 @@
               <w:jc w:val="right"/>
             </w:pPr>
             <w:r>
-              <w:t>13</w:t>
+              <w:t>12</w:t>
             </w:r>
           </w:p>
         </w:tc>

--- a/docs/Carnet-Business-Case.docx
+++ b/docs/Carnet-Business-Case.docx
@@ -2633,7 +2633,7 @@
           <w:color w:val="535E60"/>
           <w:sz w:val="21"/>
         </w:rPr>
-        <w:t>Counted from the repository on 14 September 2026. This section is generated by infra/scripts/update-business-case.py and rewritten each time the product changes. Everything above it is written by hand.</w:t>
+        <w:t>Counted from the repository on 15 September 2026. This section is generated by infra/scripts/update-business-case.py and rewritten each time the product changes. Everything above it is written by hand.</w:t>
       </w:r>
     </w:p>
     <w:tbl>
@@ -2688,7 +2688,7 @@
               <w:jc w:val="right"/>
             </w:pPr>
             <w:r>
-              <w:t>111</w:t>
+              <w:t>112</w:t>
             </w:r>
           </w:p>
         </w:tc>
@@ -2713,7 +2713,7 @@
               <w:jc w:val="right"/>
             </w:pPr>
             <w:r>
-              <w:t>135</w:t>
+              <w:t>138</w:t>
             </w:r>
           </w:p>
         </w:tc>
@@ -2763,7 +2763,7 @@
               <w:jc w:val="right"/>
             </w:pPr>
             <w:r>
-              <w:t>49</w:t>
+              <w:t>50</w:t>
             </w:r>
           </w:p>
         </w:tc>
@@ -2788,7 +2788,7 @@
               <w:jc w:val="right"/>
             </w:pPr>
             <w:r>
-              <w:t>534</w:t>
+              <w:t>539</w:t>
             </w:r>
           </w:p>
         </w:tc>
@@ -2813,7 +2813,7 @@
               <w:jc w:val="right"/>
             </w:pPr>
             <w:r>
-              <w:t>188 of 203</w:t>
+              <w:t>184 of 198</w:t>
             </w:r>
           </w:p>
         </w:tc>
@@ -2863,7 +2863,7 @@
               <w:jc w:val="right"/>
             </w:pPr>
             <w:r>
-              <w:t>12</w:t>
+              <w:t>11</w:t>
             </w:r>
           </w:p>
         </w:tc>

--- a/docs/Carnet-Business-Case.docx
+++ b/docs/Carnet-Business-Case.docx
@@ -2763,7 +2763,7 @@
               <w:jc w:val="right"/>
             </w:pPr>
             <w:r>
-              <w:t>50</w:t>
+              <w:t>51</w:t>
             </w:r>
           </w:p>
         </w:tc>
@@ -2788,7 +2788,7 @@
               <w:jc w:val="right"/>
             </w:pPr>
             <w:r>
-              <w:t>539</w:t>
+              <w:t>544</w:t>
             </w:r>
           </w:p>
         </w:tc>
@@ -2813,7 +2813,7 @@
               <w:jc w:val="right"/>
             </w:pPr>
             <w:r>
-              <w:t>184 of 198</w:t>
+              <w:t>189 of 203</w:t>
             </w:r>
           </w:p>
         </w:tc>

--- a/docs/Carnet-Business-Case.docx
+++ b/docs/Carnet-Business-Case.docx
@@ -2688,7 +2688,7 @@
               <w:jc w:val="right"/>
             </w:pPr>
             <w:r>
-              <w:t>112</w:t>
+              <w:t>113</w:t>
             </w:r>
           </w:p>
         </w:tc>
@@ -2713,7 +2713,7 @@
               <w:jc w:val="right"/>
             </w:pPr>
             <w:r>
-              <w:t>138</w:t>
+              <w:t>142</w:t>
             </w:r>
           </w:p>
         </w:tc>
@@ -2763,7 +2763,7 @@
               <w:jc w:val="right"/>
             </w:pPr>
             <w:r>
-              <w:t>51</w:t>
+              <w:t>52</w:t>
             </w:r>
           </w:p>
         </w:tc>
@@ -2788,7 +2788,7 @@
               <w:jc w:val="right"/>
             </w:pPr>
             <w:r>
-              <w:t>544</w:t>
+              <w:t>551</w:t>
             </w:r>
           </w:p>
         </w:tc>
@@ -2813,7 +2813,7 @@
               <w:jc w:val="right"/>
             </w:pPr>
             <w:r>
-              <w:t>189 of 203</w:t>
+              <w:t>193 of 205</w:t>
             </w:r>
           </w:p>
         </w:tc>
@@ -2863,7 +2863,7 @@
               <w:jc w:val="right"/>
             </w:pPr>
             <w:r>
-              <w:t>11</w:t>
+              <w:t>9</w:t>
             </w:r>
           </w:p>
         </w:tc>

--- a/docs/Carnet-Business-Case.docx
+++ b/docs/Carnet-Business-Case.docx
@@ -2688,7 +2688,7 @@
               <w:jc w:val="right"/>
             </w:pPr>
             <w:r>
-              <w:t>113</w:t>
+              <w:t>115</w:t>
             </w:r>
           </w:p>
         </w:tc>
@@ -2713,7 +2713,7 @@
               <w:jc w:val="right"/>
             </w:pPr>
             <w:r>
-              <w:t>142</w:t>
+              <w:t>143</w:t>
             </w:r>
           </w:p>
         </w:tc>
@@ -2763,7 +2763,7 @@
               <w:jc w:val="right"/>
             </w:pPr>
             <w:r>
-              <w:t>52</w:t>
+              <w:t>53</w:t>
             </w:r>
           </w:p>
         </w:tc>
@@ -2788,7 +2788,7 @@
               <w:jc w:val="right"/>
             </w:pPr>
             <w:r>
-              <w:t>551</w:t>
+              <w:t>556</w:t>
             </w:r>
           </w:p>
         </w:tc>
@@ -2813,7 +2813,7 @@
               <w:jc w:val="right"/>
             </w:pPr>
             <w:r>
-              <w:t>193 of 205</w:t>
+              <w:t>195 of 205</w:t>
             </w:r>
           </w:p>
         </w:tc>
@@ -2863,7 +2863,7 @@
               <w:jc w:val="right"/>
             </w:pPr>
             <w:r>
-              <w:t>9</w:t>
+              <w:t>7</w:t>
             </w:r>
           </w:p>
         </w:tc>

--- a/docs/Carnet-Business-Case.docx
+++ b/docs/Carnet-Business-Case.docx
@@ -2763,7 +2763,7 @@
               <w:jc w:val="right"/>
             </w:pPr>
             <w:r>
-              <w:t>53</w:t>
+              <w:t>54</w:t>
             </w:r>
           </w:p>
         </w:tc>
@@ -2788,7 +2788,7 @@
               <w:jc w:val="right"/>
             </w:pPr>
             <w:r>
-              <w:t>556</w:t>
+              <w:t>562</w:t>
             </w:r>
           </w:p>
         </w:tc>
@@ -2813,7 +2813,7 @@
               <w:jc w:val="right"/>
             </w:pPr>
             <w:r>
-              <w:t>195 of 205</w:t>
+              <w:t>200 of 210</w:t>
             </w:r>
           </w:p>
         </w:tc>

--- a/docs/Carnet-Business-Case.docx
+++ b/docs/Carnet-Business-Case.docx
@@ -2788,7 +2788,7 @@
               <w:jc w:val="right"/>
             </w:pPr>
             <w:r>
-              <w:t>562</w:t>
+              <w:t>567</w:t>
             </w:r>
           </w:p>
         </w:tc>
@@ -2813,7 +2813,7 @@
               <w:jc w:val="right"/>
             </w:pPr>
             <w:r>
-              <w:t>200 of 210</w:t>
+              <w:t>202 of 212</w:t>
             </w:r>
           </w:p>
         </w:tc>

--- a/docs/Carnet-Business-Case.docx
+++ b/docs/Carnet-Business-Case.docx
@@ -2688,7 +2688,7 @@
               <w:jc w:val="right"/>
             </w:pPr>
             <w:r>
-              <w:t>115</w:t>
+              <w:t>116</w:t>
             </w:r>
           </w:p>
         </w:tc>
@@ -2713,7 +2713,7 @@
               <w:jc w:val="right"/>
             </w:pPr>
             <w:r>
-              <w:t>143</w:t>
+              <w:t>145</w:t>
             </w:r>
           </w:p>
         </w:tc>
@@ -2763,7 +2763,7 @@
               <w:jc w:val="right"/>
             </w:pPr>
             <w:r>
-              <w:t>54</w:t>
+              <w:t>55</w:t>
             </w:r>
           </w:p>
         </w:tc>
@@ -2788,7 +2788,7 @@
               <w:jc w:val="right"/>
             </w:pPr>
             <w:r>
-              <w:t>567</w:t>
+              <w:t>574</w:t>
             </w:r>
           </w:p>
         </w:tc>
@@ -2813,7 +2813,7 @@
               <w:jc w:val="right"/>
             </w:pPr>
             <w:r>
-              <w:t>202 of 212</w:t>
+              <w:t>204 of 213</w:t>
             </w:r>
           </w:p>
         </w:tc>
@@ -2863,7 +2863,7 @@
               <w:jc w:val="right"/>
             </w:pPr>
             <w:r>
-              <w:t>7</w:t>
+              <w:t>6</w:t>
             </w:r>
           </w:p>
         </w:tc>

--- a/docs/Carnet-Business-Case.docx
+++ b/docs/Carnet-Business-Case.docx
@@ -2688,7 +2688,7 @@
               <w:jc w:val="right"/>
             </w:pPr>
             <w:r>
-              <w:t>116</w:t>
+              <w:t>117</w:t>
             </w:r>
           </w:p>
         </w:tc>
@@ -2763,7 +2763,7 @@
               <w:jc w:val="right"/>
             </w:pPr>
             <w:r>
-              <w:t>55</w:t>
+              <w:t>56</w:t>
             </w:r>
           </w:p>
         </w:tc>
@@ -2788,7 +2788,7 @@
               <w:jc w:val="right"/>
             </w:pPr>
             <w:r>
-              <w:t>574</w:t>
+              <w:t>581</w:t>
             </w:r>
           </w:p>
         </w:tc>
@@ -2813,7 +2813,7 @@
               <w:jc w:val="right"/>
             </w:pPr>
             <w:r>
-              <w:t>204 of 213</w:t>
+              <w:t>206 of 214</w:t>
             </w:r>
           </w:p>
         </w:tc>
@@ -2838,7 +2838,7 @@
               <w:jc w:val="right"/>
             </w:pPr>
             <w:r>
-              <w:t>2</w:t>
+              <w:t>1</w:t>
             </w:r>
           </w:p>
         </w:tc>

--- a/docs/Carnet-Business-Case.docx
+++ b/docs/Carnet-Business-Case.docx
@@ -2713,7 +2713,7 @@
               <w:jc w:val="right"/>
             </w:pPr>
             <w:r>
-              <w:t>145</w:t>
+              <w:t>147</w:t>
             </w:r>
           </w:p>
         </w:tc>
@@ -2763,7 +2763,7 @@
               <w:jc w:val="right"/>
             </w:pPr>
             <w:r>
-              <w:t>56</w:t>
+              <w:t>57</w:t>
             </w:r>
           </w:p>
         </w:tc>
@@ -2788,7 +2788,7 @@
               <w:jc w:val="right"/>
             </w:pPr>
             <w:r>
-              <w:t>581</w:t>
+              <w:t>589</w:t>
             </w:r>
           </w:p>
         </w:tc>
@@ -2813,7 +2813,7 @@
               <w:jc w:val="right"/>
             </w:pPr>
             <w:r>
-              <w:t>206 of 214</w:t>
+              <w:t>214 of 220</w:t>
             </w:r>
           </w:p>
         </w:tc>
@@ -2863,7 +2863,7 @@
               <w:jc w:val="right"/>
             </w:pPr>
             <w:r>
-              <w:t>6</w:t>
+              <w:t>4</w:t>
             </w:r>
           </w:p>
         </w:tc>

--- a/docs/Carnet-Business-Case.docx
+++ b/docs/Carnet-Business-Case.docx
@@ -2688,7 +2688,7 @@
               <w:jc w:val="right"/>
             </w:pPr>
             <w:r>
-              <w:t>117</w:t>
+              <w:t>118</w:t>
             </w:r>
           </w:p>
         </w:tc>
@@ -2713,7 +2713,7 @@
               <w:jc w:val="right"/>
             </w:pPr>
             <w:r>
-              <w:t>147</w:t>
+              <w:t>150</w:t>
             </w:r>
           </w:p>
         </w:tc>
@@ -2763,7 +2763,7 @@
               <w:jc w:val="right"/>
             </w:pPr>
             <w:r>
-              <w:t>57</w:t>
+              <w:t>58</w:t>
             </w:r>
           </w:p>
         </w:tc>
@@ -2788,7 +2788,7 @@
               <w:jc w:val="right"/>
             </w:pPr>
             <w:r>
-              <w:t>589</w:t>
+              <w:t>597</w:t>
             </w:r>
           </w:p>
         </w:tc>
@@ -2813,7 +2813,7 @@
               <w:jc w:val="right"/>
             </w:pPr>
             <w:r>
-              <w:t>214 of 220</w:t>
+              <w:t>219 of 225</w:t>
             </w:r>
           </w:p>
         </w:tc>

--- a/docs/Carnet-Business-Case.docx
+++ b/docs/Carnet-Business-Case.docx
@@ -2688,7 +2688,7 @@
               <w:jc w:val="right"/>
             </w:pPr>
             <w:r>
-              <w:t>118</w:t>
+              <w:t>121</w:t>
             </w:r>
           </w:p>
         </w:tc>
@@ -2763,7 +2763,7 @@
               <w:jc w:val="right"/>
             </w:pPr>
             <w:r>
-              <w:t>58</w:t>
+              <w:t>59</w:t>
             </w:r>
           </w:p>
         </w:tc>
@@ -2788,7 +2788,7 @@
               <w:jc w:val="right"/>
             </w:pPr>
             <w:r>
-              <w:t>597</w:t>
+              <w:t>603</w:t>
             </w:r>
           </w:p>
         </w:tc>
@@ -2813,7 +2813,7 @@
               <w:jc w:val="right"/>
             </w:pPr>
             <w:r>
-              <w:t>219 of 225</w:t>
+              <w:t>222 of 225</w:t>
             </w:r>
           </w:p>
         </w:tc>
@@ -2863,7 +2863,7 @@
               <w:jc w:val="right"/>
             </w:pPr>
             <w:r>
-              <w:t>4</w:t>
+              <w:t>1</w:t>
             </w:r>
           </w:p>
         </w:tc>

--- a/docs/Carnet-Business-Case.docx
+++ b/docs/Carnet-Business-Case.docx
@@ -2633,7 +2633,7 @@
           <w:color w:val="535E60"/>
           <w:sz w:val="21"/>
         </w:rPr>
-        <w:t>Counted from the repository on 15 September 2026. This section is generated by infra/scripts/update-business-case.py and rewritten each time the product changes. Everything above it is written by hand.</w:t>
+        <w:t>Counted from the repository on 16 September 2026. This section is generated by infra/scripts/update-business-case.py and rewritten each time the product changes. Everything above it is written by hand.</w:t>
       </w:r>
     </w:p>
     <w:tbl>
@@ -2763,7 +2763,7 @@
               <w:jc w:val="right"/>
             </w:pPr>
             <w:r>
-              <w:t>59</w:t>
+              <w:t>60</w:t>
             </w:r>
           </w:p>
         </w:tc>
@@ -2813,7 +2813,7 @@
               <w:jc w:val="right"/>
             </w:pPr>
             <w:r>
-              <w:t>222 of 225</w:t>
+              <w:t>226 of 229</w:t>
             </w:r>
           </w:p>
         </w:tc>

--- a/docs/Carnet-Business-Case.docx
+++ b/docs/Carnet-Business-Case.docx
@@ -2688,7 +2688,7 @@
               <w:jc w:val="right"/>
             </w:pPr>
             <w:r>
-              <w:t>121</w:t>
+              <w:t>122</w:t>
             </w:r>
           </w:p>
         </w:tc>
@@ -2713,7 +2713,7 @@
               <w:jc w:val="right"/>
             </w:pPr>
             <w:r>
-              <w:t>150</w:t>
+              <w:t>152</w:t>
             </w:r>
           </w:p>
         </w:tc>
@@ -2763,7 +2763,7 @@
               <w:jc w:val="right"/>
             </w:pPr>
             <w:r>
-              <w:t>60</w:t>
+              <w:t>61</w:t>
             </w:r>
           </w:p>
         </w:tc>
@@ -2788,7 +2788,7 @@
               <w:jc w:val="right"/>
             </w:pPr>
             <w:r>
-              <w:t>603</w:t>
+              <w:t>611</w:t>
             </w:r>
           </w:p>
         </w:tc>
@@ -2813,7 +2813,7 @@
               <w:jc w:val="right"/>
             </w:pPr>
             <w:r>
-              <w:t>226 of 229</w:t>
+              <w:t>230 of 232</w:t>
             </w:r>
           </w:p>
         </w:tc>
@@ -2863,7 +2863,7 @@
               <w:jc w:val="right"/>
             </w:pPr>
             <w:r>
-              <w:t>1</w:t>
+              <w:t>0</w:t>
             </w:r>
           </w:p>
         </w:tc>

--- a/docs/Carnet-Business-Case.docx
+++ b/docs/Carnet-Business-Case.docx
@@ -2713,7 +2713,7 @@
               <w:jc w:val="right"/>
             </w:pPr>
             <w:r>
-              <w:t>152</w:t>
+              <w:t>153</w:t>
             </w:r>
           </w:p>
         </w:tc>
@@ -2763,7 +2763,7 @@
               <w:jc w:val="right"/>
             </w:pPr>
             <w:r>
-              <w:t>61</w:t>
+              <w:t>63</w:t>
             </w:r>
           </w:p>
         </w:tc>
@@ -2788,7 +2788,7 @@
               <w:jc w:val="right"/>
             </w:pPr>
             <w:r>
-              <w:t>611</w:t>
+              <w:t>619</w:t>
             </w:r>
           </w:p>
         </w:tc>
@@ -2813,7 +2813,7 @@
               <w:jc w:val="right"/>
             </w:pPr>
             <w:r>
-              <w:t>230 of 232</w:t>
+              <w:t>238 of 240</w:t>
             </w:r>
           </w:p>
         </w:tc>

--- a/docs/Carnet-Business-Case.docx
+++ b/docs/Carnet-Business-Case.docx
@@ -2688,7 +2688,7 @@
               <w:jc w:val="right"/>
             </w:pPr>
             <w:r>
-              <w:t>122</w:t>
+              <w:t>124</w:t>
             </w:r>
           </w:p>
         </w:tc>
@@ -2763,7 +2763,7 @@
               <w:jc w:val="right"/>
             </w:pPr>
             <w:r>
-              <w:t>63</w:t>
+              <w:t>64</w:t>
             </w:r>
           </w:p>
         </w:tc>
@@ -2788,7 +2788,7 @@
               <w:jc w:val="right"/>
             </w:pPr>
             <w:r>
-              <w:t>619</w:t>
+              <w:t>627</w:t>
             </w:r>
           </w:p>
         </w:tc>
@@ -2813,7 +2813,7 @@
               <w:jc w:val="right"/>
             </w:pPr>
             <w:r>
-              <w:t>238 of 240</w:t>
+              <w:t>244 of 246</w:t>
             </w:r>
           </w:p>
         </w:tc>

--- a/docs/Carnet-Business-Case.docx
+++ b/docs/Carnet-Business-Case.docx
@@ -2763,7 +2763,7 @@
               <w:jc w:val="right"/>
             </w:pPr>
             <w:r>
-              <w:t>64</w:t>
+              <w:t>65</w:t>
             </w:r>
           </w:p>
         </w:tc>
@@ -2788,7 +2788,7 @@
               <w:jc w:val="right"/>
             </w:pPr>
             <w:r>
-              <w:t>627</w:t>
+              <w:t>635</w:t>
             </w:r>
           </w:p>
         </w:tc>
@@ -2813,7 +2813,7 @@
               <w:jc w:val="right"/>
             </w:pPr>
             <w:r>
-              <w:t>244 of 246</w:t>
+              <w:t>251 of 253</w:t>
             </w:r>
           </w:p>
         </w:tc>

--- a/docs/Carnet-Business-Case.docx
+++ b/docs/Carnet-Business-Case.docx
@@ -2788,7 +2788,7 @@
               <w:jc w:val="right"/>
             </w:pPr>
             <w:r>
-              <w:t>635</w:t>
+              <w:t>639</w:t>
             </w:r>
           </w:p>
         </w:tc>
@@ -2813,7 +2813,7 @@
               <w:jc w:val="right"/>
             </w:pPr>
             <w:r>
-              <w:t>251 of 253</w:t>
+              <w:t>256 of 258</w:t>
             </w:r>
           </w:p>
         </w:tc>

--- a/docs/Carnet-Business-Case.docx
+++ b/docs/Carnet-Business-Case.docx
@@ -2633,7 +2633,7 @@
           <w:color w:val="535E60"/>
           <w:sz w:val="21"/>
         </w:rPr>
-        <w:t>Counted from the repository on 16 September 2026. This section is generated by infra/scripts/update-business-case.py and rewritten each time the product changes. Everything above it is written by hand.</w:t>
+        <w:t>Counted from the repository on 17 September 2026. This section is generated by infra/scripts/update-business-case.py and rewritten each time the product changes. Everything above it is written by hand.</w:t>
       </w:r>
     </w:p>
     <w:tbl>
@@ -2688,7 +2688,7 @@
               <w:jc w:val="right"/>
             </w:pPr>
             <w:r>
-              <w:t>124</w:t>
+              <w:t>125</w:t>
             </w:r>
           </w:p>
         </w:tc>
@@ -2763,7 +2763,7 @@
               <w:jc w:val="right"/>
             </w:pPr>
             <w:r>
-              <w:t>65</w:t>
+              <w:t>66</w:t>
             </w:r>
           </w:p>
         </w:tc>
@@ -2788,7 +2788,7 @@
               <w:jc w:val="right"/>
             </w:pPr>
             <w:r>
-              <w:t>639</w:t>
+              <w:t>647</w:t>
             </w:r>
           </w:p>
         </w:tc>
@@ -2813,7 +2813,7 @@
               <w:jc w:val="right"/>
             </w:pPr>
             <w:r>
-              <w:t>256 of 258</w:t>
+              <w:t>264 of 266</w:t>
             </w:r>
           </w:p>
         </w:tc>

--- a/docs/Carnet-Business-Case.docx
+++ b/docs/Carnet-Business-Case.docx
@@ -2763,7 +2763,7 @@
               <w:jc w:val="right"/>
             </w:pPr>
             <w:r>
-              <w:t>66</w:t>
+              <w:t>67</w:t>
             </w:r>
           </w:p>
         </w:tc>
@@ -2788,7 +2788,7 @@
               <w:jc w:val="right"/>
             </w:pPr>
             <w:r>
-              <w:t>647</w:t>
+              <w:t>655</w:t>
             </w:r>
           </w:p>
         </w:tc>
@@ -2813,7 +2813,7 @@
               <w:jc w:val="right"/>
             </w:pPr>
             <w:r>
-              <w:t>264 of 266</w:t>
+              <w:t>273 of 275</w:t>
             </w:r>
           </w:p>
         </w:tc>

--- a/docs/Carnet-Business-Case.docx
+++ b/docs/Carnet-Business-Case.docx
@@ -2763,7 +2763,7 @@
               <w:jc w:val="right"/>
             </w:pPr>
             <w:r>
-              <w:t>67</w:t>
+              <w:t>68</w:t>
             </w:r>
           </w:p>
         </w:tc>
@@ -2788,7 +2788,7 @@
               <w:jc w:val="right"/>
             </w:pPr>
             <w:r>
-              <w:t>655</w:t>
+              <w:t>662</w:t>
             </w:r>
           </w:p>
         </w:tc>
@@ -2813,7 +2813,7 @@
               <w:jc w:val="right"/>
             </w:pPr>
             <w:r>
-              <w:t>273 of 275</w:t>
+              <w:t>281 of 283</w:t>
             </w:r>
           </w:p>
         </w:tc>

--- a/docs/Carnet-Business-Case.docx
+++ b/docs/Carnet-Business-Case.docx
@@ -2688,7 +2688,7 @@
               <w:jc w:val="right"/>
             </w:pPr>
             <w:r>
-              <w:t>125</w:t>
+              <w:t>126</w:t>
             </w:r>
           </w:p>
         </w:tc>
@@ -2763,7 +2763,7 @@
               <w:jc w:val="right"/>
             </w:pPr>
             <w:r>
-              <w:t>68</w:t>
+              <w:t>69</w:t>
             </w:r>
           </w:p>
         </w:tc>
@@ -2788,7 +2788,7 @@
               <w:jc w:val="right"/>
             </w:pPr>
             <w:r>
-              <w:t>662</w:t>
+              <w:t>669</w:t>
             </w:r>
           </w:p>
         </w:tc>
@@ -2813,7 +2813,7 @@
               <w:jc w:val="right"/>
             </w:pPr>
             <w:r>
-              <w:t>281 of 283</w:t>
+              <w:t>288 of 290</w:t>
             </w:r>
           </w:p>
         </w:tc>

--- a/docs/Carnet-Business-Case.docx
+++ b/docs/Carnet-Business-Case.docx
@@ -2763,7 +2763,7 @@
               <w:jc w:val="right"/>
             </w:pPr>
             <w:r>
-              <w:t>69</w:t>
+              <w:t>70</w:t>
             </w:r>
           </w:p>
         </w:tc>
@@ -2788,7 +2788,7 @@
               <w:jc w:val="right"/>
             </w:pPr>
             <w:r>
-              <w:t>669</w:t>
+              <w:t>676</w:t>
             </w:r>
           </w:p>
         </w:tc>
@@ -2813,7 +2813,7 @@
               <w:jc w:val="right"/>
             </w:pPr>
             <w:r>
-              <w:t>288 of 290</w:t>
+              <w:t>297 of 299</w:t>
             </w:r>
           </w:p>
         </w:tc>

--- a/docs/Carnet-Business-Case.docx
+++ b/docs/Carnet-Business-Case.docx
@@ -2633,7 +2633,7 @@
           <w:color w:val="535E60"/>
           <w:sz w:val="21"/>
         </w:rPr>
-        <w:t>Counted from the repository on 17 September 2026. This section is generated by infra/scripts/update-business-case.py and rewritten each time the product changes. Everything above it is written by hand.</w:t>
+        <w:t>Counted from the repository on 18 September 2026. This section is generated by infra/scripts/update-business-case.py and rewritten each time the product changes. Everything above it is written by hand.</w:t>
       </w:r>
     </w:p>
     <w:tbl>
@@ -2688,7 +2688,7 @@
               <w:jc w:val="right"/>
             </w:pPr>
             <w:r>
-              <w:t>126</w:t>
+              <w:t>127</w:t>
             </w:r>
           </w:p>
         </w:tc>
@@ -2763,7 +2763,7 @@
               <w:jc w:val="right"/>
             </w:pPr>
             <w:r>
-              <w:t>70</w:t>
+              <w:t>71</w:t>
             </w:r>
           </w:p>
         </w:tc>
@@ -2788,7 +2788,7 @@
               <w:jc w:val="right"/>
             </w:pPr>
             <w:r>
-              <w:t>676</w:t>
+              <w:t>683</w:t>
             </w:r>
           </w:p>
         </w:tc>
@@ -2813,7 +2813,7 @@
               <w:jc w:val="right"/>
             </w:pPr>
             <w:r>
-              <w:t>297 of 299</w:t>
+              <w:t>304 of 306</w:t>
             </w:r>
           </w:p>
         </w:tc>

--- a/docs/Carnet-Business-Case.docx
+++ b/docs/Carnet-Business-Case.docx
@@ -2763,7 +2763,7 @@
               <w:jc w:val="right"/>
             </w:pPr>
             <w:r>
-              <w:t>71</w:t>
+              <w:t>72</w:t>
             </w:r>
           </w:p>
         </w:tc>
@@ -2788,7 +2788,7 @@
               <w:jc w:val="right"/>
             </w:pPr>
             <w:r>
-              <w:t>683</w:t>
+              <w:t>692</w:t>
             </w:r>
           </w:p>
         </w:tc>
@@ -2813,7 +2813,7 @@
               <w:jc w:val="right"/>
             </w:pPr>
             <w:r>
-              <w:t>304 of 306</w:t>
+              <w:t>313 of 315</w:t>
             </w:r>
           </w:p>
         </w:tc>

--- a/docs/Carnet-Business-Case.docx
+++ b/docs/Carnet-Business-Case.docx
@@ -2633,7 +2633,7 @@
           <w:color w:val="535E60"/>
           <w:sz w:val="21"/>
         </w:rPr>
-        <w:t>Counted from the repository on 18 September 2026. This section is generated by infra/scripts/update-business-case.py and rewritten each time the product changes. Everything above it is written by hand.</w:t>
+        <w:t>Counted from the repository on 19 September 2026. This section is generated by infra/scripts/update-business-case.py and rewritten each time the product changes. Everything above it is written by hand.</w:t>
       </w:r>
     </w:p>
     <w:tbl>
@@ -2688,7 +2688,7 @@
               <w:jc w:val="right"/>
             </w:pPr>
             <w:r>
-              <w:t>127</w:t>
+              <w:t>128</w:t>
             </w:r>
           </w:p>
         </w:tc>
@@ -2763,7 +2763,7 @@
               <w:jc w:val="right"/>
             </w:pPr>
             <w:r>
-              <w:t>72</w:t>
+              <w:t>73</w:t>
             </w:r>
           </w:p>
         </w:tc>
@@ -2788,7 +2788,7 @@
               <w:jc w:val="right"/>
             </w:pPr>
             <w:r>
-              <w:t>692</w:t>
+              <w:t>699</w:t>
             </w:r>
           </w:p>
         </w:tc>
@@ -2813,7 +2813,7 @@
               <w:jc w:val="right"/>
             </w:pPr>
             <w:r>
-              <w:t>313 of 315</w:t>
+              <w:t>321 of 323</w:t>
             </w:r>
           </w:p>
         </w:tc>

--- a/docs/Carnet-Business-Case.docx
+++ b/docs/Carnet-Business-Case.docx
@@ -2763,7 +2763,7 @@
               <w:jc w:val="right"/>
             </w:pPr>
             <w:r>
-              <w:t>73</w:t>
+              <w:t>74</w:t>
             </w:r>
           </w:p>
         </w:tc>
@@ -2788,7 +2788,7 @@
               <w:jc w:val="right"/>
             </w:pPr>
             <w:r>
-              <w:t>699</w:t>
+              <w:t>708</w:t>
             </w:r>
           </w:p>
         </w:tc>
@@ -2813,7 +2813,7 @@
               <w:jc w:val="right"/>
             </w:pPr>
             <w:r>
-              <w:t>321 of 323</w:t>
+              <w:t>330 of 332</w:t>
             </w:r>
           </w:p>
         </w:tc>

--- a/docs/Carnet-Business-Case.docx
+++ b/docs/Carnet-Business-Case.docx
@@ -2763,7 +2763,7 @@
               <w:jc w:val="right"/>
             </w:pPr>
             <w:r>
-              <w:t>74</w:t>
+              <w:t>76</w:t>
             </w:r>
           </w:p>
         </w:tc>
@@ -2788,7 +2788,7 @@
               <w:jc w:val="right"/>
             </w:pPr>
             <w:r>
-              <w:t>708</w:t>
+              <w:t>713</w:t>
             </w:r>
           </w:p>
         </w:tc>
@@ -2813,7 +2813,7 @@
               <w:jc w:val="right"/>
             </w:pPr>
             <w:r>
-              <w:t>330 of 332</w:t>
+              <w:t>335 of 337</w:t>
             </w:r>
           </w:p>
         </w:tc>

--- a/docs/Carnet-Business-Case.docx
+++ b/docs/Carnet-Business-Case.docx
@@ -2713,7 +2713,7 @@
               <w:jc w:val="right"/>
             </w:pPr>
             <w:r>
-              <w:t>153</w:t>
+              <w:t>154</w:t>
             </w:r>
           </w:p>
         </w:tc>
@@ -2763,7 +2763,7 @@
               <w:jc w:val="right"/>
             </w:pPr>
             <w:r>
-              <w:t>76</w:t>
+              <w:t>77</w:t>
             </w:r>
           </w:p>
         </w:tc>
@@ -2788,7 +2788,7 @@
               <w:jc w:val="right"/>
             </w:pPr>
             <w:r>
-              <w:t>713</w:t>
+              <w:t>720</w:t>
             </w:r>
           </w:p>
         </w:tc>
@@ -2813,7 +2813,7 @@
               <w:jc w:val="right"/>
             </w:pPr>
             <w:r>
-              <w:t>335 of 337</w:t>
+              <w:t>342 of 344</w:t>
             </w:r>
           </w:p>
         </w:tc>

--- a/docs/Carnet-Business-Case.docx
+++ b/docs/Carnet-Business-Case.docx
@@ -2763,7 +2763,7 @@
               <w:jc w:val="right"/>
             </w:pPr>
             <w:r>
-              <w:t>77</w:t>
+              <w:t>78</w:t>
             </w:r>
           </w:p>
         </w:tc>
@@ -2788,7 +2788,7 @@
               <w:jc w:val="right"/>
             </w:pPr>
             <w:r>
-              <w:t>720</w:t>
+              <w:t>726</w:t>
             </w:r>
           </w:p>
         </w:tc>
@@ -2813,7 +2813,7 @@
               <w:jc w:val="right"/>
             </w:pPr>
             <w:r>
-              <w:t>342 of 344</w:t>
+              <w:t>348 of 350</w:t>
             </w:r>
           </w:p>
         </w:tc>

--- a/docs/Carnet-Business-Case.docx
+++ b/docs/Carnet-Business-Case.docx
@@ -2763,7 +2763,7 @@
               <w:jc w:val="right"/>
             </w:pPr>
             <w:r>
-              <w:t>78</w:t>
+              <w:t>79</w:t>
             </w:r>
           </w:p>
         </w:tc>
@@ -2788,7 +2788,7 @@
               <w:jc w:val="right"/>
             </w:pPr>
             <w:r>
-              <w:t>726</w:t>
+              <w:t>733</w:t>
             </w:r>
           </w:p>
         </w:tc>
@@ -2813,7 +2813,7 @@
               <w:jc w:val="right"/>
             </w:pPr>
             <w:r>
-              <w:t>348 of 350</w:t>
+              <w:t>354 of 356</w:t>
             </w:r>
           </w:p>
         </w:tc>

--- a/docs/Carnet-Business-Case.docx
+++ b/docs/Carnet-Business-Case.docx
@@ -2763,7 +2763,7 @@
               <w:jc w:val="right"/>
             </w:pPr>
             <w:r>
-              <w:t>79</w:t>
+              <w:t>80</w:t>
             </w:r>
           </w:p>
         </w:tc>
@@ -2788,7 +2788,7 @@
               <w:jc w:val="right"/>
             </w:pPr>
             <w:r>
-              <w:t>733</w:t>
+              <w:t>739</w:t>
             </w:r>
           </w:p>
         </w:tc>
@@ -2813,7 +2813,7 @@
               <w:jc w:val="right"/>
             </w:pPr>
             <w:r>
-              <w:t>354 of 356</w:t>
+              <w:t>360 of 362</w:t>
             </w:r>
           </w:p>
         </w:tc>

--- a/docs/Carnet-Business-Case.docx
+++ b/docs/Carnet-Business-Case.docx
@@ -2763,7 +2763,7 @@
               <w:jc w:val="right"/>
             </w:pPr>
             <w:r>
-              <w:t>80</w:t>
+              <w:t>81</w:t>
             </w:r>
           </w:p>
         </w:tc>
@@ -2788,7 +2788,7 @@
               <w:jc w:val="right"/>
             </w:pPr>
             <w:r>
-              <w:t>739</w:t>
+              <w:t>744</w:t>
             </w:r>
           </w:p>
         </w:tc>
@@ -2813,7 +2813,7 @@
               <w:jc w:val="right"/>
             </w:pPr>
             <w:r>
-              <w:t>360 of 362</w:t>
+              <w:t>365 of 367</w:t>
             </w:r>
           </w:p>
         </w:tc>

--- a/docs/Carnet-Business-Case.docx
+++ b/docs/Carnet-Business-Case.docx
@@ -2633,7 +2633,7 @@
           <w:color w:val="535E60"/>
           <w:sz w:val="21"/>
         </w:rPr>
-        <w:t>Counted from the repository on 19 September 2026. This section is generated by infra/scripts/update-business-case.py and rewritten each time the product changes. Everything above it is written by hand.</w:t>
+        <w:t>Counted from the repository on 20 September 2026. This section is generated by infra/scripts/update-business-case.py and rewritten each time the product changes. Everything above it is written by hand.</w:t>
       </w:r>
     </w:p>
     <w:tbl>
@@ -2763,7 +2763,7 @@
               <w:jc w:val="right"/>
             </w:pPr>
             <w:r>
-              <w:t>81</w:t>
+              <w:t>82</w:t>
             </w:r>
           </w:p>
         </w:tc>
@@ -2788,7 +2788,7 @@
               <w:jc w:val="right"/>
             </w:pPr>
             <w:r>
-              <w:t>744</w:t>
+              <w:t>751</w:t>
             </w:r>
           </w:p>
         </w:tc>
@@ -2813,7 +2813,7 @@
               <w:jc w:val="right"/>
             </w:pPr>
             <w:r>
-              <w:t>365 of 367</w:t>
+              <w:t>373 of 375</w:t>
             </w:r>
           </w:p>
         </w:tc>

--- a/docs/Carnet-Business-Case.docx
+++ b/docs/Carnet-Business-Case.docx
@@ -2688,7 +2688,7 @@
               <w:jc w:val="right"/>
             </w:pPr>
             <w:r>
-              <w:t>128</w:t>
+              <w:t>129</w:t>
             </w:r>
           </w:p>
         </w:tc>
@@ -2763,7 +2763,7 @@
               <w:jc w:val="right"/>
             </w:pPr>
             <w:r>
-              <w:t>82</w:t>
+              <w:t>83</w:t>
             </w:r>
           </w:p>
         </w:tc>
@@ -2788,7 +2788,7 @@
               <w:jc w:val="right"/>
             </w:pPr>
             <w:r>
-              <w:t>751</w:t>
+              <w:t>760</w:t>
             </w:r>
           </w:p>
         </w:tc>
@@ -2813,7 +2813,7 @@
               <w:jc w:val="right"/>
             </w:pPr>
             <w:r>
-              <w:t>373 of 375</w:t>
+              <w:t>381 of 383</w:t>
             </w:r>
           </w:p>
         </w:tc>

--- a/docs/Carnet-Business-Case.docx
+++ b/docs/Carnet-Business-Case.docx
@@ -2633,7 +2633,7 @@
           <w:color w:val="535E60"/>
           <w:sz w:val="21"/>
         </w:rPr>
-        <w:t>Counted from the repository on 20 September 2026. This section is generated by infra/scripts/update-business-case.py and rewritten each time the product changes. Everything above it is written by hand.</w:t>
+        <w:t>Counted from the repository on 23 September 2026. This section is generated by infra/scripts/update-business-case.py and rewritten each time the product changes. Everything above it is written by hand.</w:t>
       </w:r>
     </w:p>
     <w:tbl>
@@ -2763,7 +2763,7 @@
               <w:jc w:val="right"/>
             </w:pPr>
             <w:r>
-              <w:t>83</w:t>
+              <w:t>84</w:t>
             </w:r>
           </w:p>
         </w:tc>
@@ -2788,7 +2788,7 @@
               <w:jc w:val="right"/>
             </w:pPr>
             <w:r>
-              <w:t>760</w:t>
+              <w:t>765</w:t>
             </w:r>
           </w:p>
         </w:tc>
@@ -2813,7 +2813,7 @@
               <w:jc w:val="right"/>
             </w:pPr>
             <w:r>
-              <w:t>381 of 383</w:t>
+              <w:t>385 of 387</w:t>
             </w:r>
           </w:p>
         </w:tc>

--- a/docs/Carnet-Business-Case.docx
+++ b/docs/Carnet-Business-Case.docx
@@ -2788,7 +2788,7 @@
               <w:jc w:val="right"/>
             </w:pPr>
             <w:r>
-              <w:t>765</w:t>
+              <w:t>768</w:t>
             </w:r>
           </w:p>
         </w:tc>
@@ -2813,7 +2813,7 @@
               <w:jc w:val="right"/>
             </w:pPr>
             <w:r>
-              <w:t>385 of 387</w:t>
+              <w:t>389 of 391</w:t>
             </w:r>
           </w:p>
         </w:tc>

--- a/docs/Carnet-Business-Case.docx
+++ b/docs/Carnet-Business-Case.docx
@@ -2763,7 +2763,7 @@
               <w:jc w:val="right"/>
             </w:pPr>
             <w:r>
-              <w:t>84</w:t>
+              <w:t>85</w:t>
             </w:r>
           </w:p>
         </w:tc>
@@ -2788,7 +2788,7 @@
               <w:jc w:val="right"/>
             </w:pPr>
             <w:r>
-              <w:t>768</w:t>
+              <w:t>773</w:t>
             </w:r>
           </w:p>
         </w:tc>
@@ -2813,7 +2813,7 @@
               <w:jc w:val="right"/>
             </w:pPr>
             <w:r>
-              <w:t>389 of 391</w:t>
+              <w:t>396 of 398</w:t>
             </w:r>
           </w:p>
         </w:tc>

--- a/docs/Carnet-Business-Case.docx
+++ b/docs/Carnet-Business-Case.docx
@@ -2688,7 +2688,7 @@
               <w:jc w:val="right"/>
             </w:pPr>
             <w:r>
-              <w:t>129</w:t>
+              <w:t>130</w:t>
             </w:r>
           </w:p>
         </w:tc>
@@ -2713,7 +2713,7 @@
               <w:jc w:val="right"/>
             </w:pPr>
             <w:r>
-              <w:t>154</w:t>
+              <w:t>156</w:t>
             </w:r>
           </w:p>
         </w:tc>
@@ -2763,7 +2763,7 @@
               <w:jc w:val="right"/>
             </w:pPr>
             <w:r>
-              <w:t>85</w:t>
+              <w:t>86</w:t>
             </w:r>
           </w:p>
         </w:tc>
@@ -2788,7 +2788,7 @@
               <w:jc w:val="right"/>
             </w:pPr>
             <w:r>
-              <w:t>773</w:t>
+              <w:t>780</w:t>
             </w:r>
           </w:p>
         </w:tc>
@@ -2813,7 +2813,7 @@
               <w:jc w:val="right"/>
             </w:pPr>
             <w:r>
-              <w:t>396 of 398</w:t>
+              <w:t>403 of 405</w:t>
             </w:r>
           </w:p>
         </w:tc>

--- a/docs/Carnet-Business-Case.docx
+++ b/docs/Carnet-Business-Case.docx
@@ -2763,7 +2763,7 @@
               <w:jc w:val="right"/>
             </w:pPr>
             <w:r>
-              <w:t>86</w:t>
+              <w:t>87</w:t>
             </w:r>
           </w:p>
         </w:tc>
@@ -2788,7 +2788,7 @@
               <w:jc w:val="right"/>
             </w:pPr>
             <w:r>
-              <w:t>780</w:t>
+              <w:t>783</w:t>
             </w:r>
           </w:p>
         </w:tc>
@@ -2813,7 +2813,7 @@
               <w:jc w:val="right"/>
             </w:pPr>
             <w:r>
-              <w:t>403 of 405</w:t>
+              <w:t>404 of 407</w:t>
             </w:r>
           </w:p>
         </w:tc>
@@ -2838,7 +2838,7 @@
               <w:jc w:val="right"/>
             </w:pPr>
             <w:r>
-              <w:t>1</w:t>
+              <w:t>2</w:t>
             </w:r>
           </w:p>
         </w:tc>

--- a/docs/Carnet-Business-Case.docx
+++ b/docs/Carnet-Business-Case.docx
@@ -2633,7 +2633,7 @@
           <w:color w:val="535E60"/>
           <w:sz w:val="21"/>
         </w:rPr>
-        <w:t>Counted from the repository on 23 September 2026. This section is generated by infra/scripts/update-business-case.py and rewritten each time the product changes. Everything above it is written by hand.</w:t>
+        <w:t>Counted from the repository on 24 September 2026. This section is generated by infra/scripts/update-business-case.py and rewritten each time the product changes. Everything above it is written by hand.</w:t>
       </w:r>
     </w:p>
     <w:tbl>
@@ -2713,7 +2713,7 @@
               <w:jc w:val="right"/>
             </w:pPr>
             <w:r>
-              <w:t>156</w:t>
+              <w:t>157</w:t>
             </w:r>
           </w:p>
         </w:tc>
@@ -2763,7 +2763,7 @@
               <w:jc w:val="right"/>
             </w:pPr>
             <w:r>
-              <w:t>87</w:t>
+              <w:t>88</w:t>
             </w:r>
           </w:p>
         </w:tc>
@@ -2788,7 +2788,7 @@
               <w:jc w:val="right"/>
             </w:pPr>
             <w:r>
-              <w:t>783</w:t>
+              <w:t>787</w:t>
             </w:r>
           </w:p>
         </w:tc>
@@ -2813,7 +2813,7 @@
               <w:jc w:val="right"/>
             </w:pPr>
             <w:r>
-              <w:t>404 of 407</w:t>
+              <w:t>408 of 411</w:t>
             </w:r>
           </w:p>
         </w:tc>

--- a/docs/Carnet-Business-Case.docx
+++ b/docs/Carnet-Business-Case.docx
@@ -2788,7 +2788,7 @@
               <w:jc w:val="right"/>
             </w:pPr>
             <w:r>
-              <w:t>787</w:t>
+              <w:t>791</w:t>
             </w:r>
           </w:p>
         </w:tc>
@@ -2813,7 +2813,7 @@
               <w:jc w:val="right"/>
             </w:pPr>
             <w:r>
-              <w:t>408 of 411</w:t>
+              <w:t>411 of 414</w:t>
             </w:r>
           </w:p>
         </w:tc>

--- a/docs/Carnet-Business-Case.docx
+++ b/docs/Carnet-Business-Case.docx
@@ -2813,7 +2813,7 @@
               <w:jc w:val="right"/>
             </w:pPr>
             <w:r>
-              <w:t>411 of 414</w:t>
+              <w:t>413 of 417</w:t>
             </w:r>
           </w:p>
         </w:tc>
@@ -2838,7 +2838,7 @@
               <w:jc w:val="right"/>
             </w:pPr>
             <w:r>
-              <w:t>2</w:t>
+              <w:t>3</w:t>
             </w:r>
           </w:p>
         </w:tc>

--- a/docs/Carnet-Business-Case.docx
+++ b/docs/Carnet-Business-Case.docx
@@ -2763,7 +2763,7 @@
               <w:jc w:val="right"/>
             </w:pPr>
             <w:r>
-              <w:t>88</w:t>
+              <w:t>89</w:t>
             </w:r>
           </w:p>
         </w:tc>
@@ -2788,7 +2788,7 @@
               <w:jc w:val="right"/>
             </w:pPr>
             <w:r>
-              <w:t>791</w:t>
+              <w:t>795</w:t>
             </w:r>
           </w:p>
         </w:tc>
@@ -2813,7 +2813,7 @@
               <w:jc w:val="right"/>
             </w:pPr>
             <w:r>
-              <w:t>413 of 417</w:t>
+              <w:t>416 of 420</w:t>
             </w:r>
           </w:p>
         </w:tc>

--- a/docs/Carnet-Business-Case.docx
+++ b/docs/Carnet-Business-Case.docx
@@ -2763,7 +2763,7 @@
               <w:jc w:val="right"/>
             </w:pPr>
             <w:r>
-              <w:t>89</w:t>
+              <w:t>90</w:t>
             </w:r>
           </w:p>
         </w:tc>
@@ -2788,7 +2788,7 @@
               <w:jc w:val="right"/>
             </w:pPr>
             <w:r>
-              <w:t>795</w:t>
+              <w:t>799</w:t>
             </w:r>
           </w:p>
         </w:tc>
@@ -2813,7 +2813,7 @@
               <w:jc w:val="right"/>
             </w:pPr>
             <w:r>
-              <w:t>416 of 420</w:t>
+              <w:t>418 of 422</w:t>
             </w:r>
           </w:p>
         </w:tc>

--- a/docs/Carnet-Business-Case.docx
+++ b/docs/Carnet-Business-Case.docx
@@ -2788,7 +2788,7 @@
               <w:jc w:val="right"/>
             </w:pPr>
             <w:r>
-              <w:t>799</w:t>
+              <w:t>801</w:t>
             </w:r>
           </w:p>
         </w:tc>
@@ -2813,7 +2813,7 @@
               <w:jc w:val="right"/>
             </w:pPr>
             <w:r>
-              <w:t>418 of 422</w:t>
+              <w:t>419 of 423</w:t>
             </w:r>
           </w:p>
         </w:tc>

--- a/docs/Carnet-Business-Case.docx
+++ b/docs/Carnet-Business-Case.docx
@@ -2633,7 +2633,7 @@
           <w:color w:val="535E60"/>
           <w:sz w:val="21"/>
         </w:rPr>
-        <w:t>Counted from the repository on 24 September 2026. This section is generated by infra/scripts/update-business-case.py and rewritten each time the product changes. Everything above it is written by hand.</w:t>
+        <w:t>Counted from the repository on 25 September 2026. This section is generated by infra/scripts/update-business-case.py and rewritten each time the product changes. Everything above it is written by hand.</w:t>
       </w:r>
     </w:p>
     <w:tbl>
@@ -2788,7 +2788,7 @@
               <w:jc w:val="right"/>
             </w:pPr>
             <w:r>
-              <w:t>801</w:t>
+              <w:t>803</w:t>
             </w:r>
           </w:p>
         </w:tc>

--- a/docs/Carnet-Business-Case.docx
+++ b/docs/Carnet-Business-Case.docx
@@ -2788,7 +2788,7 @@
               <w:jc w:val="right"/>
             </w:pPr>
             <w:r>
-              <w:t>803</w:t>
+              <w:t>805</w:t>
             </w:r>
           </w:p>
         </w:tc>

--- a/docs/Carnet-Business-Case.docx
+++ b/docs/Carnet-Business-Case.docx
@@ -2788,7 +2788,7 @@
               <w:jc w:val="right"/>
             </w:pPr>
             <w:r>
-              <w:t>805</w:t>
+              <w:t>807</w:t>
             </w:r>
           </w:p>
         </w:tc>
@@ -2813,7 +2813,7 @@
               <w:jc w:val="right"/>
             </w:pPr>
             <w:r>
-              <w:t>419 of 423</w:t>
+              <w:t>421 of 425</w:t>
             </w:r>
           </w:p>
         </w:tc>

--- a/docs/Carnet-Business-Case.docx
+++ b/docs/Carnet-Business-Case.docx
@@ -2788,7 +2788,7 @@
               <w:jc w:val="right"/>
             </w:pPr>
             <w:r>
-              <w:t>807</w:t>
+              <w:t>809</w:t>
             </w:r>
           </w:p>
         </w:tc>

--- a/docs/Carnet-Business-Case.docx
+++ b/docs/Carnet-Business-Case.docx
@@ -2788,7 +2788,7 @@
               <w:jc w:val="right"/>
             </w:pPr>
             <w:r>
-              <w:t>809</w:t>
+              <w:t>812</w:t>
             </w:r>
           </w:p>
         </w:tc>
@@ -2813,7 +2813,7 @@
               <w:jc w:val="right"/>
             </w:pPr>
             <w:r>
-              <w:t>421 of 425</w:t>
+              <w:t>422 of 426</w:t>
             </w:r>
           </w:p>
         </w:tc>

--- a/docs/Carnet-Business-Case.docx
+++ b/docs/Carnet-Business-Case.docx
@@ -2633,7 +2633,7 @@
           <w:color w:val="535E60"/>
           <w:sz w:val="21"/>
         </w:rPr>
-        <w:t>Counted from the repository on 25 September 2026. This section is generated by infra/scripts/update-business-case.py and rewritten each time the product changes. Everything above it is written by hand.</w:t>
+        <w:t>Counted from the repository on 26 September 2026. This section is generated by infra/scripts/update-business-case.py and rewritten each time the product changes. Everything above it is written by hand.</w:t>
       </w:r>
     </w:p>
     <w:tbl>
@@ -2763,7 +2763,7 @@
               <w:jc w:val="right"/>
             </w:pPr>
             <w:r>
-              <w:t>90</w:t>
+              <w:t>91</w:t>
             </w:r>
           </w:p>
         </w:tc>
@@ -2788,7 +2788,7 @@
               <w:jc w:val="right"/>
             </w:pPr>
             <w:r>
-              <w:t>812</w:t>
+              <w:t>816</w:t>
             </w:r>
           </w:p>
         </w:tc>
@@ -2813,7 +2813,7 @@
               <w:jc w:val="right"/>
             </w:pPr>
             <w:r>
-              <w:t>422 of 426</w:t>
+              <w:t>423 of 426</w:t>
             </w:r>
           </w:p>
         </w:tc>
@@ -2838,7 +2838,7 @@
               <w:jc w:val="right"/>
             </w:pPr>
             <w:r>
-              <w:t>3</w:t>
+              <w:t>2</w:t>
             </w:r>
           </w:p>
         </w:tc>

--- a/docs/Carnet-Business-Case.docx
+++ b/docs/Carnet-Business-Case.docx
@@ -2633,7 +2633,7 @@
           <w:color w:val="535E60"/>
           <w:sz w:val="21"/>
         </w:rPr>
-        <w:t>Counted from the repository on 26 September 2026. This section is generated by infra/scripts/update-business-case.py and rewritten each time the product changes. Everything above it is written by hand.</w:t>
+        <w:t>Counted from the repository on 27 September 2026. This section is generated by infra/scripts/update-business-case.py and rewritten each time the product changes. Everything above it is written by hand.</w:t>
       </w:r>
     </w:p>
     <w:tbl>
@@ -2713,7 +2713,7 @@
               <w:jc w:val="right"/>
             </w:pPr>
             <w:r>
-              <w:t>157</w:t>
+              <w:t>161</w:t>
             </w:r>
           </w:p>
         </w:tc>
@@ -2763,7 +2763,7 @@
               <w:jc w:val="right"/>
             </w:pPr>
             <w:r>
-              <w:t>91</w:t>
+              <w:t>92</w:t>
             </w:r>
           </w:p>
         </w:tc>
@@ -2788,7 +2788,7 @@
               <w:jc w:val="right"/>
             </w:pPr>
             <w:r>
-              <w:t>816</w:t>
+              <w:t>824</w:t>
             </w:r>
           </w:p>
         </w:tc>
@@ -2813,7 +2813,7 @@
               <w:jc w:val="right"/>
             </w:pPr>
             <w:r>
-              <w:t>423 of 426</w:t>
+              <w:t>424 of 426</w:t>
             </w:r>
           </w:p>
         </w:tc>

--- a/docs/Carnet-Business-Case.docx
+++ b/docs/Carnet-Business-Case.docx
@@ -2788,7 +2788,7 @@
               <w:jc w:val="right"/>
             </w:pPr>
             <w:r>
-              <w:t>824</w:t>
+              <w:t>827</w:t>
             </w:r>
           </w:p>
         </w:tc>

--- a/docs/Carnet-Business-Case.docx
+++ b/docs/Carnet-Business-Case.docx
@@ -2633,7 +2633,7 @@
           <w:color w:val="535E60"/>
           <w:sz w:val="21"/>
         </w:rPr>
-        <w:t>Counted from the repository on 27 September 2026. This section is generated by infra/scripts/update-business-case.py and rewritten each time the product changes. Everything above it is written by hand.</w:t>
+        <w:t>Counted from the repository on 28 September 2026. This section is generated by infra/scripts/update-business-case.py and rewritten each time the product changes. Everything above it is written by hand.</w:t>
       </w:r>
     </w:p>
     <w:tbl>
@@ -2688,7 +2688,7 @@
               <w:jc w:val="right"/>
             </w:pPr>
             <w:r>
-              <w:t>130</w:t>
+              <w:t>131</w:t>
             </w:r>
           </w:p>
         </w:tc>
@@ -2763,7 +2763,7 @@
               <w:jc w:val="right"/>
             </w:pPr>
             <w:r>
-              <w:t>92</w:t>
+              <w:t>93</w:t>
             </w:r>
           </w:p>
         </w:tc>
@@ -2788,7 +2788,7 @@
               <w:jc w:val="right"/>
             </w:pPr>
             <w:r>
-              <w:t>827</w:t>
+              <w:t>832</w:t>
             </w:r>
           </w:p>
         </w:tc>
@@ -2813,7 +2813,7 @@
               <w:jc w:val="right"/>
             </w:pPr>
             <w:r>
-              <w:t>424 of 426</w:t>
+              <w:t>428 of 430</w:t>
             </w:r>
           </w:p>
         </w:tc>

--- a/docs/Carnet-Business-Case.docx
+++ b/docs/Carnet-Business-Case.docx
@@ -2713,7 +2713,7 @@
               <w:jc w:val="right"/>
             </w:pPr>
             <w:r>
-              <w:t>161</w:t>
+              <w:t>163</w:t>
             </w:r>
           </w:p>
         </w:tc>
@@ -2763,7 +2763,7 @@
               <w:jc w:val="right"/>
             </w:pPr>
             <w:r>
-              <w:t>93</w:t>
+              <w:t>94</w:t>
             </w:r>
           </w:p>
         </w:tc>
@@ -2788,7 +2788,7 @@
               <w:jc w:val="right"/>
             </w:pPr>
             <w:r>
-              <w:t>832</w:t>
+              <w:t>839</w:t>
             </w:r>
           </w:p>
         </w:tc>
@@ -2813,7 +2813,7 @@
               <w:jc w:val="right"/>
             </w:pPr>
             <w:r>
-              <w:t>428 of 430</w:t>
+              <w:t>432 of 434</w:t>
             </w:r>
           </w:p>
         </w:tc>

--- a/docs/Carnet-Business-Case.docx
+++ b/docs/Carnet-Business-Case.docx
@@ -2763,7 +2763,7 @@
               <w:jc w:val="right"/>
             </w:pPr>
             <w:r>
-              <w:t>94</w:t>
+              <w:t>95</w:t>
             </w:r>
           </w:p>
         </w:tc>
@@ -2788,7 +2788,7 @@
               <w:jc w:val="right"/>
             </w:pPr>
             <w:r>
-              <w:t>839</w:t>
+              <w:t>846</w:t>
             </w:r>
           </w:p>
         </w:tc>
@@ -2813,7 +2813,7 @@
               <w:jc w:val="right"/>
             </w:pPr>
             <w:r>
-              <w:t>432 of 434</w:t>
+              <w:t>438 of 440</w:t>
             </w:r>
           </w:p>
         </w:tc>

--- a/docs/Carnet-Business-Case.docx
+++ b/docs/Carnet-Business-Case.docx
@@ -2633,7 +2633,7 @@
           <w:color w:val="535E60"/>
           <w:sz w:val="21"/>
         </w:rPr>
-        <w:t>Counted from the repository on 28 September 2026. This section is generated by infra/scripts/update-business-case.py and rewritten each time the product changes. Everything above it is written by hand.</w:t>
+        <w:t>Counted from the repository on 29 September 2026. This section is generated by infra/scripts/update-business-case.py and rewritten each time the product changes. Everything above it is written by hand.</w:t>
       </w:r>
     </w:p>
     <w:tbl>
@@ -2713,7 +2713,7 @@
               <w:jc w:val="right"/>
             </w:pPr>
             <w:r>
-              <w:t>163</w:t>
+              <w:t>164</w:t>
             </w:r>
           </w:p>
         </w:tc>
@@ -2763,7 +2763,7 @@
               <w:jc w:val="right"/>
             </w:pPr>
             <w:r>
-              <w:t>95</w:t>
+              <w:t>96</w:t>
             </w:r>
           </w:p>
         </w:tc>
@@ -2788,7 +2788,7 @@
               <w:jc w:val="right"/>
             </w:pPr>
             <w:r>
-              <w:t>846</w:t>
+              <w:t>858</w:t>
             </w:r>
           </w:p>
         </w:tc>
@@ -2813,7 +2813,7 @@
               <w:jc w:val="right"/>
             </w:pPr>
             <w:r>
-              <w:t>438 of 440</w:t>
+              <w:t>447 of 449</w:t>
             </w:r>
           </w:p>
         </w:tc>

--- a/docs/Carnet-Business-Case.docx
+++ b/docs/Carnet-Business-Case.docx
@@ -2688,7 +2688,7 @@
               <w:jc w:val="right"/>
             </w:pPr>
             <w:r>
-              <w:t>131</w:t>
+              <w:t>132</w:t>
             </w:r>
           </w:p>
         </w:tc>
@@ -2713,7 +2713,7 @@
               <w:jc w:val="right"/>
             </w:pPr>
             <w:r>
-              <w:t>164</w:t>
+              <w:t>165</w:t>
             </w:r>
           </w:p>
         </w:tc>
@@ -2763,7 +2763,7 @@
               <w:jc w:val="right"/>
             </w:pPr>
             <w:r>
-              <w:t>96</w:t>
+              <w:t>97</w:t>
             </w:r>
           </w:p>
         </w:tc>
@@ -2788,7 +2788,7 @@
               <w:jc w:val="right"/>
             </w:pPr>
             <w:r>
-              <w:t>858</w:t>
+              <w:t>868</w:t>
             </w:r>
           </w:p>
         </w:tc>
@@ -2813,7 +2813,7 @@
               <w:jc w:val="right"/>
             </w:pPr>
             <w:r>
-              <w:t>447 of 449</w:t>
+              <w:t>455 of 457</w:t>
             </w:r>
           </w:p>
         </w:tc>

--- a/docs/Carnet-Business-Case.docx
+++ b/docs/Carnet-Business-Case.docx
@@ -2688,7 +2688,7 @@
               <w:jc w:val="right"/>
             </w:pPr>
             <w:r>
-              <w:t>132</w:t>
+              <w:t>134</w:t>
             </w:r>
           </w:p>
         </w:tc>
@@ -2713,7 +2713,7 @@
               <w:jc w:val="right"/>
             </w:pPr>
             <w:r>
-              <w:t>165</w:t>
+              <w:t>167</w:t>
             </w:r>
           </w:p>
         </w:tc>
@@ -2763,7 +2763,7 @@
               <w:jc w:val="right"/>
             </w:pPr>
             <w:r>
-              <w:t>97</w:t>
+              <w:t>98</w:t>
             </w:r>
           </w:p>
         </w:tc>
@@ -2788,7 +2788,7 @@
               <w:jc w:val="right"/>
             </w:pPr>
             <w:r>
-              <w:t>868</w:t>
+              <w:t>879</w:t>
             </w:r>
           </w:p>
         </w:tc>
@@ -2813,7 +2813,7 @@
               <w:jc w:val="right"/>
             </w:pPr>
             <w:r>
-              <w:t>455 of 457</w:t>
+              <w:t>463 of 465</w:t>
             </w:r>
           </w:p>
         </w:tc>

--- a/docs/Carnet-Business-Case.docx
+++ b/docs/Carnet-Business-Case.docx
@@ -2713,7 +2713,7 @@
               <w:jc w:val="right"/>
             </w:pPr>
             <w:r>
-              <w:t>167</w:t>
+              <w:t>169</w:t>
             </w:r>
           </w:p>
         </w:tc>
@@ -2763,7 +2763,7 @@
               <w:jc w:val="right"/>
             </w:pPr>
             <w:r>
-              <w:t>98</w:t>
+              <w:t>99</w:t>
             </w:r>
           </w:p>
         </w:tc>
@@ -2788,7 +2788,7 @@
               <w:jc w:val="right"/>
             </w:pPr>
             <w:r>
-              <w:t>879</w:t>
+              <w:t>888</w:t>
             </w:r>
           </w:p>
         </w:tc>
@@ -2813,7 +2813,7 @@
               <w:jc w:val="right"/>
             </w:pPr>
             <w:r>
-              <w:t>463 of 465</w:t>
+              <w:t>470 of 472</w:t>
             </w:r>
           </w:p>
         </w:tc>

--- a/docs/Carnet-Business-Case.docx
+++ b/docs/Carnet-Business-Case.docx
@@ -2763,7 +2763,7 @@
               <w:jc w:val="right"/>
             </w:pPr>
             <w:r>
-              <w:t>99</w:t>
+              <w:t>100</w:t>
             </w:r>
           </w:p>
         </w:tc>
@@ -2788,7 +2788,7 @@
               <w:jc w:val="right"/>
             </w:pPr>
             <w:r>
-              <w:t>888</w:t>
+              <w:t>898</w:t>
             </w:r>
           </w:p>
         </w:tc>
@@ -2813,7 +2813,7 @@
               <w:jc w:val="right"/>
             </w:pPr>
             <w:r>
-              <w:t>470 of 472</w:t>
+              <w:t>477 of 479</w:t>
             </w:r>
           </w:p>
         </w:tc>

--- a/docs/Carnet-Business-Case.docx
+++ b/docs/Carnet-Business-Case.docx
@@ -2688,7 +2688,7 @@
               <w:jc w:val="right"/>
             </w:pPr>
             <w:r>
-              <w:t>134</w:t>
+              <w:t>135</w:t>
             </w:r>
           </w:p>
         </w:tc>
@@ -2763,7 +2763,7 @@
               <w:jc w:val="right"/>
             </w:pPr>
             <w:r>
-              <w:t>100</w:t>
+              <w:t>101</w:t>
             </w:r>
           </w:p>
         </w:tc>
@@ -2788,7 +2788,7 @@
               <w:jc w:val="right"/>
             </w:pPr>
             <w:r>
-              <w:t>898</w:t>
+              <w:t>907</w:t>
             </w:r>
           </w:p>
         </w:tc>
@@ -2813,7 +2813,7 @@
               <w:jc w:val="right"/>
             </w:pPr>
             <w:r>
-              <w:t>477 of 479</w:t>
+              <w:t>485 of 487</w:t>
             </w:r>
           </w:p>
         </w:tc>

--- a/docs/Carnet-Business-Case.docx
+++ b/docs/Carnet-Business-Case.docx
@@ -2633,7 +2633,7 @@
           <w:color w:val="535E60"/>
           <w:sz w:val="21"/>
         </w:rPr>
-        <w:t>Counted from the repository on 29 September 2026. This section is generated by infra/scripts/update-business-case.py and rewritten each time the product changes. Everything above it is written by hand.</w:t>
+        <w:t>Counted from the repository on 30 September 2026. This section is generated by infra/scripts/update-business-case.py and rewritten each time the product changes. Everything above it is written by hand.</w:t>
       </w:r>
     </w:p>
     <w:tbl>
@@ -2688,7 +2688,7 @@
               <w:jc w:val="right"/>
             </w:pPr>
             <w:r>
-              <w:t>135</w:t>
+              <w:t>137</w:t>
             </w:r>
           </w:p>
         </w:tc>
@@ -2763,7 +2763,7 @@
               <w:jc w:val="right"/>
             </w:pPr>
             <w:r>
-              <w:t>101</w:t>
+              <w:t>102</w:t>
             </w:r>
           </w:p>
         </w:tc>
@@ -2788,7 +2788,7 @@
               <w:jc w:val="right"/>
             </w:pPr>
             <w:r>
-              <w:t>907</w:t>
+              <w:t>916</w:t>
             </w:r>
           </w:p>
         </w:tc>
@@ -2813,7 +2813,7 @@
               <w:jc w:val="right"/>
             </w:pPr>
             <w:r>
-              <w:t>485 of 487</w:t>
+              <w:t>493 of 495</w:t>
             </w:r>
           </w:p>
         </w:tc>

--- a/docs/Carnet-Business-Case.docx
+++ b/docs/Carnet-Business-Case.docx
@@ -2688,7 +2688,7 @@
               <w:jc w:val="right"/>
             </w:pPr>
             <w:r>
-              <w:t>137</w:t>
+              <w:t>138</w:t>
             </w:r>
           </w:p>
         </w:tc>
@@ -2763,7 +2763,7 @@
               <w:jc w:val="right"/>
             </w:pPr>
             <w:r>
-              <w:t>102</w:t>
+              <w:t>103</w:t>
             </w:r>
           </w:p>
         </w:tc>
@@ -2788,7 +2788,7 @@
               <w:jc w:val="right"/>
             </w:pPr>
             <w:r>
-              <w:t>916</w:t>
+              <w:t>925</w:t>
             </w:r>
           </w:p>
         </w:tc>
@@ -2813,7 +2813,7 @@
               <w:jc w:val="right"/>
             </w:pPr>
             <w:r>
-              <w:t>493 of 495</w:t>
+              <w:t>501 of 503</w:t>
             </w:r>
           </w:p>
         </w:tc>

--- a/docs/Carnet-Business-Case.docx
+++ b/docs/Carnet-Business-Case.docx
@@ -2688,7 +2688,7 @@
               <w:jc w:val="right"/>
             </w:pPr>
             <w:r>
-              <w:t>138</w:t>
+              <w:t>139</w:t>
             </w:r>
           </w:p>
         </w:tc>
@@ -2713,7 +2713,7 @@
               <w:jc w:val="right"/>
             </w:pPr>
             <w:r>
-              <w:t>169</w:t>
+              <w:t>171</w:t>
             </w:r>
           </w:p>
         </w:tc>
@@ -2763,7 +2763,7 @@
               <w:jc w:val="right"/>
             </w:pPr>
             <w:r>
-              <w:t>103</w:t>
+              <w:t>104</w:t>
             </w:r>
           </w:p>
         </w:tc>
@@ -2788,7 +2788,7 @@
               <w:jc w:val="right"/>
             </w:pPr>
             <w:r>
-              <w:t>925</w:t>
+              <w:t>936</w:t>
             </w:r>
           </w:p>
         </w:tc>
@@ -2813,7 +2813,7 @@
               <w:jc w:val="right"/>
             </w:pPr>
             <w:r>
-              <w:t>501 of 503</w:t>
+              <w:t>510 of 512</w:t>
             </w:r>
           </w:p>
         </w:tc>

--- a/docs/Carnet-Business-Case.docx
+++ b/docs/Carnet-Business-Case.docx
@@ -2633,7 +2633,7 @@
           <w:color w:val="535E60"/>
           <w:sz w:val="21"/>
         </w:rPr>
-        <w:t>Counted from the repository on 30 September 2026. This section is generated by infra/scripts/update-business-case.py and rewritten each time the product changes. Everything above it is written by hand.</w:t>
+        <w:t>Counted from the repository on 01 October 2026. This section is generated by infra/scripts/update-business-case.py and rewritten each time the product changes. Everything above it is written by hand.</w:t>
       </w:r>
     </w:p>
     <w:tbl>
@@ -2688,7 +2688,7 @@
               <w:jc w:val="right"/>
             </w:pPr>
             <w:r>
-              <w:t>139</w:t>
+              <w:t>140</w:t>
             </w:r>
           </w:p>
         </w:tc>
@@ -2763,7 +2763,7 @@
               <w:jc w:val="right"/>
             </w:pPr>
             <w:r>
-              <w:t>104</w:t>
+              <w:t>105</w:t>
             </w:r>
           </w:p>
         </w:tc>
@@ -2788,7 +2788,7 @@
               <w:jc w:val="right"/>
             </w:pPr>
             <w:r>
-              <w:t>936</w:t>
+              <w:t>946</w:t>
             </w:r>
           </w:p>
         </w:tc>
@@ -2813,7 +2813,7 @@
               <w:jc w:val="right"/>
             </w:pPr>
             <w:r>
-              <w:t>510 of 512</w:t>
+              <w:t>519 of 521</w:t>
             </w:r>
           </w:p>
         </w:tc>

--- a/docs/Carnet-Business-Case.docx
+++ b/docs/Carnet-Business-Case.docx
@@ -2738,7 +2738,7 @@
               <w:jc w:val="right"/>
             </w:pPr>
             <w:r>
-              <w:t>0</w:t>
+              <w:t>2,083</w:t>
             </w:r>
           </w:p>
         </w:tc>
@@ -2763,7 +2763,7 @@
               <w:jc w:val="right"/>
             </w:pPr>
             <w:r>
-              <w:t>105</w:t>
+              <w:t>106</w:t>
             </w:r>
           </w:p>
         </w:tc>
@@ -2788,7 +2788,7 @@
               <w:jc w:val="right"/>
             </w:pPr>
             <w:r>
-              <w:t>946</w:t>
+              <w:t>956</w:t>
             </w:r>
           </w:p>
         </w:tc>
@@ -2813,7 +2813,7 @@
               <w:jc w:val="right"/>
             </w:pPr>
             <w:r>
-              <w:t>519 of 521</w:t>
+              <w:t>533 of 535</w:t>
             </w:r>
           </w:p>
         </w:tc>

--- a/docs/Carnet-Business-Case.docx
+++ b/docs/Carnet-Business-Case.docx
@@ -2688,7 +2688,7 @@
               <w:jc w:val="right"/>
             </w:pPr>
             <w:r>
-              <w:t>140</w:t>
+              <w:t>141</w:t>
             </w:r>
           </w:p>
         </w:tc>
@@ -2738,7 +2738,7 @@
               <w:jc w:val="right"/>
             </w:pPr>
             <w:r>
-              <w:t>2,083</w:t>
+              <w:t>2,094</w:t>
             </w:r>
           </w:p>
         </w:tc>
@@ -2763,7 +2763,7 @@
               <w:jc w:val="right"/>
             </w:pPr>
             <w:r>
-              <w:t>106</w:t>
+              <w:t>107</w:t>
             </w:r>
           </w:p>
         </w:tc>
@@ -2788,7 +2788,7 @@
               <w:jc w:val="right"/>
             </w:pPr>
             <w:r>
-              <w:t>956</w:t>
+              <w:t>966</w:t>
             </w:r>
           </w:p>
         </w:tc>
@@ -2813,7 +2813,7 @@
               <w:jc w:val="right"/>
             </w:pPr>
             <w:r>
-              <w:t>533 of 535</w:t>
+              <w:t>543 of 545</w:t>
             </w:r>
           </w:p>
         </w:tc>
